--- a/00-首页/题组Word/第一轮·综合套卷/第一轮综合卷10（学生版-打印版）.docx
+++ b/00-首页/题组Word/第一轮·综合套卷/第一轮综合卷10（学生版-打印版）.docx
@@ -2023,7 +2023,7 @@
         <m:sSup>
           <m:e>
             <m:r>
-              <m:t>​</m:t>
+              <m:t xml:space="preserve"> </m:t>
             </m:r>
           </m:e>
           <m:sup>
@@ -2069,7 +2069,7 @@
         <m:sSup>
           <m:e>
             <m:r>
-              <m:t>​</m:t>
+              <m:t xml:space="preserve"> </m:t>
             </m:r>
           </m:e>
           <m:sup>

--- a/00-首页/题组Word/第一轮·综合套卷/第一轮综合卷10（学生版-打印版）.docx
+++ b/00-首页/题组Word/第一轮·综合套卷/第一轮综合卷10（学生版-打印版）.docx
@@ -126,6 +126,7 @@
     <w:p>
       <w:pPr>
         <w:pStyle w:val="BodyText"/>
+        <w:spacing w:before="0" w:after="0"/>
       </w:pPr>
       <w:r>
         <w:rPr>
@@ -293,8 +294,8 @@
     <w:p>
       <w:pPr>
         <w:pStyle w:val="BodyText"/>
+        <w:spacing w:before="0" w:after="0"/>
         <w:ind w:left="480" w:hanging="480"/>
-        <w:spacing w:after="0"/>
       </w:pPr>
       <w:r>
         <w:rPr>
@@ -409,8 +410,8 @@
     <w:p>
       <w:pPr>
         <w:pStyle w:val="BodyText"/>
+        <w:spacing w:before="0" w:after="0"/>
         <w:ind w:left="480" w:hanging="480"/>
-        <w:spacing w:before="0" w:after="0"/>
       </w:pPr>
       <w:r>
         <w:rPr>
@@ -483,8 +484,8 @@
     <w:p>
       <w:pPr>
         <w:pStyle w:val="BodyText"/>
+        <w:spacing w:before="0" w:after="0"/>
         <w:ind w:left="480" w:hanging="480"/>
-        <w:spacing w:before="0" w:after="180"/>
       </w:pPr>
       <w:r>
         <w:rPr>
@@ -656,8 +657,8 @@
     <w:p>
       <w:pPr>
         <w:pStyle w:val="FirstParagraph"/>
+        <w:spacing w:before="0" w:after="0"/>
         <w:ind w:left="480" w:hanging="480"/>
-        <w:spacing w:after="0"/>
       </w:pPr>
       <w:r>
         <w:rPr>
@@ -699,14 +700,51 @@
     <w:p>
       <w:pPr>
         <w:pStyle w:val="FirstParagraph"/>
+        <w:spacing w:before="0" w:after="0"/>
         <w:ind w:left="480" w:hanging="480"/>
+      </w:pPr>
+      <w:r>
+        <w:rPr>
+          <w:rFonts w:ascii="Times New Roman" w:hAnsi="Times New Roman" w:eastAsia="Times New Roman" w:cs="Times New Roman"/>
+        </w:rPr>
+        <w:t xml:space="preserve">A. </w:t>
+      </w:r>
+      <w:r>
+        <w:rPr>
+          <w:rFonts w:hint="eastAsia" w:ascii="Times New Roman" w:hAnsi="Times New Roman" w:eastAsia="FangSong" w:cs="Times New Roman"/>
+        </w:rPr>
+        <w:t>离子电荷高</w:t>
+      </w:r>
+      <w:r>
+        <w:rPr>
+          <w:rFonts w:hint="eastAsia" w:ascii="Times New Roman" w:hAnsi="Times New Roman" w:eastAsia="Times New Roman" w:cs="Times New Roman"/>
+        </w:rPr>
+        <w:t>、</w:t>
+      </w:r>
+      <w:r>
+        <w:rPr>
+          <w:rFonts w:hint="eastAsia" w:ascii="Times New Roman" w:hAnsi="Times New Roman" w:eastAsia="FangSong" w:cs="Times New Roman"/>
+        </w:rPr>
+        <w:t>离子半径大</w:t>
+      </w:r>
+      <w:r>
+        <w:rPr>
+          <w:rFonts w:ascii="Times New Roman" w:hAnsi="Times New Roman" w:eastAsia="Times New Roman" w:cs="Times New Roman"/>
+        </w:rPr>
+        <w:t xml:space="preserve"> </w:t>
+      </w:r>
+    </w:p>
+    <w:p>
+      <w:pPr>
+        <w:pStyle w:val="FirstParagraph"/>
         <w:spacing w:before="0" w:after="0"/>
-      </w:pPr>
-      <w:r>
-        <w:rPr>
-          <w:rFonts w:ascii="Times New Roman" w:hAnsi="Times New Roman" w:eastAsia="Times New Roman" w:cs="Times New Roman"/>
-        </w:rPr>
-        <w:t xml:space="preserve">A. </w:t>
+        <w:ind w:left="480" w:hanging="480"/>
+      </w:pPr>
+      <w:r>
+        <w:rPr>
+          <w:rFonts w:ascii="Times New Roman" w:hAnsi="Times New Roman" w:eastAsia="Times New Roman" w:cs="Times New Roman"/>
+        </w:rPr>
+        <w:t xml:space="preserve">B. </w:t>
       </w:r>
       <w:r>
         <w:rPr>
@@ -724,7 +762,7 @@
         <w:rPr>
           <w:rFonts w:hint="eastAsia" w:ascii="Times New Roman" w:hAnsi="Times New Roman" w:eastAsia="FangSong" w:cs="Times New Roman"/>
         </w:rPr>
-        <w:t>离子半径大</w:t>
+        <w:t>离子半径小</w:t>
       </w:r>
       <w:r>
         <w:rPr>
@@ -736,82 +774,45 @@
     <w:p>
       <w:pPr>
         <w:pStyle w:val="FirstParagraph"/>
+        <w:spacing w:before="0" w:after="0"/>
         <w:ind w:left="480" w:hanging="480"/>
+      </w:pPr>
+      <w:r>
+        <w:rPr>
+          <w:rFonts w:ascii="Times New Roman" w:hAnsi="Times New Roman" w:eastAsia="Times New Roman" w:cs="Times New Roman"/>
+        </w:rPr>
+        <w:t xml:space="preserve">C. </w:t>
+      </w:r>
+      <w:r>
+        <w:rPr>
+          <w:rFonts w:hint="eastAsia" w:ascii="Times New Roman" w:hAnsi="Times New Roman" w:eastAsia="FangSong" w:cs="Times New Roman"/>
+        </w:rPr>
+        <w:t>离子电荷低</w:t>
+      </w:r>
+      <w:r>
+        <w:rPr>
+          <w:rFonts w:hint="eastAsia" w:ascii="Times New Roman" w:hAnsi="Times New Roman" w:eastAsia="Times New Roman" w:cs="Times New Roman"/>
+        </w:rPr>
+        <w:t>、</w:t>
+      </w:r>
+      <w:r>
+        <w:rPr>
+          <w:rFonts w:hint="eastAsia" w:ascii="Times New Roman" w:hAnsi="Times New Roman" w:eastAsia="FangSong" w:cs="Times New Roman"/>
+        </w:rPr>
+        <w:t>离子半径小</w:t>
+      </w:r>
+      <w:r>
+        <w:rPr>
+          <w:rFonts w:ascii="Times New Roman" w:hAnsi="Times New Roman" w:eastAsia="Times New Roman" w:cs="Times New Roman"/>
+        </w:rPr>
+        <w:t xml:space="preserve"> </w:t>
+      </w:r>
+    </w:p>
+    <w:p>
+      <w:pPr>
+        <w:pStyle w:val="FirstParagraph"/>
         <w:spacing w:before="0" w:after="0"/>
-      </w:pPr>
-      <w:r>
-        <w:rPr>
-          <w:rFonts w:ascii="Times New Roman" w:hAnsi="Times New Roman" w:eastAsia="Times New Roman" w:cs="Times New Roman"/>
-        </w:rPr>
-        <w:t xml:space="preserve">B. </w:t>
-      </w:r>
-      <w:r>
-        <w:rPr>
-          <w:rFonts w:hint="eastAsia" w:ascii="Times New Roman" w:hAnsi="Times New Roman" w:eastAsia="FangSong" w:cs="Times New Roman"/>
-        </w:rPr>
-        <w:t>离子电荷高</w:t>
-      </w:r>
-      <w:r>
-        <w:rPr>
-          <w:rFonts w:hint="eastAsia" w:ascii="Times New Roman" w:hAnsi="Times New Roman" w:eastAsia="Times New Roman" w:cs="Times New Roman"/>
-        </w:rPr>
-        <w:t>、</w:t>
-      </w:r>
-      <w:r>
-        <w:rPr>
-          <w:rFonts w:hint="eastAsia" w:ascii="Times New Roman" w:hAnsi="Times New Roman" w:eastAsia="FangSong" w:cs="Times New Roman"/>
-        </w:rPr>
-        <w:t>离子半径小</w:t>
-      </w:r>
-      <w:r>
-        <w:rPr>
-          <w:rFonts w:ascii="Times New Roman" w:hAnsi="Times New Roman" w:eastAsia="Times New Roman" w:cs="Times New Roman"/>
-        </w:rPr>
-        <w:t xml:space="preserve"> </w:t>
-      </w:r>
-    </w:p>
-    <w:p>
-      <w:pPr>
-        <w:pStyle w:val="FirstParagraph"/>
         <w:ind w:left="480" w:hanging="480"/>
-        <w:spacing w:before="0" w:after="0"/>
-      </w:pPr>
-      <w:r>
-        <w:rPr>
-          <w:rFonts w:ascii="Times New Roman" w:hAnsi="Times New Roman" w:eastAsia="Times New Roman" w:cs="Times New Roman"/>
-        </w:rPr>
-        <w:t xml:space="preserve">C. </w:t>
-      </w:r>
-      <w:r>
-        <w:rPr>
-          <w:rFonts w:hint="eastAsia" w:ascii="Times New Roman" w:hAnsi="Times New Roman" w:eastAsia="FangSong" w:cs="Times New Roman"/>
-        </w:rPr>
-        <w:t>离子电荷低</w:t>
-      </w:r>
-      <w:r>
-        <w:rPr>
-          <w:rFonts w:hint="eastAsia" w:ascii="Times New Roman" w:hAnsi="Times New Roman" w:eastAsia="Times New Roman" w:cs="Times New Roman"/>
-        </w:rPr>
-        <w:t>、</w:t>
-      </w:r>
-      <w:r>
-        <w:rPr>
-          <w:rFonts w:hint="eastAsia" w:ascii="Times New Roman" w:hAnsi="Times New Roman" w:eastAsia="FangSong" w:cs="Times New Roman"/>
-        </w:rPr>
-        <w:t>离子半径小</w:t>
-      </w:r>
-      <w:r>
-        <w:rPr>
-          <w:rFonts w:ascii="Times New Roman" w:hAnsi="Times New Roman" w:eastAsia="Times New Roman" w:cs="Times New Roman"/>
-        </w:rPr>
-        <w:t xml:space="preserve"> </w:t>
-      </w:r>
-    </w:p>
-    <w:p>
-      <w:pPr>
-        <w:pStyle w:val="FirstParagraph"/>
-        <w:ind w:left="480" w:hanging="480"/>
-        <w:spacing w:before="0" w:after="180"/>
       </w:pPr>
       <w:r>
         <w:rPr>
@@ -887,8 +888,8 @@
     <w:p>
       <w:pPr>
         <w:pStyle w:val="FirstParagraph"/>
+        <w:spacing w:before="0" w:after="0"/>
         <w:ind w:left="480" w:hanging="480"/>
-        <w:spacing w:after="0"/>
       </w:pPr>
       <w:r>
         <w:rPr>
@@ -924,101 +925,101 @@
     <w:p>
       <w:pPr>
         <w:pStyle w:val="FirstParagraph"/>
+        <w:spacing w:before="0" w:after="0"/>
         <w:ind w:left="480" w:hanging="480"/>
+      </w:pPr>
+      <w:r>
+        <w:rPr>
+          <w:rFonts w:hint="eastAsia" w:ascii="Times New Roman" w:hAnsi="Times New Roman" w:eastAsia="Times New Roman" w:cs="Times New Roman"/>
+        </w:rPr>
+        <w:t>A.</w:t>
+      </w:r>
+      <w:r>
+        <w:rPr>
+          <w:rFonts w:hint="eastAsia" w:ascii="Times New Roman" w:hAnsi="Times New Roman" w:eastAsia="FangSong" w:cs="Times New Roman"/>
+        </w:rPr>
+        <w:t>单原子分子的偶极矩等于零</w:t>
+      </w:r>
+      <w:r>
+        <w:rPr>
+          <w:rFonts w:ascii="Times New Roman" w:hAnsi="Times New Roman" w:eastAsia="Times New Roman" w:cs="Times New Roman"/>
+        </w:rPr>
+        <w:t xml:space="preserve"> </w:t>
+      </w:r>
+    </w:p>
+    <w:p>
+      <w:pPr>
+        <w:pStyle w:val="FirstParagraph"/>
         <w:spacing w:before="0" w:after="0"/>
-      </w:pPr>
-      <w:r>
-        <w:rPr>
-          <w:rFonts w:hint="eastAsia" w:ascii="Times New Roman" w:hAnsi="Times New Roman" w:eastAsia="Times New Roman" w:cs="Times New Roman"/>
-        </w:rPr>
-        <w:t>A.</w:t>
-      </w:r>
-      <w:r>
-        <w:rPr>
-          <w:rFonts w:hint="eastAsia" w:ascii="Times New Roman" w:hAnsi="Times New Roman" w:eastAsia="FangSong" w:cs="Times New Roman"/>
-        </w:rPr>
-        <w:t>单原子分子的偶极矩等于零</w:t>
-      </w:r>
-      <w:r>
-        <w:rPr>
-          <w:rFonts w:ascii="Times New Roman" w:hAnsi="Times New Roman" w:eastAsia="Times New Roman" w:cs="Times New Roman"/>
-        </w:rPr>
-        <w:t xml:space="preserve"> </w:t>
+        <w:ind w:left="480" w:hanging="480"/>
+      </w:pPr>
+      <w:r>
+        <w:rPr>
+          <w:rFonts w:hint="eastAsia" w:ascii="Times New Roman" w:hAnsi="Times New Roman" w:eastAsia="Times New Roman" w:cs="Times New Roman"/>
+        </w:rPr>
+        <w:t>B.</w:t>
+      </w:r>
+      <w:r>
+        <w:rPr>
+          <w:rFonts w:hint="eastAsia" w:ascii="Times New Roman" w:hAnsi="Times New Roman" w:eastAsia="FangSong" w:cs="Times New Roman"/>
+        </w:rPr>
+        <w:t>键矩愈大</w:t>
+      </w:r>
+      <w:r>
+        <w:rPr>
+          <w:rFonts w:hint="eastAsia" w:ascii="Times New Roman" w:hAnsi="Times New Roman" w:eastAsia="Times New Roman" w:cs="Times New Roman"/>
+        </w:rPr>
+        <w:t>，</w:t>
+      </w:r>
+      <w:r>
+        <w:rPr>
+          <w:rFonts w:hint="eastAsia" w:ascii="Times New Roman" w:hAnsi="Times New Roman" w:eastAsia="FangSong" w:cs="Times New Roman"/>
+        </w:rPr>
+        <w:t>分子的偶极矩也愈大</w:t>
       </w:r>
     </w:p>
     <w:p>
       <w:pPr>
         <w:pStyle w:val="FirstParagraph"/>
+        <w:spacing w:before="0" w:after="0"/>
         <w:ind w:left="480" w:hanging="480"/>
+      </w:pPr>
+      <w:r>
+        <w:rPr>
+          <w:rFonts w:hint="eastAsia" w:ascii="Times New Roman" w:hAnsi="Times New Roman" w:eastAsia="Times New Roman" w:cs="Times New Roman"/>
+        </w:rPr>
+        <w:t>C.</w:t>
+      </w:r>
+      <w:r>
+        <w:rPr>
+          <w:rFonts w:hint="eastAsia" w:ascii="Times New Roman" w:hAnsi="Times New Roman" w:eastAsia="FangSong" w:cs="Times New Roman"/>
+        </w:rPr>
+        <w:t>有对称中心的分子</w:t>
+      </w:r>
+      <w:r>
+        <w:rPr>
+          <w:rFonts w:hint="eastAsia" w:ascii="Times New Roman" w:hAnsi="Times New Roman" w:eastAsia="Times New Roman" w:cs="Times New Roman"/>
+        </w:rPr>
+        <w:t>，</w:t>
+      </w:r>
+      <w:r>
+        <w:rPr>
+          <w:rFonts w:hint="eastAsia" w:ascii="Times New Roman" w:hAnsi="Times New Roman" w:eastAsia="FangSong" w:cs="Times New Roman"/>
+        </w:rPr>
+        <w:t>其偶极矩等于零</w:t>
+      </w:r>
+      <w:r>
+        <w:rPr>
+          <w:rFonts w:ascii="Times New Roman" w:hAnsi="Times New Roman" w:eastAsia="Times New Roman" w:cs="Times New Roman"/>
+        </w:rPr>
+        <w:t xml:space="preserve"> </w:t>
+      </w:r>
+    </w:p>
+    <w:p>
+      <w:pPr>
+        <w:pStyle w:val="FirstParagraph"/>
         <w:spacing w:before="0" w:after="0"/>
-      </w:pPr>
-      <w:r>
-        <w:rPr>
-          <w:rFonts w:hint="eastAsia" w:ascii="Times New Roman" w:hAnsi="Times New Roman" w:eastAsia="Times New Roman" w:cs="Times New Roman"/>
-        </w:rPr>
-        <w:t>B.</w:t>
-      </w:r>
-      <w:r>
-        <w:rPr>
-          <w:rFonts w:hint="eastAsia" w:ascii="Times New Roman" w:hAnsi="Times New Roman" w:eastAsia="FangSong" w:cs="Times New Roman"/>
-        </w:rPr>
-        <w:t>键矩愈大</w:t>
-      </w:r>
-      <w:r>
-        <w:rPr>
-          <w:rFonts w:hint="eastAsia" w:ascii="Times New Roman" w:hAnsi="Times New Roman" w:eastAsia="Times New Roman" w:cs="Times New Roman"/>
-        </w:rPr>
-        <w:t>，</w:t>
-      </w:r>
-      <w:r>
-        <w:rPr>
-          <w:rFonts w:hint="eastAsia" w:ascii="Times New Roman" w:hAnsi="Times New Roman" w:eastAsia="FangSong" w:cs="Times New Roman"/>
-        </w:rPr>
-        <w:t>分子的偶极矩也愈大</w:t>
-      </w:r>
-    </w:p>
-    <w:p>
-      <w:pPr>
-        <w:pStyle w:val="FirstParagraph"/>
         <w:ind w:left="480" w:hanging="480"/>
-        <w:spacing w:before="0" w:after="0"/>
-      </w:pPr>
-      <w:r>
-        <w:rPr>
-          <w:rFonts w:hint="eastAsia" w:ascii="Times New Roman" w:hAnsi="Times New Roman" w:eastAsia="Times New Roman" w:cs="Times New Roman"/>
-        </w:rPr>
-        <w:t>C.</w:t>
-      </w:r>
-      <w:r>
-        <w:rPr>
-          <w:rFonts w:hint="eastAsia" w:ascii="Times New Roman" w:hAnsi="Times New Roman" w:eastAsia="FangSong" w:cs="Times New Roman"/>
-        </w:rPr>
-        <w:t>有对称中心的分子</w:t>
-      </w:r>
-      <w:r>
-        <w:rPr>
-          <w:rFonts w:hint="eastAsia" w:ascii="Times New Roman" w:hAnsi="Times New Roman" w:eastAsia="Times New Roman" w:cs="Times New Roman"/>
-        </w:rPr>
-        <w:t>，</w:t>
-      </w:r>
-      <w:r>
-        <w:rPr>
-          <w:rFonts w:hint="eastAsia" w:ascii="Times New Roman" w:hAnsi="Times New Roman" w:eastAsia="FangSong" w:cs="Times New Roman"/>
-        </w:rPr>
-        <w:t>其偶极矩等于零</w:t>
-      </w:r>
-      <w:r>
-        <w:rPr>
-          <w:rFonts w:ascii="Times New Roman" w:hAnsi="Times New Roman" w:eastAsia="Times New Roman" w:cs="Times New Roman"/>
-        </w:rPr>
-        <w:t xml:space="preserve"> </w:t>
-      </w:r>
-    </w:p>
-    <w:p>
-      <w:pPr>
-        <w:pStyle w:val="FirstParagraph"/>
-        <w:ind w:left="480" w:hanging="480"/>
-        <w:spacing w:before="0" w:after="180"/>
       </w:pPr>
       <w:r>
         <w:rPr>
@@ -1082,8 +1083,8 @@
     <w:p>
       <w:pPr>
         <w:pStyle w:val="FirstParagraph"/>
+        <w:spacing w:before="0" w:after="0"/>
         <w:ind w:left="480" w:hanging="480"/>
-        <w:spacing w:after="0"/>
       </w:pPr>
       <w:r>
         <w:rPr>
@@ -1143,47 +1144,47 @@
     <w:p>
       <w:pPr>
         <w:pStyle w:val="FirstParagraph"/>
+        <w:spacing w:before="0" w:after="0"/>
         <w:ind w:left="480" w:hanging="480"/>
+      </w:pPr>
+      <w:r>
+        <w:rPr>
+          <w:rFonts w:ascii="Times New Roman" w:hAnsi="Times New Roman" w:eastAsia="Times New Roman" w:cs="Times New Roman"/>
+        </w:rPr>
+        <w:t xml:space="preserve">A. A-X-A </w:t>
+      </w:r>
+    </w:p>
+    <w:p>
+      <w:pPr>
+        <w:pStyle w:val="FirstParagraph"/>
         <w:spacing w:before="0" w:after="0"/>
-      </w:pPr>
-      <w:r>
-        <w:rPr>
-          <w:rFonts w:ascii="Times New Roman" w:hAnsi="Times New Roman" w:eastAsia="Times New Roman" w:cs="Times New Roman"/>
-        </w:rPr>
-        <w:t xml:space="preserve">A. A-X-A </w:t>
+        <w:ind w:left="480" w:hanging="480"/>
+      </w:pPr>
+      <w:r>
+        <w:rPr>
+          <w:rFonts w:ascii="Times New Roman" w:hAnsi="Times New Roman" w:eastAsia="Times New Roman" w:cs="Times New Roman"/>
+        </w:rPr>
+        <w:t xml:space="preserve">B. A=X=A </w:t>
       </w:r>
     </w:p>
     <w:p>
       <w:pPr>
         <w:pStyle w:val="FirstParagraph"/>
+        <w:spacing w:before="0" w:after="0"/>
         <w:ind w:left="480" w:hanging="480"/>
+      </w:pPr>
+      <w:r>
+        <w:rPr>
+          <w:rFonts w:ascii="Times New Roman" w:hAnsi="Times New Roman" w:eastAsia="Times New Roman" w:cs="Times New Roman"/>
+        </w:rPr>
+        <w:t xml:space="preserve">C. A=X-X </w:t>
+      </w:r>
+    </w:p>
+    <w:p>
+      <w:pPr>
+        <w:pStyle w:val="FirstParagraph"/>
         <w:spacing w:before="0" w:after="0"/>
-      </w:pPr>
-      <w:r>
-        <w:rPr>
-          <w:rFonts w:ascii="Times New Roman" w:hAnsi="Times New Roman" w:eastAsia="Times New Roman" w:cs="Times New Roman"/>
-        </w:rPr>
-        <w:t xml:space="preserve">B. A=X=A </w:t>
-      </w:r>
-    </w:p>
-    <w:p>
-      <w:pPr>
-        <w:pStyle w:val="FirstParagraph"/>
         <w:ind w:left="480" w:hanging="480"/>
-        <w:spacing w:before="0" w:after="0"/>
-      </w:pPr>
-      <w:r>
-        <w:rPr>
-          <w:rFonts w:ascii="Times New Roman" w:hAnsi="Times New Roman" w:eastAsia="Times New Roman" w:cs="Times New Roman"/>
-        </w:rPr>
-        <w:t xml:space="preserve">C. A=X-X </w:t>
-      </w:r>
-    </w:p>
-    <w:p>
-      <w:pPr>
-        <w:pStyle w:val="FirstParagraph"/>
-        <w:ind w:left="480" w:hanging="480"/>
-        <w:spacing w:before="0" w:after="180"/>
       </w:pPr>
       <w:r>
         <w:rPr>
@@ -1368,6 +1369,7 @@
     <w:p>
       <w:pPr>
         <w:pStyle w:val="Compact"/>
+        <w:spacing w:before="0" w:after="0"/>
       </w:pPr>
       <w:r>
         <w:rPr>
@@ -1397,6 +1399,7 @@
     <w:p>
       <w:pPr>
         <w:pStyle w:val="Compact"/>
+        <w:spacing w:before="0" w:after="0"/>
       </w:pPr>
       <w:r>
         <w:rPr>
@@ -1414,6 +1417,7 @@
     <w:p>
       <w:pPr>
         <w:pStyle w:val="Compact"/>
+        <w:spacing w:before="0" w:after="0"/>
       </w:pPr>
       <w:r>
         <w:rPr>
@@ -1431,6 +1435,7 @@
     <w:p>
       <w:pPr>
         <w:pStyle w:val="Compact"/>
+        <w:spacing w:before="0" w:after="0"/>
       </w:pPr>
       <w:r>
         <w:rPr>
@@ -6478,6 +6483,14 @@
       <w:tblPr>
         <w:tblStyle w:val="Table"/>
         <w:tblW w:type="auto" w:w="0"/>
+        <w:tblBorders>
+          <w:top w:val="single" w:sz="12" w:space="0" w:color="000000"/>
+          <w:left w:val="none" w:sz="0" w:space="0" w:color="auto"/>
+          <w:bottom w:val="single" w:sz="12" w:space="0" w:color="000000"/>
+          <w:right w:val="none" w:sz="0" w:space="0" w:color="auto"/>
+          <w:insideH w:val="none" w:sz="0" w:space="0" w:color="auto"/>
+          <w:insideV w:val="none" w:sz="0" w:space="0" w:color="auto"/>
+        </w:tblBorders>
         <w:tblLook w:firstRow="1" w:lastRow="0" w:firstColumn="0" w:lastColumn="0" w:noHBand="0" w:noVBand="0" w:val="0020"/>
       </w:tblPr>
       <w:tblGrid>
@@ -6494,7 +6507,11 @@
           <w:tblHeader w:val="on"/>
         </w:trPr>
         <w:tc>
-          <w:tcPr/>
+          <w:tcPr>
+            <w:tcBorders>
+              <w:bottom w:val="single" w:sz="8" w:space="0" w:color="000000"/>
+            </w:tcBorders>
+          </w:tcPr>
           <w:p>
             <w:pPr>
               <w:pStyle w:val="Compact"/>
@@ -6510,7 +6527,11 @@
           </w:p>
         </w:tc>
         <w:tc>
-          <w:tcPr/>
+          <w:tcPr>
+            <w:tcBorders>
+              <w:bottom w:val="single" w:sz="8" w:space="0" w:color="000000"/>
+            </w:tcBorders>
+          </w:tcPr>
           <w:p>
             <w:pPr>
               <w:pStyle w:val="Compact"/>
@@ -6526,7 +6547,11 @@
           </w:p>
         </w:tc>
         <w:tc>
-          <w:tcPr/>
+          <w:tcPr>
+            <w:tcBorders>
+              <w:bottom w:val="single" w:sz="8" w:space="0" w:color="000000"/>
+            </w:tcBorders>
+          </w:tcPr>
           <w:p>
             <w:pPr>
               <w:pStyle w:val="Compact"/>
@@ -6542,7 +6567,11 @@
           </w:p>
         </w:tc>
         <w:tc>
-          <w:tcPr/>
+          <w:tcPr>
+            <w:tcBorders>
+              <w:bottom w:val="single" w:sz="8" w:space="0" w:color="000000"/>
+            </w:tcBorders>
+          </w:tcPr>
           <w:p>
             <w:pPr>
               <w:pStyle w:val="Compact"/>
@@ -6558,7 +6587,11 @@
           </w:p>
         </w:tc>
         <w:tc>
-          <w:tcPr/>
+          <w:tcPr>
+            <w:tcBorders>
+              <w:bottom w:val="single" w:sz="8" w:space="0" w:color="000000"/>
+            </w:tcBorders>
+          </w:tcPr>
           <w:p>
             <w:pPr>
               <w:pStyle w:val="Compact"/>
@@ -6574,7 +6607,11 @@
           </w:p>
         </w:tc>
         <w:tc>
-          <w:tcPr/>
+          <w:tcPr>
+            <w:tcBorders>
+              <w:bottom w:val="single" w:sz="8" w:space="0" w:color="000000"/>
+            </w:tcBorders>
+          </w:tcPr>
           <w:p>
             <w:pPr>
               <w:pStyle w:val="Compact"/>
@@ -6605,7 +6642,11 @@
           </w:p>
         </w:tc>
         <w:tc>
-          <w:tcPr/>
+          <w:tcPr>
+            <w:tcBorders>
+              <w:bottom w:val="single" w:sz="8" w:space="0" w:color="000000"/>
+            </w:tcBorders>
+          </w:tcPr>
           <w:p>
             <w:pPr>
               <w:pStyle w:val="Compact"/>
@@ -7382,8 +7423,8 @@
     <w:p>
       <w:pPr>
         <w:pStyle w:val="Compact"/>
+        <w:spacing w:before="0" w:after="0"/>
         <w:ind w:left="480" w:hanging="480"/>
-        <w:spacing w:after="0"/>
       </w:pPr>
       <w:r>
         <w:rPr>
@@ -7421,99 +7462,99 @@
     <w:p>
       <w:pPr>
         <w:pStyle w:val="Compact"/>
+        <w:spacing w:before="0" w:after="0"/>
         <w:ind w:left="480" w:hanging="480"/>
+      </w:pPr>
+      <w:r>
+        <w:rPr>
+          <w:rFonts w:ascii="Times New Roman" w:hAnsi="Times New Roman" w:eastAsia="Times New Roman" w:cs="Times New Roman"/>
+        </w:rPr>
+        <w:t xml:space="preserve">B. ΔH</w:t>
+      </w:r>
+      <w:r>
+        <w:rPr>
+          <w:rFonts w:ascii="Times New Roman" w:hAnsi="Times New Roman" w:eastAsia="Times New Roman" w:cs="Times New Roman"/>
+          <w:vertAlign w:val="subscript"/>
+        </w:rPr>
+        <w:t>1</w:t>
+      </w:r>
+      <w:r>
+        <w:rPr>
+          <w:rFonts w:ascii="Times New Roman" w:hAnsi="Times New Roman" w:eastAsia="Times New Roman" w:cs="Times New Roman"/>
+        </w:rPr>
+        <w:t xml:space="preserve"> &gt; ΔH</w:t>
+      </w:r>
+      <w:r>
+        <w:rPr>
+          <w:rFonts w:ascii="Times New Roman" w:hAnsi="Times New Roman" w:eastAsia="Times New Roman" w:cs="Times New Roman"/>
+          <w:vertAlign w:val="subscript"/>
+        </w:rPr>
+        <w:t>3</w:t>
+      </w:r>
+      <w:r>
+        <w:rPr>
+          <w:rFonts w:ascii="Times New Roman" w:hAnsi="Times New Roman" w:eastAsia="Times New Roman" w:cs="Times New Roman"/>
+        </w:rPr>
+        <w:t xml:space="preserve">　　</w:t>
+      </w:r>
+    </w:p>
+    <w:p>
+      <w:pPr>
+        <w:pStyle w:val="Compact"/>
         <w:spacing w:before="0" w:after="0"/>
-      </w:pPr>
-      <w:r>
-        <w:rPr>
-          <w:rFonts w:ascii="Times New Roman" w:hAnsi="Times New Roman" w:eastAsia="Times New Roman" w:cs="Times New Roman"/>
-        </w:rPr>
-        <w:t xml:space="preserve">B. ΔH</w:t>
+        <w:ind w:left="480" w:hanging="480"/>
+      </w:pPr>
+      <w:r>
+        <w:rPr>
+          <w:rFonts w:ascii="Times New Roman" w:hAnsi="Times New Roman" w:eastAsia="Times New Roman" w:cs="Times New Roman"/>
+        </w:rPr>
+        <w:t xml:space="preserve">C. ΔH</w:t>
       </w:r>
       <w:r>
         <w:rPr>
           <w:rFonts w:ascii="Times New Roman" w:hAnsi="Times New Roman" w:eastAsia="Times New Roman" w:cs="Times New Roman"/>
           <w:vertAlign w:val="subscript"/>
         </w:rPr>
+        <w:t>2</w:t>
+      </w:r>
+      <w:r>
+        <w:rPr>
+          <w:rFonts w:ascii="Times New Roman" w:hAnsi="Times New Roman" w:eastAsia="Times New Roman" w:cs="Times New Roman"/>
+        </w:rPr>
+        <w:t xml:space="preserve"> + ΔH</w:t>
+      </w:r>
+      <w:r>
+        <w:rPr>
+          <w:rFonts w:ascii="Times New Roman" w:hAnsi="Times New Roman" w:eastAsia="Times New Roman" w:cs="Times New Roman"/>
+          <w:vertAlign w:val="subscript"/>
+        </w:rPr>
+        <w:t>3</w:t>
+      </w:r>
+      <w:r>
+        <w:rPr>
+          <w:rFonts w:ascii="Times New Roman" w:hAnsi="Times New Roman" w:eastAsia="Times New Roman" w:cs="Times New Roman"/>
+        </w:rPr>
+        <w:t xml:space="preserve"> = ΔH</w:t>
+      </w:r>
+      <w:r>
+        <w:rPr>
+          <w:rFonts w:ascii="Times New Roman" w:hAnsi="Times New Roman" w:eastAsia="Times New Roman" w:cs="Times New Roman"/>
+          <w:vertAlign w:val="subscript"/>
+        </w:rPr>
         <w:t>1</w:t>
       </w:r>
       <w:r>
         <w:rPr>
           <w:rFonts w:ascii="Times New Roman" w:hAnsi="Times New Roman" w:eastAsia="Times New Roman" w:cs="Times New Roman"/>
         </w:rPr>
-        <w:t xml:space="preserve"> &gt; ΔH</w:t>
-      </w:r>
-      <w:r>
-        <w:rPr>
-          <w:rFonts w:ascii="Times New Roman" w:hAnsi="Times New Roman" w:eastAsia="Times New Roman" w:cs="Times New Roman"/>
-          <w:vertAlign w:val="subscript"/>
-        </w:rPr>
-        <w:t>3</w:t>
-      </w:r>
-      <w:r>
-        <w:rPr>
-          <w:rFonts w:ascii="Times New Roman" w:hAnsi="Times New Roman" w:eastAsia="Times New Roman" w:cs="Times New Roman"/>
-        </w:rPr>
         <w:t xml:space="preserve">　　</w:t>
       </w:r>
     </w:p>
     <w:p>
       <w:pPr>
         <w:pStyle w:val="Compact"/>
+        <w:spacing w:before="0" w:after="0"/>
         <w:ind w:left="480" w:hanging="480"/>
-        <w:spacing w:before="0" w:after="0"/>
-      </w:pPr>
-      <w:r>
-        <w:rPr>
-          <w:rFonts w:ascii="Times New Roman" w:hAnsi="Times New Roman" w:eastAsia="Times New Roman" w:cs="Times New Roman"/>
-        </w:rPr>
-        <w:t xml:space="preserve">C. ΔH</w:t>
-      </w:r>
-      <w:r>
-        <w:rPr>
-          <w:rFonts w:ascii="Times New Roman" w:hAnsi="Times New Roman" w:eastAsia="Times New Roman" w:cs="Times New Roman"/>
-          <w:vertAlign w:val="subscript"/>
-        </w:rPr>
-        <w:t>2</w:t>
-      </w:r>
-      <w:r>
-        <w:rPr>
-          <w:rFonts w:ascii="Times New Roman" w:hAnsi="Times New Roman" w:eastAsia="Times New Roman" w:cs="Times New Roman"/>
-        </w:rPr>
-        <w:t xml:space="preserve"> + ΔH</w:t>
-      </w:r>
-      <w:r>
-        <w:rPr>
-          <w:rFonts w:ascii="Times New Roman" w:hAnsi="Times New Roman" w:eastAsia="Times New Roman" w:cs="Times New Roman"/>
-          <w:vertAlign w:val="subscript"/>
-        </w:rPr>
-        <w:t>3</w:t>
-      </w:r>
-      <w:r>
-        <w:rPr>
-          <w:rFonts w:ascii="Times New Roman" w:hAnsi="Times New Roman" w:eastAsia="Times New Roman" w:cs="Times New Roman"/>
-        </w:rPr>
-        <w:t xml:space="preserve"> = ΔH</w:t>
-      </w:r>
-      <w:r>
-        <w:rPr>
-          <w:rFonts w:ascii="Times New Roman" w:hAnsi="Times New Roman" w:eastAsia="Times New Roman" w:cs="Times New Roman"/>
-          <w:vertAlign w:val="subscript"/>
-        </w:rPr>
-        <w:t>1</w:t>
-      </w:r>
-      <w:r>
-        <w:rPr>
-          <w:rFonts w:ascii="Times New Roman" w:hAnsi="Times New Roman" w:eastAsia="Times New Roman" w:cs="Times New Roman"/>
-        </w:rPr>
-        <w:t xml:space="preserve">　　</w:t>
-      </w:r>
-    </w:p>
-    <w:p>
-      <w:pPr>
-        <w:pStyle w:val="Compact"/>
-        <w:ind w:left="480" w:hanging="480"/>
-        <w:spacing w:before="0" w:after="36"/>
       </w:pPr>
       <w:r>
         <w:rPr>
@@ -7736,6 +7777,7 @@
     <w:p>
       <w:pPr>
         <w:pStyle w:val="Compact"/>
+        <w:spacing w:before="0" w:after="0"/>
       </w:pPr>
       <w:r>
         <w:rPr>
@@ -7790,6 +7832,7 @@
     <w:p>
       <w:pPr>
         <w:pStyle w:val="Compact"/>
+        <w:spacing w:before="0" w:after="0"/>
       </w:pPr>
       <w:r>
         <w:rPr>
@@ -7843,6 +7886,7 @@
     <w:p>
       <w:pPr>
         <w:pStyle w:val="Compact"/>
+        <w:spacing w:before="0" w:after="0"/>
       </w:pPr>
       <w:r>
         <w:rPr>
@@ -7905,6 +7949,7 @@
     <w:p>
       <w:pPr>
         <w:pStyle w:val="Compact"/>
+        <w:spacing w:before="0" w:after="0"/>
       </w:pPr>
       <w:r>
         <w:rPr>
@@ -8219,8 +8264,8 @@
     <w:p>
       <w:pPr>
         <w:pStyle w:val="Compact"/>
+        <w:spacing w:before="0" w:after="0"/>
         <w:ind w:left="480" w:hanging="480"/>
-        <w:spacing w:after="0"/>
       </w:pPr>
       <w:r>
         <w:rPr>
@@ -8232,34 +8277,34 @@
     <w:p>
       <w:pPr>
         <w:pStyle w:val="Compact"/>
+        <w:spacing w:before="0" w:after="0"/>
         <w:ind w:left="480" w:hanging="480"/>
+      </w:pPr>
+      <w:r>
+        <w:rPr>
+          <w:rFonts w:ascii="Times New Roman" w:hAnsi="Times New Roman" w:eastAsia="Times New Roman" w:cs="Times New Roman"/>
+        </w:rPr>
+        <w:t xml:space="preserve">B. +0.549 V　　</w:t>
+      </w:r>
+    </w:p>
+    <w:p>
+      <w:pPr>
+        <w:pStyle w:val="Compact"/>
         <w:spacing w:before="0" w:after="0"/>
-      </w:pPr>
-      <w:r>
-        <w:rPr>
-          <w:rFonts w:ascii="Times New Roman" w:hAnsi="Times New Roman" w:eastAsia="Times New Roman" w:cs="Times New Roman"/>
-        </w:rPr>
-        <w:t xml:space="preserve">B. +0.549 V　　</w:t>
+        <w:ind w:left="480" w:hanging="480"/>
+      </w:pPr>
+      <w:r>
+        <w:rPr>
+          <w:rFonts w:ascii="Times New Roman" w:hAnsi="Times New Roman" w:eastAsia="Times New Roman" w:cs="Times New Roman"/>
+        </w:rPr>
+        <w:t xml:space="preserve">C. −1.54 V　　</w:t>
       </w:r>
     </w:p>
     <w:p>
       <w:pPr>
         <w:pStyle w:val="Compact"/>
+        <w:spacing w:before="0" w:after="0"/>
         <w:ind w:left="480" w:hanging="480"/>
-        <w:spacing w:before="0" w:after="0"/>
-      </w:pPr>
-      <w:r>
-        <w:rPr>
-          <w:rFonts w:ascii="Times New Roman" w:hAnsi="Times New Roman" w:eastAsia="Times New Roman" w:cs="Times New Roman"/>
-        </w:rPr>
-        <w:t xml:space="preserve">C. −1.54 V　　</w:t>
-      </w:r>
-    </w:p>
-    <w:p>
-      <w:pPr>
-        <w:pStyle w:val="Compact"/>
-        <w:ind w:left="480" w:hanging="480"/>
-        <w:spacing w:before="0" w:after="36"/>
       </w:pPr>
       <w:r>
         <w:rPr>
@@ -8516,6 +8561,7 @@
     <w:p>
       <w:pPr>
         <w:pStyle w:val="Compact"/>
+        <w:spacing w:before="0" w:after="0"/>
       </w:pPr>
       <w:r>
         <w:rPr>
@@ -8629,6 +8675,7 @@
     <w:p>
       <w:pPr>
         <w:pStyle w:val="Compact"/>
+        <w:spacing w:before="0" w:after="0"/>
       </w:pPr>
       <w:r>
         <w:rPr>
@@ -8728,6 +8775,7 @@
     <w:p>
       <w:pPr>
         <w:pStyle w:val="Compact"/>
+        <w:spacing w:before="0" w:after="0"/>
       </w:pPr>
       <w:r>
         <w:rPr>
@@ -8827,6 +8875,7 @@
     <w:p>
       <w:pPr>
         <w:pStyle w:val="Compact"/>
+        <w:spacing w:before="0" w:after="0"/>
       </w:pPr>
       <w:r>
         <w:rPr>
@@ -13683,7 +13732,6 @@
     <w:bookmarkEnd w:id="65"/>
     <w:bookmarkEnd w:id="66"/>
     <w:sectPr>
-      <w:headerReference w:type="default" r:id="rId60"/>
       <w:footerReference w:type="default" r:id="rId9"/>
       <w:footnotePr>
         <w:numRestart w:val="eachSect"/>
@@ -13710,16 +13758,6 @@
       <w:rPr>
         <w:rFonts w:ascii="Times New Roman" w:hAnsi="Times New Roman" w:eastAsia="Times New Roman" w:cs="Times New Roman"/>
         <w:b w:val="0"/>
-        <w:color w:val="000000"/>
-        <w:sz w:val="20"/>
-      </w:rPr>
-      <w:t xml:space="preserve">第 </w:t>
-    </w:r>
-    <w:r>
-      <w:rPr>
-        <w:rFonts w:ascii="Times New Roman" w:hAnsi="Times New Roman" w:eastAsia="Times New Roman" w:cs="Times New Roman"/>
-        <w:b w:val="0"/>
-        <w:color w:val="000000"/>
         <w:sz w:val="20"/>
       </w:rPr>
       <w:fldChar w:fldCharType="begin"/>
@@ -13728,7 +13766,6 @@
       <w:rPr>
         <w:rFonts w:ascii="Times New Roman" w:hAnsi="Times New Roman" w:eastAsia="Times New Roman" w:cs="Times New Roman"/>
         <w:b w:val="0"/>
-        <w:color w:val="000000"/>
         <w:sz w:val="20"/>
       </w:rPr>
       <w:instrText xml:space="preserve"> PAGE </w:instrText>
@@ -13737,91 +13774,9 @@
       <w:rPr>
         <w:rFonts w:ascii="Times New Roman" w:hAnsi="Times New Roman" w:eastAsia="Times New Roman" w:cs="Times New Roman"/>
         <w:b w:val="0"/>
-        <w:color w:val="000000"/>
-        <w:sz w:val="20"/>
-      </w:rPr>
-      <w:fldChar w:fldCharType="separate"/>
-    </w:r>
-    <w:r>
-      <w:rPr>
-        <w:rFonts w:ascii="Times New Roman" w:hAnsi="Times New Roman" w:eastAsia="Times New Roman" w:cs="Times New Roman"/>
-        <w:b w:val="0"/>
-        <w:color w:val="000000"/>
-        <w:sz w:val="20"/>
-      </w:rPr>
-      <w:t>1</w:t>
-    </w:r>
-    <w:r>
-      <w:rPr>
-        <w:rFonts w:ascii="Times New Roman" w:hAnsi="Times New Roman" w:eastAsia="Times New Roman" w:cs="Times New Roman"/>
-        <w:b w:val="0"/>
-        <w:color w:val="000000"/>
         <w:sz w:val="20"/>
       </w:rPr>
       <w:fldChar w:fldCharType="end"/>
-    </w:r>
-    <w:r>
-      <w:rPr>
-        <w:rFonts w:ascii="Times New Roman" w:hAnsi="Times New Roman" w:eastAsia="Times New Roman" w:cs="Times New Roman"/>
-        <w:b w:val="0"/>
-        <w:color w:val="000000"/>
-        <w:sz w:val="20"/>
-      </w:rPr>
-      <w:t xml:space="preserve"> 页 / 共 </w:t>
-    </w:r>
-    <w:r>
-      <w:rPr>
-        <w:rFonts w:ascii="Times New Roman" w:hAnsi="Times New Roman" w:eastAsia="Times New Roman" w:cs="Times New Roman"/>
-        <w:b w:val="0"/>
-        <w:color w:val="000000"/>
-        <w:sz w:val="20"/>
-      </w:rPr>
-      <w:fldChar w:fldCharType="begin"/>
-    </w:r>
-    <w:r>
-      <w:rPr>
-        <w:rFonts w:ascii="Times New Roman" w:hAnsi="Times New Roman" w:eastAsia="Times New Roman" w:cs="Times New Roman"/>
-        <w:b w:val="0"/>
-        <w:color w:val="000000"/>
-        <w:sz w:val="20"/>
-      </w:rPr>
-      <w:instrText xml:space="preserve"> NUMPAGES </w:instrText>
-    </w:r>
-    <w:r>
-      <w:rPr>
-        <w:rFonts w:ascii="Times New Roman" w:hAnsi="Times New Roman" w:eastAsia="Times New Roman" w:cs="Times New Roman"/>
-        <w:b w:val="0"/>
-        <w:color w:val="000000"/>
-        <w:sz w:val="20"/>
-      </w:rPr>
-      <w:fldChar w:fldCharType="separate"/>
-    </w:r>
-    <w:r>
-      <w:rPr>
-        <w:rFonts w:ascii="Times New Roman" w:hAnsi="Times New Roman" w:eastAsia="Times New Roman" w:cs="Times New Roman"/>
-        <w:b w:val="0"/>
-        <w:color w:val="000000"/>
-        <w:sz w:val="20"/>
-      </w:rPr>
-      <w:t>1</w:t>
-    </w:r>
-    <w:r>
-      <w:rPr>
-        <w:rFonts w:ascii="Times New Roman" w:hAnsi="Times New Roman" w:eastAsia="Times New Roman" w:cs="Times New Roman"/>
-        <w:b w:val="0"/>
-        <w:color w:val="000000"/>
-        <w:sz w:val="20"/>
-      </w:rPr>
-      <w:fldChar w:fldCharType="end"/>
-    </w:r>
-    <w:r>
-      <w:rPr>
-        <w:rFonts w:ascii="Times New Roman" w:hAnsi="Times New Roman" w:eastAsia="Times New Roman" w:cs="Times New Roman"/>
-        <w:b w:val="0"/>
-        <w:color w:val="000000"/>
-        <w:sz w:val="20"/>
-      </w:rPr>
-      <w:t xml:space="preserve"> 页</w:t>
     </w:r>
   </w:p>
 </w:ftr>
@@ -13844,28 +13799,6 @@
     </w:p>
   </w:footnote>
 </w:footnotes>
-</file>
-
-<file path=word/header1.xml><?xml version="1.0" encoding="utf-8"?>
-<w:hdr xmlns:m="http://schemas.openxmlformats.org/officeDocument/2006/math" xmlns:mc="http://schemas.openxmlformats.org/markup-compatibility/2006" xmlns:mo="http://schemas.microsoft.com/office/mac/office/2008/main" xmlns:mv="urn:schemas-microsoft-com:mac:vml" xmlns:o="urn:schemas-microsoft-com:office:office" xmlns:r="http://schemas.openxmlformats.org/officeDocument/2006/relationships" xmlns:v="urn:schemas-microsoft-com:vml" xmlns:w10="urn:schemas-microsoft-com:office:word" xmlns:w14="http://schemas.microsoft.com/office/word/2010/wordml" xmlns:w="http://schemas.openxmlformats.org/wordprocessingml/2006/main" xmlns:wne="http://schemas.microsoft.com/office/word/2006/wordml" xmlns:wp14="http://schemas.microsoft.com/office/word/2010/wordprocessingDrawing" xmlns:wp="http://schemas.openxmlformats.org/drawingml/2006/wordprocessingDrawing" xmlns:wpc="http://schemas.microsoft.com/office/word/2010/wordprocessingCanvas" xmlns:wpg="http://schemas.microsoft.com/office/word/2010/wordprocessingGroup" xmlns:wpi="http://schemas.microsoft.com/office/word/2010/wordprocessingInk" xmlns:wps="http://schemas.microsoft.com/office/word/2010/wordprocessingShape" mc:Ignorable="w14 wp14">
-  <w:p>
-    <w:pPr>
-      <w:jc w:val="right"/>
-      <w:pBdr>
-        <w:bottom w:val="single" w:sz="4" w:space="2" w:color="000000"/>
-      </w:pBdr>
-    </w:pPr>
-    <w:r>
-      <w:rPr>
-        <w:rFonts w:ascii="Times New Roman" w:hAnsi="Times New Roman" w:eastAsia="Times New Roman" w:cs="Times New Roman"/>
-        <w:b w:val="0"/>
-        <w:color w:val="000000"/>
-        <w:sz w:val="18"/>
-      </w:rPr>
-      <w:t xml:space="preserve">第一轮综合练习 · 第10卷</w:t>
-    </w:r>
-  </w:p>
-</w:hdr>
 </file>
 
 <file path=word/numbering.xml><?xml version="1.0" encoding="utf-8"?>

--- a/00-首页/题组Word/第一轮·综合套卷/第一轮综合卷10（学生版-打印版）.docx
+++ b/00-首页/题组Word/第一轮·综合套卷/第一轮综合卷10（学生版-打印版）.docx
@@ -6,8 +6,9 @@
     <w:p>
       <w:pPr>
         <w:pStyle w:val="Heading1"/>
-        <w:spacing w:before="280" w:after="120"/>
+        <w:spacing w:before="0" w:after="240"/>
         <w:jc w:val="center"/>
+        <w:keepNext/>
       </w:pPr>
       <w:r>
         <w:rPr>
@@ -54,7 +55,8 @@
     <w:p>
       <w:pPr>
         <w:pStyle w:val="Heading2"/>
-        <w:spacing w:before="280" w:after="120"/>
+        <w:spacing w:before="280" w:after="80"/>
+        <w:keepNext/>
       </w:pPr>
       <w:r>
         <w:rPr>
@@ -126,7 +128,6 @@
     <w:p>
       <w:pPr>
         <w:pStyle w:val="BodyText"/>
-        <w:spacing w:before="0" w:after="0"/>
       </w:pPr>
       <w:r>
         <w:rPr>
@@ -294,8 +295,6 @@
     <w:p>
       <w:pPr>
         <w:pStyle w:val="BodyText"/>
-        <w:spacing w:before="0" w:after="0"/>
-        <w:ind w:left="480" w:hanging="480"/>
       </w:pPr>
       <w:r>
         <w:rPr>
@@ -406,13 +405,6 @@
         </w:rPr>
         <w:t>个新的原子轨道</w:t>
       </w:r>
-    </w:p>
-    <w:p>
-      <w:pPr>
-        <w:pStyle w:val="BodyText"/>
-        <w:spacing w:before="0" w:after="0"/>
-        <w:ind w:left="480" w:hanging="480"/>
-      </w:pPr>
       <w:r>
         <w:rPr>
           <w:rFonts w:hint="eastAsia" w:ascii="Times New Roman" w:hAnsi="Times New Roman" w:eastAsia="Times New Roman" w:cs="Times New Roman"/>
@@ -480,13 +472,6 @@
         </w:rPr>
         <w:t>其几何构型都是正四面体</w:t>
       </w:r>
-    </w:p>
-    <w:p>
-      <w:pPr>
-        <w:pStyle w:val="BodyText"/>
-        <w:spacing w:before="0" w:after="0"/>
-        <w:ind w:left="480" w:hanging="480"/>
-      </w:pPr>
       <w:r>
         <w:rPr>
           <w:rFonts w:hint="eastAsia" w:ascii="Times New Roman" w:hAnsi="Times New Roman" w:eastAsia="Times New Roman" w:cs="Times New Roman"/>
@@ -610,16 +595,6 @@
     </w:p>
     <w:p>
       <w:pPr>
-        <w:spacing w:before="0" w:after="0"/>
-      </w:pPr>
-    </w:p>
-    <w:p>
-      <w:pPr>
-        <w:spacing w:before="0" w:after="0"/>
-      </w:pPr>
-    </w:p>
-    <w:p>
-      <w:pPr>
         <w:spacing w:before="160" w:after="80"/>
       </w:pPr>
       <w:r>
@@ -657,8 +632,6 @@
     <w:p>
       <w:pPr>
         <w:pStyle w:val="FirstParagraph"/>
-        <w:spacing w:before="0" w:after="0"/>
-        <w:ind w:left="480" w:hanging="480"/>
       </w:pPr>
       <w:r>
         <w:rPr>
@@ -696,13 +669,6 @@
         </w:rPr>
         <w:t xml:space="preserve"> </w:t>
       </w:r>
-    </w:p>
-    <w:p>
-      <w:pPr>
-        <w:pStyle w:val="FirstParagraph"/>
-        <w:spacing w:before="0" w:after="0"/>
-        <w:ind w:left="480" w:hanging="480"/>
-      </w:pPr>
       <w:r>
         <w:rPr>
           <w:rFonts w:ascii="Times New Roman" w:hAnsi="Times New Roman" w:eastAsia="Times New Roman" w:cs="Times New Roman"/>
@@ -731,20 +697,7 @@
         <w:rPr>
           <w:rFonts w:ascii="Times New Roman" w:hAnsi="Times New Roman" w:eastAsia="Times New Roman" w:cs="Times New Roman"/>
         </w:rPr>
-        <w:t xml:space="preserve"> </w:t>
-      </w:r>
-    </w:p>
-    <w:p>
-      <w:pPr>
-        <w:pStyle w:val="FirstParagraph"/>
-        <w:spacing w:before="0" w:after="0"/>
-        <w:ind w:left="480" w:hanging="480"/>
-      </w:pPr>
-      <w:r>
-        <w:rPr>
-          <w:rFonts w:ascii="Times New Roman" w:hAnsi="Times New Roman" w:eastAsia="Times New Roman" w:cs="Times New Roman"/>
-        </w:rPr>
-        <w:t xml:space="preserve">B. </w:t>
+        <w:t xml:space="preserve"> B. </w:t>
       </w:r>
       <w:r>
         <w:rPr>
@@ -770,13 +723,6 @@
         </w:rPr>
         <w:t xml:space="preserve"> </w:t>
       </w:r>
-    </w:p>
-    <w:p>
-      <w:pPr>
-        <w:pStyle w:val="FirstParagraph"/>
-        <w:spacing w:before="0" w:after="0"/>
-        <w:ind w:left="480" w:hanging="480"/>
-      </w:pPr>
       <w:r>
         <w:rPr>
           <w:rFonts w:ascii="Times New Roman" w:hAnsi="Times New Roman" w:eastAsia="Times New Roman" w:cs="Times New Roman"/>
@@ -805,20 +751,7 @@
         <w:rPr>
           <w:rFonts w:ascii="Times New Roman" w:hAnsi="Times New Roman" w:eastAsia="Times New Roman" w:cs="Times New Roman"/>
         </w:rPr>
-        <w:t xml:space="preserve"> </w:t>
-      </w:r>
-    </w:p>
-    <w:p>
-      <w:pPr>
-        <w:pStyle w:val="FirstParagraph"/>
-        <w:spacing w:before="0" w:after="0"/>
-        <w:ind w:left="480" w:hanging="480"/>
-      </w:pPr>
-      <w:r>
-        <w:rPr>
-          <w:rFonts w:ascii="Times New Roman" w:hAnsi="Times New Roman" w:eastAsia="Times New Roman" w:cs="Times New Roman"/>
-        </w:rPr>
-        <w:t xml:space="preserve">D. </w:t>
+        <w:t xml:space="preserve"> D. </w:t>
       </w:r>
       <w:r>
         <w:rPr>
@@ -838,16 +771,6 @@
         </w:rPr>
         <w:t>离子半径大</w:t>
       </w:r>
-    </w:p>
-    <w:p>
-      <w:pPr>
-        <w:spacing w:before="0" w:after="0"/>
-      </w:pPr>
-    </w:p>
-    <w:p>
-      <w:pPr>
-        <w:spacing w:before="0" w:after="0"/>
-      </w:pPr>
     </w:p>
     <w:p>
       <w:pPr>
@@ -888,8 +811,6 @@
     <w:p>
       <w:pPr>
         <w:pStyle w:val="FirstParagraph"/>
-        <w:spacing w:before="0" w:after="0"/>
-        <w:ind w:left="480" w:hanging="480"/>
       </w:pPr>
       <w:r>
         <w:rPr>
@@ -919,20 +840,7 @@
         <w:rPr>
           <w:rFonts w:hint="eastAsia" w:ascii="Times New Roman" w:hAnsi="Times New Roman" w:eastAsia="Times New Roman" w:cs="Times New Roman"/>
         </w:rPr>
-        <w:t>）</w:t>
-      </w:r>
-    </w:p>
-    <w:p>
-      <w:pPr>
-        <w:pStyle w:val="FirstParagraph"/>
-        <w:spacing w:before="0" w:after="0"/>
-        <w:ind w:left="480" w:hanging="480"/>
-      </w:pPr>
-      <w:r>
-        <w:rPr>
-          <w:rFonts w:hint="eastAsia" w:ascii="Times New Roman" w:hAnsi="Times New Roman" w:eastAsia="Times New Roman" w:cs="Times New Roman"/>
-        </w:rPr>
-        <w:t>A.</w:t>
+        <w:t>）A.</w:t>
       </w:r>
       <w:r>
         <w:rPr>
@@ -946,13 +854,6 @@
         </w:rPr>
         <w:t xml:space="preserve"> </w:t>
       </w:r>
-    </w:p>
-    <w:p>
-      <w:pPr>
-        <w:pStyle w:val="FirstParagraph"/>
-        <w:spacing w:before="0" w:after="0"/>
-        <w:ind w:left="480" w:hanging="480"/>
-      </w:pPr>
       <w:r>
         <w:rPr>
           <w:rFonts w:hint="eastAsia" w:ascii="Times New Roman" w:hAnsi="Times New Roman" w:eastAsia="Times New Roman" w:cs="Times New Roman"/>
@@ -977,13 +878,6 @@
         </w:rPr>
         <w:t>分子的偶极矩也愈大</w:t>
       </w:r>
-    </w:p>
-    <w:p>
-      <w:pPr>
-        <w:pStyle w:val="FirstParagraph"/>
-        <w:spacing w:before="0" w:after="0"/>
-        <w:ind w:left="480" w:hanging="480"/>
-      </w:pPr>
       <w:r>
         <w:rPr>
           <w:rFonts w:hint="eastAsia" w:ascii="Times New Roman" w:hAnsi="Times New Roman" w:eastAsia="Times New Roman" w:cs="Times New Roman"/>
@@ -1014,13 +908,6 @@
         </w:rPr>
         <w:t xml:space="preserve"> </w:t>
       </w:r>
-    </w:p>
-    <w:p>
-      <w:pPr>
-        <w:pStyle w:val="FirstParagraph"/>
-        <w:spacing w:before="0" w:after="0"/>
-        <w:ind w:left="480" w:hanging="480"/>
-      </w:pPr>
       <w:r>
         <w:rPr>
           <w:rFonts w:hint="eastAsia" w:ascii="Times New Roman" w:hAnsi="Times New Roman" w:eastAsia="Times New Roman" w:cs="Times New Roman"/>
@@ -1033,16 +920,6 @@
         </w:rPr>
         <w:t>分子的偶极矩是键矩的矢量和</w:t>
       </w:r>
-    </w:p>
-    <w:p>
-      <w:pPr>
-        <w:spacing w:before="0" w:after="0"/>
-      </w:pPr>
-    </w:p>
-    <w:p>
-      <w:pPr>
-        <w:spacing w:before="0" w:after="0"/>
-      </w:pPr>
     </w:p>
     <w:p>
       <w:pPr>
@@ -1083,8 +960,6 @@
     <w:p>
       <w:pPr>
         <w:pStyle w:val="FirstParagraph"/>
-        <w:spacing w:before="0" w:after="0"/>
-        <w:ind w:left="480" w:hanging="480"/>
       </w:pPr>
       <w:r>
         <w:rPr>
@@ -1140,68 +1015,12 @@
         </w:rPr>
         <w:t xml:space="preserve"> </w:t>
       </w:r>
-    </w:p>
-    <w:p>
-      <w:pPr>
-        <w:pStyle w:val="FirstParagraph"/>
-        <w:spacing w:before="0" w:after="0"/>
-        <w:ind w:left="480" w:hanging="480"/>
-      </w:pPr>
-      <w:r>
-        <w:rPr>
-          <w:rFonts w:ascii="Times New Roman" w:hAnsi="Times New Roman" w:eastAsia="Times New Roman" w:cs="Times New Roman"/>
-        </w:rPr>
-        <w:t xml:space="preserve">A. A-X-A </w:t>
-      </w:r>
-    </w:p>
-    <w:p>
-      <w:pPr>
-        <w:pStyle w:val="FirstParagraph"/>
-        <w:spacing w:before="0" w:after="0"/>
-        <w:ind w:left="480" w:hanging="480"/>
-      </w:pPr>
-      <w:r>
-        <w:rPr>
-          <w:rFonts w:ascii="Times New Roman" w:hAnsi="Times New Roman" w:eastAsia="Times New Roman" w:cs="Times New Roman"/>
-        </w:rPr>
-        <w:t xml:space="preserve">B. A=X=A </w:t>
-      </w:r>
-    </w:p>
-    <w:p>
-      <w:pPr>
-        <w:pStyle w:val="FirstParagraph"/>
-        <w:spacing w:before="0" w:after="0"/>
-        <w:ind w:left="480" w:hanging="480"/>
-      </w:pPr>
-      <w:r>
-        <w:rPr>
-          <w:rFonts w:ascii="Times New Roman" w:hAnsi="Times New Roman" w:eastAsia="Times New Roman" w:cs="Times New Roman"/>
-        </w:rPr>
-        <w:t xml:space="preserve">C. A=X-X </w:t>
-      </w:r>
-    </w:p>
-    <w:p>
-      <w:pPr>
-        <w:pStyle w:val="FirstParagraph"/>
-        <w:spacing w:before="0" w:after="0"/>
-        <w:ind w:left="480" w:hanging="480"/>
-      </w:pPr>
-      <w:r>
-        <w:rPr>
-          <w:rFonts w:ascii="Times New Roman" w:hAnsi="Times New Roman" w:eastAsia="Times New Roman" w:cs="Times New Roman"/>
-        </w:rPr>
-        <w:t xml:space="preserve">D. A-X-A</w:t>
-      </w:r>
-    </w:p>
-    <w:p>
-      <w:pPr>
-        <w:spacing w:before="0" w:after="0"/>
-      </w:pPr>
-    </w:p>
-    <w:p>
-      <w:pPr>
-        <w:spacing w:before="0" w:after="0"/>
-      </w:pPr>
+      <w:r>
+        <w:rPr>
+          <w:rFonts w:ascii="Times New Roman" w:hAnsi="Times New Roman" w:eastAsia="Times New Roman" w:cs="Times New Roman"/>
+        </w:rPr>
+        <w:t xml:space="preserve">A. A-X-A B. A=X=A C. A=X-X D. A-X-A</w:t>
+      </w:r>
     </w:p>
     <w:p>
       <w:pPr>
@@ -1369,7 +1188,10 @@
     <w:p>
       <w:pPr>
         <w:pStyle w:val="Compact"/>
-        <w:spacing w:before="0" w:after="0"/>
+        <w:numPr>
+          <w:ilvl w:val="0"/>
+          <w:numId w:val="1001"/>
+        </w:numPr>
       </w:pPr>
       <w:r>
         <w:rPr>
@@ -1399,7 +1221,10 @@
     <w:p>
       <w:pPr>
         <w:pStyle w:val="Compact"/>
-        <w:spacing w:before="0" w:after="0"/>
+        <w:numPr>
+          <w:ilvl w:val="0"/>
+          <w:numId w:val="1001"/>
+        </w:numPr>
       </w:pPr>
       <w:r>
         <w:rPr>
@@ -1417,7 +1242,10 @@
     <w:p>
       <w:pPr>
         <w:pStyle w:val="Compact"/>
-        <w:spacing w:before="0" w:after="0"/>
+        <w:numPr>
+          <w:ilvl w:val="0"/>
+          <w:numId w:val="1001"/>
+        </w:numPr>
       </w:pPr>
       <w:r>
         <w:rPr>
@@ -1435,7 +1263,10 @@
     <w:p>
       <w:pPr>
         <w:pStyle w:val="Compact"/>
-        <w:spacing w:before="0" w:after="0"/>
+        <w:numPr>
+          <w:ilvl w:val="0"/>
+          <w:numId w:val="1001"/>
+        </w:numPr>
       </w:pPr>
       <w:r>
         <w:rPr>
@@ -1461,16 +1292,6 @@
         </w:rPr>
         <w:t xml:space="preserve">均可能大于零或小于零</w:t>
       </w:r>
-    </w:p>
-    <w:p>
-      <w:pPr>
-        <w:spacing w:before="0" w:after="0"/>
-      </w:pPr>
-    </w:p>
-    <w:p>
-      <w:pPr>
-        <w:spacing w:before="0" w:after="0"/>
-      </w:pPr>
     </w:p>
     <w:p>
       <w:pPr>
@@ -1961,31 +1782,6 @@
     </w:p>
     <w:p>
       <w:pPr>
-        <w:spacing w:before="0" w:after="0"/>
-      </w:pPr>
-    </w:p>
-    <w:p>
-      <w:pPr>
-        <w:spacing w:before="0" w:after="0"/>
-      </w:pPr>
-    </w:p>
-    <w:p>
-      <w:pPr>
-        <w:spacing w:before="0" w:after="0"/>
-      </w:pPr>
-    </w:p>
-    <w:p>
-      <w:pPr>
-        <w:spacing w:before="0" w:after="0"/>
-      </w:pPr>
-    </w:p>
-    <w:p>
-      <w:pPr>
-        <w:spacing w:before="0" w:after="0"/>
-      </w:pPr>
-    </w:p>
-    <w:p>
-      <w:pPr>
         <w:spacing w:before="160" w:after="80"/>
       </w:pPr>
       <w:r>
@@ -2028,7 +1824,7 @@
         <m:sSup>
           <m:e>
             <m:r>
-              <m:t xml:space="preserve"> </m:t>
+              <m:t>​</m:t>
             </m:r>
           </m:e>
           <m:sup>
@@ -2074,7 +1870,7 @@
         <m:sSup>
           <m:e>
             <m:r>
-              <m:t xml:space="preserve"> </m:t>
+              <m:t>​</m:t>
             </m:r>
           </m:e>
           <m:sup>
@@ -2569,46 +2365,6 @@
         </w:rPr>
         <w:t>。</w:t>
       </w:r>
-    </w:p>
-    <w:p>
-      <w:pPr>
-        <w:spacing w:before="0" w:after="0"/>
-      </w:pPr>
-    </w:p>
-    <w:p>
-      <w:pPr>
-        <w:spacing w:before="0" w:after="0"/>
-      </w:pPr>
-    </w:p>
-    <w:p>
-      <w:pPr>
-        <w:spacing w:before="0" w:after="0"/>
-      </w:pPr>
-    </w:p>
-    <w:p>
-      <w:pPr>
-        <w:spacing w:before="0" w:after="0"/>
-      </w:pPr>
-    </w:p>
-    <w:p>
-      <w:pPr>
-        <w:spacing w:before="0" w:after="0"/>
-      </w:pPr>
-    </w:p>
-    <w:p>
-      <w:pPr>
-        <w:spacing w:before="0" w:after="0"/>
-      </w:pPr>
-    </w:p>
-    <w:p>
-      <w:pPr>
-        <w:spacing w:before="0" w:after="0"/>
-      </w:pPr>
-    </w:p>
-    <w:p>
-      <w:pPr>
-        <w:spacing w:before="0" w:after="0"/>
-      </w:pPr>
     </w:p>
     <w:p>
       <w:pPr>
@@ -2944,31 +2700,6 @@
         </w:rPr>
         <w:t>。)</w:t>
       </w:r>
-    </w:p>
-    <w:p>
-      <w:pPr>
-        <w:spacing w:before="0" w:after="0"/>
-      </w:pPr>
-    </w:p>
-    <w:p>
-      <w:pPr>
-        <w:spacing w:before="0" w:after="0"/>
-      </w:pPr>
-    </w:p>
-    <w:p>
-      <w:pPr>
-        <w:spacing w:before="0" w:after="0"/>
-      </w:pPr>
-    </w:p>
-    <w:p>
-      <w:pPr>
-        <w:spacing w:before="0" w:after="0"/>
-      </w:pPr>
-    </w:p>
-    <w:p>
-      <w:pPr>
-        <w:spacing w:before="0" w:after="0"/>
-      </w:pPr>
     </w:p>
     <w:p>
       <w:pPr>
@@ -3155,21 +2886,6 @@
     </w:p>
     <w:p>
       <w:pPr>
-        <w:spacing w:before="0" w:after="0"/>
-      </w:pPr>
-    </w:p>
-    <w:p>
-      <w:pPr>
-        <w:spacing w:before="0" w:after="0"/>
-      </w:pPr>
-    </w:p>
-    <w:p>
-      <w:pPr>
-        <w:spacing w:before="0" w:after="0"/>
-      </w:pPr>
-    </w:p>
-    <w:p>
-      <w:pPr>
         <w:spacing w:before="160" w:after="80"/>
       </w:pPr>
       <w:r>
@@ -3381,7 +3097,7 @@
         </w:rPr>
         <w:drawing>
           <wp:inline>
-            <wp:extent cx="3225973" cy="2945454"/>
+            <wp:extent cx="3240000" cy="2945454"/>
             <wp:effectExtent b="0" l="0" r="0" t="0"/>
             <wp:docPr descr="" title="" id="22" name="Picture"/>
             <a:graphic>
@@ -3402,7 +3118,7 @@
                   <pic:spPr bwMode="auto">
                     <a:xfrm>
                       <a:off x="0" y="0"/>
-                      <a:ext cx="3225973" cy="2945454"/>
+                      <a:ext cx="3240000" cy="2945454"/>
                     </a:xfrm>
                     <a:prstGeom prst="rect">
                       <a:avLst/>
@@ -3423,21 +3139,6 @@
     </w:p>
     <w:p>
       <w:pPr>
-        <w:spacing w:before="0" w:after="0"/>
-      </w:pPr>
-    </w:p>
-    <w:p>
-      <w:pPr>
-        <w:spacing w:before="0" w:after="0"/>
-      </w:pPr>
-    </w:p>
-    <w:p>
-      <w:pPr>
-        <w:spacing w:before="0" w:after="0"/>
-      </w:pPr>
-    </w:p>
-    <w:p>
-      <w:pPr>
         <w:spacing w:before="160" w:after="80"/>
       </w:pPr>
       <w:r>
@@ -3779,7 +3480,7 @@
         </w:rPr>
         <w:drawing>
           <wp:inline>
-            <wp:extent cx="3240000" cy="2966925"/>
+            <wp:extent cx="3240000" cy="2974909"/>
             <wp:effectExtent b="0" l="0" r="0" t="0"/>
             <wp:docPr descr="" title="" id="26" name="Picture"/>
             <a:graphic>
@@ -3800,7 +3501,7 @@
                   <pic:spPr bwMode="auto">
                     <a:xfrm>
                       <a:off x="0" y="0"/>
-                      <a:ext cx="3240000" cy="2966925"/>
+                      <a:ext cx="3240000" cy="2974909"/>
                     </a:xfrm>
                     <a:prstGeom prst="rect">
                       <a:avLst/>
@@ -3818,31 +3519,6 @@
           </wp:inline>
         </w:drawing>
       </w:r>
-    </w:p>
-    <w:p>
-      <w:pPr>
-        <w:spacing w:before="0" w:after="0"/>
-      </w:pPr>
-    </w:p>
-    <w:p>
-      <w:pPr>
-        <w:spacing w:before="0" w:after="0"/>
-      </w:pPr>
-    </w:p>
-    <w:p>
-      <w:pPr>
-        <w:spacing w:before="0" w:after="0"/>
-      </w:pPr>
-    </w:p>
-    <w:p>
-      <w:pPr>
-        <w:spacing w:before="0" w:after="0"/>
-      </w:pPr>
-    </w:p>
-    <w:p>
-      <w:pPr>
-        <w:spacing w:before="0" w:after="0"/>
-      </w:pPr>
     </w:p>
     <w:p>
       <w:pPr>
@@ -4056,31 +3732,6 @@
           </wp:inline>
         </w:drawing>
       </w:r>
-    </w:p>
-    <w:p>
-      <w:pPr>
-        <w:spacing w:before="0" w:after="0"/>
-      </w:pPr>
-    </w:p>
-    <w:p>
-      <w:pPr>
-        <w:spacing w:before="0" w:after="0"/>
-      </w:pPr>
-    </w:p>
-    <w:p>
-      <w:pPr>
-        <w:spacing w:before="0" w:after="0"/>
-      </w:pPr>
-    </w:p>
-    <w:p>
-      <w:pPr>
-        <w:spacing w:before="0" w:after="0"/>
-      </w:pPr>
-    </w:p>
-    <w:p>
-      <w:pPr>
-        <w:spacing w:before="0" w:after="0"/>
-      </w:pPr>
     </w:p>
     <w:p>
       <w:pPr>
@@ -4955,46 +4606,6 @@
     </w:p>
     <w:p>
       <w:pPr>
-        <w:spacing w:before="0" w:after="0"/>
-      </w:pPr>
-    </w:p>
-    <w:p>
-      <w:pPr>
-        <w:spacing w:before="0" w:after="0"/>
-      </w:pPr>
-    </w:p>
-    <w:p>
-      <w:pPr>
-        <w:spacing w:before="0" w:after="0"/>
-      </w:pPr>
-    </w:p>
-    <w:p>
-      <w:pPr>
-        <w:spacing w:before="0" w:after="0"/>
-      </w:pPr>
-    </w:p>
-    <w:p>
-      <w:pPr>
-        <w:spacing w:before="0" w:after="0"/>
-      </w:pPr>
-    </w:p>
-    <w:p>
-      <w:pPr>
-        <w:spacing w:before="0" w:after="0"/>
-      </w:pPr>
-    </w:p>
-    <w:p>
-      <w:pPr>
-        <w:spacing w:before="0" w:after="0"/>
-      </w:pPr>
-    </w:p>
-    <w:p>
-      <w:pPr>
-        <w:spacing w:before="0" w:after="0"/>
-      </w:pPr>
-    </w:p>
-    <w:p>
-      <w:pPr>
         <w:spacing w:before="160" w:after="80"/>
       </w:pPr>
       <w:r>
@@ -5553,7 +5164,7 @@
         </w:rPr>
         <w:drawing>
           <wp:inline>
-            <wp:extent cx="3600000" cy="2341667"/>
+            <wp:extent cx="3600000" cy="2426086"/>
             <wp:effectExtent b="0" l="0" r="0" t="0"/>
             <wp:docPr descr="" title="" id="35" name="Picture"/>
             <a:graphic>
@@ -5574,7 +5185,7 @@
                   <pic:spPr bwMode="auto">
                     <a:xfrm>
                       <a:off x="0" y="0"/>
-                      <a:ext cx="3600000" cy="2341667"/>
+                      <a:ext cx="3600000" cy="2426086"/>
                     </a:xfrm>
                     <a:prstGeom prst="rect">
                       <a:avLst/>
@@ -5595,46 +5206,6 @@
     </w:p>
     <w:p>
       <w:pPr>
-        <w:spacing w:before="0" w:after="0"/>
-      </w:pPr>
-    </w:p>
-    <w:p>
-      <w:pPr>
-        <w:spacing w:before="0" w:after="0"/>
-      </w:pPr>
-    </w:p>
-    <w:p>
-      <w:pPr>
-        <w:spacing w:before="0" w:after="0"/>
-      </w:pPr>
-    </w:p>
-    <w:p>
-      <w:pPr>
-        <w:spacing w:before="0" w:after="0"/>
-      </w:pPr>
-    </w:p>
-    <w:p>
-      <w:pPr>
-        <w:spacing w:before="0" w:after="0"/>
-      </w:pPr>
-    </w:p>
-    <w:p>
-      <w:pPr>
-        <w:spacing w:before="0" w:after="0"/>
-      </w:pPr>
-    </w:p>
-    <w:p>
-      <w:pPr>
-        <w:spacing w:before="0" w:after="0"/>
-      </w:pPr>
-    </w:p>
-    <w:p>
-      <w:pPr>
-        <w:spacing w:before="0" w:after="0"/>
-      </w:pPr>
-    </w:p>
-    <w:p>
-      <w:pPr>
         <w:spacing w:before="160" w:after="80"/>
       </w:pPr>
       <w:r>
@@ -6013,46 +5584,6 @@
         </w:rPr>
         <w:t>。</w:t>
       </w:r>
-    </w:p>
-    <w:p>
-      <w:pPr>
-        <w:spacing w:before="0" w:after="0"/>
-      </w:pPr>
-    </w:p>
-    <w:p>
-      <w:pPr>
-        <w:spacing w:before="0" w:after="0"/>
-      </w:pPr>
-    </w:p>
-    <w:p>
-      <w:pPr>
-        <w:spacing w:before="0" w:after="0"/>
-      </w:pPr>
-    </w:p>
-    <w:p>
-      <w:pPr>
-        <w:spacing w:before="0" w:after="0"/>
-      </w:pPr>
-    </w:p>
-    <w:p>
-      <w:pPr>
-        <w:spacing w:before="0" w:after="0"/>
-      </w:pPr>
-    </w:p>
-    <w:p>
-      <w:pPr>
-        <w:spacing w:before="0" w:after="0"/>
-      </w:pPr>
-    </w:p>
-    <w:p>
-      <w:pPr>
-        <w:spacing w:before="0" w:after="0"/>
-      </w:pPr>
-    </w:p>
-    <w:p>
-      <w:pPr>
-        <w:spacing w:before="0" w:after="0"/>
-      </w:pPr>
     </w:p>
     <w:p>
       <w:pPr>
@@ -6483,14 +6014,6 @@
       <w:tblPr>
         <w:tblStyle w:val="Table"/>
         <w:tblW w:type="auto" w:w="0"/>
-        <w:tblBorders>
-          <w:top w:val="single" w:sz="12" w:space="0" w:color="000000"/>
-          <w:left w:val="none" w:sz="0" w:space="0" w:color="auto"/>
-          <w:bottom w:val="single" w:sz="12" w:space="0" w:color="000000"/>
-          <w:right w:val="none" w:sz="0" w:space="0" w:color="auto"/>
-          <w:insideH w:val="none" w:sz="0" w:space="0" w:color="auto"/>
-          <w:insideV w:val="none" w:sz="0" w:space="0" w:color="auto"/>
-        </w:tblBorders>
         <w:tblLook w:firstRow="1" w:lastRow="0" w:firstColumn="0" w:lastColumn="0" w:noHBand="0" w:noVBand="0" w:val="0020"/>
       </w:tblPr>
       <w:tblGrid>
@@ -6507,11 +6030,7 @@
           <w:tblHeader w:val="on"/>
         </w:trPr>
         <w:tc>
-          <w:tcPr>
-            <w:tcBorders>
-              <w:bottom w:val="single" w:sz="8" w:space="0" w:color="000000"/>
-            </w:tcBorders>
-          </w:tcPr>
+          <w:tcPr/>
           <w:p>
             <w:pPr>
               <w:pStyle w:val="Compact"/>
@@ -6527,11 +6046,7 @@
           </w:p>
         </w:tc>
         <w:tc>
-          <w:tcPr>
-            <w:tcBorders>
-              <w:bottom w:val="single" w:sz="8" w:space="0" w:color="000000"/>
-            </w:tcBorders>
-          </w:tcPr>
+          <w:tcPr/>
           <w:p>
             <w:pPr>
               <w:pStyle w:val="Compact"/>
@@ -6547,11 +6062,7 @@
           </w:p>
         </w:tc>
         <w:tc>
-          <w:tcPr>
-            <w:tcBorders>
-              <w:bottom w:val="single" w:sz="8" w:space="0" w:color="000000"/>
-            </w:tcBorders>
-          </w:tcPr>
+          <w:tcPr/>
           <w:p>
             <w:pPr>
               <w:pStyle w:val="Compact"/>
@@ -6567,11 +6078,7 @@
           </w:p>
         </w:tc>
         <w:tc>
-          <w:tcPr>
-            <w:tcBorders>
-              <w:bottom w:val="single" w:sz="8" w:space="0" w:color="000000"/>
-            </w:tcBorders>
-          </w:tcPr>
+          <w:tcPr/>
           <w:p>
             <w:pPr>
               <w:pStyle w:val="Compact"/>
@@ -6587,11 +6094,7 @@
           </w:p>
         </w:tc>
         <w:tc>
-          <w:tcPr>
-            <w:tcBorders>
-              <w:bottom w:val="single" w:sz="8" w:space="0" w:color="000000"/>
-            </w:tcBorders>
-          </w:tcPr>
+          <w:tcPr/>
           <w:p>
             <w:pPr>
               <w:pStyle w:val="Compact"/>
@@ -6607,11 +6110,7 @@
           </w:p>
         </w:tc>
         <w:tc>
-          <w:tcPr>
-            <w:tcBorders>
-              <w:bottom w:val="single" w:sz="8" w:space="0" w:color="000000"/>
-            </w:tcBorders>
-          </w:tcPr>
+          <w:tcPr/>
           <w:p>
             <w:pPr>
               <w:pStyle w:val="Compact"/>
@@ -6642,11 +6141,7 @@
           </w:p>
         </w:tc>
         <w:tc>
-          <w:tcPr>
-            <w:tcBorders>
-              <w:bottom w:val="single" w:sz="8" w:space="0" w:color="000000"/>
-            </w:tcBorders>
-          </w:tcPr>
+          <w:tcPr/>
           <w:p>
             <w:pPr>
               <w:pStyle w:val="Compact"/>
@@ -7017,46 +6512,6 @@
     </w:p>
     <w:p>
       <w:pPr>
-        <w:spacing w:before="0" w:after="0"/>
-      </w:pPr>
-    </w:p>
-    <w:p>
-      <w:pPr>
-        <w:spacing w:before="0" w:after="0"/>
-      </w:pPr>
-    </w:p>
-    <w:p>
-      <w:pPr>
-        <w:spacing w:before="0" w:after="0"/>
-      </w:pPr>
-    </w:p>
-    <w:p>
-      <w:pPr>
-        <w:spacing w:before="0" w:after="0"/>
-      </w:pPr>
-    </w:p>
-    <w:p>
-      <w:pPr>
-        <w:spacing w:before="0" w:after="0"/>
-      </w:pPr>
-    </w:p>
-    <w:p>
-      <w:pPr>
-        <w:spacing w:before="0" w:after="0"/>
-      </w:pPr>
-    </w:p>
-    <w:p>
-      <w:pPr>
-        <w:spacing w:before="0" w:after="0"/>
-      </w:pPr>
-    </w:p>
-    <w:p>
-      <w:pPr>
-        <w:spacing w:before="0" w:after="0"/>
-      </w:pPr>
-    </w:p>
-    <w:p>
-      <w:pPr>
         <w:spacing w:before="160" w:after="80"/>
       </w:pPr>
       <w:r>
@@ -7423,8 +6878,10 @@
     <w:p>
       <w:pPr>
         <w:pStyle w:val="Compact"/>
-        <w:spacing w:before="0" w:after="0"/>
-        <w:ind w:left="480" w:hanging="480"/>
+        <w:numPr>
+          <w:ilvl w:val="0"/>
+          <w:numId w:val="1008"/>
+        </w:numPr>
       </w:pPr>
       <w:r>
         <w:rPr>
@@ -7456,20 +6913,7 @@
         <w:rPr>
           <w:rFonts w:ascii="Times New Roman" w:hAnsi="Times New Roman" w:eastAsia="Times New Roman" w:cs="Times New Roman"/>
         </w:rPr>
-        <w:t xml:space="preserve">　　</w:t>
-      </w:r>
-    </w:p>
-    <w:p>
-      <w:pPr>
-        <w:pStyle w:val="Compact"/>
-        <w:spacing w:before="0" w:after="0"/>
-        <w:ind w:left="480" w:hanging="480"/>
-      </w:pPr>
-      <w:r>
-        <w:rPr>
-          <w:rFonts w:ascii="Times New Roman" w:hAnsi="Times New Roman" w:eastAsia="Times New Roman" w:cs="Times New Roman"/>
-        </w:rPr>
-        <w:t xml:space="preserve">B. ΔH</w:t>
+        <w:t xml:space="preserve">　　B. ΔH</w:t>
       </w:r>
       <w:r>
         <w:rPr>
@@ -7495,20 +6939,7 @@
         <w:rPr>
           <w:rFonts w:ascii="Times New Roman" w:hAnsi="Times New Roman" w:eastAsia="Times New Roman" w:cs="Times New Roman"/>
         </w:rPr>
-        <w:t xml:space="preserve">　　</w:t>
-      </w:r>
-    </w:p>
-    <w:p>
-      <w:pPr>
-        <w:pStyle w:val="Compact"/>
-        <w:spacing w:before="0" w:after="0"/>
-        <w:ind w:left="480" w:hanging="480"/>
-      </w:pPr>
-      <w:r>
-        <w:rPr>
-          <w:rFonts w:ascii="Times New Roman" w:hAnsi="Times New Roman" w:eastAsia="Times New Roman" w:cs="Times New Roman"/>
-        </w:rPr>
-        <w:t xml:space="preserve">C. ΔH</w:t>
+        <w:t xml:space="preserve">　　C. ΔH</w:t>
       </w:r>
       <w:r>
         <w:rPr>
@@ -7547,20 +6978,7 @@
         <w:rPr>
           <w:rFonts w:ascii="Times New Roman" w:hAnsi="Times New Roman" w:eastAsia="Times New Roman" w:cs="Times New Roman"/>
         </w:rPr>
-        <w:t xml:space="preserve">　　</w:t>
-      </w:r>
-    </w:p>
-    <w:p>
-      <w:pPr>
-        <w:pStyle w:val="Compact"/>
-        <w:spacing w:before="0" w:after="0"/>
-        <w:ind w:left="480" w:hanging="480"/>
-      </w:pPr>
-      <w:r>
-        <w:rPr>
-          <w:rFonts w:ascii="Times New Roman" w:hAnsi="Times New Roman" w:eastAsia="Times New Roman" w:cs="Times New Roman"/>
-        </w:rPr>
-        <w:t xml:space="preserve">D. ΔH</w:t>
+        <w:t xml:space="preserve">　　D. ΔH</w:t>
       </w:r>
       <w:r>
         <w:rPr>
@@ -7595,16 +7013,6 @@
         </w:rPr>
         <w:t>3</w:t>
       </w:r>
-    </w:p>
-    <w:p>
-      <w:pPr>
-        <w:spacing w:before="0" w:after="0"/>
-      </w:pPr>
-    </w:p>
-    <w:p>
-      <w:pPr>
-        <w:spacing w:before="0" w:after="0"/>
-      </w:pPr>
     </w:p>
     <w:p>
       <w:pPr>
@@ -7777,7 +7185,10 @@
     <w:p>
       <w:pPr>
         <w:pStyle w:val="Compact"/>
-        <w:spacing w:before="0" w:after="0"/>
+        <w:numPr>
+          <w:ilvl w:val="0"/>
+          <w:numId w:val="1009"/>
+        </w:numPr>
       </w:pPr>
       <w:r>
         <w:rPr>
@@ -7832,7 +7243,10 @@
     <w:p>
       <w:pPr>
         <w:pStyle w:val="Compact"/>
-        <w:spacing w:before="0" w:after="0"/>
+        <w:numPr>
+          <w:ilvl w:val="0"/>
+          <w:numId w:val="1009"/>
+        </w:numPr>
       </w:pPr>
       <w:r>
         <w:rPr>
@@ -7886,7 +7300,10 @@
     <w:p>
       <w:pPr>
         <w:pStyle w:val="Compact"/>
-        <w:spacing w:before="0" w:after="0"/>
+        <w:numPr>
+          <w:ilvl w:val="0"/>
+          <w:numId w:val="1009"/>
+        </w:numPr>
       </w:pPr>
       <w:r>
         <w:rPr>
@@ -7949,7 +7366,10 @@
     <w:p>
       <w:pPr>
         <w:pStyle w:val="Compact"/>
-        <w:spacing w:before="0" w:after="0"/>
+        <w:numPr>
+          <w:ilvl w:val="0"/>
+          <w:numId w:val="1009"/>
+        </w:numPr>
       </w:pPr>
       <w:r>
         <w:rPr>
@@ -7963,16 +7383,6 @@
         </w:rPr>
         <w:t xml:space="preserve">以上三者都是</w:t>
       </w:r>
-    </w:p>
-    <w:p>
-      <w:pPr>
-        <w:spacing w:before="0" w:after="0"/>
-      </w:pPr>
-    </w:p>
-    <w:p>
-      <w:pPr>
-        <w:spacing w:before="0" w:after="0"/>
-      </w:pPr>
     </w:p>
     <w:p>
       <w:pPr>
@@ -8057,7 +7467,7 @@
         </w:rPr>
         <w:drawing>
           <wp:inline>
-            <wp:extent cx="3600000" cy="657391"/>
+            <wp:extent cx="3600000" cy="711747"/>
             <wp:effectExtent b="0" l="0" r="0" t="0"/>
             <wp:docPr descr="" title="" id="43" name="Picture"/>
             <a:graphic>
@@ -8078,7 +7488,7 @@
                   <pic:spPr bwMode="auto">
                     <a:xfrm>
                       <a:off x="0" y="0"/>
-                      <a:ext cx="3600000" cy="657391"/>
+                      <a:ext cx="3600000" cy="711747"/>
                     </a:xfrm>
                     <a:prstGeom prst="rect">
                       <a:avLst/>
@@ -8099,21 +7509,6 @@
     </w:p>
     <w:p>
       <w:pPr>
-        <w:spacing w:before="0" w:after="0"/>
-      </w:pPr>
-    </w:p>
-    <w:p>
-      <w:pPr>
-        <w:spacing w:before="0" w:after="0"/>
-      </w:pPr>
-    </w:p>
-    <w:p>
-      <w:pPr>
-        <w:spacing w:before="0" w:after="0"/>
-      </w:pPr>
-    </w:p>
-    <w:p>
-      <w:pPr>
         <w:spacing w:before="160" w:after="80"/>
       </w:pPr>
       <w:r>
@@ -8221,7 +7616,7 @@
         </w:rPr>
         <w:drawing>
           <wp:inline>
-            <wp:extent cx="3600000" cy="483148"/>
+            <wp:extent cx="3600000" cy="485800"/>
             <wp:effectExtent b="0" l="0" r="0" t="0"/>
             <wp:docPr descr="" title="" id="47" name="Picture"/>
             <a:graphic>
@@ -8242,7 +7637,7 @@
                   <pic:spPr bwMode="auto">
                     <a:xfrm>
                       <a:off x="0" y="0"/>
-                      <a:ext cx="3600000" cy="483148"/>
+                      <a:ext cx="3600000" cy="485800"/>
                     </a:xfrm>
                     <a:prstGeom prst="rect">
                       <a:avLst/>
@@ -8264,64 +7659,17 @@
     <w:p>
       <w:pPr>
         <w:pStyle w:val="Compact"/>
-        <w:spacing w:before="0" w:after="0"/>
-        <w:ind w:left="480" w:hanging="480"/>
-      </w:pPr>
-      <w:r>
-        <w:rPr>
-          <w:rFonts w:ascii="Times New Roman" w:hAnsi="Times New Roman" w:eastAsia="Times New Roman" w:cs="Times New Roman"/>
-        </w:rPr>
-        <w:t xml:space="preserve">A. +1.098 V　　</w:t>
-      </w:r>
-    </w:p>
-    <w:p>
-      <w:pPr>
-        <w:pStyle w:val="Compact"/>
-        <w:spacing w:before="0" w:after="0"/>
-        <w:ind w:left="480" w:hanging="480"/>
-      </w:pPr>
-      <w:r>
-        <w:rPr>
-          <w:rFonts w:ascii="Times New Roman" w:hAnsi="Times New Roman" w:eastAsia="Times New Roman" w:cs="Times New Roman"/>
-        </w:rPr>
-        <w:t xml:space="preserve">B. +0.549 V　　</w:t>
-      </w:r>
-    </w:p>
-    <w:p>
-      <w:pPr>
-        <w:pStyle w:val="Compact"/>
-        <w:spacing w:before="0" w:after="0"/>
-        <w:ind w:left="480" w:hanging="480"/>
-      </w:pPr>
-      <w:r>
-        <w:rPr>
-          <w:rFonts w:ascii="Times New Roman" w:hAnsi="Times New Roman" w:eastAsia="Times New Roman" w:cs="Times New Roman"/>
-        </w:rPr>
-        <w:t xml:space="preserve">C. −1.54 V　　</w:t>
-      </w:r>
-    </w:p>
-    <w:p>
-      <w:pPr>
-        <w:pStyle w:val="Compact"/>
-        <w:spacing w:before="0" w:after="0"/>
-        <w:ind w:left="480" w:hanging="480"/>
-      </w:pPr>
-      <w:r>
-        <w:rPr>
-          <w:rFonts w:ascii="Times New Roman" w:hAnsi="Times New Roman" w:eastAsia="Times New Roman" w:cs="Times New Roman"/>
-        </w:rPr>
-        <w:t xml:space="preserve">D. −0.77 V</w:t>
-      </w:r>
-    </w:p>
-    <w:p>
-      <w:pPr>
-        <w:spacing w:before="0" w:after="0"/>
-      </w:pPr>
-    </w:p>
-    <w:p>
-      <w:pPr>
-        <w:spacing w:before="0" w:after="0"/>
-      </w:pPr>
+        <w:numPr>
+          <w:ilvl w:val="0"/>
+          <w:numId w:val="1010"/>
+        </w:numPr>
+      </w:pPr>
+      <w:r>
+        <w:rPr>
+          <w:rFonts w:ascii="Times New Roman" w:hAnsi="Times New Roman" w:eastAsia="Times New Roman" w:cs="Times New Roman"/>
+        </w:rPr>
+        <w:t xml:space="preserve">A. +1.098 V　　B. +0.549 V　　C. −1.54 V　　D. −0.77 V</w:t>
+      </w:r>
     </w:p>
     <w:p>
       <w:pPr>
@@ -8561,7 +7909,10 @@
     <w:p>
       <w:pPr>
         <w:pStyle w:val="Compact"/>
-        <w:spacing w:before="0" w:after="0"/>
+        <w:numPr>
+          <w:ilvl w:val="0"/>
+          <w:numId w:val="1011"/>
+        </w:numPr>
       </w:pPr>
       <w:r>
         <w:rPr>
@@ -8675,7 +8026,10 @@
     <w:p>
       <w:pPr>
         <w:pStyle w:val="Compact"/>
-        <w:spacing w:before="0" w:after="0"/>
+        <w:numPr>
+          <w:ilvl w:val="0"/>
+          <w:numId w:val="1011"/>
+        </w:numPr>
       </w:pPr>
       <w:r>
         <w:rPr>
@@ -8775,7 +8129,10 @@
     <w:p>
       <w:pPr>
         <w:pStyle w:val="Compact"/>
-        <w:spacing w:before="0" w:after="0"/>
+        <w:numPr>
+          <w:ilvl w:val="0"/>
+          <w:numId w:val="1011"/>
+        </w:numPr>
       </w:pPr>
       <w:r>
         <w:rPr>
@@ -8875,7 +8232,10 @@
     <w:p>
       <w:pPr>
         <w:pStyle w:val="Compact"/>
-        <w:spacing w:before="0" w:after="0"/>
+        <w:numPr>
+          <w:ilvl w:val="0"/>
+          <w:numId w:val="1011"/>
+        </w:numPr>
       </w:pPr>
       <w:r>
         <w:rPr>
@@ -8971,16 +8331,6 @@
         </w:rPr>
         <w:t>2-</w:t>
       </w:r>
-    </w:p>
-    <w:p>
-      <w:pPr>
-        <w:spacing w:before="0" w:after="0"/>
-      </w:pPr>
-    </w:p>
-    <w:p>
-      <w:pPr>
-        <w:spacing w:before="0" w:after="0"/>
-      </w:pPr>
     </w:p>
     <w:p>
       <w:pPr>
@@ -9117,21 +8467,6 @@
         </w:rPr>
         <w:t>。</w:t>
       </w:r>
-    </w:p>
-    <w:p>
-      <w:pPr>
-        <w:spacing w:before="0" w:after="0"/>
-      </w:pPr>
-    </w:p>
-    <w:p>
-      <w:pPr>
-        <w:spacing w:before="0" w:after="0"/>
-      </w:pPr>
-    </w:p>
-    <w:p>
-      <w:pPr>
-        <w:spacing w:before="0" w:after="0"/>
-      </w:pPr>
     </w:p>
     <w:p>
       <w:pPr>
@@ -10284,46 +9619,6 @@
     </w:p>
     <w:p>
       <w:pPr>
-        <w:spacing w:before="0" w:after="0"/>
-      </w:pPr>
-    </w:p>
-    <w:p>
-      <w:pPr>
-        <w:spacing w:before="0" w:after="0"/>
-      </w:pPr>
-    </w:p>
-    <w:p>
-      <w:pPr>
-        <w:spacing w:before="0" w:after="0"/>
-      </w:pPr>
-    </w:p>
-    <w:p>
-      <w:pPr>
-        <w:spacing w:before="0" w:after="0"/>
-      </w:pPr>
-    </w:p>
-    <w:p>
-      <w:pPr>
-        <w:spacing w:before="0" w:after="0"/>
-      </w:pPr>
-    </w:p>
-    <w:p>
-      <w:pPr>
-        <w:spacing w:before="0" w:after="0"/>
-      </w:pPr>
-    </w:p>
-    <w:p>
-      <w:pPr>
-        <w:spacing w:before="0" w:after="0"/>
-      </w:pPr>
-    </w:p>
-    <w:p>
-      <w:pPr>
-        <w:spacing w:before="0" w:after="0"/>
-      </w:pPr>
-    </w:p>
-    <w:p>
-      <w:pPr>
         <w:spacing w:before="160" w:after="80"/>
       </w:pPr>
       <w:r>
@@ -11341,46 +10636,6 @@
     </w:p>
     <w:p>
       <w:pPr>
-        <w:spacing w:before="0" w:after="0"/>
-      </w:pPr>
-    </w:p>
-    <w:p>
-      <w:pPr>
-        <w:spacing w:before="0" w:after="0"/>
-      </w:pPr>
-    </w:p>
-    <w:p>
-      <w:pPr>
-        <w:spacing w:before="0" w:after="0"/>
-      </w:pPr>
-    </w:p>
-    <w:p>
-      <w:pPr>
-        <w:spacing w:before="0" w:after="0"/>
-      </w:pPr>
-    </w:p>
-    <w:p>
-      <w:pPr>
-        <w:spacing w:before="0" w:after="0"/>
-      </w:pPr>
-    </w:p>
-    <w:p>
-      <w:pPr>
-        <w:spacing w:before="0" w:after="0"/>
-      </w:pPr>
-    </w:p>
-    <w:p>
-      <w:pPr>
-        <w:spacing w:before="0" w:after="0"/>
-      </w:pPr>
-    </w:p>
-    <w:p>
-      <w:pPr>
-        <w:spacing w:before="0" w:after="0"/>
-      </w:pPr>
-    </w:p>
-    <w:p>
-      <w:pPr>
         <w:spacing w:before="160" w:after="80"/>
       </w:pPr>
       <w:r>
@@ -11419,42 +10674,6 @@
       <w:pPr>
         <w:pStyle w:val="FirstParagraph"/>
       </w:pPr>
-      <w:r>
-        <w:rPr>
-          <w:rFonts w:ascii="Times New Roman" w:hAnsi="Times New Roman" w:eastAsia="Times New Roman" w:cs="Times New Roman"/>
-        </w:rPr>
-        <w:t xml:space="preserve">6 </w:t>
-      </w:r>
-      <w:r>
-        <w:rPr>
-          <w:rFonts w:hint="eastAsia" w:ascii="Times New Roman" w:hAnsi="Times New Roman" w:eastAsia="Times New Roman" w:cs="Times New Roman"/>
-        </w:rPr>
-        <w:t>(9</w:t>
-      </w:r>
-      <w:r>
-        <w:rPr>
-          <w:rFonts w:hint="eastAsia" w:ascii="Times New Roman" w:hAnsi="Times New Roman" w:eastAsia="FangSong" w:cs="Times New Roman"/>
-        </w:rPr>
-        <w:t>分</w:t>
-      </w:r>
-      <w:r>
-        <w:rPr>
-          <w:rFonts w:hint="eastAsia" w:ascii="Times New Roman" w:hAnsi="Times New Roman" w:eastAsia="Times New Roman" w:cs="Times New Roman"/>
-        </w:rPr>
-        <w:t>)</w:t>
-      </w:r>
-      <w:r>
-        <w:rPr>
-          <w:rFonts w:ascii="Times New Roman" w:hAnsi="Times New Roman" w:eastAsia="Times New Roman" w:cs="Times New Roman"/>
-        </w:rPr>
-        <w:t xml:space="preserve"> &gt;&gt;&gt;</w:t>
-      </w:r>
-      <w:r>
-        <w:rPr>
-          <w:rFonts w:ascii="Times New Roman" w:hAnsi="Times New Roman" w:eastAsia="Times New Roman" w:cs="Times New Roman"/>
-        </w:rPr>
-        <w:t xml:space="preserve"> </w:t>
-      </w:r>
       <w:r>
         <w:rPr>
           <w:rFonts w:hint="eastAsia" w:ascii="Times New Roman" w:hAnsi="Times New Roman" w:eastAsia="FangSong" w:cs="Times New Roman"/>
@@ -12294,31 +11513,6 @@
     </w:p>
     <w:p>
       <w:pPr>
-        <w:spacing w:before="0" w:after="0"/>
-      </w:pPr>
-    </w:p>
-    <w:p>
-      <w:pPr>
-        <w:spacing w:before="0" w:after="0"/>
-      </w:pPr>
-    </w:p>
-    <w:p>
-      <w:pPr>
-        <w:spacing w:before="0" w:after="0"/>
-      </w:pPr>
-    </w:p>
-    <w:p>
-      <w:pPr>
-        <w:spacing w:before="0" w:after="0"/>
-      </w:pPr>
-    </w:p>
-    <w:p>
-      <w:pPr>
-        <w:spacing w:before="0" w:after="0"/>
-      </w:pPr>
-    </w:p>
-    <w:p>
-      <w:pPr>
         <w:spacing w:before="160" w:after="80"/>
       </w:pPr>
       <w:r>
@@ -12357,509 +11551,6 @@
       <w:pPr>
         <w:pStyle w:val="FirstParagraph"/>
       </w:pPr>
-      <w:r>
-        <w:rPr>
-          <w:rFonts w:ascii="Times New Roman" w:hAnsi="Times New Roman" w:eastAsia="Times New Roman" w:cs="Times New Roman"/>
-        </w:rPr>
-        <w:t xml:space="preserve">7 </w:t>
-      </w:r>
-      <w:r>
-        <w:rPr>
-          <w:rFonts w:hint="eastAsia" w:ascii="Times New Roman" w:hAnsi="Times New Roman" w:eastAsia="Times New Roman" w:cs="Times New Roman"/>
-        </w:rPr>
-        <w:t>(14</w:t>
-      </w:r>
-      <w:r>
-        <w:rPr>
-          <w:rFonts w:hint="eastAsia" w:ascii="Times New Roman" w:hAnsi="Times New Roman" w:eastAsia="FangSong" w:cs="Times New Roman"/>
-        </w:rPr>
-        <w:t>分</w:t>
-      </w:r>
-      <w:r>
-        <w:rPr>
-          <w:rFonts w:hint="eastAsia" w:ascii="Times New Roman" w:hAnsi="Times New Roman" w:eastAsia="Times New Roman" w:cs="Times New Roman"/>
-        </w:rPr>
-        <w:t>)</w:t>
-      </w:r>
-      <w:r>
-        <w:rPr>
-          <w:rFonts w:ascii="Times New Roman" w:hAnsi="Times New Roman" w:eastAsia="Times New Roman" w:cs="Times New Roman"/>
-        </w:rPr>
-        <w:t xml:space="preserve"> </w:t>
-      </w:r>
-      <m:oMath>
-        <m:oMathPr>
-          <m:ctrlPr>
-            <w:rPr>
-              <w:sz w:val="28"/>
-              <w:szCs w:val="28"/>
-            </w:rPr>
-          </m:ctrlPr>
-        </m:oMathPr>
-        <m:r>
-          <m:rPr>
-            <m:sty m:val="p"/>
-          </m:rPr>
-          <m:t>&lt;</m:t>
-        </m:r>
-        <m:r>
-          <m:rPr>
-            <m:sty m:val="p"/>
-          </m:rPr>
-          <m:t>&lt;</m:t>
-        </m:r>
-        <m:r>
-          <m:rPr>
-            <m:sty m:val="p"/>
-          </m:rPr>
-          <m:t>&lt;</m:t>
-        </m:r>
-        <m:r>
-          <m:rPr>
-            <m:sty m:val="p"/>
-          </m:rPr>
-          <m:t>&lt;</m:t>
-        </m:r>
-        <m:r>
-          <m:rPr>
-            <m:sty m:val="p"/>
-          </m:rPr>
-          <m:t>&lt;</m:t>
-        </m:r>
-        <m:r>
-          <m:rPr>
-            <m:sty m:val="p"/>
-          </m:rPr>
-          <m:t>&lt;</m:t>
-        </m:r>
-        <m:r>
-          <m:rPr>
-            <m:sty m:val="p"/>
-          </m:rPr>
-          <m:t>&lt;</m:t>
-        </m:r>
-        <m:r>
-          <m:rPr>
-            <m:sty m:val="p"/>
-          </m:rPr>
-          <m:t>&lt;</m:t>
-        </m:r>
-        <m:r>
-          <m:rPr>
-            <m:sty m:val="p"/>
-          </m:rPr>
-          <m:t>&lt;</m:t>
-        </m:r>
-        <m:r>
-          <m:rPr>
-            <m:sty m:val="p"/>
-          </m:rPr>
-          <m:t>&lt;</m:t>
-        </m:r>
-        <m:r>
-          <m:rPr>
-            <m:sty m:val="p"/>
-          </m:rPr>
-          <m:t>&lt;</m:t>
-        </m:r>
-        <m:r>
-          <m:rPr>
-            <m:sty m:val="p"/>
-          </m:rPr>
-          <m:t>&lt;</m:t>
-        </m:r>
-        <m:r>
-          <m:rPr>
-            <m:sty m:val="p"/>
-          </m:rPr>
-          <m:t>&lt;</m:t>
-        </m:r>
-        <m:r>
-          <m:rPr>
-            <m:sty m:val="p"/>
-          </m:rPr>
-          <m:t>&lt;</m:t>
-        </m:r>
-        <m:r>
-          <m:rPr>
-            <m:sty m:val="p"/>
-          </m:rPr>
-          <m:t>&lt;</m:t>
-        </m:r>
-        <m:r>
-          <m:rPr>
-            <m:sty m:val="p"/>
-          </m:rPr>
-          <m:t>&lt;</m:t>
-        </m:r>
-        <m:r>
-          <m:rPr>
-            <m:sty m:val="p"/>
-          </m:rPr>
-          <m:t>&lt;</m:t>
-        </m:r>
-        <m:r>
-          <m:rPr>
-            <m:sty m:val="p"/>
-          </m:rPr>
-          <m:t>&lt;</m:t>
-        </m:r>
-        <m:r>
-          <m:rPr>
-            <m:sty m:val="p"/>
-          </m:rPr>
-          <m:t>&lt;</m:t>
-        </m:r>
-        <m:r>
-          <m:rPr>
-            <m:sty m:val="p"/>
-          </m:rPr>
-          <m:t>&lt;</m:t>
-        </m:r>
-        <m:r>
-          <m:rPr>
-            <m:sty m:val="p"/>
-          </m:rPr>
-          <m:t>&lt;</m:t>
-        </m:r>
-        <m:r>
-          <m:rPr>
-            <m:sty m:val="p"/>
-          </m:rPr>
-          <m:t>&lt;</m:t>
-        </m:r>
-        <m:r>
-          <m:rPr>
-            <m:sty m:val="p"/>
-          </m:rPr>
-          <m:t>&lt;</m:t>
-        </m:r>
-        <m:r>
-          <m:rPr>
-            <m:sty m:val="p"/>
-          </m:rPr>
-          <m:t>&lt;</m:t>
-        </m:r>
-        <m:r>
-          <m:rPr>
-            <m:sty m:val="p"/>
-          </m:rPr>
-          <m:t>&lt;</m:t>
-        </m:r>
-        <m:r>
-          <m:rPr>
-            <m:sty m:val="p"/>
-          </m:rPr>
-          <m:t>&lt;</m:t>
-        </m:r>
-        <m:r>
-          <m:rPr>
-            <m:sty m:val="p"/>
-          </m:rPr>
-          <m:t>&lt;</m:t>
-        </m:r>
-        <m:r>
-          <m:rPr>
-            <m:sty m:val="p"/>
-          </m:rPr>
-          <m:t>&lt;</m:t>
-        </m:r>
-        <m:r>
-          <m:rPr>
-            <m:sty m:val="p"/>
-          </m:rPr>
-          <m:t>&lt;</m:t>
-        </m:r>
-        <m:r>
-          <m:rPr>
-            <m:sty m:val="p"/>
-          </m:rPr>
-          <m:t>&lt;</m:t>
-        </m:r>
-        <m:r>
-          <m:rPr>
-            <m:sty m:val="p"/>
-          </m:rPr>
-          <m:t>&lt;</m:t>
-        </m:r>
-        <m:r>
-          <m:rPr>
-            <m:sty m:val="p"/>
-          </m:rPr>
-          <m:t>&lt;</m:t>
-        </m:r>
-        <m:r>
-          <m:rPr>
-            <m:sty m:val="p"/>
-          </m:rPr>
-          <m:t>&lt;</m:t>
-        </m:r>
-        <m:r>
-          <m:rPr>
-            <m:sty m:val="p"/>
-          </m:rPr>
-          <m:t>&lt;</m:t>
-        </m:r>
-        <m:r>
-          <m:rPr>
-            <m:sty m:val="p"/>
-          </m:rPr>
-          <m:t>&lt;</m:t>
-        </m:r>
-        <m:r>
-          <m:rPr>
-            <m:sty m:val="p"/>
-          </m:rPr>
-          <m:t>&lt;</m:t>
-        </m:r>
-        <m:r>
-          <m:rPr>
-            <m:sty m:val="p"/>
-          </m:rPr>
-          <m:t>&lt;</m:t>
-        </m:r>
-        <m:r>
-          <m:rPr>
-            <m:sty m:val="p"/>
-          </m:rPr>
-          <m:t>&lt;</m:t>
-        </m:r>
-        <m:r>
-          <m:rPr>
-            <m:sty m:val="p"/>
-          </m:rPr>
-          <m:t>&lt;</m:t>
-        </m:r>
-        <m:r>
-          <m:rPr>
-            <m:sty m:val="p"/>
-          </m:rPr>
-          <m:t>&lt;</m:t>
-        </m:r>
-        <m:r>
-          <m:rPr>
-            <m:sty m:val="p"/>
-          </m:rPr>
-          <m:t>&lt;</m:t>
-        </m:r>
-        <m:r>
-          <m:rPr>
-            <m:sty m:val="p"/>
-          </m:rPr>
-          <m:t>&lt;</m:t>
-        </m:r>
-        <m:r>
-          <m:rPr>
-            <m:sty m:val="p"/>
-          </m:rPr>
-          <m:t>&lt;</m:t>
-        </m:r>
-        <m:r>
-          <m:rPr>
-            <m:sty m:val="p"/>
-          </m:rPr>
-          <m:t>&lt;</m:t>
-        </m:r>
-        <m:r>
-          <m:rPr>
-            <m:sty m:val="p"/>
-          </m:rPr>
-          <m:t>&lt;</m:t>
-        </m:r>
-        <m:r>
-          <m:rPr>
-            <m:sty m:val="p"/>
-          </m:rPr>
-          <m:t>&lt;</m:t>
-        </m:r>
-        <m:r>
-          <m:rPr>
-            <m:sty m:val="p"/>
-          </m:rPr>
-          <m:t>&lt;</m:t>
-        </m:r>
-        <m:r>
-          <m:rPr>
-            <m:sty m:val="p"/>
-          </m:rPr>
-          <m:t>&lt;</m:t>
-        </m:r>
-        <m:r>
-          <m:rPr>
-            <m:sty m:val="p"/>
-          </m:rPr>
-          <m:t>&lt;</m:t>
-        </m:r>
-        <m:r>
-          <m:rPr>
-            <m:sty m:val="p"/>
-          </m:rPr>
-          <m:t>&lt;</m:t>
-        </m:r>
-        <m:r>
-          <m:rPr>
-            <m:sty m:val="p"/>
-          </m:rPr>
-          <m:t>&lt;</m:t>
-        </m:r>
-        <m:r>
-          <m:rPr>
-            <m:sty m:val="p"/>
-          </m:rPr>
-          <m:t>&lt;</m:t>
-        </m:r>
-        <m:r>
-          <m:rPr>
-            <m:sty m:val="p"/>
-          </m:rPr>
-          <m:t>&lt;</m:t>
-        </m:r>
-        <m:r>
-          <m:rPr>
-            <m:sty m:val="p"/>
-          </m:rPr>
-          <m:t>&lt;</m:t>
-        </m:r>
-        <m:sSub>
-          <m:e>
-            <m:r>
-              <m:rPr>
-                <m:sty m:val="p"/>
-              </m:rPr>
-              <m:t>Δ</m:t>
-            </m:r>
-          </m:e>
-          <m:sub>
-            <m:r>
-              <m:rPr>
-                <m:sty m:val="p"/>
-              </m:rPr>
-              <m:t>r</m:t>
-            </m:r>
-          </m:sub>
-        </m:sSub>
-        <m:sSubSup>
-          <m:e>
-            <m:r>
-              <m:t>S</m:t>
-            </m:r>
-          </m:e>
-          <m:sub>
-            <m:r>
-              <m:rPr>
-                <m:sty m:val="p"/>
-              </m:rPr>
-              <m:t>m</m:t>
-            </m:r>
-          </m:sub>
-          <m:sup>
-            <m:r>
-              <m:rPr>
-                <m:sty m:val="p"/>
-              </m:rPr>
-              <m:t>⊖</m:t>
-            </m:r>
-          </m:sup>
-        </m:sSubSup>
-        <m:r>
-          <m:rPr>
-            <m:sty m:val="p"/>
-          </m:rPr>
-          <m:t>(</m:t>
-        </m:r>
-        <m:r>
-          <m:t>373</m:t>
-        </m:r>
-        <m:r>
-          <m:t>K</m:t>
-        </m:r>
-        <m:r>
-          <m:rPr>
-            <m:sty m:val="p"/>
-          </m:rPr>
-          <m:t>)</m:t>
-        </m:r>
-        <m:r>
-          <m:rPr>
-            <m:sty m:val="p"/>
-          </m:rPr>
-          <m:t>=</m:t>
-        </m:r>
-      </m:oMath>
-      <w:r>
-        <w:rPr>
-          <w:rFonts w:ascii="Times New Roman" w:hAnsi="Times New Roman" w:eastAsia="Times New Roman" w:cs="Times New Roman"/>
-        </w:rPr>
-        <w:t xml:space="preserve"> </w:t>
-      </w:r>
-      <w:r>
-        <w:rPr>
-          <w:rFonts w:hint="eastAsia" w:ascii="Times New Roman" w:hAnsi="Times New Roman" w:eastAsia="FangSong" w:cs="Times New Roman"/>
-        </w:rPr>
-        <w:t xml:space="preserve">在</w:t>
-      </w:r>
-      <w:r>
-        <w:rPr>
-          <w:rFonts w:ascii="Times New Roman" w:hAnsi="Times New Roman" w:eastAsia="Times New Roman" w:cs="Times New Roman"/>
-        </w:rPr>
-        <w:t xml:space="preserve"> </w:t>
-      </w:r>
-      <m:oMath>
-        <m:sSup>
-          <m:e>
-            <m:r>
-              <m:t>100</m:t>
-            </m:r>
-          </m:e>
-          <m:sup>
-            <m:r>
-              <m:rPr>
-                <m:sty m:val="p"/>
-              </m:rPr>
-              <m:t>∘</m:t>
-            </m:r>
-          </m:sup>
-        </m:sSup>
-        <m:r>
-          <m:t>C</m:t>
-        </m:r>
-      </m:oMath>
-      <w:r>
-        <w:rPr>
-          <w:rFonts w:ascii="Times New Roman" w:hAnsi="Times New Roman" w:eastAsia="Times New Roman" w:cs="Times New Roman"/>
-        </w:rPr>
-        <w:t xml:space="preserve"> </w:t>
-      </w:r>
-      <w:r>
-        <w:rPr>
-          <w:rFonts w:hint="eastAsia" w:ascii="Times New Roman" w:hAnsi="Times New Roman" w:eastAsia="FangSong" w:cs="Times New Roman"/>
-        </w:rPr>
-        <w:t>下</w:t>
-      </w:r>
-      <w:r>
-        <w:rPr>
-          <w:rFonts w:hint="eastAsia" w:ascii="Times New Roman" w:hAnsi="Times New Roman" w:eastAsia="Times New Roman" w:cs="Times New Roman"/>
-        </w:rPr>
-        <w:t>，</w:t>
-      </w:r>
-      <w:r>
-        <w:rPr>
-          <w:rFonts w:hint="eastAsia" w:ascii="Times New Roman" w:hAnsi="Times New Roman" w:eastAsia="FangSong" w:cs="Times New Roman"/>
-        </w:rPr>
-        <w:t>下列反应</w:t>
-      </w:r>
-      <w:r>
-        <w:rPr>
-          <w:rFonts w:hint="eastAsia" w:ascii="Times New Roman" w:hAnsi="Times New Roman" w:eastAsia="Times New Roman" w:cs="Times New Roman"/>
-        </w:rPr>
-        <w:t>：</w:t>
-      </w:r>
-      <w:r>
-        <w:rPr>
-          <w:rFonts w:ascii="Times New Roman" w:hAnsi="Times New Roman" w:eastAsia="Times New Roman" w:cs="Times New Roman"/>
-        </w:rPr>
-        <w:t xml:space="preserve"> </w:t>
-      </w:r>
       <m:oMath>
         <m:oMathPr>
           <m:ctrlPr>
@@ -12875,6 +11566,155 @@
               <m:rPr>
                 <m:sty m:val="p"/>
               </m:rPr>
+              <m:t>Δ</m:t>
+            </m:r>
+          </m:e>
+          <m:sub>
+            <m:r>
+              <m:rPr>
+                <m:sty m:val="p"/>
+              </m:rPr>
+              <m:t>r</m:t>
+            </m:r>
+          </m:sub>
+        </m:sSub>
+        <m:sSubSup>
+          <m:e>
+            <m:r>
+              <m:t>S</m:t>
+            </m:r>
+          </m:e>
+          <m:sub>
+            <m:r>
+              <m:rPr>
+                <m:sty m:val="p"/>
+              </m:rPr>
+              <m:t>m</m:t>
+            </m:r>
+          </m:sub>
+          <m:sup>
+            <m:r>
+              <m:rPr>
+                <m:sty m:val="p"/>
+              </m:rPr>
+              <m:t>⊖</m:t>
+            </m:r>
+          </m:sup>
+        </m:sSubSup>
+        <m:r>
+          <m:rPr>
+            <m:sty m:val="p"/>
+          </m:rPr>
+          <m:t>(</m:t>
+        </m:r>
+        <m:r>
+          <m:t>373</m:t>
+        </m:r>
+        <m:r>
+          <m:t>K</m:t>
+        </m:r>
+        <m:r>
+          <m:rPr>
+            <m:sty m:val="p"/>
+          </m:rPr>
+          <m:t>)</m:t>
+        </m:r>
+        <m:r>
+          <m:rPr>
+            <m:sty m:val="p"/>
+          </m:rPr>
+          <m:t>=</m:t>
+        </m:r>
+      </m:oMath>
+      <w:r>
+        <w:rPr>
+          <w:rFonts w:ascii="Times New Roman" w:hAnsi="Times New Roman" w:eastAsia="Times New Roman" w:cs="Times New Roman"/>
+        </w:rPr>
+        <w:t xml:space="preserve"> </w:t>
+      </w:r>
+      <w:r>
+        <w:rPr>
+          <w:rFonts w:hint="eastAsia" w:ascii="Times New Roman" w:hAnsi="Times New Roman" w:eastAsia="FangSong" w:cs="Times New Roman"/>
+        </w:rPr>
+        <w:t xml:space="preserve">在</w:t>
+      </w:r>
+      <w:r>
+        <w:rPr>
+          <w:rFonts w:ascii="Times New Roman" w:hAnsi="Times New Roman" w:eastAsia="Times New Roman" w:cs="Times New Roman"/>
+        </w:rPr>
+        <w:t xml:space="preserve"> </w:t>
+      </w:r>
+      <m:oMath>
+        <m:sSup>
+          <m:e>
+            <m:r>
+              <m:t>100</m:t>
+            </m:r>
+          </m:e>
+          <m:sup>
+            <m:r>
+              <m:rPr>
+                <m:sty m:val="p"/>
+              </m:rPr>
+              <m:t>∘</m:t>
+            </m:r>
+          </m:sup>
+        </m:sSup>
+        <m:r>
+          <m:t>C</m:t>
+        </m:r>
+      </m:oMath>
+      <w:r>
+        <w:rPr>
+          <w:rFonts w:ascii="Times New Roman" w:hAnsi="Times New Roman" w:eastAsia="Times New Roman" w:cs="Times New Roman"/>
+        </w:rPr>
+        <w:t xml:space="preserve"> </w:t>
+      </w:r>
+      <w:r>
+        <w:rPr>
+          <w:rFonts w:hint="eastAsia" w:ascii="Times New Roman" w:hAnsi="Times New Roman" w:eastAsia="FangSong" w:cs="Times New Roman"/>
+        </w:rPr>
+        <w:t>下</w:t>
+      </w:r>
+      <w:r>
+        <w:rPr>
+          <w:rFonts w:hint="eastAsia" w:ascii="Times New Roman" w:hAnsi="Times New Roman" w:eastAsia="Times New Roman" w:cs="Times New Roman"/>
+        </w:rPr>
+        <w:t>，</w:t>
+      </w:r>
+      <w:r>
+        <w:rPr>
+          <w:rFonts w:hint="eastAsia" w:ascii="Times New Roman" w:hAnsi="Times New Roman" w:eastAsia="FangSong" w:cs="Times New Roman"/>
+        </w:rPr>
+        <w:t>下列反应</w:t>
+      </w:r>
+      <w:r>
+        <w:rPr>
+          <w:rFonts w:hint="eastAsia" w:ascii="Times New Roman" w:hAnsi="Times New Roman" w:eastAsia="Times New Roman" w:cs="Times New Roman"/>
+        </w:rPr>
+        <w:t>：</w:t>
+      </w:r>
+      <w:r>
+        <w:rPr>
+          <w:rFonts w:ascii="Times New Roman" w:hAnsi="Times New Roman" w:eastAsia="Times New Roman" w:cs="Times New Roman"/>
+        </w:rPr>
+        <w:t xml:space="preserve"> </w:t>
+      </w:r>
+      <m:oMath>
+        <m:oMathPr>
+          <m:ctrlPr>
+            <w:rPr>
+              <w:sz w:val="28"/>
+              <w:szCs w:val="28"/>
+            </w:rPr>
+          </m:ctrlPr>
+        </m:oMathPr>
+        <m:sSub>
+          <m:e>
+            <m:r>
+              <m:rPr>
+                <m:sty m:val="p"/>
+              </m:rPr>
               <m:t>C</m:t>
             </m:r>
             <m:r>
@@ -13695,31 +12535,6 @@
     </w:p>
     <w:p>
       <w:pPr>
-        <w:spacing w:before="0" w:after="0"/>
-      </w:pPr>
-    </w:p>
-    <w:p>
-      <w:pPr>
-        <w:spacing w:before="0" w:after="0"/>
-      </w:pPr>
-    </w:p>
-    <w:p>
-      <w:pPr>
-        <w:spacing w:before="0" w:after="0"/>
-      </w:pPr>
-    </w:p>
-    <w:p>
-      <w:pPr>
-        <w:spacing w:before="0" w:after="0"/>
-      </w:pPr>
-    </w:p>
-    <w:p>
-      <w:pPr>
-        <w:spacing w:before="0" w:after="0"/>
-      </w:pPr>
-    </w:p>
-    <w:p>
-      <w:pPr>
         <w:spacing w:before="160" w:after="80"/>
       </w:pPr>
       <w:r>
@@ -13733,6 +12548,7 @@
     <w:bookmarkEnd w:id="66"/>
     <w:sectPr>
       <w:footerReference w:type="default" r:id="rId9"/>
+      <w:headerReference w:type="default" r:id="rId10"/>
       <w:footnotePr>
         <w:numRestart w:val="eachSect"/>
       </w:footnotePr>
@@ -13751,32 +12567,90 @@
 <w:ftr xmlns:m="http://schemas.openxmlformats.org/officeDocument/2006/math" xmlns:mc="http://schemas.openxmlformats.org/markup-compatibility/2006" xmlns:mo="http://schemas.microsoft.com/office/mac/office/2008/main" xmlns:mv="urn:schemas-microsoft-com:mac:vml" xmlns:o="urn:schemas-microsoft-com:office:office" xmlns:r="http://schemas.openxmlformats.org/officeDocument/2006/relationships" xmlns:v="urn:schemas-microsoft-com:vml" xmlns:w10="urn:schemas-microsoft-com:office:word" xmlns:w14="http://schemas.microsoft.com/office/word/2010/wordml" xmlns:w="http://schemas.openxmlformats.org/wordprocessingml/2006/main" xmlns:wne="http://schemas.microsoft.com/office/word/2006/wordml" xmlns:wp14="http://schemas.microsoft.com/office/word/2010/wordprocessingDrawing" xmlns:wp="http://schemas.openxmlformats.org/drawingml/2006/wordprocessingDrawing" xmlns:wpc="http://schemas.microsoft.com/office/word/2010/wordprocessingCanvas" xmlns:wpg="http://schemas.microsoft.com/office/word/2010/wordprocessingGroup" xmlns:wpi="http://schemas.microsoft.com/office/word/2010/wordprocessingInk" xmlns:wps="http://schemas.microsoft.com/office/word/2010/wordprocessingShape" mc:Ignorable="w14 wp14">
   <w:p>
     <w:pPr>
-      <w:pStyle w:val="Footer"/>
       <w:jc w:val="center"/>
     </w:pPr>
     <w:r>
       <w:rPr>
-        <w:rFonts w:ascii="Times New Roman" w:hAnsi="Times New Roman" w:eastAsia="Times New Roman" w:cs="Times New Roman"/>
-        <w:b w:val="0"/>
-        <w:sz w:val="20"/>
+        <w:color w:val="000000"/>
+        <w:sz w:val="18"/>
+      </w:rPr>
+      <w:t xml:space="preserve">第 </w:t>
+    </w:r>
+    <w:r>
+      <w:rPr>
+        <w:color w:val="000000"/>
+        <w:sz w:val="18"/>
       </w:rPr>
       <w:fldChar w:fldCharType="begin"/>
     </w:r>
     <w:r>
       <w:rPr>
-        <w:rFonts w:ascii="Times New Roman" w:hAnsi="Times New Roman" w:eastAsia="Times New Roman" w:cs="Times New Roman"/>
-        <w:b w:val="0"/>
-        <w:sz w:val="20"/>
+        <w:sz w:val="18"/>
       </w:rPr>
       <w:instrText xml:space="preserve"> PAGE </w:instrText>
     </w:r>
     <w:r>
       <w:rPr>
-        <w:rFonts w:ascii="Times New Roman" w:hAnsi="Times New Roman" w:eastAsia="Times New Roman" w:cs="Times New Roman"/>
-        <w:b w:val="0"/>
-        <w:sz w:val="20"/>
+        <w:sz w:val="18"/>
+      </w:rPr>
+      <w:fldChar w:fldCharType="separate"/>
+    </w:r>
+    <w:r>
+      <w:rPr>
+        <w:sz w:val="18"/>
+      </w:rPr>
+      <w:t>1</w:t>
+    </w:r>
+    <w:r>
+      <w:rPr>
+        <w:sz w:val="18"/>
       </w:rPr>
       <w:fldChar w:fldCharType="end"/>
+    </w:r>
+    <w:r>
+      <w:rPr>
+        <w:color w:val="000000"/>
+        <w:sz w:val="18"/>
+      </w:rPr>
+      <w:t xml:space="preserve"> 页 / 共 </w:t>
+    </w:r>
+    <w:r>
+      <w:rPr>
+        <w:color w:val="000000"/>
+        <w:sz w:val="18"/>
+      </w:rPr>
+      <w:fldChar w:fldCharType="begin"/>
+    </w:r>
+    <w:r>
+      <w:rPr>
+        <w:sz w:val="18"/>
+      </w:rPr>
+      <w:instrText xml:space="preserve"> NUMPAGES </w:instrText>
+    </w:r>
+    <w:r>
+      <w:rPr>
+        <w:sz w:val="18"/>
+      </w:rPr>
+      <w:fldChar w:fldCharType="separate"/>
+    </w:r>
+    <w:r>
+      <w:rPr>
+        <w:sz w:val="18"/>
+      </w:rPr>
+      <w:t>1</w:t>
+    </w:r>
+    <w:r>
+      <w:rPr>
+        <w:sz w:val="18"/>
+      </w:rPr>
+      <w:fldChar w:fldCharType="end"/>
+    </w:r>
+    <w:r>
+      <w:rPr>
+        <w:color w:val="000000"/>
+        <w:sz w:val="18"/>
+      </w:rPr>
+      <w:t xml:space="preserve"> 页</w:t>
     </w:r>
   </w:p>
 </w:ftr>
@@ -13799,6 +12673,26 @@
     </w:p>
   </w:footnote>
 </w:footnotes>
+</file>
+
+<file path=word/header1.xml><?xml version="1.0" encoding="utf-8"?>
+<w:hdr xmlns:m="http://schemas.openxmlformats.org/officeDocument/2006/math" xmlns:mc="http://schemas.openxmlformats.org/markup-compatibility/2006" xmlns:mo="http://schemas.microsoft.com/office/mac/office/2008/main" xmlns:mv="urn:schemas-microsoft-com:mac:vml" xmlns:o="urn:schemas-microsoft-com:office:office" xmlns:r="http://schemas.openxmlformats.org/officeDocument/2006/relationships" xmlns:v="urn:schemas-microsoft-com:vml" xmlns:w10="urn:schemas-microsoft-com:office:word" xmlns:w14="http://schemas.microsoft.com/office/word/2010/wordml" xmlns:w="http://schemas.openxmlformats.org/wordprocessingml/2006/main" xmlns:wne="http://schemas.microsoft.com/office/word/2006/wordml" xmlns:wp14="http://schemas.microsoft.com/office/word/2010/wordprocessingDrawing" xmlns:wp="http://schemas.openxmlformats.org/drawingml/2006/wordprocessingDrawing" xmlns:wpc="http://schemas.microsoft.com/office/word/2010/wordprocessingCanvas" xmlns:wpg="http://schemas.microsoft.com/office/word/2010/wordprocessingGroup" xmlns:wpi="http://schemas.microsoft.com/office/word/2010/wordprocessingInk" xmlns:wps="http://schemas.microsoft.com/office/word/2010/wordprocessingShape" mc:Ignorable="w14 wp14">
+  <w:p>
+    <w:pPr>
+      <w:jc w:val="right"/>
+      <w:pBdr>
+        <w:bottom w:val="single" w:sz="4" w:space="2" w:color="000000"/>
+      </w:pBdr>
+    </w:pPr>
+    <w:r>
+      <w:rPr>
+        <w:color w:val="000000"/>
+        <w:sz w:val="18"/>
+      </w:rPr>
+      <w:t>第一轮综合卷10（学生版）</w:t>
+    </w:r>
+  </w:p>
+</w:hdr>
 </file>
 
 <file path=word/numbering.xml><?xml version="1.0" encoding="utf-8"?>
@@ -14401,7 +13295,7 @@
     <ns0:rPr>
       <ns0:rFonts ns0:ascii="Times New Roman" ns0:cs="Times New Roman" ns0:eastAsia="SimHei" ns0:hAnsi="Times New Roman"/>
       <ns0:b/>
-      <ns0:color ns0:val="000000"/>
+      <ns0:color ns0:val="17324D"/>
       <ns0:sz ns0:val="44"/>
       <ns0:szCs ns0:val="56"/>
     </ns0:rPr>
@@ -14543,7 +13437,7 @@
     <ns0:rPr>
       <ns0:rFonts ns0:ascii="Times New Roman" ns0:cs="Times New Roman" ns0:eastAsia="SimHei" ns0:hAnsi="Times New Roman"/>
       <ns0:b/>
-      <ns0:color ns0:val="000000"/>
+      <ns0:color ns0:val="17324D"/>
       <ns0:sz ns0:val="32"/>
       <ns0:szCs ns0:val="40"/>
     </ns0:rPr>
@@ -14567,7 +13461,7 @@
     <ns0:rPr>
       <ns0:rFonts ns0:ascii="Times New Roman" ns0:cs="Times New Roman" ns0:eastAsia="SimHei" ns0:hAnsi="Times New Roman"/>
       <ns0:b/>
-      <ns0:color ns0:val="000000"/>
+      <ns0:color ns0:val="17324D"/>
       <ns0:sz ns0:val="28"/>
       <ns0:szCs ns0:val="32"/>
     </ns0:rPr>
@@ -14591,7 +13485,7 @@
     <ns0:rPr>
       <ns0:rFonts ns0:ascii="Times New Roman" ns0:cs="Times New Roman" ns0:eastAsia="SimHei" ns0:hAnsi="Times New Roman"/>
       <ns0:b/>
-      <ns0:color ns0:val="000000"/>
+      <ns0:color ns0:val="17324D"/>
       <ns0:sz ns0:val="25"/>
       <ns0:szCs ns0:val="28"/>
     </ns0:rPr>
@@ -15067,7 +13961,7 @@
     <w:rPr>
       <w:rFonts w:ascii="Times New Roman" w:hAnsi="Times New Roman" w:eastAsia="FangSong" w:cs="Times New Roman"/>
       <w:b/>
-      <w:color w:val="007020"/>
+      <w:color w:val="000000"/>
     </w:rPr>
   </w:style>
   <w:style w:type="character" w:customStyle="1" w:styleId="DataTypeTok">
@@ -15075,7 +13969,7 @@
     <w:basedOn w:val="VerbatimChar"/>
     <w:rPr>
       <w:rFonts w:ascii="Times New Roman" w:hAnsi="Times New Roman" w:eastAsia="FangSong" w:cs="Times New Roman"/>
-      <w:color w:val="902000"/>
+      <w:color w:val="000000"/>
     </w:rPr>
   </w:style>
   <w:style w:type="character" w:customStyle="1" w:styleId="DecValTok">
@@ -15083,7 +13977,7 @@
     <w:basedOn w:val="VerbatimChar"/>
     <w:rPr>
       <w:rFonts w:ascii="Times New Roman" w:hAnsi="Times New Roman" w:eastAsia="FangSong" w:cs="Times New Roman"/>
-      <w:color w:val="40a070"/>
+      <w:color w:val="000000"/>
     </w:rPr>
   </w:style>
   <w:style w:type="character" w:customStyle="1" w:styleId="BaseNTok">
@@ -15091,7 +13985,7 @@
     <w:basedOn w:val="VerbatimChar"/>
     <w:rPr>
       <w:rFonts w:ascii="Times New Roman" w:hAnsi="Times New Roman" w:eastAsia="FangSong" w:cs="Times New Roman"/>
-      <w:color w:val="40a070"/>
+      <w:color w:val="000000"/>
     </w:rPr>
   </w:style>
   <w:style w:type="character" w:customStyle="1" w:styleId="FloatTok">
@@ -15099,7 +13993,7 @@
     <w:basedOn w:val="VerbatimChar"/>
     <w:rPr>
       <w:rFonts w:ascii="Times New Roman" w:hAnsi="Times New Roman" w:eastAsia="FangSong" w:cs="Times New Roman"/>
-      <w:color w:val="40a070"/>
+      <w:color w:val="000000"/>
     </w:rPr>
   </w:style>
   <w:style w:type="character" w:customStyle="1" w:styleId="ConstantTok">
@@ -15107,7 +14001,7 @@
     <w:basedOn w:val="VerbatimChar"/>
     <w:rPr>
       <w:rFonts w:ascii="Times New Roman" w:hAnsi="Times New Roman" w:eastAsia="FangSong" w:cs="Times New Roman"/>
-      <w:color w:val="880000"/>
+      <w:color w:val="000000"/>
     </w:rPr>
   </w:style>
   <w:style w:type="character" w:customStyle="1" w:styleId="CharTok">
@@ -15115,7 +14009,7 @@
     <w:basedOn w:val="VerbatimChar"/>
     <w:rPr>
       <w:rFonts w:ascii="Times New Roman" w:hAnsi="Times New Roman" w:eastAsia="FangSong" w:cs="Times New Roman"/>
-      <w:color w:val="4070a0"/>
+      <w:color w:val="000000"/>
     </w:rPr>
   </w:style>
   <w:style w:type="character" w:customStyle="1" w:styleId="SpecialCharTok">
@@ -15123,7 +14017,7 @@
     <w:basedOn w:val="VerbatimChar"/>
     <w:rPr>
       <w:rFonts w:ascii="Times New Roman" w:hAnsi="Times New Roman" w:eastAsia="FangSong" w:cs="Times New Roman"/>
-      <w:color w:val="4070a0"/>
+      <w:color w:val="000000"/>
     </w:rPr>
   </w:style>
   <w:style w:type="character" w:customStyle="1" w:styleId="StringTok">
@@ -15131,7 +14025,7 @@
     <w:basedOn w:val="VerbatimChar"/>
     <w:rPr>
       <w:rFonts w:ascii="Times New Roman" w:hAnsi="Times New Roman" w:eastAsia="FangSong" w:cs="Times New Roman"/>
-      <w:color w:val="4070a0"/>
+      <w:color w:val="000000"/>
     </w:rPr>
   </w:style>
   <w:style w:type="character" w:customStyle="1" w:styleId="VerbatimStringTok">
@@ -15139,7 +14033,7 @@
     <w:basedOn w:val="VerbatimChar"/>
     <w:rPr>
       <w:rFonts w:ascii="Times New Roman" w:hAnsi="Times New Roman" w:eastAsia="FangSong" w:cs="Times New Roman"/>
-      <w:color w:val="4070a0"/>
+      <w:color w:val="000000"/>
     </w:rPr>
   </w:style>
   <w:style w:type="character" w:customStyle="1" w:styleId="SpecialStringTok">
@@ -15147,7 +14041,7 @@
     <w:basedOn w:val="VerbatimChar"/>
     <w:rPr>
       <w:rFonts w:ascii="Times New Roman" w:hAnsi="Times New Roman" w:eastAsia="FangSong" w:cs="Times New Roman"/>
-      <w:color w:val="bb6688"/>
+      <w:color w:val="000000"/>
     </w:rPr>
   </w:style>
   <w:style w:type="character" w:customStyle="1" w:styleId="ImportTok">
@@ -15156,7 +14050,7 @@
     <w:rPr>
       <w:rFonts w:ascii="Times New Roman" w:hAnsi="Times New Roman" w:eastAsia="FangSong" w:cs="Times New Roman"/>
       <w:b/>
-      <w:color w:val="008000"/>
+      <w:color w:val="000000"/>
     </w:rPr>
   </w:style>
   <w:style w:type="character" w:customStyle="1" w:styleId="CommentTok">
@@ -15165,7 +14059,7 @@
     <w:rPr>
       <w:rFonts w:ascii="Times New Roman" w:hAnsi="Times New Roman" w:eastAsia="FangSong" w:cs="Times New Roman"/>
       <w:i/>
-      <w:color w:val="60a0b0"/>
+      <w:color w:val="000000"/>
     </w:rPr>
   </w:style>
   <w:style w:type="character" w:customStyle="1" w:styleId="DocumentationTok">
@@ -15174,7 +14068,7 @@
     <w:rPr>
       <w:rFonts w:ascii="Times New Roman" w:hAnsi="Times New Roman" w:eastAsia="FangSong" w:cs="Times New Roman"/>
       <w:i/>
-      <w:color w:val="ba2121"/>
+      <w:color w:val="000000"/>
     </w:rPr>
   </w:style>
   <w:style w:type="character" w:customStyle="1" w:styleId="AnnotationTok">
@@ -15184,7 +14078,7 @@
       <w:rFonts w:ascii="Times New Roman" w:hAnsi="Times New Roman" w:eastAsia="FangSong" w:cs="Times New Roman"/>
       <w:b/>
       <w:i/>
-      <w:color w:val="60a0b0"/>
+      <w:color w:val="000000"/>
     </w:rPr>
   </w:style>
   <w:style w:type="character" w:customStyle="1" w:styleId="CommentVarTok">
@@ -15194,7 +14088,7 @@
       <w:rFonts w:ascii="Times New Roman" w:hAnsi="Times New Roman" w:eastAsia="FangSong" w:cs="Times New Roman"/>
       <w:b/>
       <w:i/>
-      <w:color w:val="60a0b0"/>
+      <w:color w:val="000000"/>
     </w:rPr>
   </w:style>
   <w:style w:type="character" w:customStyle="1" w:styleId="OtherTok">
@@ -15202,7 +14096,7 @@
     <w:basedOn w:val="VerbatimChar"/>
     <w:rPr>
       <w:rFonts w:ascii="Times New Roman" w:hAnsi="Times New Roman" w:eastAsia="FangSong" w:cs="Times New Roman"/>
-      <w:color w:val="007020"/>
+      <w:color w:val="000000"/>
     </w:rPr>
   </w:style>
   <w:style w:type="character" w:customStyle="1" w:styleId="FunctionTok">
@@ -15210,7 +14104,7 @@
     <w:basedOn w:val="VerbatimChar"/>
     <w:rPr>
       <w:rFonts w:ascii="Times New Roman" w:hAnsi="Times New Roman" w:eastAsia="FangSong" w:cs="Times New Roman"/>
-      <w:color w:val="06287e"/>
+      <w:color w:val="000000"/>
     </w:rPr>
   </w:style>
   <w:style w:type="character" w:customStyle="1" w:styleId="VariableTok">
@@ -15218,7 +14112,7 @@
     <w:basedOn w:val="VerbatimChar"/>
     <w:rPr>
       <w:rFonts w:ascii="Times New Roman" w:hAnsi="Times New Roman" w:eastAsia="FangSong" w:cs="Times New Roman"/>
-      <w:color w:val="19177c"/>
+      <w:color w:val="000000"/>
     </w:rPr>
   </w:style>
   <w:style w:type="character" w:customStyle="1" w:styleId="ControlFlowTok">
@@ -15227,7 +14121,7 @@
     <w:rPr>
       <w:rFonts w:ascii="Times New Roman" w:hAnsi="Times New Roman" w:eastAsia="FangSong" w:cs="Times New Roman"/>
       <w:b/>
-      <w:color w:val="007020"/>
+      <w:color w:val="000000"/>
     </w:rPr>
   </w:style>
   <w:style w:type="character" w:customStyle="1" w:styleId="OperatorTok">
@@ -15235,7 +14129,7 @@
     <w:basedOn w:val="VerbatimChar"/>
     <w:rPr>
       <w:rFonts w:ascii="Times New Roman" w:hAnsi="Times New Roman" w:eastAsia="FangSong" w:cs="Times New Roman"/>
-      <w:color w:val="666666"/>
+      <w:color w:val="000000"/>
     </w:rPr>
   </w:style>
   <w:style w:type="character" w:customStyle="1" w:styleId="BuiltInTok">
@@ -15243,7 +14137,7 @@
     <w:basedOn w:val="VerbatimChar"/>
     <w:rPr>
       <w:rFonts w:ascii="Times New Roman" w:hAnsi="Times New Roman" w:eastAsia="FangSong" w:cs="Times New Roman"/>
-      <w:color w:val="008000"/>
+      <w:color w:val="000000"/>
     </w:rPr>
   </w:style>
   <w:style w:type="character" w:customStyle="1" w:styleId="ExtensionTok">
@@ -15258,7 +14152,7 @@
     <w:basedOn w:val="VerbatimChar"/>
     <w:rPr>
       <w:rFonts w:ascii="Times New Roman" w:hAnsi="Times New Roman" w:eastAsia="FangSong" w:cs="Times New Roman"/>
-      <w:color w:val="bc7a00"/>
+      <w:color w:val="000000"/>
     </w:rPr>
   </w:style>
   <w:style w:type="character" w:customStyle="1" w:styleId="AttributeTok">
@@ -15266,7 +14160,7 @@
     <w:basedOn w:val="VerbatimChar"/>
     <w:rPr>
       <w:rFonts w:ascii="Times New Roman" w:hAnsi="Times New Roman" w:eastAsia="FangSong" w:cs="Times New Roman"/>
-      <w:color w:val="7d9029"/>
+      <w:color w:val="000000"/>
     </w:rPr>
   </w:style>
   <w:style w:type="character" w:customStyle="1" w:styleId="RegionMarkerTok">
@@ -15283,7 +14177,7 @@
       <w:rFonts w:ascii="Times New Roman" w:hAnsi="Times New Roman" w:eastAsia="FangSong" w:cs="Times New Roman"/>
       <w:b/>
       <w:i/>
-      <w:color w:val="60a0b0"/>
+      <w:color w:val="000000"/>
     </w:rPr>
   </w:style>
   <w:style w:type="character" w:customStyle="1" w:styleId="WarningTok">
@@ -15293,7 +14187,7 @@
       <w:rFonts w:ascii="Times New Roman" w:hAnsi="Times New Roman" w:eastAsia="FangSong" w:cs="Times New Roman"/>
       <w:b/>
       <w:i/>
-      <w:color w:val="60a0b0"/>
+      <w:color w:val="000000"/>
     </w:rPr>
   </w:style>
   <w:style w:type="character" w:customStyle="1" w:styleId="AlertTok">
@@ -15302,7 +14196,7 @@
     <w:rPr>
       <w:rFonts w:ascii="Times New Roman" w:hAnsi="Times New Roman" w:eastAsia="FangSong" w:cs="Times New Roman"/>
       <w:b/>
-      <w:color w:val="ff0000"/>
+      <w:color w:val="000000"/>
     </w:rPr>
   </w:style>
   <w:style w:type="character" w:customStyle="1" w:styleId="ErrorTok">
@@ -15311,7 +14205,7 @@
     <w:rPr>
       <w:rFonts w:ascii="Times New Roman" w:hAnsi="Times New Roman" w:eastAsia="FangSong" w:cs="Times New Roman"/>
       <w:b/>
-      <w:color w:val="ff0000"/>
+      <w:color w:val="000000"/>
     </w:rPr>
   </w:style>
   <w:style w:type="character" w:customStyle="1" w:styleId="NormalTok">

--- a/00-首页/题组Word/第一轮·综合套卷/第一轮综合卷10（学生版-打印版）.docx
+++ b/00-首页/题组Word/第一轮·综合套卷/第一轮综合卷10（学生版-打印版）.docx
@@ -43,6 +43,60 @@
     </w:p>
     <w:p>
       <w:pPr>
+        <w:pStyle w:val="BlockText"/>
+        <w:ind w:firstLine="420"/>
+      </w:pPr>
+      <w:r>
+        <w:rPr>
+          <w:rFonts w:hint="eastAsia" w:ascii="Times New Roman" w:hAnsi="Times New Roman" w:eastAsia="FangSong" w:cs="Times New Roman"/>
+        </w:rPr>
+        <w:t xml:space="preserve">共</w:t>
+      </w:r>
+      <w:r>
+        <w:rPr>
+          <w:rFonts w:ascii="Times New Roman" w:hAnsi="Times New Roman" w:eastAsia="Times New Roman" w:cs="Times New Roman"/>
+        </w:rPr>
+        <w:t xml:space="preserve"> 26 </w:t>
+      </w:r>
+      <w:r>
+        <w:rPr>
+          <w:rFonts w:hint="eastAsia" w:ascii="Times New Roman" w:hAnsi="Times New Roman" w:eastAsia="FangSong" w:cs="Times New Roman"/>
+        </w:rPr>
+        <w:t>题</w:t>
+      </w:r>
+      <w:r>
+        <w:rPr>
+          <w:rFonts w:hint="eastAsia" w:ascii="Times New Roman" w:hAnsi="Times New Roman" w:eastAsia="Times New Roman" w:cs="Times New Roman"/>
+        </w:rPr>
+        <w:t>。</w:t>
+      </w:r>
+      <w:r>
+        <w:rPr>
+          <w:rFonts w:hint="eastAsia" w:ascii="Times New Roman" w:hAnsi="Times New Roman" w:eastAsia="FangSong" w:cs="Times New Roman"/>
+        </w:rPr>
+        <w:t>建议先独立完成</w:t>
+      </w:r>
+      <w:r>
+        <w:rPr>
+          <w:rFonts w:hint="eastAsia" w:ascii="Times New Roman" w:hAnsi="Times New Roman" w:eastAsia="Times New Roman" w:cs="Times New Roman"/>
+        </w:rPr>
+        <w:t>，</w:t>
+      </w:r>
+      <w:r>
+        <w:rPr>
+          <w:rFonts w:hint="eastAsia" w:ascii="Times New Roman" w:hAnsi="Times New Roman" w:eastAsia="FangSong" w:cs="Times New Roman"/>
+        </w:rPr>
+        <w:t>再核对答案</w:t>
+      </w:r>
+      <w:r>
+        <w:rPr>
+          <w:rFonts w:hint="eastAsia" w:ascii="Times New Roman" w:hAnsi="Times New Roman" w:eastAsia="Times New Roman" w:cs="Times New Roman"/>
+        </w:rPr>
+        <w:t>。</w:t>
+      </w:r>
+    </w:p>
+    <w:p>
+      <w:pPr>
         <w:spacing w:before="160" w:after="80"/>
       </w:pPr>
       <w:r>
@@ -93,6 +147,7 @@
     <w:p>
       <w:pPr>
         <w:pStyle w:val="FirstParagraph"/>
+        <w:ind w:firstLine="420"/>
       </w:pPr>
       <w:r>
         <w:rPr>
@@ -128,6 +183,7 @@
     <w:p>
       <w:pPr>
         <w:pStyle w:val="BodyText"/>
+        <w:ind w:firstLine="420"/>
       </w:pPr>
       <w:r>
         <w:rPr>
@@ -295,6 +351,7 @@
     <w:p>
       <w:pPr>
         <w:pStyle w:val="BodyText"/>
+        <w:ind w:firstLine="420"/>
       </w:pPr>
       <w:r>
         <w:rPr>
@@ -603,175 +660,6 @@
         </w:pict>
       </w:r>
     </w:p>
-    <w:bookmarkEnd w:id="9"/>
-    <w:bookmarkStart w:id="10" w:name="第2题"/>
-    <w:p>
-      <w:pPr>
-        <w:pStyle w:val="Heading3"/>
-        <w:spacing w:before="280" w:after="120"/>
-      </w:pPr>
-      <w:r>
-        <w:rPr>
-          <w:rFonts w:hint="eastAsia" w:ascii="Times New Roman" w:hAnsi="Times New Roman" w:eastAsia="SimHei" w:cs="Times New Roman"/>
-        </w:rPr>
-        <w:t>第</w:t>
-      </w:r>
-      <w:r>
-        <w:rPr>
-          <w:rFonts w:hint="eastAsia" w:ascii="Times New Roman" w:hAnsi="Times New Roman" w:eastAsia="Times New Roman" w:cs="Times New Roman"/>
-        </w:rPr>
-        <w:t>2</w:t>
-      </w:r>
-      <w:r>
-        <w:rPr>
-          <w:rFonts w:hint="eastAsia" w:ascii="Times New Roman" w:hAnsi="Times New Roman" w:eastAsia="SimHei" w:cs="Times New Roman"/>
-        </w:rPr>
-        <w:t>题</w:t>
-      </w:r>
-    </w:p>
-    <w:p>
-      <w:pPr>
-        <w:pStyle w:val="FirstParagraph"/>
-      </w:pPr>
-      <w:r>
-        <w:rPr>
-          <w:rFonts w:hint="eastAsia" w:ascii="Times New Roman" w:hAnsi="Times New Roman" w:eastAsia="FangSong" w:cs="Times New Roman"/>
-        </w:rPr>
-        <w:t xml:space="preserve">极化能力最强的离子应具有的特性是</w:t>
-      </w:r>
-      <w:r>
-        <w:rPr>
-          <w:rFonts w:ascii="Times New Roman" w:hAnsi="Times New Roman" w:eastAsia="Times New Roman" w:cs="Times New Roman"/>
-        </w:rPr>
-        <w:t xml:space="preserve"> </w:t>
-      </w:r>
-      <w:r>
-        <w:rPr>
-          <w:rFonts w:hint="eastAsia" w:ascii="Times New Roman" w:hAnsi="Times New Roman" w:eastAsia="Times New Roman" w:cs="Times New Roman"/>
-        </w:rPr>
-        <w:t xml:space="preserve">（</w:t>
-      </w:r>
-      <w:r>
-        <w:rPr>
-          <w:rFonts w:ascii="Times New Roman" w:hAnsi="Times New Roman" w:eastAsia="Times New Roman" w:cs="Times New Roman"/>
-        </w:rPr>
-        <w:t xml:space="preserve"> </w:t>
-      </w:r>
-      <w:r>
-        <w:rPr>
-          <w:rFonts w:hint="eastAsia" w:ascii="Times New Roman" w:hAnsi="Times New Roman" w:eastAsia="Times New Roman" w:cs="Times New Roman"/>
-        </w:rPr>
-        <w:t xml:space="preserve">）</w:t>
-      </w:r>
-      <w:r>
-        <w:rPr>
-          <w:rFonts w:ascii="Times New Roman" w:hAnsi="Times New Roman" w:eastAsia="Times New Roman" w:cs="Times New Roman"/>
-        </w:rPr>
-        <w:t xml:space="preserve"> </w:t>
-      </w:r>
-      <w:r>
-        <w:rPr>
-          <w:rFonts w:ascii="Times New Roman" w:hAnsi="Times New Roman" w:eastAsia="Times New Roman" w:cs="Times New Roman"/>
-        </w:rPr>
-        <w:t xml:space="preserve">A. </w:t>
-      </w:r>
-      <w:r>
-        <w:rPr>
-          <w:rFonts w:hint="eastAsia" w:ascii="Times New Roman" w:hAnsi="Times New Roman" w:eastAsia="FangSong" w:cs="Times New Roman"/>
-        </w:rPr>
-        <w:t>离子电荷高</w:t>
-      </w:r>
-      <w:r>
-        <w:rPr>
-          <w:rFonts w:hint="eastAsia" w:ascii="Times New Roman" w:hAnsi="Times New Roman" w:eastAsia="Times New Roman" w:cs="Times New Roman"/>
-        </w:rPr>
-        <w:t>、</w:t>
-      </w:r>
-      <w:r>
-        <w:rPr>
-          <w:rFonts w:hint="eastAsia" w:ascii="Times New Roman" w:hAnsi="Times New Roman" w:eastAsia="FangSong" w:cs="Times New Roman"/>
-        </w:rPr>
-        <w:t>离子半径大</w:t>
-      </w:r>
-      <w:r>
-        <w:rPr>
-          <w:rFonts w:ascii="Times New Roman" w:hAnsi="Times New Roman" w:eastAsia="Times New Roman" w:cs="Times New Roman"/>
-        </w:rPr>
-        <w:t xml:space="preserve"> B. </w:t>
-      </w:r>
-      <w:r>
-        <w:rPr>
-          <w:rFonts w:hint="eastAsia" w:ascii="Times New Roman" w:hAnsi="Times New Roman" w:eastAsia="FangSong" w:cs="Times New Roman"/>
-        </w:rPr>
-        <w:t>离子电荷高</w:t>
-      </w:r>
-      <w:r>
-        <w:rPr>
-          <w:rFonts w:hint="eastAsia" w:ascii="Times New Roman" w:hAnsi="Times New Roman" w:eastAsia="Times New Roman" w:cs="Times New Roman"/>
-        </w:rPr>
-        <w:t>、</w:t>
-      </w:r>
-      <w:r>
-        <w:rPr>
-          <w:rFonts w:hint="eastAsia" w:ascii="Times New Roman" w:hAnsi="Times New Roman" w:eastAsia="FangSong" w:cs="Times New Roman"/>
-        </w:rPr>
-        <w:t>离子半径小</w:t>
-      </w:r>
-      <w:r>
-        <w:rPr>
-          <w:rFonts w:ascii="Times New Roman" w:hAnsi="Times New Roman" w:eastAsia="Times New Roman" w:cs="Times New Roman"/>
-        </w:rPr>
-        <w:t xml:space="preserve"> </w:t>
-      </w:r>
-      <w:r>
-        <w:rPr>
-          <w:rFonts w:ascii="Times New Roman" w:hAnsi="Times New Roman" w:eastAsia="Times New Roman" w:cs="Times New Roman"/>
-        </w:rPr>
-        <w:t xml:space="preserve">C. </w:t>
-      </w:r>
-      <w:r>
-        <w:rPr>
-          <w:rFonts w:hint="eastAsia" w:ascii="Times New Roman" w:hAnsi="Times New Roman" w:eastAsia="FangSong" w:cs="Times New Roman"/>
-        </w:rPr>
-        <w:t>离子电荷低</w:t>
-      </w:r>
-      <w:r>
-        <w:rPr>
-          <w:rFonts w:hint="eastAsia" w:ascii="Times New Roman" w:hAnsi="Times New Roman" w:eastAsia="Times New Roman" w:cs="Times New Roman"/>
-        </w:rPr>
-        <w:t>、</w:t>
-      </w:r>
-      <w:r>
-        <w:rPr>
-          <w:rFonts w:hint="eastAsia" w:ascii="Times New Roman" w:hAnsi="Times New Roman" w:eastAsia="FangSong" w:cs="Times New Roman"/>
-        </w:rPr>
-        <w:t>离子半径小</w:t>
-      </w:r>
-      <w:r>
-        <w:rPr>
-          <w:rFonts w:ascii="Times New Roman" w:hAnsi="Times New Roman" w:eastAsia="Times New Roman" w:cs="Times New Roman"/>
-        </w:rPr>
-        <w:t xml:space="preserve"> D. </w:t>
-      </w:r>
-      <w:r>
-        <w:rPr>
-          <w:rFonts w:hint="eastAsia" w:ascii="Times New Roman" w:hAnsi="Times New Roman" w:eastAsia="FangSong" w:cs="Times New Roman"/>
-        </w:rPr>
-        <w:t>离子电荷低</w:t>
-      </w:r>
-      <w:r>
-        <w:rPr>
-          <w:rFonts w:hint="eastAsia" w:ascii="Times New Roman" w:hAnsi="Times New Roman" w:eastAsia="Times New Roman" w:cs="Times New Roman"/>
-        </w:rPr>
-        <w:t>、</w:t>
-      </w:r>
-      <w:r>
-        <w:rPr>
-          <w:rFonts w:hint="eastAsia" w:ascii="Times New Roman" w:hAnsi="Times New Roman" w:eastAsia="FangSong" w:cs="Times New Roman"/>
-        </w:rPr>
-        <w:t>离子半径大</w:t>
-      </w:r>
-    </w:p>
     <w:p>
       <w:pPr>
         <w:spacing w:before="160" w:after="80"/>
@@ -782,8 +670,8 @@
         </w:pict>
       </w:r>
     </w:p>
-    <w:bookmarkEnd w:id="10"/>
-    <w:bookmarkStart w:id="11" w:name="第3题"/>
+    <w:bookmarkEnd w:id="9"/>
+    <w:bookmarkStart w:id="10" w:name="第2题"/>
     <w:p>
       <w:pPr>
         <w:pStyle w:val="Heading3"/>
@@ -799,7 +687,7 @@
         <w:rPr>
           <w:rFonts w:hint="eastAsia" w:ascii="Times New Roman" w:hAnsi="Times New Roman" w:eastAsia="Times New Roman" w:cs="Times New Roman"/>
         </w:rPr>
-        <w:t>3</w:t>
+        <w:t>2</w:t>
       </w:r>
       <w:r>
         <w:rPr>
@@ -811,12 +699,13 @@
     <w:p>
       <w:pPr>
         <w:pStyle w:val="FirstParagraph"/>
-      </w:pPr>
-      <w:r>
-        <w:rPr>
-          <w:rFonts w:hint="eastAsia" w:ascii="Times New Roman" w:hAnsi="Times New Roman" w:eastAsia="FangSong" w:cs="Times New Roman"/>
-        </w:rPr>
-        <w:t xml:space="preserve">下列叙述中错误的是</w:t>
+        <w:ind w:firstLine="420"/>
+      </w:pPr>
+      <w:r>
+        <w:rPr>
+          <w:rFonts w:hint="eastAsia" w:ascii="Times New Roman" w:hAnsi="Times New Roman" w:eastAsia="FangSong" w:cs="Times New Roman"/>
+        </w:rPr>
+        <w:t xml:space="preserve">极化能力最强的离子应具有的特性是</w:t>
       </w:r>
       <w:r>
         <w:rPr>
@@ -840,85 +729,115 @@
         <w:rPr>
           <w:rFonts w:hint="eastAsia" w:ascii="Times New Roman" w:hAnsi="Times New Roman" w:eastAsia="Times New Roman" w:cs="Times New Roman"/>
         </w:rPr>
-        <w:t>）A.</w:t>
-      </w:r>
-      <w:r>
-        <w:rPr>
-          <w:rFonts w:hint="eastAsia" w:ascii="Times New Roman" w:hAnsi="Times New Roman" w:eastAsia="FangSong" w:cs="Times New Roman"/>
-        </w:rPr>
-        <w:t>单原子分子的偶极矩等于零</w:t>
-      </w:r>
-      <w:r>
-        <w:rPr>
-          <w:rFonts w:ascii="Times New Roman" w:hAnsi="Times New Roman" w:eastAsia="Times New Roman" w:cs="Times New Roman"/>
-        </w:rPr>
-        <w:t xml:space="preserve"> </w:t>
-      </w:r>
-      <w:r>
-        <w:rPr>
-          <w:rFonts w:hint="eastAsia" w:ascii="Times New Roman" w:hAnsi="Times New Roman" w:eastAsia="Times New Roman" w:cs="Times New Roman"/>
-        </w:rPr>
-        <w:t>B.</w:t>
-      </w:r>
-      <w:r>
-        <w:rPr>
-          <w:rFonts w:hint="eastAsia" w:ascii="Times New Roman" w:hAnsi="Times New Roman" w:eastAsia="FangSong" w:cs="Times New Roman"/>
-        </w:rPr>
-        <w:t>键矩愈大</w:t>
-      </w:r>
-      <w:r>
-        <w:rPr>
-          <w:rFonts w:hint="eastAsia" w:ascii="Times New Roman" w:hAnsi="Times New Roman" w:eastAsia="Times New Roman" w:cs="Times New Roman"/>
-        </w:rPr>
-        <w:t>，</w:t>
-      </w:r>
-      <w:r>
-        <w:rPr>
-          <w:rFonts w:hint="eastAsia" w:ascii="Times New Roman" w:hAnsi="Times New Roman" w:eastAsia="FangSong" w:cs="Times New Roman"/>
-        </w:rPr>
-        <w:t>分子的偶极矩也愈大</w:t>
-      </w:r>
-      <w:r>
-        <w:rPr>
-          <w:rFonts w:hint="eastAsia" w:ascii="Times New Roman" w:hAnsi="Times New Roman" w:eastAsia="Times New Roman" w:cs="Times New Roman"/>
-        </w:rPr>
-        <w:t>C.</w:t>
-      </w:r>
-      <w:r>
-        <w:rPr>
-          <w:rFonts w:hint="eastAsia" w:ascii="Times New Roman" w:hAnsi="Times New Roman" w:eastAsia="FangSong" w:cs="Times New Roman"/>
-        </w:rPr>
-        <w:t>有对称中心的分子</w:t>
-      </w:r>
-      <w:r>
-        <w:rPr>
-          <w:rFonts w:hint="eastAsia" w:ascii="Times New Roman" w:hAnsi="Times New Roman" w:eastAsia="Times New Roman" w:cs="Times New Roman"/>
-        </w:rPr>
-        <w:t>，</w:t>
-      </w:r>
-      <w:r>
-        <w:rPr>
-          <w:rFonts w:hint="eastAsia" w:ascii="Times New Roman" w:hAnsi="Times New Roman" w:eastAsia="FangSong" w:cs="Times New Roman"/>
-        </w:rPr>
-        <w:t>其偶极矩等于零</w:t>
-      </w:r>
-      <w:r>
-        <w:rPr>
-          <w:rFonts w:ascii="Times New Roman" w:hAnsi="Times New Roman" w:eastAsia="Times New Roman" w:cs="Times New Roman"/>
-        </w:rPr>
-        <w:t xml:space="preserve"> </w:t>
-      </w:r>
-      <w:r>
-        <w:rPr>
-          <w:rFonts w:hint="eastAsia" w:ascii="Times New Roman" w:hAnsi="Times New Roman" w:eastAsia="Times New Roman" w:cs="Times New Roman"/>
-        </w:rPr>
-        <w:t>D.</w:t>
-      </w:r>
-      <w:r>
-        <w:rPr>
-          <w:rFonts w:hint="eastAsia" w:ascii="Times New Roman" w:hAnsi="Times New Roman" w:eastAsia="FangSong" w:cs="Times New Roman"/>
-        </w:rPr>
-        <w:t>分子的偶极矩是键矩的矢量和</w:t>
+        <w:t xml:space="preserve">）</w:t>
+      </w:r>
+      <w:r>
+        <w:rPr>
+          <w:rFonts w:ascii="Times New Roman" w:hAnsi="Times New Roman" w:eastAsia="Times New Roman" w:cs="Times New Roman"/>
+        </w:rPr>
+        <w:t xml:space="preserve"> </w:t>
+      </w:r>
+      <w:r>
+        <w:rPr>
+          <w:rFonts w:ascii="Times New Roman" w:hAnsi="Times New Roman" w:eastAsia="Times New Roman" w:cs="Times New Roman"/>
+        </w:rPr>
+        <w:t xml:space="preserve">A. </w:t>
+      </w:r>
+      <w:r>
+        <w:rPr>
+          <w:rFonts w:hint="eastAsia" w:ascii="Times New Roman" w:hAnsi="Times New Roman" w:eastAsia="FangSong" w:cs="Times New Roman"/>
+        </w:rPr>
+        <w:t>离子电荷高</w:t>
+      </w:r>
+      <w:r>
+        <w:rPr>
+          <w:rFonts w:hint="eastAsia" w:ascii="Times New Roman" w:hAnsi="Times New Roman" w:eastAsia="Times New Roman" w:cs="Times New Roman"/>
+        </w:rPr>
+        <w:t>、</w:t>
+      </w:r>
+      <w:r>
+        <w:rPr>
+          <w:rFonts w:hint="eastAsia" w:ascii="Times New Roman" w:hAnsi="Times New Roman" w:eastAsia="FangSong" w:cs="Times New Roman"/>
+        </w:rPr>
+        <w:t>离子半径大</w:t>
+      </w:r>
+      <w:r>
+        <w:rPr>
+          <w:rFonts w:ascii="Times New Roman" w:hAnsi="Times New Roman" w:eastAsia="Times New Roman" w:cs="Times New Roman"/>
+        </w:rPr>
+        <w:t xml:space="preserve"> B. </w:t>
+      </w:r>
+      <w:r>
+        <w:rPr>
+          <w:rFonts w:hint="eastAsia" w:ascii="Times New Roman" w:hAnsi="Times New Roman" w:eastAsia="FangSong" w:cs="Times New Roman"/>
+        </w:rPr>
+        <w:t>离子电荷高</w:t>
+      </w:r>
+      <w:r>
+        <w:rPr>
+          <w:rFonts w:hint="eastAsia" w:ascii="Times New Roman" w:hAnsi="Times New Roman" w:eastAsia="Times New Roman" w:cs="Times New Roman"/>
+        </w:rPr>
+        <w:t>、</w:t>
+      </w:r>
+      <w:r>
+        <w:rPr>
+          <w:rFonts w:hint="eastAsia" w:ascii="Times New Roman" w:hAnsi="Times New Roman" w:eastAsia="FangSong" w:cs="Times New Roman"/>
+        </w:rPr>
+        <w:t>离子半径小</w:t>
+      </w:r>
+      <w:r>
+        <w:rPr>
+          <w:rFonts w:ascii="Times New Roman" w:hAnsi="Times New Roman" w:eastAsia="Times New Roman" w:cs="Times New Roman"/>
+        </w:rPr>
+        <w:t xml:space="preserve"> </w:t>
+      </w:r>
+      <w:r>
+        <w:rPr>
+          <w:rFonts w:ascii="Times New Roman" w:hAnsi="Times New Roman" w:eastAsia="Times New Roman" w:cs="Times New Roman"/>
+        </w:rPr>
+        <w:t xml:space="preserve">C. </w:t>
+      </w:r>
+      <w:r>
+        <w:rPr>
+          <w:rFonts w:hint="eastAsia" w:ascii="Times New Roman" w:hAnsi="Times New Roman" w:eastAsia="FangSong" w:cs="Times New Roman"/>
+        </w:rPr>
+        <w:t>离子电荷低</w:t>
+      </w:r>
+      <w:r>
+        <w:rPr>
+          <w:rFonts w:hint="eastAsia" w:ascii="Times New Roman" w:hAnsi="Times New Roman" w:eastAsia="Times New Roman" w:cs="Times New Roman"/>
+        </w:rPr>
+        <w:t>、</w:t>
+      </w:r>
+      <w:r>
+        <w:rPr>
+          <w:rFonts w:hint="eastAsia" w:ascii="Times New Roman" w:hAnsi="Times New Roman" w:eastAsia="FangSong" w:cs="Times New Roman"/>
+        </w:rPr>
+        <w:t>离子半径小</w:t>
+      </w:r>
+      <w:r>
+        <w:rPr>
+          <w:rFonts w:ascii="Times New Roman" w:hAnsi="Times New Roman" w:eastAsia="Times New Roman" w:cs="Times New Roman"/>
+        </w:rPr>
+        <w:t xml:space="preserve"> D. </w:t>
+      </w:r>
+      <w:r>
+        <w:rPr>
+          <w:rFonts w:hint="eastAsia" w:ascii="Times New Roman" w:hAnsi="Times New Roman" w:eastAsia="FangSong" w:cs="Times New Roman"/>
+        </w:rPr>
+        <w:t>离子电荷低</w:t>
+      </w:r>
+      <w:r>
+        <w:rPr>
+          <w:rFonts w:hint="eastAsia" w:ascii="Times New Roman" w:hAnsi="Times New Roman" w:eastAsia="Times New Roman" w:cs="Times New Roman"/>
+        </w:rPr>
+        <w:t>、</w:t>
+      </w:r>
+      <w:r>
+        <w:rPr>
+          <w:rFonts w:hint="eastAsia" w:ascii="Times New Roman" w:hAnsi="Times New Roman" w:eastAsia="FangSong" w:cs="Times New Roman"/>
+        </w:rPr>
+        <w:t>离子半径大</w:t>
       </w:r>
     </w:p>
     <w:p>
@@ -931,97 +850,6 @@
         </w:pict>
       </w:r>
     </w:p>
-    <w:bookmarkEnd w:id="11"/>
-    <w:bookmarkStart w:id="12" w:name="第4题"/>
-    <w:p>
-      <w:pPr>
-        <w:pStyle w:val="Heading3"/>
-        <w:spacing w:before="280" w:after="120"/>
-      </w:pPr>
-      <w:r>
-        <w:rPr>
-          <w:rFonts w:hint="eastAsia" w:ascii="Times New Roman" w:hAnsi="Times New Roman" w:eastAsia="SimHei" w:cs="Times New Roman"/>
-        </w:rPr>
-        <w:t>第</w:t>
-      </w:r>
-      <w:r>
-        <w:rPr>
-          <w:rFonts w:hint="eastAsia" w:ascii="Times New Roman" w:hAnsi="Times New Roman" w:eastAsia="Times New Roman" w:cs="Times New Roman"/>
-        </w:rPr>
-        <w:t>4</w:t>
-      </w:r>
-      <w:r>
-        <w:rPr>
-          <w:rFonts w:hint="eastAsia" w:ascii="Times New Roman" w:hAnsi="Times New Roman" w:eastAsia="SimHei" w:cs="Times New Roman"/>
-        </w:rPr>
-        <w:t>题</w:t>
-      </w:r>
-    </w:p>
-    <w:p>
-      <w:pPr>
-        <w:pStyle w:val="FirstParagraph"/>
-      </w:pPr>
-      <w:r>
-        <w:rPr>
-          <w:rFonts w:hint="eastAsia" w:ascii="Times New Roman" w:hAnsi="Times New Roman" w:eastAsia="FangSong" w:cs="Times New Roman"/>
-        </w:rPr>
-        <w:t xml:space="preserve">下列</w:t>
-      </w:r>
-      <w:r>
-        <w:rPr>
-          <w:rFonts w:ascii="Times New Roman" w:hAnsi="Times New Roman" w:eastAsia="Times New Roman" w:cs="Times New Roman"/>
-        </w:rPr>
-        <w:t xml:space="preserve"> Lewis </w:t>
-      </w:r>
-      <w:r>
-        <w:rPr>
-          <w:rFonts w:hint="eastAsia" w:ascii="Times New Roman" w:hAnsi="Times New Roman" w:eastAsia="FangSong" w:cs="Times New Roman"/>
-        </w:rPr>
-        <w:t>结构式中</w:t>
-      </w:r>
-      <w:r>
-        <w:rPr>
-          <w:rFonts w:hint="eastAsia" w:ascii="Times New Roman" w:hAnsi="Times New Roman" w:eastAsia="Times New Roman" w:cs="Times New Roman"/>
-        </w:rPr>
-        <w:t>,</w:t>
-      </w:r>
-      <w:r>
-        <w:rPr>
-          <w:rFonts w:ascii="Times New Roman" w:hAnsi="Times New Roman" w:eastAsia="Times New Roman" w:cs="Times New Roman"/>
-        </w:rPr>
-        <w:t xml:space="preserve"> X </w:t>
-      </w:r>
-      <w:r>
-        <w:rPr>
-          <w:rFonts w:hint="eastAsia" w:ascii="Times New Roman" w:hAnsi="Times New Roman" w:eastAsia="FangSong" w:cs="Times New Roman"/>
-        </w:rPr>
-        <w:t xml:space="preserve">是以</w:t>
-      </w:r>
-      <w:r>
-        <w:rPr>
-          <w:rFonts w:ascii="Times New Roman" w:hAnsi="Times New Roman" w:eastAsia="Times New Roman" w:cs="Times New Roman"/>
-        </w:rPr>
-        <w:t xml:space="preserve"> sp </w:t>
-      </w:r>
-      <w:r>
-        <w:rPr>
-          <w:rFonts w:hint="eastAsia" w:ascii="Times New Roman" w:hAnsi="Times New Roman" w:eastAsia="FangSong" w:cs="Times New Roman"/>
-        </w:rPr>
-        <w:t xml:space="preserve">杂化轨道成键的是</w:t>
-      </w:r>
-      <w:r>
-        <w:rPr>
-          <w:rFonts w:ascii="Times New Roman" w:hAnsi="Times New Roman" w:eastAsia="Times New Roman" w:cs="Times New Roman"/>
-        </w:rPr>
-        <w:t xml:space="preserve"> </w:t>
-      </w:r>
-      <w:r>
-        <w:rPr>
-          <w:rFonts w:ascii="Times New Roman" w:hAnsi="Times New Roman" w:eastAsia="Times New Roman" w:cs="Times New Roman"/>
-        </w:rPr>
-        <w:t xml:space="preserve">A. A-X-A B. A=X=A C. A=X-X D. A-X-A</w:t>
-      </w:r>
-    </w:p>
     <w:p>
       <w:pPr>
         <w:spacing w:before="160" w:after="80"/>
@@ -1032,8 +860,8 @@
         </w:pict>
       </w:r>
     </w:p>
-    <w:bookmarkEnd w:id="12"/>
-    <w:bookmarkStart w:id="13" w:name="第5题"/>
+    <w:bookmarkEnd w:id="10"/>
+    <w:bookmarkStart w:id="11" w:name="第3题"/>
     <w:p>
       <w:pPr>
         <w:pStyle w:val="Heading3"/>
@@ -1049,7 +877,7 @@
         <w:rPr>
           <w:rFonts w:hint="eastAsia" w:ascii="Times New Roman" w:hAnsi="Times New Roman" w:eastAsia="Times New Roman" w:cs="Times New Roman"/>
         </w:rPr>
-        <w:t>5</w:t>
+        <w:t>3</w:t>
       </w:r>
       <w:r>
         <w:rPr>
@@ -1061,128 +889,37 @@
     <w:p>
       <w:pPr>
         <w:pStyle w:val="FirstParagraph"/>
-      </w:pPr>
-      <w:r>
-        <w:rPr>
-          <w:rFonts w:ascii="Times New Roman" w:hAnsi="Times New Roman" w:eastAsia="Times New Roman" w:cs="Times New Roman"/>
-        </w:rPr>
-        <w:t xml:space="preserve">AB </w:t>
-      </w:r>
-      <w:r>
-        <w:rPr>
-          <w:rFonts w:hint="eastAsia" w:ascii="Times New Roman" w:hAnsi="Times New Roman" w:eastAsia="FangSong" w:cs="Times New Roman"/>
-        </w:rPr>
-        <w:t xml:space="preserve">型强电解质在水中的溶解表示为</w:t>
-      </w:r>
-      <w:r>
-        <w:rPr>
-          <w:rFonts w:ascii="Times New Roman" w:hAnsi="Times New Roman" w:eastAsia="Times New Roman" w:cs="Times New Roman"/>
-        </w:rPr>
-        <w:t xml:space="preserve"> AB(s) → A</w:t>
-      </w:r>
-      <w:r>
-        <w:rPr>
-          <w:rFonts w:ascii="Times New Roman" w:hAnsi="Times New Roman" w:eastAsia="Times New Roman" w:cs="Times New Roman"/>
-          <w:vertAlign w:val="superscript"/>
-        </w:rPr>
-        <w:t>m+</w:t>
-      </w:r>
-      <w:r>
-        <w:rPr>
-          <w:rFonts w:ascii="Times New Roman" w:hAnsi="Times New Roman" w:eastAsia="Times New Roman" w:cs="Times New Roman"/>
-        </w:rPr>
-        <w:t xml:space="preserve">(aq) + </w:t>
-      </w:r>
-      <w:r>
-        <w:rPr>
-          <w:rFonts w:hint="eastAsia" w:ascii="Times New Roman" w:hAnsi="Times New Roman" w:eastAsia="Times New Roman" w:cs="Times New Roman"/>
-        </w:rPr>
-        <w:t>B</w:t>
-      </w:r>
-      <w:r>
-        <w:rPr>
-          <w:rFonts w:hint="eastAsia" w:ascii="Times New Roman" w:hAnsi="Times New Roman" w:eastAsia="Times New Roman" w:cs="Times New Roman"/>
-          <w:vertAlign w:val="superscript"/>
-        </w:rPr>
-        <w:t>n-</w:t>
-      </w:r>
-      <w:r>
-        <w:rPr>
-          <w:rFonts w:hint="eastAsia" w:ascii="Times New Roman" w:hAnsi="Times New Roman" w:eastAsia="Times New Roman" w:cs="Times New Roman"/>
-        </w:rPr>
-        <w:t>(aq)（</w:t>
-      </w:r>
-      <w:r>
-        <w:rPr>
-          <w:rFonts w:hint="eastAsia" w:ascii="Times New Roman" w:hAnsi="Times New Roman" w:eastAsia="FangSong" w:cs="Times New Roman"/>
-        </w:rPr>
-        <w:t>可视作特殊的化学反应</w:t>
-      </w:r>
-      <w:r>
-        <w:rPr>
-          <w:rFonts w:hint="eastAsia" w:ascii="Times New Roman" w:hAnsi="Times New Roman" w:eastAsia="Times New Roman" w:cs="Times New Roman"/>
-        </w:rPr>
-        <w:t>），</w:t>
-      </w:r>
-      <w:r>
-        <w:rPr>
-          <w:rFonts w:hint="eastAsia" w:ascii="Times New Roman" w:hAnsi="Times New Roman" w:eastAsia="FangSong" w:cs="Times New Roman"/>
-        </w:rPr>
-        <w:t>该反应的焓变和熵变分别为</w:t>
-      </w:r>
-      <w:r>
-        <w:rPr>
-          <w:rFonts w:ascii="Times New Roman" w:hAnsi="Times New Roman" w:eastAsia="Times New Roman" w:cs="Times New Roman"/>
-        </w:rPr>
-        <w:t xml:space="preserve"> ΔH </w:t>
-      </w:r>
-      <w:r>
-        <w:rPr>
-          <w:rFonts w:hint="eastAsia" w:ascii="Times New Roman" w:hAnsi="Times New Roman" w:eastAsia="FangSong" w:cs="Times New Roman"/>
-        </w:rPr>
-        <w:t xml:space="preserve">和</w:t>
-      </w:r>
-      <w:r>
-        <w:rPr>
-          <w:rFonts w:ascii="Times New Roman" w:hAnsi="Times New Roman" w:eastAsia="Times New Roman" w:cs="Times New Roman"/>
-        </w:rPr>
-        <w:t xml:space="preserve"> </w:t>
-      </w:r>
-      <w:r>
-        <w:rPr>
-          <w:rFonts w:hint="eastAsia" w:ascii="Times New Roman" w:hAnsi="Times New Roman" w:eastAsia="Times New Roman" w:cs="Times New Roman"/>
-        </w:rPr>
-        <w:t>ΔS。</w:t>
-      </w:r>
-      <w:r>
-        <w:rPr>
-          <w:rFonts w:hint="eastAsia" w:ascii="Times New Roman" w:hAnsi="Times New Roman" w:eastAsia="FangSong" w:cs="Times New Roman"/>
-        </w:rPr>
-        <w:t>对于不同组成的</w:t>
-      </w:r>
-      <w:r>
-        <w:rPr>
-          <w:rFonts w:ascii="Times New Roman" w:hAnsi="Times New Roman" w:eastAsia="Times New Roman" w:cs="Times New Roman"/>
-        </w:rPr>
-        <w:t xml:space="preserve"> AB </w:t>
-      </w:r>
-      <w:r>
-        <w:rPr>
-          <w:rFonts w:hint="eastAsia" w:ascii="Times New Roman" w:hAnsi="Times New Roman" w:eastAsia="FangSong" w:cs="Times New Roman"/>
-        </w:rPr>
-        <w:t>型强电解质</w:t>
-      </w:r>
-      <w:r>
-        <w:rPr>
-          <w:rFonts w:hint="eastAsia" w:ascii="Times New Roman" w:hAnsi="Times New Roman" w:eastAsia="Times New Roman" w:cs="Times New Roman"/>
-        </w:rPr>
-        <w:t>，</w:t>
-      </w:r>
-      <w:r>
-        <w:rPr>
-          <w:rFonts w:hint="eastAsia" w:ascii="Times New Roman" w:hAnsi="Times New Roman" w:eastAsia="FangSong" w:cs="Times New Roman"/>
-        </w:rPr>
-        <w:t>下列说法正确的是</w:t>
+        <w:ind w:firstLine="420"/>
+      </w:pPr>
+      <w:r>
+        <w:rPr>
+          <w:rFonts w:hint="eastAsia" w:ascii="Times New Roman" w:hAnsi="Times New Roman" w:eastAsia="FangSong" w:cs="Times New Roman"/>
+        </w:rPr>
+        <w:t xml:space="preserve">下列叙述中错误的是</w:t>
+      </w:r>
+      <w:r>
+        <w:rPr>
+          <w:rFonts w:ascii="Times New Roman" w:hAnsi="Times New Roman" w:eastAsia="Times New Roman" w:cs="Times New Roman"/>
+        </w:rPr>
+        <w:t xml:space="preserve"> </w:t>
+      </w:r>
+      <w:r>
+        <w:rPr>
+          <w:rFonts w:hint="eastAsia" w:ascii="Times New Roman" w:hAnsi="Times New Roman" w:eastAsia="Times New Roman" w:cs="Times New Roman"/>
+        </w:rPr>
+        <w:t xml:space="preserve">（</w:t>
+      </w:r>
+      <w:r>
+        <w:rPr>
+          <w:rFonts w:ascii="Times New Roman" w:hAnsi="Times New Roman" w:eastAsia="Times New Roman" w:cs="Times New Roman"/>
+        </w:rPr>
+        <w:t xml:space="preserve"> </w:t>
+      </w:r>
+      <w:r>
+        <w:rPr>
+          <w:rFonts w:hint="eastAsia" w:ascii="Times New Roman" w:hAnsi="Times New Roman" w:eastAsia="Times New Roman" w:cs="Times New Roman"/>
+        </w:rPr>
+        <w:t xml:space="preserve">）</w:t>
       </w:r>
     </w:p>
     <w:p>
@@ -1192,30 +929,19 @@
           <w:ilvl w:val="0"/>
           <w:numId w:val="1001"/>
         </w:numPr>
-      </w:pPr>
-      <w:r>
-        <w:rPr>
-          <w:rFonts w:ascii="Times New Roman" w:hAnsi="Times New Roman" w:eastAsia="Times New Roman" w:cs="Times New Roman"/>
-        </w:rPr>
-        <w:t xml:space="preserve">A. ΔH </w:t>
-      </w:r>
-      <w:r>
-        <w:rPr>
-          <w:rFonts w:hint="eastAsia" w:ascii="Times New Roman" w:hAnsi="Times New Roman" w:eastAsia="FangSong" w:cs="Times New Roman"/>
-        </w:rPr>
-        <w:t xml:space="preserve">和</w:t>
-      </w:r>
-      <w:r>
-        <w:rPr>
-          <w:rFonts w:ascii="Times New Roman" w:hAnsi="Times New Roman" w:eastAsia="Times New Roman" w:cs="Times New Roman"/>
-        </w:rPr>
-        <w:t xml:space="preserve"> ΔS </w:t>
-      </w:r>
-      <w:r>
-        <w:rPr>
-          <w:rFonts w:hint="eastAsia" w:ascii="Times New Roman" w:hAnsi="Times New Roman" w:eastAsia="FangSong" w:cs="Times New Roman"/>
-        </w:rPr>
-        <w:t xml:space="preserve">均大于零</w:t>
+        <w:ind w:firstLine="420"/>
+      </w:pPr>
+      <w:r>
+        <w:rPr>
+          <w:rFonts w:hint="eastAsia" w:ascii="Times New Roman" w:hAnsi="Times New Roman" w:eastAsia="Times New Roman" w:cs="Times New Roman"/>
+        </w:rPr>
+        <w:t>A.</w:t>
+      </w:r>
+      <w:r>
+        <w:rPr>
+          <w:rFonts w:hint="eastAsia" w:ascii="Times New Roman" w:hAnsi="Times New Roman" w:eastAsia="FangSong" w:cs="Times New Roman"/>
+        </w:rPr>
+        <w:t>单原子分子的偶极矩等于零</w:t>
       </w:r>
     </w:p>
     <w:p>
@@ -1225,18 +951,31 @@
           <w:ilvl w:val="0"/>
           <w:numId w:val="1001"/>
         </w:numPr>
-      </w:pPr>
-      <w:r>
-        <w:rPr>
-          <w:rFonts w:ascii="Times New Roman" w:hAnsi="Times New Roman" w:eastAsia="Times New Roman" w:cs="Times New Roman"/>
-        </w:rPr>
-        <w:t xml:space="preserve">B. </w:t>
-      </w:r>
-      <w:r>
-        <w:rPr>
-          <w:rFonts w:hint="eastAsia" w:ascii="Times New Roman" w:hAnsi="Times New Roman" w:eastAsia="FangSong" w:cs="Times New Roman"/>
-        </w:rPr>
-        <w:t xml:space="preserve">熵变不可能小于零</w:t>
+        <w:ind w:firstLine="420"/>
+      </w:pPr>
+      <w:r>
+        <w:rPr>
+          <w:rFonts w:hint="eastAsia" w:ascii="Times New Roman" w:hAnsi="Times New Roman" w:eastAsia="Times New Roman" w:cs="Times New Roman"/>
+        </w:rPr>
+        <w:t>B.</w:t>
+      </w:r>
+      <w:r>
+        <w:rPr>
+          <w:rFonts w:hint="eastAsia" w:ascii="Times New Roman" w:hAnsi="Times New Roman" w:eastAsia="FangSong" w:cs="Times New Roman"/>
+        </w:rPr>
+        <w:t>键矩愈大</w:t>
+      </w:r>
+      <w:r>
+        <w:rPr>
+          <w:rFonts w:hint="eastAsia" w:ascii="Times New Roman" w:hAnsi="Times New Roman" w:eastAsia="Times New Roman" w:cs="Times New Roman"/>
+        </w:rPr>
+        <w:t>，</w:t>
+      </w:r>
+      <w:r>
+        <w:rPr>
+          <w:rFonts w:hint="eastAsia" w:ascii="Times New Roman" w:hAnsi="Times New Roman" w:eastAsia="FangSong" w:cs="Times New Roman"/>
+        </w:rPr>
+        <w:t>分子的偶极矩也愈大</w:t>
       </w:r>
     </w:p>
     <w:p>
@@ -1246,18 +985,31 @@
           <w:ilvl w:val="0"/>
           <w:numId w:val="1001"/>
         </w:numPr>
-      </w:pPr>
-      <w:r>
-        <w:rPr>
-          <w:rFonts w:ascii="Times New Roman" w:hAnsi="Times New Roman" w:eastAsia="Times New Roman" w:cs="Times New Roman"/>
-        </w:rPr>
-        <w:t xml:space="preserve">C. ΔH </w:t>
-      </w:r>
-      <w:r>
-        <w:rPr>
-          <w:rFonts w:hint="eastAsia" w:ascii="Times New Roman" w:hAnsi="Times New Roman" w:eastAsia="FangSong" w:cs="Times New Roman"/>
-        </w:rPr>
-        <w:t xml:space="preserve">不可能小于零</w:t>
+        <w:ind w:firstLine="420"/>
+      </w:pPr>
+      <w:r>
+        <w:rPr>
+          <w:rFonts w:hint="eastAsia" w:ascii="Times New Roman" w:hAnsi="Times New Roman" w:eastAsia="Times New Roman" w:cs="Times New Roman"/>
+        </w:rPr>
+        <w:t>C.</w:t>
+      </w:r>
+      <w:r>
+        <w:rPr>
+          <w:rFonts w:hint="eastAsia" w:ascii="Times New Roman" w:hAnsi="Times New Roman" w:eastAsia="FangSong" w:cs="Times New Roman"/>
+        </w:rPr>
+        <w:t>有对称中心的分子</w:t>
+      </w:r>
+      <w:r>
+        <w:rPr>
+          <w:rFonts w:hint="eastAsia" w:ascii="Times New Roman" w:hAnsi="Times New Roman" w:eastAsia="Times New Roman" w:cs="Times New Roman"/>
+        </w:rPr>
+        <w:t>，</w:t>
+      </w:r>
+      <w:r>
+        <w:rPr>
+          <w:rFonts w:hint="eastAsia" w:ascii="Times New Roman" w:hAnsi="Times New Roman" w:eastAsia="FangSong" w:cs="Times New Roman"/>
+        </w:rPr>
+        <w:t>其偶极矩等于零</w:t>
       </w:r>
     </w:p>
     <w:p>
@@ -1267,30 +1019,19 @@
           <w:ilvl w:val="0"/>
           <w:numId w:val="1001"/>
         </w:numPr>
-      </w:pPr>
-      <w:r>
-        <w:rPr>
-          <w:rFonts w:ascii="Times New Roman" w:hAnsi="Times New Roman" w:eastAsia="Times New Roman" w:cs="Times New Roman"/>
-        </w:rPr>
-        <w:t xml:space="preserve">D. ΔH </w:t>
-      </w:r>
-      <w:r>
-        <w:rPr>
-          <w:rFonts w:hint="eastAsia" w:ascii="Times New Roman" w:hAnsi="Times New Roman" w:eastAsia="FangSong" w:cs="Times New Roman"/>
-        </w:rPr>
-        <w:t xml:space="preserve">和</w:t>
-      </w:r>
-      <w:r>
-        <w:rPr>
-          <w:rFonts w:ascii="Times New Roman" w:hAnsi="Times New Roman" w:eastAsia="Times New Roman" w:cs="Times New Roman"/>
-        </w:rPr>
-        <w:t xml:space="preserve"> ΔS </w:t>
-      </w:r>
-      <w:r>
-        <w:rPr>
-          <w:rFonts w:hint="eastAsia" w:ascii="Times New Roman" w:hAnsi="Times New Roman" w:eastAsia="FangSong" w:cs="Times New Roman"/>
-        </w:rPr>
-        <w:t xml:space="preserve">均可能大于零或小于零</w:t>
+        <w:ind w:firstLine="420"/>
+      </w:pPr>
+      <w:r>
+        <w:rPr>
+          <w:rFonts w:hint="eastAsia" w:ascii="Times New Roman" w:hAnsi="Times New Roman" w:eastAsia="Times New Roman" w:cs="Times New Roman"/>
+        </w:rPr>
+        <w:t>D.</w:t>
+      </w:r>
+      <w:r>
+        <w:rPr>
+          <w:rFonts w:hint="eastAsia" w:ascii="Times New Roman" w:hAnsi="Times New Roman" w:eastAsia="FangSong" w:cs="Times New Roman"/>
+        </w:rPr>
+        <w:t>分子的偶极矩是键矩的矢量和</w:t>
       </w:r>
     </w:p>
     <w:p>
@@ -1303,6 +1044,450 @@
         </w:pict>
       </w:r>
     </w:p>
+    <w:p>
+      <w:pPr>
+        <w:spacing w:before="160" w:after="80"/>
+      </w:pPr>
+      <w:r>
+        <w:pict>
+          <v:rect style="width:0;height:1.5pt" o:hralign="center" o:hrstd="t" o:hr="t"/>
+        </w:pict>
+      </w:r>
+    </w:p>
+    <w:bookmarkEnd w:id="11"/>
+    <w:bookmarkStart w:id="12" w:name="第4题"/>
+    <w:p>
+      <w:pPr>
+        <w:pStyle w:val="Heading3"/>
+        <w:spacing w:before="280" w:after="120"/>
+      </w:pPr>
+      <w:r>
+        <w:rPr>
+          <w:rFonts w:hint="eastAsia" w:ascii="Times New Roman" w:hAnsi="Times New Roman" w:eastAsia="SimHei" w:cs="Times New Roman"/>
+        </w:rPr>
+        <w:t>第</w:t>
+      </w:r>
+      <w:r>
+        <w:rPr>
+          <w:rFonts w:hint="eastAsia" w:ascii="Times New Roman" w:hAnsi="Times New Roman" w:eastAsia="Times New Roman" w:cs="Times New Roman"/>
+        </w:rPr>
+        <w:t>4</w:t>
+      </w:r>
+      <w:r>
+        <w:rPr>
+          <w:rFonts w:hint="eastAsia" w:ascii="Times New Roman" w:hAnsi="Times New Roman" w:eastAsia="SimHei" w:cs="Times New Roman"/>
+        </w:rPr>
+        <w:t>题</w:t>
+      </w:r>
+    </w:p>
+    <w:p>
+      <w:pPr>
+        <w:pStyle w:val="FirstParagraph"/>
+        <w:ind w:firstLine="420"/>
+      </w:pPr>
+      <w:r>
+        <w:rPr>
+          <w:rFonts w:hint="eastAsia" w:ascii="Times New Roman" w:hAnsi="Times New Roman" w:eastAsia="FangSong" w:cs="Times New Roman"/>
+        </w:rPr>
+        <w:t xml:space="preserve">下列</w:t>
+      </w:r>
+      <w:r>
+        <w:rPr>
+          <w:rFonts w:ascii="Times New Roman" w:hAnsi="Times New Roman" w:eastAsia="Times New Roman" w:cs="Times New Roman"/>
+        </w:rPr>
+        <w:t xml:space="preserve"> Lewis </w:t>
+      </w:r>
+      <w:r>
+        <w:rPr>
+          <w:rFonts w:hint="eastAsia" w:ascii="Times New Roman" w:hAnsi="Times New Roman" w:eastAsia="FangSong" w:cs="Times New Roman"/>
+        </w:rPr>
+        <w:t>结构式中</w:t>
+      </w:r>
+      <w:r>
+        <w:rPr>
+          <w:rFonts w:hint="eastAsia" w:ascii="Times New Roman" w:hAnsi="Times New Roman" w:eastAsia="Times New Roman" w:cs="Times New Roman"/>
+        </w:rPr>
+        <w:t>,</w:t>
+      </w:r>
+      <w:r>
+        <w:rPr>
+          <w:rFonts w:ascii="Times New Roman" w:hAnsi="Times New Roman" w:eastAsia="Times New Roman" w:cs="Times New Roman"/>
+        </w:rPr>
+        <w:t xml:space="preserve"> X </w:t>
+      </w:r>
+      <w:r>
+        <w:rPr>
+          <w:rFonts w:hint="eastAsia" w:ascii="Times New Roman" w:hAnsi="Times New Roman" w:eastAsia="FangSong" w:cs="Times New Roman"/>
+        </w:rPr>
+        <w:t xml:space="preserve">是以</w:t>
+      </w:r>
+      <w:r>
+        <w:rPr>
+          <w:rFonts w:ascii="Times New Roman" w:hAnsi="Times New Roman" w:eastAsia="Times New Roman" w:cs="Times New Roman"/>
+        </w:rPr>
+        <w:t xml:space="preserve"> sp </w:t>
+      </w:r>
+      <w:r>
+        <w:rPr>
+          <w:rFonts w:hint="eastAsia" w:ascii="Times New Roman" w:hAnsi="Times New Roman" w:eastAsia="FangSong" w:cs="Times New Roman"/>
+        </w:rPr>
+        <w:t xml:space="preserve">杂化轨道成键的是</w:t>
+      </w:r>
+      <w:r>
+        <w:rPr>
+          <w:rFonts w:ascii="Times New Roman" w:hAnsi="Times New Roman" w:eastAsia="Times New Roman" w:cs="Times New Roman"/>
+        </w:rPr>
+        <w:t xml:space="preserve"> </w:t>
+      </w:r>
+      <w:r>
+        <w:rPr>
+          <w:rFonts w:ascii="Times New Roman" w:hAnsi="Times New Roman" w:eastAsia="Times New Roman" w:cs="Times New Roman"/>
+        </w:rPr>
+        <w:t xml:space="preserve">- A. A-X-A</w:t>
+      </w:r>
+      <w:r>
+        <w:rPr>
+          <w:rFonts w:ascii="Times New Roman" w:hAnsi="Times New Roman" w:eastAsia="Times New Roman" w:cs="Times New Roman"/>
+        </w:rPr>
+        <w:t xml:space="preserve"> </w:t>
+      </w:r>
+      <w:r>
+        <w:rPr>
+          <w:rFonts w:ascii="Times New Roman" w:hAnsi="Times New Roman" w:eastAsia="Times New Roman" w:cs="Times New Roman"/>
+        </w:rPr>
+        <w:t xml:space="preserve">- B. A=X=A</w:t>
+      </w:r>
+      <w:r>
+        <w:rPr>
+          <w:rFonts w:ascii="Times New Roman" w:hAnsi="Times New Roman" w:eastAsia="Times New Roman" w:cs="Times New Roman"/>
+        </w:rPr>
+        <w:t xml:space="preserve"> </w:t>
+      </w:r>
+      <w:r>
+        <w:rPr>
+          <w:rFonts w:ascii="Times New Roman" w:hAnsi="Times New Roman" w:eastAsia="Times New Roman" w:cs="Times New Roman"/>
+        </w:rPr>
+        <w:t xml:space="preserve">- C. A=X-X</w:t>
+      </w:r>
+      <w:r>
+        <w:rPr>
+          <w:rFonts w:ascii="Times New Roman" w:hAnsi="Times New Roman" w:eastAsia="Times New Roman" w:cs="Times New Roman"/>
+        </w:rPr>
+        <w:t xml:space="preserve"> </w:t>
+      </w:r>
+      <w:r>
+        <w:rPr>
+          <w:rFonts w:ascii="Times New Roman" w:hAnsi="Times New Roman" w:eastAsia="Times New Roman" w:cs="Times New Roman"/>
+        </w:rPr>
+        <w:t xml:space="preserve">- D. A-X-A</w:t>
+      </w:r>
+    </w:p>
+    <w:p>
+      <w:pPr>
+        <w:spacing w:before="160" w:after="80"/>
+      </w:pPr>
+      <w:r>
+        <w:pict>
+          <v:rect style="width:0;height:1.5pt" o:hralign="center" o:hrstd="t" o:hr="t"/>
+        </w:pict>
+      </w:r>
+    </w:p>
+    <w:p>
+      <w:pPr>
+        <w:spacing w:before="160" w:after="80"/>
+      </w:pPr>
+      <w:r>
+        <w:pict>
+          <v:rect style="width:0;height:1.5pt" o:hralign="center" o:hrstd="t" o:hr="t"/>
+        </w:pict>
+      </w:r>
+    </w:p>
+    <w:bookmarkEnd w:id="12"/>
+    <w:bookmarkStart w:id="13" w:name="第5题"/>
+    <w:p>
+      <w:pPr>
+        <w:pStyle w:val="Heading3"/>
+        <w:spacing w:before="280" w:after="120"/>
+      </w:pPr>
+      <w:r>
+        <w:rPr>
+          <w:rFonts w:hint="eastAsia" w:ascii="Times New Roman" w:hAnsi="Times New Roman" w:eastAsia="SimHei" w:cs="Times New Roman"/>
+        </w:rPr>
+        <w:t>第</w:t>
+      </w:r>
+      <w:r>
+        <w:rPr>
+          <w:rFonts w:hint="eastAsia" w:ascii="Times New Roman" w:hAnsi="Times New Roman" w:eastAsia="Times New Roman" w:cs="Times New Roman"/>
+        </w:rPr>
+        <w:t>5</w:t>
+      </w:r>
+      <w:r>
+        <w:rPr>
+          <w:rFonts w:hint="eastAsia" w:ascii="Times New Roman" w:hAnsi="Times New Roman" w:eastAsia="SimHei" w:cs="Times New Roman"/>
+        </w:rPr>
+        <w:t>题</w:t>
+      </w:r>
+    </w:p>
+    <w:p>
+      <w:pPr>
+        <w:pStyle w:val="FirstParagraph"/>
+        <w:ind w:firstLine="420"/>
+      </w:pPr>
+      <w:r>
+        <w:rPr>
+          <w:rFonts w:ascii="Times New Roman" w:hAnsi="Times New Roman" w:eastAsia="Times New Roman" w:cs="Times New Roman"/>
+        </w:rPr>
+        <w:t xml:space="preserve">AB </w:t>
+      </w:r>
+      <w:r>
+        <w:rPr>
+          <w:rFonts w:hint="eastAsia" w:ascii="Times New Roman" w:hAnsi="Times New Roman" w:eastAsia="FangSong" w:cs="Times New Roman"/>
+        </w:rPr>
+        <w:t xml:space="preserve">型强电解质在水中的溶解表示为</w:t>
+      </w:r>
+      <w:r>
+        <w:rPr>
+          <w:rFonts w:ascii="Times New Roman" w:hAnsi="Times New Roman" w:eastAsia="Times New Roman" w:cs="Times New Roman"/>
+        </w:rPr>
+        <w:t xml:space="preserve"> AB(s) → A</w:t>
+      </w:r>
+      <w:r>
+        <w:rPr>
+          <w:rFonts w:ascii="Times New Roman" w:hAnsi="Times New Roman" w:eastAsia="Times New Roman" w:cs="Times New Roman"/>
+          <w:vertAlign w:val="superscript"/>
+        </w:rPr>
+        <w:t>m+</w:t>
+      </w:r>
+      <w:r>
+        <w:rPr>
+          <w:rFonts w:ascii="Times New Roman" w:hAnsi="Times New Roman" w:eastAsia="Times New Roman" w:cs="Times New Roman"/>
+        </w:rPr>
+        <w:t xml:space="preserve">(aq) + </w:t>
+      </w:r>
+      <w:r>
+        <w:rPr>
+          <w:rFonts w:hint="eastAsia" w:ascii="Times New Roman" w:hAnsi="Times New Roman" w:eastAsia="Times New Roman" w:cs="Times New Roman"/>
+        </w:rPr>
+        <w:t>B</w:t>
+      </w:r>
+      <w:r>
+        <w:rPr>
+          <w:rFonts w:hint="eastAsia" w:ascii="Times New Roman" w:hAnsi="Times New Roman" w:eastAsia="Times New Roman" w:cs="Times New Roman"/>
+          <w:vertAlign w:val="superscript"/>
+        </w:rPr>
+        <w:t>n-</w:t>
+      </w:r>
+      <w:r>
+        <w:rPr>
+          <w:rFonts w:hint="eastAsia" w:ascii="Times New Roman" w:hAnsi="Times New Roman" w:eastAsia="Times New Roman" w:cs="Times New Roman"/>
+        </w:rPr>
+        <w:t>(aq)（</w:t>
+      </w:r>
+      <w:r>
+        <w:rPr>
+          <w:rFonts w:hint="eastAsia" w:ascii="Times New Roman" w:hAnsi="Times New Roman" w:eastAsia="FangSong" w:cs="Times New Roman"/>
+        </w:rPr>
+        <w:t>可视作特殊的化学反应</w:t>
+      </w:r>
+      <w:r>
+        <w:rPr>
+          <w:rFonts w:hint="eastAsia" w:ascii="Times New Roman" w:hAnsi="Times New Roman" w:eastAsia="Times New Roman" w:cs="Times New Roman"/>
+        </w:rPr>
+        <w:t>），</w:t>
+      </w:r>
+      <w:r>
+        <w:rPr>
+          <w:rFonts w:hint="eastAsia" w:ascii="Times New Roman" w:hAnsi="Times New Roman" w:eastAsia="FangSong" w:cs="Times New Roman"/>
+        </w:rPr>
+        <w:t>该反应的焓变和熵变分别为</w:t>
+      </w:r>
+      <w:r>
+        <w:rPr>
+          <w:rFonts w:ascii="Times New Roman" w:hAnsi="Times New Roman" w:eastAsia="Times New Roman" w:cs="Times New Roman"/>
+        </w:rPr>
+        <w:t xml:space="preserve"> ΔH </w:t>
+      </w:r>
+      <w:r>
+        <w:rPr>
+          <w:rFonts w:hint="eastAsia" w:ascii="Times New Roman" w:hAnsi="Times New Roman" w:eastAsia="FangSong" w:cs="Times New Roman"/>
+        </w:rPr>
+        <w:t xml:space="preserve">和</w:t>
+      </w:r>
+      <w:r>
+        <w:rPr>
+          <w:rFonts w:ascii="Times New Roman" w:hAnsi="Times New Roman" w:eastAsia="Times New Roman" w:cs="Times New Roman"/>
+        </w:rPr>
+        <w:t xml:space="preserve"> </w:t>
+      </w:r>
+      <w:r>
+        <w:rPr>
+          <w:rFonts w:hint="eastAsia" w:ascii="Times New Roman" w:hAnsi="Times New Roman" w:eastAsia="Times New Roman" w:cs="Times New Roman"/>
+        </w:rPr>
+        <w:t>ΔS。</w:t>
+      </w:r>
+      <w:r>
+        <w:rPr>
+          <w:rFonts w:hint="eastAsia" w:ascii="Times New Roman" w:hAnsi="Times New Roman" w:eastAsia="FangSong" w:cs="Times New Roman"/>
+        </w:rPr>
+        <w:t>对于不同组成的</w:t>
+      </w:r>
+      <w:r>
+        <w:rPr>
+          <w:rFonts w:ascii="Times New Roman" w:hAnsi="Times New Roman" w:eastAsia="Times New Roman" w:cs="Times New Roman"/>
+        </w:rPr>
+        <w:t xml:space="preserve"> AB </w:t>
+      </w:r>
+      <w:r>
+        <w:rPr>
+          <w:rFonts w:hint="eastAsia" w:ascii="Times New Roman" w:hAnsi="Times New Roman" w:eastAsia="FangSong" w:cs="Times New Roman"/>
+        </w:rPr>
+        <w:t>型强电解质</w:t>
+      </w:r>
+      <w:r>
+        <w:rPr>
+          <w:rFonts w:hint="eastAsia" w:ascii="Times New Roman" w:hAnsi="Times New Roman" w:eastAsia="Times New Roman" w:cs="Times New Roman"/>
+        </w:rPr>
+        <w:t>，</w:t>
+      </w:r>
+      <w:r>
+        <w:rPr>
+          <w:rFonts w:hint="eastAsia" w:ascii="Times New Roman" w:hAnsi="Times New Roman" w:eastAsia="FangSong" w:cs="Times New Roman"/>
+        </w:rPr>
+        <w:t>下列说法正确的是</w:t>
+      </w:r>
+    </w:p>
+    <w:p>
+      <w:pPr>
+        <w:pStyle w:val="Compact"/>
+        <w:numPr>
+          <w:ilvl w:val="0"/>
+          <w:numId w:val="1002"/>
+        </w:numPr>
+        <w:ind w:firstLine="420"/>
+      </w:pPr>
+      <w:r>
+        <w:rPr>
+          <w:rFonts w:ascii="Times New Roman" w:hAnsi="Times New Roman" w:eastAsia="Times New Roman" w:cs="Times New Roman"/>
+        </w:rPr>
+        <w:t xml:space="preserve">A. ΔH </w:t>
+      </w:r>
+      <w:r>
+        <w:rPr>
+          <w:rFonts w:hint="eastAsia" w:ascii="Times New Roman" w:hAnsi="Times New Roman" w:eastAsia="FangSong" w:cs="Times New Roman"/>
+        </w:rPr>
+        <w:t xml:space="preserve">和</w:t>
+      </w:r>
+      <w:r>
+        <w:rPr>
+          <w:rFonts w:ascii="Times New Roman" w:hAnsi="Times New Roman" w:eastAsia="Times New Roman" w:cs="Times New Roman"/>
+        </w:rPr>
+        <w:t xml:space="preserve"> ΔS </w:t>
+      </w:r>
+      <w:r>
+        <w:rPr>
+          <w:rFonts w:hint="eastAsia" w:ascii="Times New Roman" w:hAnsi="Times New Roman" w:eastAsia="FangSong" w:cs="Times New Roman"/>
+        </w:rPr>
+        <w:t xml:space="preserve">均大于零</w:t>
+      </w:r>
+    </w:p>
+    <w:p>
+      <w:pPr>
+        <w:pStyle w:val="Compact"/>
+        <w:numPr>
+          <w:ilvl w:val="0"/>
+          <w:numId w:val="1002"/>
+        </w:numPr>
+        <w:ind w:firstLine="420"/>
+      </w:pPr>
+      <w:r>
+        <w:rPr>
+          <w:rFonts w:ascii="Times New Roman" w:hAnsi="Times New Roman" w:eastAsia="Times New Roman" w:cs="Times New Roman"/>
+        </w:rPr>
+        <w:t xml:space="preserve">B. </w:t>
+      </w:r>
+      <w:r>
+        <w:rPr>
+          <w:rFonts w:hint="eastAsia" w:ascii="Times New Roman" w:hAnsi="Times New Roman" w:eastAsia="FangSong" w:cs="Times New Roman"/>
+        </w:rPr>
+        <w:t xml:space="preserve">熵变不可能小于零</w:t>
+      </w:r>
+    </w:p>
+    <w:p>
+      <w:pPr>
+        <w:pStyle w:val="Compact"/>
+        <w:numPr>
+          <w:ilvl w:val="0"/>
+          <w:numId w:val="1002"/>
+        </w:numPr>
+        <w:ind w:firstLine="420"/>
+      </w:pPr>
+      <w:r>
+        <w:rPr>
+          <w:rFonts w:ascii="Times New Roman" w:hAnsi="Times New Roman" w:eastAsia="Times New Roman" w:cs="Times New Roman"/>
+        </w:rPr>
+        <w:t xml:space="preserve">C. ΔH </w:t>
+      </w:r>
+      <w:r>
+        <w:rPr>
+          <w:rFonts w:hint="eastAsia" w:ascii="Times New Roman" w:hAnsi="Times New Roman" w:eastAsia="FangSong" w:cs="Times New Roman"/>
+        </w:rPr>
+        <w:t xml:space="preserve">不可能小于零</w:t>
+      </w:r>
+    </w:p>
+    <w:p>
+      <w:pPr>
+        <w:pStyle w:val="Compact"/>
+        <w:numPr>
+          <w:ilvl w:val="0"/>
+          <w:numId w:val="1002"/>
+        </w:numPr>
+        <w:ind w:firstLine="420"/>
+      </w:pPr>
+      <w:r>
+        <w:rPr>
+          <w:rFonts w:ascii="Times New Roman" w:hAnsi="Times New Roman" w:eastAsia="Times New Roman" w:cs="Times New Roman"/>
+        </w:rPr>
+        <w:t xml:space="preserve">D. ΔH </w:t>
+      </w:r>
+      <w:r>
+        <w:rPr>
+          <w:rFonts w:hint="eastAsia" w:ascii="Times New Roman" w:hAnsi="Times New Roman" w:eastAsia="FangSong" w:cs="Times New Roman"/>
+        </w:rPr>
+        <w:t xml:space="preserve">和</w:t>
+      </w:r>
+      <w:r>
+        <w:rPr>
+          <w:rFonts w:ascii="Times New Roman" w:hAnsi="Times New Roman" w:eastAsia="Times New Roman" w:cs="Times New Roman"/>
+        </w:rPr>
+        <w:t xml:space="preserve"> ΔS </w:t>
+      </w:r>
+      <w:r>
+        <w:rPr>
+          <w:rFonts w:hint="eastAsia" w:ascii="Times New Roman" w:hAnsi="Times New Roman" w:eastAsia="FangSong" w:cs="Times New Roman"/>
+        </w:rPr>
+        <w:t xml:space="preserve">均可能大于零或小于零</w:t>
+      </w:r>
+    </w:p>
+    <w:p>
+      <w:pPr>
+        <w:spacing w:before="160" w:after="80"/>
+      </w:pPr>
+      <w:r>
+        <w:pict>
+          <v:rect style="width:0;height:1.5pt" o:hralign="center" o:hrstd="t" o:hr="t"/>
+        </w:pict>
+      </w:r>
+    </w:p>
+    <w:p>
+      <w:pPr>
+        <w:spacing w:before="160" w:after="80"/>
+      </w:pPr>
+      <w:r>
+        <w:pict>
+          <v:rect style="width:0;height:1.5pt" o:hralign="center" o:hrstd="t" o:hr="t"/>
+        </w:pict>
+      </w:r>
+    </w:p>
     <w:bookmarkEnd w:id="13"/>
     <w:bookmarkStart w:id="14" w:name="第6题"/>
     <w:p>
@@ -1332,6 +1517,7 @@
     <w:p>
       <w:pPr>
         <w:pStyle w:val="FirstParagraph"/>
+        <w:ind w:firstLine="420"/>
       </w:pPr>
       <w:r>
         <w:rPr>
@@ -1671,6 +1857,7 @@
     <w:p>
       <w:pPr>
         <w:pStyle w:val="BodyText"/>
+        <w:ind w:firstLine="420"/>
       </w:pPr>
       <w:r>
         <w:rPr>
@@ -1790,6 +1977,16 @@
         </w:pict>
       </w:r>
     </w:p>
+    <w:p>
+      <w:pPr>
+        <w:spacing w:before="160" w:after="80"/>
+      </w:pPr>
+      <w:r>
+        <w:pict>
+          <v:rect style="width:0;height:1.5pt" o:hralign="center" o:hrstd="t" o:hr="t"/>
+        </w:pict>
+      </w:r>
+    </w:p>
     <w:bookmarkEnd w:id="14"/>
     <w:bookmarkStart w:id="15" w:name="第7题"/>
     <w:p>
@@ -1819,6 +2016,7 @@
     <w:p>
       <w:pPr>
         <w:pStyle w:val="FirstParagraph"/>
+        <w:ind w:firstLine="420"/>
       </w:pPr>
       <m:oMath>
         <m:sSup>
@@ -1955,14 +2153,13 @@
     </w:p>
     <w:p>
       <w:pPr>
-        <w:pStyle w:val="BodyText"/>
-      </w:pPr>
-      <w:r>
-        <w:rPr>
-          <w:rFonts w:ascii="Times New Roman" w:hAnsi="Times New Roman" w:eastAsia="Times New Roman" w:cs="Times New Roman"/>
-        </w:rPr>
-        <w:t xml:space="preserve">15-2 </w:t>
-      </w:r>
+        <w:pStyle w:val="Compact"/>
+        <w:numPr>
+          <w:ilvl w:val="0"/>
+          <w:numId w:val="1003"/>
+        </w:numPr>
+        <w:ind w:firstLine="420"/>
+      </w:pPr>
       <w:r>
         <w:rPr>
           <w:rFonts w:hint="eastAsia" w:ascii="Times New Roman" w:hAnsi="Times New Roman" w:eastAsia="FangSong" w:cs="Times New Roman"/>
@@ -2014,7 +2211,8 @@
     </w:p>
     <w:p>
       <w:pPr>
-        <w:pStyle w:val="BodyText"/>
+        <w:pStyle w:val="FirstParagraph"/>
+        <w:ind w:firstLine="420"/>
       </w:pPr>
       <w:r>
         <w:rPr>
@@ -2079,14 +2277,13 @@
     </w:p>
     <w:p>
       <w:pPr>
-        <w:pStyle w:val="BodyText"/>
-      </w:pPr>
-      <w:r>
-        <w:rPr>
-          <w:rFonts w:ascii="Times New Roman" w:hAnsi="Times New Roman" w:eastAsia="Times New Roman" w:cs="Times New Roman"/>
-        </w:rPr>
-        <w:t xml:space="preserve">15-3 </w:t>
-      </w:r>
+        <w:pStyle w:val="Compact"/>
+        <w:numPr>
+          <w:ilvl w:val="0"/>
+          <w:numId w:val="1004"/>
+        </w:numPr>
+        <w:ind w:firstLine="420"/>
+      </w:pPr>
       <w:r>
         <w:rPr>
           <w:rFonts w:hint="eastAsia" w:ascii="Times New Roman" w:hAnsi="Times New Roman" w:eastAsia="Times New Roman" w:cs="Times New Roman"/>
@@ -2132,7 +2329,8 @@
     </w:p>
     <w:p>
       <w:pPr>
-        <w:pStyle w:val="BodyText"/>
+        <w:pStyle w:val="FirstParagraph"/>
+        <w:ind w:firstLine="420"/>
       </w:pPr>
       <w:r>
         <w:rPr>
@@ -2185,14 +2383,13 @@
     </w:p>
     <w:p>
       <w:pPr>
-        <w:pStyle w:val="BodyText"/>
-      </w:pPr>
-      <w:r>
-        <w:rPr>
-          <w:rFonts w:ascii="Times New Roman" w:hAnsi="Times New Roman" w:eastAsia="Times New Roman" w:cs="Times New Roman"/>
-        </w:rPr>
-        <w:t xml:space="preserve">15-4 </w:t>
-      </w:r>
+        <w:pStyle w:val="Compact"/>
+        <w:numPr>
+          <w:ilvl w:val="0"/>
+          <w:numId w:val="1005"/>
+        </w:numPr>
+        <w:ind w:firstLine="420"/>
+      </w:pPr>
       <w:r>
         <w:rPr>
           <w:rFonts w:hint="eastAsia" w:ascii="Times New Roman" w:hAnsi="Times New Roman" w:eastAsia="FangSong" w:cs="Times New Roman"/>
@@ -2244,7 +2441,8 @@
     </w:p>
     <w:p>
       <w:pPr>
-        <w:pStyle w:val="BodyText"/>
+        <w:pStyle w:val="FirstParagraph"/>
+        <w:ind w:firstLine="420"/>
       </w:pPr>
       <w:r>
         <w:rPr>
@@ -2309,14 +2507,13 @@
     </w:p>
     <w:p>
       <w:pPr>
-        <w:pStyle w:val="BodyText"/>
-      </w:pPr>
-      <w:r>
-        <w:rPr>
-          <w:rFonts w:ascii="Times New Roman" w:hAnsi="Times New Roman" w:eastAsia="Times New Roman" w:cs="Times New Roman"/>
-        </w:rPr>
-        <w:t xml:space="preserve">15-5 </w:t>
-      </w:r>
+        <w:pStyle w:val="Compact"/>
+        <w:numPr>
+          <w:ilvl w:val="0"/>
+          <w:numId w:val="1006"/>
+        </w:numPr>
+        <w:ind w:firstLine="420"/>
+      </w:pPr>
       <w:r>
         <w:rPr>
           <w:rFonts w:hint="eastAsia" w:ascii="Times New Roman" w:hAnsi="Times New Roman" w:eastAsia="FangSong" w:cs="Times New Roman"/>
@@ -2376,6 +2573,16 @@
         </w:pict>
       </w:r>
     </w:p>
+    <w:p>
+      <w:pPr>
+        <w:spacing w:before="160" w:after="80"/>
+      </w:pPr>
+      <w:r>
+        <w:pict>
+          <v:rect style="width:0;height:1.5pt" o:hralign="center" o:hrstd="t" o:hr="t"/>
+        </w:pict>
+      </w:r>
+    </w:p>
     <w:bookmarkEnd w:id="15"/>
     <w:bookmarkStart w:id="16" w:name="第8题"/>
     <w:p>
@@ -2405,6 +2612,7 @@
     <w:p>
       <w:pPr>
         <w:pStyle w:val="FirstParagraph"/>
+        <w:ind w:firstLine="420"/>
       </w:pPr>
       <w:r>
         <w:rPr>
@@ -2711,6 +2919,16 @@
         </w:pict>
       </w:r>
     </w:p>
+    <w:p>
+      <w:pPr>
+        <w:spacing w:before="160" w:after="80"/>
+      </w:pPr>
+      <w:r>
+        <w:pict>
+          <v:rect style="width:0;height:1.5pt" o:hralign="center" o:hrstd="t" o:hr="t"/>
+        </w:pict>
+      </w:r>
+    </w:p>
     <w:bookmarkEnd w:id="16"/>
     <w:bookmarkStart w:id="20" w:name="第9题"/>
     <w:p>
@@ -2740,6 +2958,7 @@
     <w:p>
       <w:pPr>
         <w:pStyle w:val="FirstParagraph"/>
+        <w:ind w:firstLine="420"/>
       </w:pPr>
       <w:r>
         <w:rPr>
@@ -2894,6 +3113,495 @@
         </w:pict>
       </w:r>
     </w:p>
+    <w:p>
+      <w:pPr>
+        <w:numPr>
+          <w:ilvl w:val="0"/>
+          <w:numId w:val="1007"/>
+        </w:numPr>
+        <w:ind w:firstLine="420"/>
+      </w:pPr>
+      <w:r>
+        <w:rPr>
+          <w:rFonts w:hint="eastAsia" w:ascii="Times New Roman" w:hAnsi="Times New Roman" w:eastAsia="FangSong" w:cs="Times New Roman"/>
+        </w:rPr>
+        <w:t>给出上述结晶水合物的化学式</w:t>
+      </w:r>
+      <w:r>
+        <w:rPr>
+          <w:rFonts w:hint="eastAsia" w:ascii="Times New Roman" w:hAnsi="Times New Roman" w:eastAsia="Times New Roman" w:cs="Times New Roman"/>
+        </w:rPr>
+        <w:t>。</w:t>
+      </w:r>
+    </w:p>
+    <w:p>
+      <w:pPr>
+        <w:numPr>
+          <w:ilvl w:val="0"/>
+          <w:numId w:val="1007"/>
+        </w:numPr>
+        <w:ind w:firstLine="420"/>
+      </w:pPr>
+      <w:r>
+        <w:rPr>
+          <w:rFonts w:hint="eastAsia" w:ascii="Times New Roman" w:hAnsi="Times New Roman" w:eastAsia="FangSong" w:cs="Times New Roman"/>
+        </w:rPr>
+        <w:t>已知晶胞参数</w:t>
+      </w:r>
+      <w:r>
+        <w:rPr>
+          <w:rFonts w:hint="eastAsia" w:ascii="Times New Roman" w:hAnsi="Times New Roman" w:eastAsia="Times New Roman" w:cs="Times New Roman"/>
+        </w:rPr>
+        <w:t>：a=559pm，b=1303pm，c=734nm，</w:t>
+      </w:r>
+      <w:r>
+        <w:rPr>
+          <w:rFonts w:ascii="Times New Roman" w:hAnsi="Times New Roman" w:eastAsia="Times New Roman" w:cs="Times New Roman"/>
+        </w:rPr>
+        <w:t xml:space="preserve"> </w:t>
+      </w:r>
+      <m:oMath>
+        <m:oMathPr>
+          <m:ctrlPr>
+            <w:rPr>
+              <w:sz w:val="28"/>
+              <w:szCs w:val="28"/>
+            </w:rPr>
+          </m:ctrlPr>
+        </m:oMathPr>
+        <m:r>
+          <m:t>β</m:t>
+        </m:r>
+        <m:r>
+          <m:rPr>
+            <m:sty m:val="p"/>
+          </m:rPr>
+          <m:t>=</m:t>
+        </m:r>
+        <m:sSup>
+          <m:e>
+            <m:r>
+              <m:t>106.02</m:t>
+            </m:r>
+          </m:e>
+          <m:sup>
+            <m:r>
+              <m:rPr>
+                <m:sty m:val="p"/>
+              </m:rPr>
+              <m:t>∘</m:t>
+            </m:r>
+          </m:sup>
+        </m:sSup>
+      </m:oMath>
+      <w:r>
+        <w:rPr>
+          <w:rFonts w:ascii="Times New Roman" w:hAnsi="Times New Roman" w:eastAsia="Times New Roman" w:cs="Times New Roman"/>
+        </w:rPr>
+        <w:t xml:space="preserve"> </w:t>
+      </w:r>
+      <w:r>
+        <w:rPr>
+          <w:rFonts w:hint="eastAsia" w:ascii="Times New Roman" w:hAnsi="Times New Roman" w:eastAsia="Times New Roman" w:cs="Times New Roman"/>
+        </w:rPr>
+        <w:t>，</w:t>
+      </w:r>
+      <w:r>
+        <w:rPr>
+          <w:rFonts w:hint="eastAsia" w:ascii="Times New Roman" w:hAnsi="Times New Roman" w:eastAsia="FangSong" w:cs="Times New Roman"/>
+        </w:rPr>
+        <w:t>计算其密度</w:t>
+      </w:r>
+      <w:r>
+        <w:rPr>
+          <w:rFonts w:hint="eastAsia" w:ascii="Times New Roman" w:hAnsi="Times New Roman" w:eastAsia="Times New Roman" w:cs="Times New Roman"/>
+        </w:rPr>
+        <w:t>。</w:t>
+      </w:r>
+    </w:p>
+    <w:p>
+      <w:pPr>
+        <w:numPr>
+          <w:ilvl w:val="0"/>
+          <w:numId w:val="1007"/>
+        </w:numPr>
+        <w:ind w:firstLine="420"/>
+      </w:pPr>
+      <w:r>
+        <w:rPr>
+          <w:rFonts w:hint="eastAsia" w:ascii="Times New Roman" w:hAnsi="Times New Roman" w:eastAsia="FangSong" w:cs="Times New Roman"/>
+        </w:rPr>
+        <w:t xml:space="preserve">另一种硫酸铜的结晶水合物称为</w:t>
+      </w:r>
+      <w:r>
+        <w:rPr>
+          <w:rFonts w:ascii="Times New Roman" w:hAnsi="Times New Roman" w:eastAsia="Times New Roman" w:cs="Times New Roman"/>
+        </w:rPr>
+        <w:t xml:space="preserve"> </w:t>
+      </w:r>
+      <w:r>
+        <w:rPr>
+          <w:rFonts w:hint="eastAsia" w:ascii="Times New Roman" w:hAnsi="Times New Roman" w:eastAsia="Times New Roman" w:cs="Times New Roman"/>
+        </w:rPr>
+        <w:t>Boothite，</w:t>
+      </w:r>
+      <w:r>
+        <w:rPr>
+          <w:rFonts w:hint="eastAsia" w:ascii="Times New Roman" w:hAnsi="Times New Roman" w:eastAsia="FangSong" w:cs="Times New Roman"/>
+        </w:rPr>
+        <w:t>它于</w:t>
+      </w:r>
+      <w:r>
+        <w:rPr>
+          <w:rFonts w:ascii="Times New Roman" w:hAnsi="Times New Roman" w:eastAsia="Times New Roman" w:cs="Times New Roman"/>
+        </w:rPr>
+        <w:t xml:space="preserve"> 1903 </w:t>
+      </w:r>
+      <w:r>
+        <w:rPr>
+          <w:rFonts w:hint="eastAsia" w:ascii="Times New Roman" w:hAnsi="Times New Roman" w:eastAsia="FangSong" w:cs="Times New Roman"/>
+        </w:rPr>
+        <w:t xml:space="preserve">年在</w:t>
+      </w:r>
+      <w:r>
+        <w:rPr>
+          <w:rFonts w:ascii="Times New Roman" w:hAnsi="Times New Roman" w:eastAsia="Times New Roman" w:cs="Times New Roman"/>
+        </w:rPr>
+        <w:t xml:space="preserve"> California </w:t>
+      </w:r>
+      <w:r>
+        <w:rPr>
+          <w:rFonts w:hint="eastAsia" w:ascii="Times New Roman" w:hAnsi="Times New Roman" w:eastAsia="FangSong" w:cs="Times New Roman"/>
+        </w:rPr>
+        <w:t xml:space="preserve">的</w:t>
+      </w:r>
+      <w:r>
+        <w:rPr>
+          <w:rFonts w:ascii="Times New Roman" w:hAnsi="Times New Roman" w:eastAsia="Times New Roman" w:cs="Times New Roman"/>
+        </w:rPr>
+        <w:t xml:space="preserve"> Alameda </w:t>
+      </w:r>
+      <w:r>
+        <w:rPr>
+          <w:rFonts w:hint="eastAsia" w:ascii="Times New Roman" w:hAnsi="Times New Roman" w:eastAsia="FangSong" w:cs="Times New Roman"/>
+        </w:rPr>
+        <w:t>县被发现</w:t>
+      </w:r>
+      <w:r>
+        <w:rPr>
+          <w:rFonts w:hint="eastAsia" w:ascii="Times New Roman" w:hAnsi="Times New Roman" w:eastAsia="Times New Roman" w:cs="Times New Roman"/>
+        </w:rPr>
+        <w:t>。</w:t>
+      </w:r>
+      <w:r>
+        <w:rPr>
+          <w:rFonts w:hint="eastAsia" w:ascii="Times New Roman" w:hAnsi="Times New Roman" w:eastAsia="FangSong" w:cs="Times New Roman"/>
+        </w:rPr>
+        <w:t>它是浅蓝色的针状结晶</w:t>
+      </w:r>
+      <w:r>
+        <w:rPr>
+          <w:rFonts w:hint="eastAsia" w:ascii="Times New Roman" w:hAnsi="Times New Roman" w:eastAsia="Times New Roman" w:cs="Times New Roman"/>
+        </w:rPr>
+        <w:t>，</w:t>
+      </w:r>
+      <w:r>
+        <w:rPr>
+          <w:rFonts w:hint="eastAsia" w:ascii="Times New Roman" w:hAnsi="Times New Roman" w:eastAsia="FangSong" w:cs="Times New Roman"/>
+        </w:rPr>
+        <w:t>在常温下暴露于干燥的空气中会迅速风化</w:t>
+      </w:r>
+      <w:r>
+        <w:rPr>
+          <w:rFonts w:hint="eastAsia" w:ascii="Times New Roman" w:hAnsi="Times New Roman" w:eastAsia="Times New Roman" w:cs="Times New Roman"/>
+        </w:rPr>
+        <w:t>，</w:t>
+      </w:r>
+      <w:r>
+        <w:rPr>
+          <w:rFonts w:hint="eastAsia" w:ascii="Times New Roman" w:hAnsi="Times New Roman" w:eastAsia="FangSong" w:cs="Times New Roman"/>
+        </w:rPr>
+        <w:t>失重</w:t>
+      </w:r>
+      <w:r>
+        <w:rPr>
+          <w:rFonts w:ascii="Times New Roman" w:hAnsi="Times New Roman" w:eastAsia="Times New Roman" w:cs="Times New Roman"/>
+        </w:rPr>
+        <w:t xml:space="preserve"> </w:t>
+      </w:r>
+      <w:r>
+        <w:rPr>
+          <w:rFonts w:hint="eastAsia" w:ascii="Times New Roman" w:hAnsi="Times New Roman" w:eastAsia="Times New Roman" w:cs="Times New Roman"/>
+        </w:rPr>
+        <w:t>12.61%。</w:t>
+      </w:r>
+      <w:r>
+        <w:rPr>
+          <w:rFonts w:hint="eastAsia" w:ascii="Times New Roman" w:hAnsi="Times New Roman" w:eastAsia="FangSong" w:cs="Times New Roman"/>
+        </w:rPr>
+        <w:t>给出其化学式</w:t>
+      </w:r>
+      <w:r>
+        <w:rPr>
+          <w:rFonts w:hint="eastAsia" w:ascii="Times New Roman" w:hAnsi="Times New Roman" w:eastAsia="Times New Roman" w:cs="Times New Roman"/>
+        </w:rPr>
+        <w:t>。</w:t>
+      </w:r>
+      <w:r>
+        <w:rPr>
+          <w:rFonts w:hint="eastAsia" w:ascii="Times New Roman" w:hAnsi="Times New Roman" w:eastAsia="FangSong" w:cs="Times New Roman"/>
+        </w:rPr>
+        <w:t>其结构和上图相似</w:t>
+      </w:r>
+      <w:r>
+        <w:rPr>
+          <w:rFonts w:hint="eastAsia" w:ascii="Times New Roman" w:hAnsi="Times New Roman" w:eastAsia="Times New Roman" w:cs="Times New Roman"/>
+        </w:rPr>
+        <w:t>，</w:t>
+      </w:r>
+      <w:r>
+        <w:rPr>
+          <w:rFonts w:hint="eastAsia" w:ascii="Times New Roman" w:hAnsi="Times New Roman" w:eastAsia="FangSong" w:cs="Times New Roman"/>
+        </w:rPr>
+        <w:t>晶胞参数为</w:t>
+      </w:r>
+      <w:r>
+        <w:rPr>
+          <w:rFonts w:ascii="Times New Roman" w:hAnsi="Times New Roman" w:eastAsia="Times New Roman" w:cs="Times New Roman"/>
+        </w:rPr>
+        <w:t xml:space="preserve"> </w:t>
+      </w:r>
+      <m:oMath>
+        <m:oMathPr>
+          <m:ctrlPr>
+            <w:rPr>
+              <w:sz w:val="28"/>
+              <w:szCs w:val="28"/>
+            </w:rPr>
+          </m:ctrlPr>
+        </m:oMathPr>
+        <m:r>
+          <m:t>a</m:t>
+        </m:r>
+        <m:r>
+          <m:rPr>
+            <m:sty m:val="p"/>
+          </m:rPr>
+          <m:t>=</m:t>
+        </m:r>
+        <m:r>
+          <m:t>14.19</m:t>
+        </m:r>
+        <m:acc>
+          <m:accPr>
+            <m:chr m:val="̊"/>
+          </m:accPr>
+          <m:e>
+            <m:r>
+              <m:t>A</m:t>
+            </m:r>
+          </m:e>
+        </m:acc>
+      </m:oMath>
+      <w:r>
+        <w:rPr>
+          <w:rFonts w:ascii="Times New Roman" w:hAnsi="Times New Roman" w:eastAsia="Times New Roman" w:cs="Times New Roman"/>
+        </w:rPr>
+        <w:t xml:space="preserve"> </w:t>
+      </w:r>
+      <w:r>
+        <w:rPr>
+          <w:rFonts w:hint="eastAsia" w:ascii="Times New Roman" w:hAnsi="Times New Roman" w:eastAsia="Times New Roman" w:cs="Times New Roman"/>
+        </w:rPr>
+        <w:t xml:space="preserve">，</w:t>
+      </w:r>
+      <w:r>
+        <w:rPr>
+          <w:rFonts w:ascii="Times New Roman" w:hAnsi="Times New Roman" w:eastAsia="Times New Roman" w:cs="Times New Roman"/>
+        </w:rPr>
+        <w:t xml:space="preserve"> </w:t>
+      </w:r>
+      <m:oMath>
+        <m:oMathPr>
+          <m:ctrlPr>
+            <w:rPr>
+              <w:sz w:val="28"/>
+              <w:szCs w:val="28"/>
+            </w:rPr>
+          </m:ctrlPr>
+        </m:oMathPr>
+        <m:r>
+          <m:t>b</m:t>
+        </m:r>
+        <m:r>
+          <m:rPr>
+            <m:sty m:val="p"/>
+          </m:rPr>
+          <m:t>=</m:t>
+        </m:r>
+        <m:r>
+          <m:t>6.537</m:t>
+        </m:r>
+        <m:acc>
+          <m:accPr>
+            <m:chr m:val="̊"/>
+          </m:accPr>
+          <m:e>
+            <m:r>
+              <m:t>A</m:t>
+            </m:r>
+          </m:e>
+        </m:acc>
+      </m:oMath>
+      <w:r>
+        <w:rPr>
+          <w:rFonts w:ascii="Times New Roman" w:hAnsi="Times New Roman" w:eastAsia="Times New Roman" w:cs="Times New Roman"/>
+        </w:rPr>
+        <w:t xml:space="preserve"> </w:t>
+      </w:r>
+      <w:r>
+        <w:rPr>
+          <w:rFonts w:hint="eastAsia" w:ascii="Times New Roman" w:hAnsi="Times New Roman" w:eastAsia="Times New Roman" w:cs="Times New Roman"/>
+        </w:rPr>
+        <w:t xml:space="preserve">，</w:t>
+      </w:r>
+      <w:r>
+        <w:rPr>
+          <w:rFonts w:ascii="Times New Roman" w:hAnsi="Times New Roman" w:eastAsia="Times New Roman" w:cs="Times New Roman"/>
+        </w:rPr>
+        <w:t xml:space="preserve"> </w:t>
+      </w:r>
+      <m:oMath>
+        <m:oMathPr>
+          <m:ctrlPr>
+            <w:rPr>
+              <w:sz w:val="28"/>
+              <w:szCs w:val="28"/>
+            </w:rPr>
+          </m:ctrlPr>
+        </m:oMathPr>
+        <m:r>
+          <m:t>c</m:t>
+        </m:r>
+        <m:r>
+          <m:rPr>
+            <m:sty m:val="p"/>
+          </m:rPr>
+          <m:t>=</m:t>
+        </m:r>
+        <m:r>
+          <m:t>10.825</m:t>
+        </m:r>
+        <m:acc>
+          <m:accPr>
+            <m:chr m:val="̊"/>
+          </m:accPr>
+          <m:e>
+            <m:r>
+              <m:t>A</m:t>
+            </m:r>
+          </m:e>
+        </m:acc>
+      </m:oMath>
+      <w:r>
+        <w:rPr>
+          <w:rFonts w:ascii="Times New Roman" w:hAnsi="Times New Roman" w:eastAsia="Times New Roman" w:cs="Times New Roman"/>
+        </w:rPr>
+        <w:t xml:space="preserve"> </w:t>
+      </w:r>
+      <w:r>
+        <w:rPr>
+          <w:rFonts w:hint="eastAsia" w:ascii="Times New Roman" w:hAnsi="Times New Roman" w:eastAsia="Times New Roman" w:cs="Times New Roman"/>
+        </w:rPr>
+        <w:t xml:space="preserve">，</w:t>
+      </w:r>
+      <w:r>
+        <w:rPr>
+          <w:rFonts w:ascii="Times New Roman" w:hAnsi="Times New Roman" w:eastAsia="Times New Roman" w:cs="Times New Roman"/>
+        </w:rPr>
+        <w:t xml:space="preserve"> </w:t>
+      </w:r>
+      <m:oMath>
+        <m:oMathPr>
+          <m:ctrlPr>
+            <w:rPr>
+              <w:sz w:val="28"/>
+              <w:szCs w:val="28"/>
+            </w:rPr>
+          </m:ctrlPr>
+        </m:oMathPr>
+        <m:r>
+          <m:t>β</m:t>
+        </m:r>
+        <m:r>
+          <m:rPr>
+            <m:sty m:val="p"/>
+          </m:rPr>
+          <m:t>=</m:t>
+        </m:r>
+        <m:sSup>
+          <m:e>
+            <m:r>
+              <m:t>106.02</m:t>
+            </m:r>
+          </m:e>
+          <m:sup>
+            <m:r>
+              <m:rPr>
+                <m:sty m:val="p"/>
+              </m:rPr>
+              <m:t>∘</m:t>
+            </m:r>
+          </m:sup>
+        </m:sSup>
+      </m:oMath>
+      <w:r>
+        <w:rPr>
+          <w:rFonts w:ascii="Times New Roman" w:hAnsi="Times New Roman" w:eastAsia="Times New Roman" w:cs="Times New Roman"/>
+        </w:rPr>
+        <w:t xml:space="preserve"> </w:t>
+      </w:r>
+      <w:r>
+        <w:rPr>
+          <w:rFonts w:hint="eastAsia" w:ascii="Times New Roman" w:hAnsi="Times New Roman" w:eastAsia="Times New Roman" w:cs="Times New Roman"/>
+        </w:rPr>
+        <w:t>，</w:t>
+      </w:r>
+      <w:r>
+        <w:rPr>
+          <w:rFonts w:hint="eastAsia" w:ascii="Times New Roman" w:hAnsi="Times New Roman" w:eastAsia="FangSong" w:cs="Times New Roman"/>
+        </w:rPr>
+        <w:t>推算</w:t>
+      </w:r>
+      <w:r>
+        <w:rPr>
+          <w:rFonts w:ascii="Times New Roman" w:hAnsi="Times New Roman" w:eastAsia="Times New Roman" w:cs="Times New Roman"/>
+        </w:rPr>
+        <w:t xml:space="preserve"> Boothite </w:t>
+      </w:r>
+      <w:r>
+        <w:rPr>
+          <w:rFonts w:hint="eastAsia" w:ascii="Times New Roman" w:hAnsi="Times New Roman" w:eastAsia="FangSong" w:cs="Times New Roman"/>
+        </w:rPr>
+        <w:t>的密度</w:t>
+      </w:r>
+      <w:r>
+        <w:rPr>
+          <w:rFonts w:hint="eastAsia" w:ascii="Times New Roman" w:hAnsi="Times New Roman" w:eastAsia="Times New Roman" w:cs="Times New Roman"/>
+        </w:rPr>
+        <w:t>。</w:t>
+      </w:r>
+    </w:p>
+    <w:p>
+      <w:pPr>
+        <w:spacing w:before="160" w:after="80"/>
+      </w:pPr>
+      <w:r>
+        <w:pict>
+          <v:rect style="width:0;height:1.5pt" o:hralign="center" o:hrstd="t" o:hr="t"/>
+        </w:pict>
+      </w:r>
+    </w:p>
     <w:bookmarkEnd w:id="20"/>
     <w:bookmarkStart w:id="24" w:name="第10题"/>
     <w:p>
@@ -2923,6 +3631,7 @@
     <w:p>
       <w:pPr>
         <w:pStyle w:val="FirstParagraph"/>
+        <w:ind w:firstLine="420"/>
       </w:pPr>
       <w:r>
         <w:rPr>
@@ -3147,6 +3856,622 @@
         </w:pict>
       </w:r>
     </w:p>
+    <w:p>
+      <w:pPr>
+        <w:numPr>
+          <w:ilvl w:val="0"/>
+          <w:numId w:val="1008"/>
+        </w:numPr>
+        <w:ind w:firstLine="420"/>
+      </w:pPr>
+      <w:r>
+        <w:rPr>
+          <w:rFonts w:hint="eastAsia" w:ascii="Times New Roman" w:hAnsi="Times New Roman" w:eastAsia="FangSong" w:cs="Times New Roman"/>
+        </w:rPr>
+        <w:t>写出干冰的结构基元和点阵型式</w:t>
+      </w:r>
+      <w:r>
+        <w:rPr>
+          <w:rFonts w:hint="eastAsia" w:ascii="Times New Roman" w:hAnsi="Times New Roman" w:eastAsia="Times New Roman" w:cs="Times New Roman"/>
+        </w:rPr>
+        <w:t>。</w:t>
+      </w:r>
+    </w:p>
+    <w:p>
+      <w:pPr>
+        <w:numPr>
+          <w:ilvl w:val="0"/>
+          <w:numId w:val="1008"/>
+        </w:numPr>
+        <w:ind w:firstLine="420"/>
+      </w:pPr>
+      <w:r>
+        <w:rPr>
+          <w:rFonts w:hint="eastAsia" w:ascii="Times New Roman" w:hAnsi="Times New Roman" w:eastAsia="FangSong" w:cs="Times New Roman"/>
+        </w:rPr>
+        <w:t xml:space="preserve">已知干冰的密度为</w:t>
+      </w:r>
+      <w:r>
+        <w:rPr>
+          <w:rFonts w:ascii="Times New Roman" w:hAnsi="Times New Roman" w:eastAsia="Times New Roman" w:cs="Times New Roman"/>
+        </w:rPr>
+        <w:t xml:space="preserve"> </w:t>
+      </w:r>
+      <m:oMath>
+        <m:oMathPr>
+          <m:ctrlPr>
+            <w:rPr>
+              <w:sz w:val="28"/>
+              <w:szCs w:val="28"/>
+            </w:rPr>
+          </m:ctrlPr>
+        </m:oMathPr>
+        <m:r>
+          <m:t>1.64</m:t>
+        </m:r>
+        <m:r>
+          <m:t> </m:t>
+        </m:r>
+        <m:r>
+          <m:t>g</m:t>
+        </m:r>
+        <m:r>
+          <m:rPr>
+            <m:sty m:val="p"/>
+          </m:rPr>
+          <m:t>/</m:t>
+        </m:r>
+        <m:r>
+          <m:t>c</m:t>
+        </m:r>
+        <m:sSup>
+          <m:e>
+            <m:r>
+              <m:t>m</m:t>
+            </m:r>
+          </m:e>
+          <m:sup>
+            <m:r>
+              <m:t>3</m:t>
+            </m:r>
+          </m:sup>
+        </m:sSup>
+      </m:oMath>
+      <w:r>
+        <w:rPr>
+          <w:rFonts w:ascii="Times New Roman" w:hAnsi="Times New Roman" w:eastAsia="Times New Roman" w:cs="Times New Roman"/>
+        </w:rPr>
+        <w:t xml:space="preserve"> </w:t>
+      </w:r>
+      <w:r>
+        <w:rPr>
+          <w:rFonts w:hint="eastAsia" w:ascii="Times New Roman" w:hAnsi="Times New Roman" w:eastAsia="Times New Roman" w:cs="Times New Roman"/>
+        </w:rPr>
+        <w:t>，</w:t>
+      </w:r>
+      <w:r>
+        <w:rPr>
+          <w:rFonts w:hint="eastAsia" w:ascii="Times New Roman" w:hAnsi="Times New Roman" w:eastAsia="FangSong" w:cs="Times New Roman"/>
+        </w:rPr>
+        <w:t>计算晶胞参数</w:t>
+      </w:r>
+      <w:r>
+        <w:rPr>
+          <w:rFonts w:ascii="Times New Roman" w:hAnsi="Times New Roman" w:eastAsia="Times New Roman" w:cs="Times New Roman"/>
+        </w:rPr>
+        <w:t xml:space="preserve"> a </w:t>
+      </w:r>
+      <w:r>
+        <w:rPr>
+          <w:rFonts w:hint="eastAsia" w:ascii="Times New Roman" w:hAnsi="Times New Roman" w:eastAsia="FangSong" w:cs="Times New Roman"/>
+        </w:rPr>
+        <w:t xml:space="preserve">和两个二氧化碳分子中心的最短距离</w:t>
+      </w:r>
+      <w:r>
+        <w:rPr>
+          <w:rFonts w:ascii="Times New Roman" w:hAnsi="Times New Roman" w:eastAsia="Times New Roman" w:cs="Times New Roman"/>
+        </w:rPr>
+        <w:t xml:space="preserve"> L。</w:t>
+      </w:r>
+    </w:p>
+    <w:p>
+      <w:pPr>
+        <w:numPr>
+          <w:ilvl w:val="0"/>
+          <w:numId w:val="1008"/>
+        </w:numPr>
+        <w:ind w:firstLine="420"/>
+      </w:pPr>
+      <w:r>
+        <w:rPr>
+          <w:rFonts w:hint="eastAsia" w:ascii="Times New Roman" w:hAnsi="Times New Roman" w:eastAsia="FangSong" w:cs="Times New Roman"/>
+        </w:rPr>
+        <w:t>取右手坐标系</w:t>
+      </w:r>
+      <w:r>
+        <w:rPr>
+          <w:rFonts w:hint="eastAsia" w:ascii="Times New Roman" w:hAnsi="Times New Roman" w:eastAsia="Times New Roman" w:cs="Times New Roman"/>
+        </w:rPr>
+        <w:t>，</w:t>
+      </w:r>
+      <w:r>
+        <w:rPr>
+          <w:rFonts w:hint="eastAsia" w:ascii="Times New Roman" w:hAnsi="Times New Roman" w:eastAsia="FangSong" w:cs="Times New Roman"/>
+        </w:rPr>
+        <w:t>计算晶胞顶点上</w:t>
+      </w:r>
+      <w:r>
+        <w:rPr>
+          <w:rFonts w:ascii="Times New Roman" w:hAnsi="Times New Roman" w:eastAsia="Times New Roman" w:cs="Times New Roman"/>
+        </w:rPr>
+        <w:t xml:space="preserve"> </w:t>
+      </w:r>
+      <m:oMath>
+        <m:r>
+          <m:t>C</m:t>
+        </m:r>
+        <m:sSub>
+          <m:e>
+            <m:r>
+              <m:t>O</m:t>
+            </m:r>
+          </m:e>
+          <m:sub>
+            <m:r>
+              <m:t>2</m:t>
+            </m:r>
+          </m:sub>
+        </m:sSub>
+      </m:oMath>
+      <w:r>
+        <w:rPr>
+          <w:rFonts w:ascii="Times New Roman" w:hAnsi="Times New Roman" w:eastAsia="Times New Roman" w:cs="Times New Roman"/>
+        </w:rPr>
+        <w:t xml:space="preserve"> </w:t>
+      </w:r>
+      <w:r>
+        <w:rPr>
+          <w:rFonts w:hint="eastAsia" w:ascii="Times New Roman" w:hAnsi="Times New Roman" w:eastAsia="FangSong" w:cs="Times New Roman"/>
+        </w:rPr>
+        <w:t xml:space="preserve">中对应</w:t>
+      </w:r>
+      <w:r>
+        <w:rPr>
+          <w:rFonts w:ascii="Times New Roman" w:hAnsi="Times New Roman" w:eastAsia="Times New Roman" w:cs="Times New Roman"/>
+        </w:rPr>
+        <w:t xml:space="preserve"> O </w:t>
+      </w:r>
+      <w:r>
+        <w:rPr>
+          <w:rFonts w:hint="eastAsia" w:ascii="Times New Roman" w:hAnsi="Times New Roman" w:eastAsia="FangSong" w:cs="Times New Roman"/>
+        </w:rPr>
+        <w:t>的坐标参数</w:t>
+      </w:r>
+      <w:r>
+        <w:rPr>
+          <w:rFonts w:hint="eastAsia" w:ascii="Times New Roman" w:hAnsi="Times New Roman" w:eastAsia="Times New Roman" w:cs="Times New Roman"/>
+        </w:rPr>
+        <w:t>。</w:t>
+      </w:r>
+    </w:p>
+    <w:p>
+      <w:pPr>
+        <w:pStyle w:val="FirstParagraph"/>
+        <w:ind w:firstLine="420"/>
+      </w:pPr>
+      <w:r>
+        <w:rPr>
+          <w:rFonts w:hint="eastAsia" w:ascii="Times New Roman" w:hAnsi="Times New Roman" w:eastAsia="FangSong" w:cs="Times New Roman"/>
+        </w:rPr>
+        <w:t xml:space="preserve">观察晶胞发现顶点和面心的</w:t>
+      </w:r>
+      <w:r>
+        <w:rPr>
+          <w:rFonts w:ascii="Times New Roman" w:hAnsi="Times New Roman" w:eastAsia="Times New Roman" w:cs="Times New Roman"/>
+        </w:rPr>
+        <w:t xml:space="preserve"> </w:t>
+      </w:r>
+      <m:oMath>
+        <m:sSub>
+          <m:e>
+            <m:r>
+              <m:rPr>
+                <m:sty m:val="p"/>
+              </m:rPr>
+              <m:t>C</m:t>
+            </m:r>
+            <m:r>
+              <m:rPr>
+                <m:sty m:val="p"/>
+              </m:rPr>
+              <m:t>O</m:t>
+            </m:r>
+          </m:e>
+          <m:sub>
+            <m:r>
+              <m:t>2</m:t>
+            </m:r>
+          </m:sub>
+        </m:sSub>
+      </m:oMath>
+      <w:r>
+        <w:rPr>
+          <w:rFonts w:ascii="Times New Roman" w:hAnsi="Times New Roman" w:eastAsia="Times New Roman" w:cs="Times New Roman"/>
+        </w:rPr>
+        <w:t xml:space="preserve"> </w:t>
+      </w:r>
+      <w:r>
+        <w:rPr>
+          <w:rFonts w:hint="eastAsia" w:ascii="Times New Roman" w:hAnsi="Times New Roman" w:eastAsia="FangSong" w:cs="Times New Roman"/>
+        </w:rPr>
+        <w:t>取向不同</w:t>
+      </w:r>
+      <w:r>
+        <w:rPr>
+          <w:rFonts w:hint="eastAsia" w:ascii="Times New Roman" w:hAnsi="Times New Roman" w:eastAsia="Times New Roman" w:cs="Times New Roman"/>
+        </w:rPr>
+        <w:t>，</w:t>
+      </w:r>
+      <w:r>
+        <w:rPr>
+          <w:rFonts w:hint="eastAsia" w:ascii="Times New Roman" w:hAnsi="Times New Roman" w:eastAsia="FangSong" w:cs="Times New Roman"/>
+        </w:rPr>
+        <w:t>而面心</w:t>
+      </w:r>
+      <w:r>
+        <w:rPr>
+          <w:rFonts w:ascii="Times New Roman" w:hAnsi="Times New Roman" w:eastAsia="Times New Roman" w:cs="Times New Roman"/>
+        </w:rPr>
+        <w:t xml:space="preserve"> </w:t>
+      </w:r>
+      <m:oMath>
+        <m:sSub>
+          <m:e>
+            <m:r>
+              <m:rPr>
+                <m:sty m:val="p"/>
+              </m:rPr>
+              <m:t>C</m:t>
+            </m:r>
+            <m:r>
+              <m:rPr>
+                <m:sty m:val="p"/>
+              </m:rPr>
+              <m:t>O</m:t>
+            </m:r>
+          </m:e>
+          <m:sub>
+            <m:r>
+              <m:t>2</m:t>
+            </m:r>
+          </m:sub>
+        </m:sSub>
+      </m:oMath>
+      <w:r>
+        <w:rPr>
+          <w:rFonts w:ascii="Times New Roman" w:hAnsi="Times New Roman" w:eastAsia="Times New Roman" w:cs="Times New Roman"/>
+        </w:rPr>
+        <w:t xml:space="preserve"> </w:t>
+      </w:r>
+      <w:r>
+        <w:rPr>
+          <w:rFonts w:hint="eastAsia" w:ascii="Times New Roman" w:hAnsi="Times New Roman" w:eastAsia="FangSong" w:cs="Times New Roman"/>
+        </w:rPr>
+        <w:t>之间的取向也不同</w:t>
+      </w:r>
+      <w:r>
+        <w:rPr>
+          <w:rFonts w:hint="eastAsia" w:ascii="Times New Roman" w:hAnsi="Times New Roman" w:eastAsia="Times New Roman" w:cs="Times New Roman"/>
+        </w:rPr>
+        <w:t>，</w:t>
+      </w:r>
+      <w:r>
+        <w:rPr>
+          <w:rFonts w:hint="eastAsia" w:ascii="Times New Roman" w:hAnsi="Times New Roman" w:eastAsia="FangSong" w:cs="Times New Roman"/>
+        </w:rPr>
+        <w:t>因此结构基元中至少有</w:t>
+      </w:r>
+      <w:r>
+        <w:rPr>
+          <w:rFonts w:hint="eastAsia" w:ascii="Times New Roman" w:hAnsi="Times New Roman" w:eastAsia="Times New Roman" w:cs="Times New Roman"/>
+        </w:rPr>
+        <w:t>4</w:t>
+      </w:r>
+      <w:r>
+        <w:rPr>
+          <w:rFonts w:hint="eastAsia" w:ascii="Times New Roman" w:hAnsi="Times New Roman" w:eastAsia="FangSong" w:cs="Times New Roman"/>
+        </w:rPr>
+        <w:t>组二氧化碳</w:t>
+      </w:r>
+      <w:r>
+        <w:rPr>
+          <w:rFonts w:hint="eastAsia" w:ascii="Times New Roman" w:hAnsi="Times New Roman" w:eastAsia="Times New Roman" w:cs="Times New Roman"/>
+        </w:rPr>
+        <w:t>，</w:t>
+      </w:r>
+      <w:r>
+        <w:rPr>
+          <w:rFonts w:hint="eastAsia" w:ascii="Times New Roman" w:hAnsi="Times New Roman" w:eastAsia="FangSong" w:cs="Times New Roman"/>
+        </w:rPr>
+        <w:t>从而其点阵型式为简单立方</w:t>
+      </w:r>
+      <w:r>
+        <w:rPr>
+          <w:rFonts w:hint="eastAsia" w:ascii="Times New Roman" w:hAnsi="Times New Roman" w:eastAsia="Times New Roman" w:cs="Times New Roman"/>
+        </w:rPr>
+        <w:t>。</w:t>
+      </w:r>
+      <w:r>
+        <w:rPr>
+          <w:rFonts w:hint="eastAsia" w:ascii="Times New Roman" w:hAnsi="Times New Roman" w:eastAsia="FangSong" w:cs="Times New Roman"/>
+        </w:rPr>
+        <w:t>晶胞参数很容易计算</w:t>
+      </w:r>
+      <w:r>
+        <w:rPr>
+          <w:rFonts w:hint="eastAsia" w:ascii="Times New Roman" w:hAnsi="Times New Roman" w:eastAsia="Times New Roman" w:cs="Times New Roman"/>
+        </w:rPr>
+        <w:t>，</w:t>
+      </w:r>
+      <w:r>
+        <w:rPr>
+          <w:rFonts w:hint="eastAsia" w:ascii="Times New Roman" w:hAnsi="Times New Roman" w:eastAsia="FangSong" w:cs="Times New Roman"/>
+        </w:rPr>
+        <w:t>即</w:t>
+      </w:r>
+      <w:r>
+        <w:rPr>
+          <w:rFonts w:ascii="Times New Roman" w:hAnsi="Times New Roman" w:eastAsia="Times New Roman" w:cs="Times New Roman"/>
+        </w:rPr>
+        <w:t xml:space="preserve"> </w:t>
+      </w:r>
+      <m:oMath>
+        <m:oMathPr>
+          <m:ctrlPr>
+            <w:rPr>
+              <w:sz w:val="28"/>
+              <w:szCs w:val="28"/>
+            </w:rPr>
+          </m:ctrlPr>
+        </m:oMathPr>
+        <m:r>
+          <m:t>ρ</m:t>
+        </m:r>
+        <m:r>
+          <m:rPr>
+            <m:sty m:val="p"/>
+          </m:rPr>
+          <m:t>=</m:t>
+        </m:r>
+        <m:r>
+          <m:t>Z</m:t>
+        </m:r>
+        <m:r>
+          <m:t>M</m:t>
+        </m:r>
+        <m:r>
+          <m:rPr>
+            <m:sty m:val="p"/>
+          </m:rPr>
+          <m:t>/</m:t>
+        </m:r>
+        <m:r>
+          <m:rPr>
+            <m:sty m:val="p"/>
+          </m:rPr>
+          <m:t>(</m:t>
+        </m:r>
+        <m:sSub>
+          <m:e>
+            <m:r>
+              <m:t>N</m:t>
+            </m:r>
+          </m:e>
+          <m:sub>
+            <m:r>
+              <m:rPr>
+                <m:sty m:val="p"/>
+              </m:rPr>
+              <m:t>A</m:t>
+            </m:r>
+          </m:sub>
+        </m:sSub>
+        <m:sSup>
+          <m:e>
+            <m:r>
+              <m:t>a</m:t>
+            </m:r>
+          </m:e>
+          <m:sup>
+            <m:r>
+              <m:t>3</m:t>
+            </m:r>
+          </m:sup>
+        </m:sSup>
+        <m:r>
+          <m:rPr>
+            <m:sty m:val="p"/>
+          </m:rPr>
+          <m:t>)</m:t>
+        </m:r>
+      </m:oMath>
+      <w:r>
+        <w:rPr>
+          <w:rFonts w:ascii="Times New Roman" w:hAnsi="Times New Roman" w:eastAsia="Times New Roman" w:cs="Times New Roman"/>
+        </w:rPr>
+        <w:t xml:space="preserve"> </w:t>
+      </w:r>
+      <w:r>
+        <w:rPr>
+          <w:rFonts w:hint="eastAsia" w:ascii="Times New Roman" w:hAnsi="Times New Roman" w:eastAsia="Times New Roman" w:cs="Times New Roman"/>
+        </w:rPr>
+        <w:t>，</w:t>
+      </w:r>
+      <w:r>
+        <w:rPr>
+          <w:rFonts w:hint="eastAsia" w:ascii="Times New Roman" w:hAnsi="Times New Roman" w:eastAsia="FangSong" w:cs="Times New Roman"/>
+        </w:rPr>
+        <w:t>算出</w:t>
+      </w:r>
+      <w:r>
+        <w:rPr>
+          <w:rFonts w:ascii="Times New Roman" w:hAnsi="Times New Roman" w:eastAsia="Times New Roman" w:cs="Times New Roman"/>
+        </w:rPr>
+        <w:t xml:space="preserve"> </w:t>
+      </w:r>
+      <m:oMath>
+        <m:oMathPr>
+          <m:ctrlPr>
+            <w:rPr>
+              <w:sz w:val="28"/>
+              <w:szCs w:val="28"/>
+            </w:rPr>
+          </m:ctrlPr>
+        </m:oMathPr>
+        <m:r>
+          <m:t>a</m:t>
+        </m:r>
+        <m:r>
+          <m:rPr>
+            <m:sty m:val="p"/>
+          </m:rPr>
+          <m:t>=</m:t>
+        </m:r>
+        <m:r>
+          <m:t>563</m:t>
+        </m:r>
+        <m:r>
+          <m:rPr>
+            <m:sty m:val="p"/>
+          </m:rPr>
+          <m:t>p</m:t>
+        </m:r>
+        <m:r>
+          <m:rPr>
+            <m:sty m:val="p"/>
+          </m:rPr>
+          <m:t>m</m:t>
+        </m:r>
+      </m:oMath>
+      <w:r>
+        <w:rPr>
+          <w:rFonts w:ascii="Times New Roman" w:hAnsi="Times New Roman" w:eastAsia="Times New Roman" w:cs="Times New Roman"/>
+        </w:rPr>
+        <w:t xml:space="preserve"> </w:t>
+      </w:r>
+      <w:r>
+        <w:rPr>
+          <w:rFonts w:hint="eastAsia" w:ascii="Times New Roman" w:hAnsi="Times New Roman" w:eastAsia="Times New Roman" w:cs="Times New Roman"/>
+        </w:rPr>
+        <w:t>。</w:t>
+      </w:r>
+      <w:r>
+        <w:rPr>
+          <w:rFonts w:hint="eastAsia" w:ascii="Times New Roman" w:hAnsi="Times New Roman" w:eastAsia="FangSong" w:cs="Times New Roman"/>
+        </w:rPr>
+        <w:t>最远的碳原子即顶点和面心</w:t>
+      </w:r>
+      <w:r>
+        <w:rPr>
+          <w:rFonts w:hint="eastAsia" w:ascii="Times New Roman" w:hAnsi="Times New Roman" w:eastAsia="Times New Roman" w:cs="Times New Roman"/>
+        </w:rPr>
+        <w:t>，</w:t>
+      </w:r>
+      <w:r>
+        <w:rPr>
+          <w:rFonts w:hint="eastAsia" w:ascii="Times New Roman" w:hAnsi="Times New Roman" w:eastAsia="FangSong" w:cs="Times New Roman"/>
+        </w:rPr>
+        <w:t>故</w:t>
+      </w:r>
+      <w:r>
+        <w:rPr>
+          <w:rFonts w:ascii="Times New Roman" w:hAnsi="Times New Roman" w:eastAsia="Times New Roman" w:cs="Times New Roman"/>
+        </w:rPr>
+        <w:t xml:space="preserve"> </w:t>
+      </w:r>
+      <m:oMath>
+        <m:oMathPr>
+          <m:ctrlPr>
+            <w:rPr>
+              <w:sz w:val="28"/>
+              <w:szCs w:val="28"/>
+            </w:rPr>
+          </m:ctrlPr>
+        </m:oMathPr>
+        <m:r>
+          <m:t>L</m:t>
+        </m:r>
+        <m:r>
+          <m:rPr>
+            <m:sty m:val="p"/>
+          </m:rPr>
+          <m:t>=</m:t>
+        </m:r>
+        <m:r>
+          <m:t>a</m:t>
+        </m:r>
+        <m:r>
+          <m:rPr>
+            <m:sty m:val="p"/>
+          </m:rPr>
+          <m:t>/</m:t>
+        </m:r>
+        <m:rad>
+          <m:radPr>
+            <m:degHide m:val="on"/>
+          </m:radPr>
+          <m:deg/>
+          <m:e>
+            <m:r>
+              <m:t>2</m:t>
+            </m:r>
+          </m:e>
+        </m:rad>
+        <m:r>
+          <m:rPr>
+            <m:sty m:val="p"/>
+          </m:rPr>
+          <m:t>=</m:t>
+        </m:r>
+        <m:r>
+          <m:t>398</m:t>
+        </m:r>
+        <m:r>
+          <m:rPr>
+            <m:sty m:val="p"/>
+          </m:rPr>
+          <m:t>p</m:t>
+        </m:r>
+        <m:r>
+          <m:rPr>
+            <m:sty m:val="p"/>
+          </m:rPr>
+          <m:t>m</m:t>
+        </m:r>
+      </m:oMath>
+      <w:r>
+        <w:rPr>
+          <w:rFonts w:ascii="Times New Roman" w:hAnsi="Times New Roman" w:eastAsia="Times New Roman" w:cs="Times New Roman"/>
+        </w:rPr>
+        <w:t xml:space="preserve"> </w:t>
+      </w:r>
+      <w:r>
+        <w:rPr>
+          <w:rFonts w:ascii="Times New Roman" w:hAnsi="Times New Roman" w:eastAsia="Times New Roman" w:cs="Times New Roman"/>
+        </w:rPr>
+        <w:t xml:space="preserve">。</w:t>
+      </w:r>
+    </w:p>
+    <w:p>
+      <w:pPr>
+        <w:spacing w:before="160" w:after="80"/>
+      </w:pPr>
+      <w:r>
+        <w:pict>
+          <v:rect style="width:0;height:1.5pt" o:hralign="center" o:hrstd="t" o:hr="t"/>
+        </w:pict>
+      </w:r>
+    </w:p>
     <w:bookmarkEnd w:id="24"/>
     <w:bookmarkStart w:id="28" w:name="第11题"/>
     <w:p>
@@ -3176,6 +4501,7 @@
     <w:p>
       <w:pPr>
         <w:pStyle w:val="FirstParagraph"/>
+        <w:ind w:firstLine="420"/>
       </w:pPr>
       <w:r>
         <w:rPr>
@@ -3522,6 +4848,883 @@
     </w:p>
     <w:p>
       <w:pPr>
+        <w:pStyle w:val="BodyText"/>
+        <w:ind w:firstLine="420"/>
+      </w:pPr>
+      <w:r>
+        <w:rPr>
+          <w:rFonts w:hint="eastAsia" w:ascii="Times New Roman" w:hAnsi="Times New Roman" w:eastAsia="FangSong" w:cs="Times New Roman"/>
+        </w:rPr>
+        <w:t xml:space="preserve">在一个晶胞内</w:t>
+      </w:r>
+      <w:r>
+        <w:rPr>
+          <w:rFonts w:ascii="Times New Roman" w:hAnsi="Times New Roman" w:eastAsia="Times New Roman" w:cs="Times New Roman"/>
+        </w:rPr>
+        <w:t xml:space="preserve"> </w:t>
+      </w:r>
+      <m:oMath>
+        <m:r>
+          <m:rPr>
+            <m:sty m:val="p"/>
+          </m:rPr>
+          <m:t>A</m:t>
+        </m:r>
+        <m:sSup>
+          <m:e>
+            <m:r>
+              <m:rPr>
+                <m:sty m:val="p"/>
+              </m:rPr>
+              <m:t>g</m:t>
+            </m:r>
+          </m:e>
+          <m:sup>
+            <m:r>
+              <m:rPr>
+                <m:sty m:val="p"/>
+              </m:rPr>
+              <m:t>+</m:t>
+            </m:r>
+          </m:sup>
+        </m:sSup>
+      </m:oMath>
+      <w:r>
+        <w:rPr>
+          <w:rFonts w:ascii="Times New Roman" w:hAnsi="Times New Roman" w:eastAsia="Times New Roman" w:cs="Times New Roman"/>
+        </w:rPr>
+        <w:t xml:space="preserve"> </w:t>
+      </w:r>
+      <w:r>
+        <w:rPr>
+          <w:rFonts w:hint="eastAsia" w:ascii="Times New Roman" w:hAnsi="Times New Roman" w:eastAsia="FangSong" w:cs="Times New Roman"/>
+        </w:rPr>
+        <w:t xml:space="preserve">可能分布于</w:t>
+      </w:r>
+      <w:r>
+        <w:rPr>
+          <w:rFonts w:ascii="Times New Roman" w:hAnsi="Times New Roman" w:eastAsia="Times New Roman" w:cs="Times New Roman"/>
+        </w:rPr>
+        <w:t xml:space="preserve"> 42 </w:t>
+      </w:r>
+      <w:r>
+        <w:rPr>
+          <w:rFonts w:hint="eastAsia" w:ascii="Times New Roman" w:hAnsi="Times New Roman" w:eastAsia="FangSong" w:cs="Times New Roman"/>
+        </w:rPr>
+        <w:t>个空隙中</w:t>
+      </w:r>
+      <w:r>
+        <w:rPr>
+          <w:rFonts w:hint="eastAsia" w:ascii="Times New Roman" w:hAnsi="Times New Roman" w:eastAsia="Times New Roman" w:cs="Times New Roman"/>
+        </w:rPr>
+        <w:t>，</w:t>
+      </w:r>
+      <w:r>
+        <w:rPr>
+          <w:rFonts w:hint="eastAsia" w:ascii="Times New Roman" w:hAnsi="Times New Roman" w:eastAsia="FangSong" w:cs="Times New Roman"/>
+        </w:rPr>
+        <w:t>空隙分为</w:t>
+      </w:r>
+      <w:r>
+        <w:rPr>
+          <w:rFonts w:ascii="Times New Roman" w:hAnsi="Times New Roman" w:eastAsia="Times New Roman" w:cs="Times New Roman"/>
+        </w:rPr>
+        <w:t xml:space="preserve"> 3 </w:t>
+      </w:r>
+      <w:r>
+        <w:rPr>
+          <w:rFonts w:hint="eastAsia" w:ascii="Times New Roman" w:hAnsi="Times New Roman" w:eastAsia="FangSong" w:cs="Times New Roman"/>
+        </w:rPr>
+        <w:t>类</w:t>
+      </w:r>
+      <w:r>
+        <w:rPr>
+          <w:rFonts w:hint="eastAsia" w:ascii="Times New Roman" w:hAnsi="Times New Roman" w:eastAsia="Times New Roman" w:cs="Times New Roman"/>
+        </w:rPr>
+        <w:t>，</w:t>
+      </w:r>
+      <w:r>
+        <w:rPr>
+          <w:rFonts w:hint="eastAsia" w:ascii="Times New Roman" w:hAnsi="Times New Roman" w:eastAsia="FangSong" w:cs="Times New Roman"/>
+        </w:rPr>
+        <w:t>如上图中三种小球</w:t>
+      </w:r>
+      <w:r>
+        <w:rPr>
+          <w:rFonts w:hint="eastAsia" w:ascii="Times New Roman" w:hAnsi="Times New Roman" w:eastAsia="Times New Roman" w:cs="Times New Roman"/>
+        </w:rPr>
+        <w:t>：</w:t>
+      </w:r>
+      <m:oMath>
+        <m:r>
+          <m:rPr>
+            <m:sty m:val="p"/>
+          </m:rPr>
+          <m:t>A</m:t>
+        </m:r>
+        <m:sSup>
+          <m:e>
+            <m:r>
+              <m:rPr>
+                <m:sty m:val="p"/>
+              </m:rPr>
+              <m:t>g</m:t>
+            </m:r>
+          </m:e>
+          <m:sup>
+            <m:r>
+              <m:rPr>
+                <m:sty m:val="p"/>
+              </m:rPr>
+              <m:t>+</m:t>
+            </m:r>
+          </m:sup>
+        </m:sSup>
+      </m:oMath>
+      <w:r>
+        <w:rPr>
+          <w:rFonts w:ascii="Times New Roman" w:hAnsi="Times New Roman" w:eastAsia="Times New Roman" w:cs="Times New Roman"/>
+        </w:rPr>
+        <w:t xml:space="preserve"> </w:t>
+      </w:r>
+      <w:r>
+        <w:rPr>
+          <w:rFonts w:hint="eastAsia" w:ascii="Times New Roman" w:hAnsi="Times New Roman" w:eastAsia="FangSong" w:cs="Times New Roman"/>
+        </w:rPr>
+        <w:t xml:space="preserve">填入了</w:t>
+      </w:r>
+      <w:r>
+        <w:rPr>
+          <w:rFonts w:ascii="Times New Roman" w:hAnsi="Times New Roman" w:eastAsia="Times New Roman" w:cs="Times New Roman"/>
+        </w:rPr>
+        <w:t xml:space="preserve"> I</w:t>
+      </w:r>
+      <w:r>
+        <w:rPr>
+          <w:rFonts w:ascii="Times New Roman" w:hAnsi="Times New Roman" w:eastAsia="Times New Roman" w:cs="Times New Roman"/>
+          <w:vertAlign w:val="superscript"/>
+        </w:rPr>
+        <w:t>-</w:t>
+      </w:r>
+      <w:r>
+        <w:rPr>
+          <w:rFonts w:ascii="Times New Roman" w:hAnsi="Times New Roman" w:eastAsia="Times New Roman" w:cs="Times New Roman"/>
+        </w:rPr>
+        <w:t xml:space="preserve"> </w:t>
+      </w:r>
+      <w:r>
+        <w:rPr>
+          <w:rFonts w:hint="eastAsia" w:ascii="Times New Roman" w:hAnsi="Times New Roman" w:eastAsia="FangSong" w:cs="Times New Roman"/>
+        </w:rPr>
+        <w:t>形成的八面体空隙中</w:t>
+      </w:r>
+      <w:r>
+        <w:rPr>
+          <w:rFonts w:hint="eastAsia" w:ascii="Times New Roman" w:hAnsi="Times New Roman" w:eastAsia="Times New Roman" w:cs="Times New Roman"/>
+        </w:rPr>
+        <w:t>，</w:t>
+      </w:r>
+      <w:r>
+        <w:rPr>
+          <w:rFonts w:hint="eastAsia" w:ascii="Times New Roman" w:hAnsi="Times New Roman" w:eastAsia="FangSong" w:cs="Times New Roman"/>
+        </w:rPr>
+        <w:t>与</w:t>
+      </w:r>
+      <w:r>
+        <w:rPr>
+          <w:rFonts w:ascii="Times New Roman" w:hAnsi="Times New Roman" w:eastAsia="Times New Roman" w:cs="Times New Roman"/>
+        </w:rPr>
+        <w:t xml:space="preserve"> 2 </w:t>
+      </w:r>
+      <w:r>
+        <w:rPr>
+          <w:rFonts w:hint="eastAsia" w:ascii="Times New Roman" w:hAnsi="Times New Roman" w:eastAsia="FangSong" w:cs="Times New Roman"/>
+        </w:rPr>
+        <w:t xml:space="preserve">个</w:t>
+      </w:r>
+      <w:r>
+        <w:rPr>
+          <w:rFonts w:ascii="Times New Roman" w:hAnsi="Times New Roman" w:eastAsia="Times New Roman" w:cs="Times New Roman"/>
+        </w:rPr>
+        <w:t xml:space="preserve"> I</w:t>
+      </w:r>
+      <w:r>
+        <w:rPr>
+          <w:rFonts w:ascii="Times New Roman" w:hAnsi="Times New Roman" w:eastAsia="Times New Roman" w:cs="Times New Roman"/>
+          <w:vertAlign w:val="superscript"/>
+        </w:rPr>
+        <w:t>-</w:t>
+      </w:r>
+      <w:r>
+        <w:rPr>
+          <w:rFonts w:ascii="Times New Roman" w:hAnsi="Times New Roman" w:eastAsia="Times New Roman" w:cs="Times New Roman"/>
+        </w:rPr>
+        <w:t xml:space="preserve"> </w:t>
+      </w:r>
+      <w:r>
+        <w:rPr>
+          <w:rFonts w:hint="eastAsia" w:ascii="Times New Roman" w:hAnsi="Times New Roman" w:eastAsia="FangSong" w:cs="Times New Roman"/>
+        </w:rPr>
+        <w:t>距离最近</w:t>
+      </w:r>
+      <w:r>
+        <w:rPr>
+          <w:rFonts w:hint="eastAsia" w:ascii="Times New Roman" w:hAnsi="Times New Roman" w:eastAsia="Times New Roman" w:cs="Times New Roman"/>
+        </w:rPr>
+        <w:t>，</w:t>
+      </w:r>
+      <w:r>
+        <w:rPr>
+          <w:rFonts w:hint="eastAsia" w:ascii="Times New Roman" w:hAnsi="Times New Roman" w:eastAsia="FangSong" w:cs="Times New Roman"/>
+        </w:rPr>
+        <w:t>如图中双环球</w:t>
+      </w:r>
+      <w:r>
+        <w:rPr>
+          <w:rFonts w:hint="eastAsia" w:ascii="Times New Roman" w:hAnsi="Times New Roman" w:eastAsia="Times New Roman" w:cs="Times New Roman"/>
+        </w:rPr>
+        <w:t>；</w:t>
+      </w:r>
+      <m:oMath>
+        <m:r>
+          <m:rPr>
+            <m:sty m:val="p"/>
+          </m:rPr>
+          <m:t>A</m:t>
+        </m:r>
+        <m:sSup>
+          <m:e>
+            <m:r>
+              <m:rPr>
+                <m:sty m:val="p"/>
+              </m:rPr>
+              <m:t>g</m:t>
+            </m:r>
+          </m:e>
+          <m:sup>
+            <m:r>
+              <m:rPr>
+                <m:sty m:val="p"/>
+              </m:rPr>
+              <m:t>+</m:t>
+            </m:r>
+          </m:sup>
+        </m:sSup>
+      </m:oMath>
+      <w:r>
+        <w:rPr>
+          <w:rFonts w:ascii="Times New Roman" w:hAnsi="Times New Roman" w:eastAsia="Times New Roman" w:cs="Times New Roman"/>
+        </w:rPr>
+        <w:t xml:space="preserve"> </w:t>
+      </w:r>
+      <w:r>
+        <w:rPr>
+          <w:rFonts w:hint="eastAsia" w:ascii="Times New Roman" w:hAnsi="Times New Roman" w:eastAsia="FangSong" w:cs="Times New Roman"/>
+        </w:rPr>
+        <w:t xml:space="preserve">填入了</w:t>
+      </w:r>
+      <w:r>
+        <w:rPr>
+          <w:rFonts w:ascii="Times New Roman" w:hAnsi="Times New Roman" w:eastAsia="Times New Roman" w:cs="Times New Roman"/>
+        </w:rPr>
+        <w:t xml:space="preserve"> I</w:t>
+      </w:r>
+      <w:r>
+        <w:rPr>
+          <w:rFonts w:ascii="Times New Roman" w:hAnsi="Times New Roman" w:eastAsia="Times New Roman" w:cs="Times New Roman"/>
+          <w:vertAlign w:val="superscript"/>
+        </w:rPr>
+        <w:t>-</w:t>
+      </w:r>
+      <w:r>
+        <w:rPr>
+          <w:rFonts w:ascii="Times New Roman" w:hAnsi="Times New Roman" w:eastAsia="Times New Roman" w:cs="Times New Roman"/>
+        </w:rPr>
+        <w:t xml:space="preserve"> </w:t>
+      </w:r>
+      <w:r>
+        <w:rPr>
+          <w:rFonts w:hint="eastAsia" w:ascii="Times New Roman" w:hAnsi="Times New Roman" w:eastAsia="FangSong" w:cs="Times New Roman"/>
+        </w:rPr>
+        <w:t>形成的四面体空隙中</w:t>
+      </w:r>
+      <w:r>
+        <w:rPr>
+          <w:rFonts w:hint="eastAsia" w:ascii="Times New Roman" w:hAnsi="Times New Roman" w:eastAsia="Times New Roman" w:cs="Times New Roman"/>
+        </w:rPr>
+        <w:t>，</w:t>
+      </w:r>
+      <w:r>
+        <w:rPr>
+          <w:rFonts w:hint="eastAsia" w:ascii="Times New Roman" w:hAnsi="Times New Roman" w:eastAsia="FangSong" w:cs="Times New Roman"/>
+        </w:rPr>
+        <w:t>与</w:t>
+      </w:r>
+      <w:r>
+        <w:rPr>
+          <w:rFonts w:ascii="Times New Roman" w:hAnsi="Times New Roman" w:eastAsia="Times New Roman" w:cs="Times New Roman"/>
+        </w:rPr>
+        <w:t xml:space="preserve"> 4 </w:t>
+      </w:r>
+      <w:r>
+        <w:rPr>
+          <w:rFonts w:hint="eastAsia" w:ascii="Times New Roman" w:hAnsi="Times New Roman" w:eastAsia="FangSong" w:cs="Times New Roman"/>
+        </w:rPr>
+        <w:t xml:space="preserve">个</w:t>
+      </w:r>
+      <w:r>
+        <w:rPr>
+          <w:rFonts w:ascii="Times New Roman" w:hAnsi="Times New Roman" w:eastAsia="Times New Roman" w:cs="Times New Roman"/>
+        </w:rPr>
+        <w:t xml:space="preserve"> I</w:t>
+      </w:r>
+      <w:r>
+        <w:rPr>
+          <w:rFonts w:ascii="Times New Roman" w:hAnsi="Times New Roman" w:eastAsia="Times New Roman" w:cs="Times New Roman"/>
+          <w:vertAlign w:val="superscript"/>
+        </w:rPr>
+        <w:t>-</w:t>
+      </w:r>
+      <w:r>
+        <w:rPr>
+          <w:rFonts w:ascii="Times New Roman" w:hAnsi="Times New Roman" w:eastAsia="Times New Roman" w:cs="Times New Roman"/>
+        </w:rPr>
+        <w:t xml:space="preserve"> </w:t>
+      </w:r>
+      <w:r>
+        <w:rPr>
+          <w:rFonts w:hint="eastAsia" w:ascii="Times New Roman" w:hAnsi="Times New Roman" w:eastAsia="FangSong" w:cs="Times New Roman"/>
+        </w:rPr>
+        <w:t>距离最近</w:t>
+      </w:r>
+      <w:r>
+        <w:rPr>
+          <w:rFonts w:hint="eastAsia" w:ascii="Times New Roman" w:hAnsi="Times New Roman" w:eastAsia="Times New Roman" w:cs="Times New Roman"/>
+        </w:rPr>
+        <w:t>，</w:t>
+      </w:r>
+      <w:r>
+        <w:rPr>
+          <w:rFonts w:hint="eastAsia" w:ascii="Times New Roman" w:hAnsi="Times New Roman" w:eastAsia="FangSong" w:cs="Times New Roman"/>
+        </w:rPr>
+        <w:t>如图中小白球</w:t>
+      </w:r>
+      <w:r>
+        <w:rPr>
+          <w:rFonts w:hint="eastAsia" w:ascii="Times New Roman" w:hAnsi="Times New Roman" w:eastAsia="Times New Roman" w:cs="Times New Roman"/>
+        </w:rPr>
+        <w:t>；</w:t>
+      </w:r>
+      <m:oMath>
+        <m:r>
+          <m:rPr>
+            <m:sty m:val="p"/>
+          </m:rPr>
+          <m:t>A</m:t>
+        </m:r>
+        <m:sSup>
+          <m:e>
+            <m:r>
+              <m:rPr>
+                <m:sty m:val="p"/>
+              </m:rPr>
+              <m:t>g</m:t>
+            </m:r>
+          </m:e>
+          <m:sup>
+            <m:r>
+              <m:rPr>
+                <m:sty m:val="p"/>
+              </m:rPr>
+              <m:t>+</m:t>
+            </m:r>
+          </m:sup>
+        </m:sSup>
+      </m:oMath>
+      <w:r>
+        <w:rPr>
+          <w:rFonts w:ascii="Times New Roman" w:hAnsi="Times New Roman" w:eastAsia="Times New Roman" w:cs="Times New Roman"/>
+        </w:rPr>
+        <w:t xml:space="preserve"> </w:t>
+      </w:r>
+      <w:r>
+        <w:rPr>
+          <w:rFonts w:hint="eastAsia" w:ascii="Times New Roman" w:hAnsi="Times New Roman" w:eastAsia="FangSong" w:cs="Times New Roman"/>
+        </w:rPr>
+        <w:t xml:space="preserve">填入了</w:t>
+      </w:r>
+      <w:r>
+        <w:rPr>
+          <w:rFonts w:ascii="Times New Roman" w:hAnsi="Times New Roman" w:eastAsia="Times New Roman" w:cs="Times New Roman"/>
+        </w:rPr>
+        <w:t xml:space="preserve"> I</w:t>
+      </w:r>
+      <w:r>
+        <w:rPr>
+          <w:rFonts w:ascii="Times New Roman" w:hAnsi="Times New Roman" w:eastAsia="Times New Roman" w:cs="Times New Roman"/>
+          <w:vertAlign w:val="superscript"/>
+        </w:rPr>
+        <w:t>-</w:t>
+      </w:r>
+      <w:r>
+        <w:rPr>
+          <w:rFonts w:ascii="Times New Roman" w:hAnsi="Times New Roman" w:eastAsia="Times New Roman" w:cs="Times New Roman"/>
+        </w:rPr>
+        <w:t xml:space="preserve"> </w:t>
+      </w:r>
+      <w:r>
+        <w:rPr>
+          <w:rFonts w:hint="eastAsia" w:ascii="Times New Roman" w:hAnsi="Times New Roman" w:eastAsia="FangSong" w:cs="Times New Roman"/>
+        </w:rPr>
+        <w:t>形成的三角形空隙中</w:t>
+      </w:r>
+      <w:r>
+        <w:rPr>
+          <w:rFonts w:hint="eastAsia" w:ascii="Times New Roman" w:hAnsi="Times New Roman" w:eastAsia="Times New Roman" w:cs="Times New Roman"/>
+        </w:rPr>
+        <w:t>，</w:t>
+      </w:r>
+      <w:r>
+        <w:rPr>
+          <w:rFonts w:hint="eastAsia" w:ascii="Times New Roman" w:hAnsi="Times New Roman" w:eastAsia="FangSong" w:cs="Times New Roman"/>
+        </w:rPr>
+        <w:t>如图中黑球</w:t>
+      </w:r>
+      <w:r>
+        <w:rPr>
+          <w:rFonts w:hint="eastAsia" w:ascii="Times New Roman" w:hAnsi="Times New Roman" w:eastAsia="Times New Roman" w:cs="Times New Roman"/>
+        </w:rPr>
+        <w:t>，</w:t>
+      </w:r>
+      <w:r>
+        <w:rPr>
+          <w:rFonts w:hint="eastAsia" w:ascii="Times New Roman" w:hAnsi="Times New Roman" w:eastAsia="FangSong" w:cs="Times New Roman"/>
+        </w:rPr>
+        <w:t>其中有一类和</w:t>
+      </w:r>
+      <w:r>
+        <w:rPr>
+          <w:rFonts w:ascii="Times New Roman" w:hAnsi="Times New Roman" w:eastAsia="Times New Roman" w:cs="Times New Roman"/>
+        </w:rPr>
+        <w:t xml:space="preserve"> 3 </w:t>
+      </w:r>
+      <w:r>
+        <w:rPr>
+          <w:rFonts w:hint="eastAsia" w:ascii="Times New Roman" w:hAnsi="Times New Roman" w:eastAsia="FangSong" w:cs="Times New Roman"/>
+        </w:rPr>
+        <w:t xml:space="preserve">个</w:t>
+      </w:r>
+      <w:r>
+        <w:rPr>
+          <w:rFonts w:ascii="Times New Roman" w:hAnsi="Times New Roman" w:eastAsia="Times New Roman" w:cs="Times New Roman"/>
+        </w:rPr>
+        <w:t xml:space="preserve"> I</w:t>
+      </w:r>
+      <w:r>
+        <w:rPr>
+          <w:rFonts w:ascii="Times New Roman" w:hAnsi="Times New Roman" w:eastAsia="Times New Roman" w:cs="Times New Roman"/>
+          <w:vertAlign w:val="superscript"/>
+        </w:rPr>
+        <w:t>-</w:t>
+      </w:r>
+      <w:r>
+        <w:rPr>
+          <w:rFonts w:ascii="Times New Roman" w:hAnsi="Times New Roman" w:eastAsia="Times New Roman" w:cs="Times New Roman"/>
+        </w:rPr>
+        <w:t xml:space="preserve"> </w:t>
+      </w:r>
+      <w:r>
+        <w:rPr>
+          <w:rFonts w:hint="eastAsia" w:ascii="Times New Roman" w:hAnsi="Times New Roman" w:eastAsia="FangSong" w:cs="Times New Roman"/>
+        </w:rPr>
+        <w:t>距离最近</w:t>
+      </w:r>
+      <w:r>
+        <w:rPr>
+          <w:rFonts w:hint="eastAsia" w:ascii="Times New Roman" w:hAnsi="Times New Roman" w:eastAsia="Times New Roman" w:cs="Times New Roman"/>
+        </w:rPr>
+        <w:t>。</w:t>
+      </w:r>
+    </w:p>
+    <w:p>
+      <w:pPr>
+        <w:pStyle w:val="Compact"/>
+        <w:numPr>
+          <w:ilvl w:val="0"/>
+          <w:numId w:val="1009"/>
+        </w:numPr>
+        <w:ind w:firstLine="420"/>
+      </w:pPr>
+      <w:r>
+        <w:rPr>
+          <w:rFonts w:hint="eastAsia" w:ascii="Times New Roman" w:hAnsi="Times New Roman" w:eastAsia="FangSong" w:cs="Times New Roman"/>
+        </w:rPr>
+        <w:t xml:space="preserve">分别求出</w:t>
+      </w:r>
+      <w:r>
+        <w:rPr>
+          <w:rFonts w:ascii="Times New Roman" w:hAnsi="Times New Roman" w:eastAsia="Times New Roman" w:cs="Times New Roman"/>
+        </w:rPr>
+        <w:t xml:space="preserve"> 3 </w:t>
+      </w:r>
+      <w:r>
+        <w:rPr>
+          <w:rFonts w:hint="eastAsia" w:ascii="Times New Roman" w:hAnsi="Times New Roman" w:eastAsia="FangSong" w:cs="Times New Roman"/>
+        </w:rPr>
+        <w:t xml:space="preserve">种空隙中</w:t>
+      </w:r>
+      <w:r>
+        <w:rPr>
+          <w:rFonts w:ascii="Times New Roman" w:hAnsi="Times New Roman" w:eastAsia="Times New Roman" w:cs="Times New Roman"/>
+        </w:rPr>
+        <w:t xml:space="preserve"> </w:t>
+      </w:r>
+      <m:oMath>
+        <m:r>
+          <m:rPr>
+            <m:sty m:val="p"/>
+          </m:rPr>
+          <m:t>A</m:t>
+        </m:r>
+        <m:sSup>
+          <m:e>
+            <m:r>
+              <m:rPr>
+                <m:sty m:val="p"/>
+              </m:rPr>
+              <m:t>g</m:t>
+            </m:r>
+          </m:e>
+          <m:sup>
+            <m:r>
+              <m:rPr>
+                <m:sty m:val="p"/>
+              </m:rPr>
+              <m:t>+</m:t>
+            </m:r>
+          </m:sup>
+        </m:sSup>
+      </m:oMath>
+      <w:r>
+        <w:rPr>
+          <w:rFonts w:ascii="Times New Roman" w:hAnsi="Times New Roman" w:eastAsia="Times New Roman" w:cs="Times New Roman"/>
+        </w:rPr>
+        <w:t xml:space="preserve"> </w:t>
+      </w:r>
+      <w:r>
+        <w:rPr>
+          <w:rFonts w:hint="eastAsia" w:ascii="Times New Roman" w:hAnsi="Times New Roman" w:eastAsia="FangSong" w:cs="Times New Roman"/>
+        </w:rPr>
+        <w:t xml:space="preserve">与相距最近的</w:t>
+      </w:r>
+      <w:r>
+        <w:rPr>
+          <w:rFonts w:ascii="Times New Roman" w:hAnsi="Times New Roman" w:eastAsia="Times New Roman" w:cs="Times New Roman"/>
+        </w:rPr>
+        <w:t xml:space="preserve"> I</w:t>
+      </w:r>
+      <w:r>
+        <w:rPr>
+          <w:rFonts w:ascii="Times New Roman" w:hAnsi="Times New Roman" w:eastAsia="Times New Roman" w:cs="Times New Roman"/>
+          <w:vertAlign w:val="superscript"/>
+        </w:rPr>
+        <w:t>-</w:t>
+      </w:r>
+      <w:r>
+        <w:rPr>
+          <w:rFonts w:ascii="Times New Roman" w:hAnsi="Times New Roman" w:eastAsia="Times New Roman" w:cs="Times New Roman"/>
+        </w:rPr>
+        <w:t xml:space="preserve"> </w:t>
+      </w:r>
+      <w:r>
+        <w:rPr>
+          <w:rFonts w:hint="eastAsia" w:ascii="Times New Roman" w:hAnsi="Times New Roman" w:eastAsia="FangSong" w:cs="Times New Roman"/>
+        </w:rPr>
+        <w:t>的间距</w:t>
+      </w:r>
+      <w:r>
+        <w:rPr>
+          <w:rFonts w:hint="eastAsia" w:ascii="Times New Roman" w:hAnsi="Times New Roman" w:eastAsia="Times New Roman" w:cs="Times New Roman"/>
+        </w:rPr>
+        <w:t>，</w:t>
+      </w:r>
+      <w:r>
+        <w:rPr>
+          <w:rFonts w:hint="eastAsia" w:ascii="Times New Roman" w:hAnsi="Times New Roman" w:eastAsia="FangSong" w:cs="Times New Roman"/>
+        </w:rPr>
+        <w:t>并求出每种空隙在一个图示晶胞中的数目</w:t>
+      </w:r>
+      <w:r>
+        <w:rPr>
+          <w:rFonts w:hint="eastAsia" w:ascii="Times New Roman" w:hAnsi="Times New Roman" w:eastAsia="Times New Roman" w:cs="Times New Roman"/>
+        </w:rPr>
+        <w:t>。</w:t>
+      </w:r>
+      <w:r>
+        <w:rPr>
+          <w:rFonts w:hint="eastAsia" w:ascii="Times New Roman" w:hAnsi="Times New Roman" w:eastAsia="FangSong" w:cs="Times New Roman"/>
+        </w:rPr>
+        <w:t>晶胞参数</w:t>
+      </w:r>
+      <w:r>
+        <w:rPr>
+          <w:rFonts w:ascii="Times New Roman" w:hAnsi="Times New Roman" w:eastAsia="Times New Roman" w:cs="Times New Roman"/>
+        </w:rPr>
+        <w:t xml:space="preserve"> </w:t>
+      </w:r>
+      <m:oMath>
+        <m:oMathPr>
+          <m:ctrlPr>
+            <w:rPr>
+              <w:sz w:val="28"/>
+              <w:szCs w:val="28"/>
+            </w:rPr>
+          </m:ctrlPr>
+        </m:oMathPr>
+        <m:r>
+          <m:t>a</m:t>
+        </m:r>
+        <m:r>
+          <m:rPr>
+            <m:sty m:val="p"/>
+          </m:rPr>
+          <m:t>=</m:t>
+        </m:r>
+        <m:r>
+          <m:t>504</m:t>
+        </m:r>
+        <m:r>
+          <m:t> </m:t>
+        </m:r>
+        <m:r>
+          <m:rPr>
+            <m:sty m:val="p"/>
+          </m:rPr>
+          <m:t>p</m:t>
+        </m:r>
+        <m:r>
+          <m:rPr>
+            <m:sty m:val="p"/>
+          </m:rPr>
+          <m:t>m</m:t>
+        </m:r>
+      </m:oMath>
+      <w:r>
+        <w:rPr>
+          <w:rFonts w:ascii="Times New Roman" w:hAnsi="Times New Roman" w:eastAsia="Times New Roman" w:cs="Times New Roman"/>
+        </w:rPr>
+        <w:t xml:space="preserve">。</w:t>
+      </w:r>
+    </w:p>
+    <w:p>
+      <w:pPr>
+        <w:pStyle w:val="FirstParagraph"/>
+        <w:ind w:firstLine="420"/>
+      </w:pPr>
+      <w:r>
+        <w:rPr>
+          <w:rFonts w:hint="eastAsia" w:ascii="Times New Roman" w:hAnsi="Times New Roman" w:eastAsia="FangSong" w:cs="Times New Roman"/>
+        </w:rPr>
+        <w:t>三种晶型的晶胞参数</w:t>
+      </w:r>
+      <w:r>
+        <w:rPr>
+          <w:rFonts w:hint="eastAsia" w:ascii="Times New Roman" w:hAnsi="Times New Roman" w:eastAsia="Times New Roman" w:cs="Times New Roman"/>
+        </w:rPr>
+        <w:t>：</w:t>
+      </w:r>
+    </w:p>
+    <w:p>
+      <w:pPr>
+        <w:pStyle w:val="BodyText"/>
+      </w:pPr>
+      <m:oMathPara>
+        <m:oMathParaPr>
+          <m:jc m:val="center"/>
+          <m:ctrlPr>
+            <w:rPr>
+              <w:sz w:val="28"/>
+              <w:szCs w:val="28"/>
+            </w:rPr>
+          </m:ctrlPr>
+        </m:oMathParaPr>
+        <m:oMath>
+          <m:r>
+            <m:t>γ</m:t>
+          </m:r>
+          <m:r>
+            <m:rPr>
+              <m:sty m:val="p"/>
+            </m:rPr>
+            <m:t>−</m:t>
+          </m:r>
+          <m:r>
+            <m:rPr>
+              <m:sty m:val="p"/>
+            </m:rPr>
+            <m:t>A</m:t>
+          </m:r>
+          <m:r>
+            <m:rPr>
+              <m:sty m:val="p"/>
+            </m:rPr>
+            <m:t>g</m:t>
+          </m:r>
+          <m:r>
+            <m:rPr>
+              <m:sty m:val="p"/>
+            </m:rPr>
+            <m:t>I</m:t>
+          </m:r>
+          <m:r>
+            <m:rPr>
+              <m:sty m:val="p"/>
+            </m:rPr>
+            <m:t>:</m:t>
+          </m:r>
+          <m:r>
+            <m:t>a</m:t>
+          </m:r>
+          <m:r>
+            <m:rPr>
+              <m:sty m:val="p"/>
+            </m:rPr>
+            <m:t>=</m:t>
+          </m:r>
+          <m:r>
+            <m:t>649.5</m:t>
+          </m:r>
+          <m:r>
+            <m:t> </m:t>
+          </m:r>
+          <m:r>
+            <m:rPr>
+              <m:sty m:val="p"/>
+            </m:rPr>
+            <m:t>p</m:t>
+          </m:r>
+          <m:r>
+            <m:rPr>
+              <m:sty m:val="p"/>
+            </m:rPr>
+            <m:t>m</m:t>
+          </m:r>
+          <m:r>
+            <m:rPr>
+              <m:sty m:val="p"/>
+            </m:rPr>
+            <m:t>;</m:t>
+          </m:r>
+          <m:r>
+            <m:t> </m:t>
+          </m:r>
+          <m:r>
+            <m:t>β</m:t>
+          </m:r>
+          <m:r>
+            <m:rPr>
+              <m:sty m:val="p"/>
+            </m:rPr>
+            <m:t>−</m:t>
+          </m:r>
+          <m:r>
+            <m:rPr>
+              <m:sty m:val="p"/>
+            </m:rPr>
+            <m:t>A</m:t>
+          </m:r>
+          <m:r>
+            <m:rPr>
+              <m:sty m:val="p"/>
+            </m:rPr>
+            <m:t>g</m:t>
+          </m:r>
+          <m:r>
+            <m:rPr>
+              <m:sty m:val="p"/>
+            </m:rPr>
+            <m:t>I</m:t>
+          </m:r>
+          <m:r>
+            <m:rPr>
+              <m:sty m:val="p"/>
+            </m:rPr>
+            <m:t>:</m:t>
+          </m:r>
+          <m:r>
+            <m:t>a</m:t>
+          </m:r>
+          <m:r>
+            <m:rPr>
+              <m:sty m:val="p"/>
+            </m:rPr>
+            <m:t>=</m:t>
+          </m:r>
+          <m:r>
+            <m:t>458.0</m:t>
+          </m:r>
+          <m:r>
+            <m:t> </m:t>
+          </m:r>
+          <m:r>
+            <m:rPr>
+              <m:sty m:val="p"/>
+            </m:rPr>
+            <m:t>p</m:t>
+          </m:r>
+          <m:r>
+            <m:rPr>
+              <m:sty m:val="p"/>
+            </m:rPr>
+            <m:t>m</m:t>
+          </m:r>
+          <m:r>
+            <m:rPr>
+              <m:sty m:val="p"/>
+            </m:rPr>
+            <m:t>,</m:t>
+          </m:r>
+          <m:r>
+            <m:t> </m:t>
+          </m:r>
+          <m:r>
+            <m:t>c</m:t>
+          </m:r>
+          <m:r>
+            <m:rPr>
+              <m:sty m:val="p"/>
+            </m:rPr>
+            <m:t>=</m:t>
+          </m:r>
+          <m:r>
+            <m:t>749.5</m:t>
+          </m:r>
+          <m:r>
+            <m:t> </m:t>
+          </m:r>
+          <m:r>
+            <m:rPr>
+              <m:sty m:val="p"/>
+            </m:rPr>
+            <m:t>p</m:t>
+          </m:r>
+          <m:r>
+            <m:rPr>
+              <m:sty m:val="p"/>
+            </m:rPr>
+            <m:t>m</m:t>
+          </m:r>
+          <m:r>
+            <m:rPr>
+              <m:sty m:val="p"/>
+            </m:rPr>
+            <m:t>。</m:t>
+          </m:r>
+        </m:oMath>
+      </m:oMathPara>
+    </w:p>
+    <w:p>
+      <w:pPr>
         <w:spacing w:before="160" w:after="80"/>
       </w:pPr>
       <w:r>
@@ -3530,6 +5733,16 @@
         </w:pict>
       </w:r>
     </w:p>
+    <w:p>
+      <w:pPr>
+        <w:spacing w:before="160" w:after="80"/>
+      </w:pPr>
+      <w:r>
+        <w:pict>
+          <v:rect style="width:0;height:1.5pt" o:hralign="center" o:hrstd="t" o:hr="t"/>
+        </w:pict>
+      </w:r>
+    </w:p>
     <w:bookmarkEnd w:id="28"/>
     <w:bookmarkStart w:id="32" w:name="第12题"/>
     <w:p>
@@ -3559,6 +5772,7 @@
     <w:p>
       <w:pPr>
         <w:pStyle w:val="FirstParagraph"/>
+        <w:ind w:firstLine="420"/>
       </w:pPr>
       <w:r>
         <w:rPr>
@@ -3743,6 +5957,224 @@
         </w:pict>
       </w:r>
     </w:p>
+    <w:p>
+      <w:pPr>
+        <w:numPr>
+          <w:ilvl w:val="0"/>
+          <w:numId w:val="1010"/>
+        </w:numPr>
+        <w:ind w:firstLine="420"/>
+      </w:pPr>
+      <w:r>
+        <w:rPr>
+          <w:rFonts w:hint="eastAsia" w:ascii="Times New Roman" w:hAnsi="Times New Roman" w:eastAsia="FangSong" w:cs="Times New Roman"/>
+        </w:rPr>
+        <w:t xml:space="preserve">该晶体的磁矩为</w:t>
+      </w:r>
+      <w:r>
+        <w:rPr>
+          <w:rFonts w:ascii="Times New Roman" w:hAnsi="Times New Roman" w:eastAsia="Times New Roman" w:cs="Times New Roman"/>
+        </w:rPr>
+        <w:t xml:space="preserve"> </w:t>
+      </w:r>
+      <w:r>
+        <w:rPr>
+          <w:rFonts w:hint="eastAsia" w:ascii="Times New Roman" w:hAnsi="Times New Roman" w:eastAsia="Times New Roman" w:cs="Times New Roman"/>
+        </w:rPr>
+        <w:t>0，</w:t>
+      </w:r>
+      <w:r>
+        <w:rPr>
+          <w:rFonts w:hint="eastAsia" w:ascii="Times New Roman" w:hAnsi="Times New Roman" w:eastAsia="FangSong" w:cs="Times New Roman"/>
+        </w:rPr>
+        <w:t>写出其中存在的孤立阴离子的化学式</w:t>
+      </w:r>
+      <w:r>
+        <w:rPr>
+          <w:rFonts w:hint="eastAsia" w:ascii="Times New Roman" w:hAnsi="Times New Roman" w:eastAsia="Times New Roman" w:cs="Times New Roman"/>
+        </w:rPr>
+        <w:t>。</w:t>
+      </w:r>
+    </w:p>
+    <w:p>
+      <w:pPr>
+        <w:numPr>
+          <w:ilvl w:val="0"/>
+          <w:numId w:val="1010"/>
+        </w:numPr>
+        <w:ind w:firstLine="420"/>
+      </w:pPr>
+      <w:r>
+        <w:rPr>
+          <w:rFonts w:hint="eastAsia" w:ascii="Times New Roman" w:hAnsi="Times New Roman" w:eastAsia="FangSong" w:cs="Times New Roman"/>
+        </w:rPr>
+        <w:t>写出该硫化物的化学式以及全部铜原子的原子坐标</w:t>
+      </w:r>
+      <w:r>
+        <w:rPr>
+          <w:rFonts w:hint="eastAsia" w:ascii="Times New Roman" w:hAnsi="Times New Roman" w:eastAsia="Times New Roman" w:cs="Times New Roman"/>
+        </w:rPr>
+        <w:t>。</w:t>
+      </w:r>
+    </w:p>
+    <w:p>
+      <w:pPr>
+        <w:numPr>
+          <w:ilvl w:val="0"/>
+          <w:numId w:val="1010"/>
+        </w:numPr>
+        <w:ind w:firstLine="420"/>
+      </w:pPr>
+      <w:r>
+        <w:rPr>
+          <w:rFonts w:hint="eastAsia" w:ascii="Times New Roman" w:hAnsi="Times New Roman" w:eastAsia="FangSong" w:cs="Times New Roman"/>
+        </w:rPr>
+        <w:t xml:space="preserve">已知该晶体的密度</w:t>
+      </w:r>
+      <w:r>
+        <w:rPr>
+          <w:rFonts w:ascii="Times New Roman" w:hAnsi="Times New Roman" w:eastAsia="Times New Roman" w:cs="Times New Roman"/>
+        </w:rPr>
+        <w:t xml:space="preserve"> </w:t>
+      </w:r>
+      <m:oMath>
+        <m:oMathPr>
+          <m:ctrlPr>
+            <w:rPr>
+              <w:sz w:val="28"/>
+              <w:szCs w:val="28"/>
+            </w:rPr>
+          </m:ctrlPr>
+        </m:oMathPr>
+        <m:r>
+          <m:t>ρ</m:t>
+        </m:r>
+        <m:r>
+          <m:rPr>
+            <m:sty m:val="p"/>
+          </m:rPr>
+          <m:t>=</m:t>
+        </m:r>
+        <m:r>
+          <m:t>2.91</m:t>
+        </m:r>
+        <m:r>
+          <m:t>g</m:t>
+        </m:r>
+        <m:r>
+          <m:rPr>
+            <m:sty m:val="p"/>
+          </m:rPr>
+          <m:t>/</m:t>
+        </m:r>
+        <m:r>
+          <m:t>c</m:t>
+        </m:r>
+        <m:sSup>
+          <m:e>
+            <m:r>
+              <m:t>m</m:t>
+            </m:r>
+          </m:e>
+          <m:sup>
+            <m:r>
+              <m:t>3</m:t>
+            </m:r>
+          </m:sup>
+        </m:sSup>
+      </m:oMath>
+      <w:r>
+        <w:rPr>
+          <w:rFonts w:ascii="Times New Roman" w:hAnsi="Times New Roman" w:eastAsia="Times New Roman" w:cs="Times New Roman"/>
+        </w:rPr>
+        <w:t xml:space="preserve"> </w:t>
+      </w:r>
+      <w:r>
+        <w:rPr>
+          <w:rFonts w:hint="eastAsia" w:ascii="Times New Roman" w:hAnsi="Times New Roman" w:eastAsia="Times New Roman" w:cs="Times New Roman"/>
+        </w:rPr>
+        <w:t>，</w:t>
+      </w:r>
+      <w:r>
+        <w:rPr>
+          <w:rFonts w:hint="eastAsia" w:ascii="Times New Roman" w:hAnsi="Times New Roman" w:eastAsia="FangSong" w:cs="Times New Roman"/>
+        </w:rPr>
+        <w:t>求其晶胞参数</w:t>
+      </w:r>
+      <w:r>
+        <w:rPr>
+          <w:rFonts w:ascii="Times New Roman" w:hAnsi="Times New Roman" w:eastAsia="Times New Roman" w:cs="Times New Roman"/>
+        </w:rPr>
+        <w:t xml:space="preserve"> a </w:t>
+      </w:r>
+      <w:r>
+        <w:rPr>
+          <w:rFonts w:hint="eastAsia" w:ascii="Times New Roman" w:hAnsi="Times New Roman" w:eastAsia="FangSong" w:cs="Times New Roman"/>
+        </w:rPr>
+        <w:t xml:space="preserve">和</w:t>
+      </w:r>
+      <w:r>
+        <w:rPr>
+          <w:rFonts w:ascii="Times New Roman" w:hAnsi="Times New Roman" w:eastAsia="Times New Roman" w:cs="Times New Roman"/>
+        </w:rPr>
+        <w:t xml:space="preserve"> c </w:t>
+      </w:r>
+      <w:r>
+        <w:rPr>
+          <w:rFonts w:hint="eastAsia" w:ascii="Times New Roman" w:hAnsi="Times New Roman" w:eastAsia="FangSong" w:cs="Times New Roman"/>
+        </w:rPr>
+        <w:t>的估计值</w:t>
+      </w:r>
+      <w:r>
+        <w:rPr>
+          <w:rFonts w:hint="eastAsia" w:ascii="Times New Roman" w:hAnsi="Times New Roman" w:eastAsia="Times New Roman" w:cs="Times New Roman"/>
+        </w:rPr>
+        <w:t>。</w:t>
+      </w:r>
+    </w:p>
+    <w:p>
+      <w:pPr>
+        <w:numPr>
+          <w:ilvl w:val="0"/>
+          <w:numId w:val="1010"/>
+        </w:numPr>
+        <w:ind w:firstLine="420"/>
+      </w:pPr>
+      <w:r>
+        <w:rPr>
+          <w:rFonts w:hint="eastAsia" w:ascii="Times New Roman" w:hAnsi="Times New Roman" w:eastAsia="FangSong" w:cs="Times New Roman"/>
+        </w:rPr>
+        <w:t>指出该晶体的点阵形式</w:t>
+      </w:r>
+      <w:r>
+        <w:rPr>
+          <w:rFonts w:hint="eastAsia" w:ascii="Times New Roman" w:hAnsi="Times New Roman" w:eastAsia="Times New Roman" w:cs="Times New Roman"/>
+        </w:rPr>
+        <w:t>，</w:t>
+      </w:r>
+      <w:r>
+        <w:rPr>
+          <w:rFonts w:hint="eastAsia" w:ascii="Times New Roman" w:hAnsi="Times New Roman" w:eastAsia="FangSong" w:cs="Times New Roman"/>
+        </w:rPr>
+        <w:t>结构基元</w:t>
+      </w:r>
+      <w:r>
+        <w:rPr>
+          <w:rFonts w:hint="eastAsia" w:ascii="Times New Roman" w:hAnsi="Times New Roman" w:eastAsia="Times New Roman" w:cs="Times New Roman"/>
+        </w:rPr>
+        <w:t>。</w:t>
+      </w:r>
+    </w:p>
+    <w:p>
+      <w:pPr>
+        <w:spacing w:before="160" w:after="80"/>
+      </w:pPr>
+      <w:r>
+        <w:pict>
+          <v:rect style="width:0;height:1.5pt" o:hralign="center" o:hrstd="t" o:hr="t"/>
+        </w:pict>
+      </w:r>
+    </w:p>
     <w:bookmarkEnd w:id="32"/>
     <w:bookmarkStart w:id="33" w:name="第13题"/>
     <w:p>
@@ -3772,6 +6204,7 @@
     <w:p>
       <w:pPr>
         <w:pStyle w:val="FirstParagraph"/>
+        <w:ind w:firstLine="420"/>
       </w:pPr>
       <w:r>
         <w:rPr>
@@ -3873,6 +6306,7 @@
     <w:p>
       <w:pPr>
         <w:pStyle w:val="BodyText"/>
+        <w:ind w:firstLine="420"/>
       </w:pPr>
       <w:r>
         <w:rPr>
@@ -4497,8 +6931,9 @@
         <w:pStyle w:val="Compact"/>
         <w:numPr>
           <w:ilvl w:val="0"/>
-          <w:numId w:val="1002"/>
+          <w:numId w:val="1011"/>
         </w:numPr>
+        <w:ind w:firstLine="420"/>
       </w:pPr>
       <w:r>
         <w:rPr>
@@ -4530,8 +6965,9 @@
         <w:pStyle w:val="Compact"/>
         <w:numPr>
           <w:ilvl w:val="0"/>
-          <w:numId w:val="1002"/>
+          <w:numId w:val="1011"/>
         </w:numPr>
+        <w:ind w:firstLine="420"/>
       </w:pPr>
       <w:r>
         <w:rPr>
@@ -4614,6 +7050,16 @@
         </w:pict>
       </w:r>
     </w:p>
+    <w:p>
+      <w:pPr>
+        <w:spacing w:before="160" w:after="80"/>
+      </w:pPr>
+      <w:r>
+        <w:pict>
+          <v:rect style="width:0;height:1.5pt" o:hralign="center" o:hrstd="t" o:hr="t"/>
+        </w:pict>
+      </w:r>
+    </w:p>
     <w:bookmarkEnd w:id="33"/>
     <w:bookmarkStart w:id="37" w:name="第14题"/>
     <w:p>
@@ -4643,6 +7089,7 @@
     <w:p>
       <w:pPr>
         <w:pStyle w:val="FirstParagraph"/>
+        <w:ind w:firstLine="420"/>
       </w:pPr>
       <w:r>
         <w:rPr>
@@ -4859,8 +7306,9 @@
         <w:pStyle w:val="Compact"/>
         <w:numPr>
           <w:ilvl w:val="0"/>
-          <w:numId w:val="1003"/>
+          <w:numId w:val="1012"/>
         </w:numPr>
+        <w:ind w:firstLine="420"/>
       </w:pPr>
       <w:r>
         <w:rPr>
@@ -4892,8 +7340,9 @@
         <w:pStyle w:val="Compact"/>
         <w:numPr>
           <w:ilvl w:val="0"/>
-          <w:numId w:val="1003"/>
+          <w:numId w:val="1012"/>
         </w:numPr>
+        <w:ind w:firstLine="420"/>
       </w:pPr>
       <w:r>
         <w:rPr>
@@ -4931,8 +7380,9 @@
         <w:pStyle w:val="Compact"/>
         <w:numPr>
           <w:ilvl w:val="0"/>
-          <w:numId w:val="1003"/>
+          <w:numId w:val="1012"/>
         </w:numPr>
+        <w:ind w:firstLine="420"/>
       </w:pPr>
       <w:r>
         <w:rPr>
@@ -5164,7 +7614,7 @@
         </w:rPr>
         <w:drawing>
           <wp:inline>
-            <wp:extent cx="3600000" cy="2426086"/>
+            <wp:extent cx="3600000" cy="2308332"/>
             <wp:effectExtent b="0" l="0" r="0" t="0"/>
             <wp:docPr descr="" title="" id="35" name="Picture"/>
             <a:graphic>
@@ -5185,7 +7635,7 @@
                   <pic:spPr bwMode="auto">
                     <a:xfrm>
                       <a:off x="0" y="0"/>
-                      <a:ext cx="3600000" cy="2426086"/>
+                      <a:ext cx="3600000" cy="2308332"/>
                     </a:xfrm>
                     <a:prstGeom prst="rect">
                       <a:avLst/>
@@ -5214,6 +7664,16 @@
         </w:pict>
       </w:r>
     </w:p>
+    <w:p>
+      <w:pPr>
+        <w:spacing w:before="160" w:after="80"/>
+      </w:pPr>
+      <w:r>
+        <w:pict>
+          <v:rect style="width:0;height:1.5pt" o:hralign="center" o:hrstd="t" o:hr="t"/>
+        </w:pict>
+      </w:r>
+    </w:p>
     <w:bookmarkEnd w:id="37"/>
     <w:bookmarkStart w:id="38" w:name="第15题"/>
     <w:p>
@@ -5243,6 +7703,7 @@
     <w:p>
       <w:pPr>
         <w:pStyle w:val="FirstParagraph"/>
+        <w:ind w:firstLine="420"/>
       </w:pPr>
       <w:r>
         <w:rPr>
@@ -5459,8 +7920,9 @@
         <w:pStyle w:val="Compact"/>
         <w:numPr>
           <w:ilvl w:val="0"/>
-          <w:numId w:val="1004"/>
+          <w:numId w:val="1013"/>
         </w:numPr>
+        <w:ind w:firstLine="420"/>
       </w:pPr>
       <w:r>
         <w:rPr>
@@ -5480,8 +7942,9 @@
         <w:pStyle w:val="Compact"/>
         <w:numPr>
           <w:ilvl w:val="0"/>
-          <w:numId w:val="1004"/>
+          <w:numId w:val="1013"/>
         </w:numPr>
+        <w:ind w:firstLine="420"/>
       </w:pPr>
       <w:r>
         <w:rPr>
@@ -5517,6 +7980,7 @@
     <w:p>
       <w:pPr>
         <w:pStyle w:val="FirstParagraph"/>
+        <w:ind w:firstLine="420"/>
       </w:pPr>
       <w:r>
         <w:rPr>
@@ -5548,8 +8012,9 @@
         <w:pStyle w:val="Compact"/>
         <w:numPr>
           <w:ilvl w:val="0"/>
-          <w:numId w:val="1005"/>
+          <w:numId w:val="1014"/>
         </w:numPr>
+        <w:ind w:firstLine="420"/>
       </w:pPr>
       <w:r>
         <w:rPr>
@@ -5569,8 +8034,9 @@
         <w:pStyle w:val="Compact"/>
         <w:numPr>
           <w:ilvl w:val="0"/>
-          <w:numId w:val="1005"/>
+          <w:numId w:val="1014"/>
         </w:numPr>
+        <w:ind w:firstLine="420"/>
       </w:pPr>
       <w:r>
         <w:rPr>
@@ -5595,6 +8061,16 @@
         </w:pict>
       </w:r>
     </w:p>
+    <w:p>
+      <w:pPr>
+        <w:spacing w:before="160" w:after="80"/>
+      </w:pPr>
+      <w:r>
+        <w:pict>
+          <v:rect style="width:0;height:1.5pt" o:hralign="center" o:hrstd="t" o:hr="t"/>
+        </w:pict>
+      </w:r>
+    </w:p>
     <w:bookmarkEnd w:id="38"/>
     <w:bookmarkStart w:id="39" w:name="第16题"/>
     <w:p>
@@ -5624,6 +8100,7 @@
     <w:p>
       <w:pPr>
         <w:pStyle w:val="FirstParagraph"/>
+        <w:ind w:firstLine="420"/>
       </w:pPr>
       <w:r>
         <w:rPr>
@@ -5655,8 +8132,9 @@
         <w:pStyle w:val="Compact"/>
         <w:numPr>
           <w:ilvl w:val="0"/>
-          <w:numId w:val="1006"/>
+          <w:numId w:val="1015"/>
         </w:numPr>
+        <w:ind w:firstLine="420"/>
       </w:pPr>
       <w:r>
         <w:rPr>
@@ -5791,8 +8269,9 @@
         <w:pStyle w:val="Compact"/>
         <w:numPr>
           <w:ilvl w:val="0"/>
-          <w:numId w:val="1006"/>
+          <w:numId w:val="1015"/>
         </w:numPr>
+        <w:ind w:firstLine="420"/>
       </w:pPr>
       <w:r>
         <w:rPr>
@@ -5867,8 +8346,9 @@
         <w:pStyle w:val="Compact"/>
         <w:numPr>
           <w:ilvl w:val="0"/>
-          <w:numId w:val="1006"/>
+          <w:numId w:val="1015"/>
         </w:numPr>
+        <w:ind w:firstLine="420"/>
       </w:pPr>
       <w:r>
         <w:rPr>
@@ -5996,6 +8476,7 @@
       <w:pPr>
         <w:pStyle w:val="FirstParagraph"/>
         <w:spacing w:after="80"/>
+        <w:ind w:firstLine="420"/>
       </w:pPr>
       <w:r>
         <w:rPr>
@@ -6015,6 +8496,15 @@
         <w:tblStyle w:val="Table"/>
         <w:tblW w:type="auto" w:w="0"/>
         <w:tblLook w:firstRow="1" w:lastRow="0" w:firstColumn="0" w:lastColumn="0" w:noHBand="0" w:noVBand="0" w:val="0020"/>
+        <w:jc w:val="center"/>
+        <w:tblBorders>
+          <w:top w:val="single" w:sz="12" w:space="0" w:color="000000"/>
+          <w:bottom w:val="single" w:sz="12" w:space="0" w:color="000000"/>
+          <w:left w:val="none"/>
+          <w:right w:val="none"/>
+          <w:insideH w:val="none"/>
+          <w:insideV w:val="none"/>
+        </w:tblBorders>
       </w:tblPr>
       <w:tblGrid>
         <w:gridCol w:w="1131"/>
@@ -6030,7 +8520,11 @@
           <w:tblHeader w:val="on"/>
         </w:trPr>
         <w:tc>
-          <w:tcPr/>
+          <w:tcPr>
+            <w:tcBorders>
+              <w:bottom w:val="single" w:sz="6" w:space="0" w:color="000000"/>
+            </w:tcBorders>
+          </w:tcPr>
           <w:p>
             <w:pPr>
               <w:pStyle w:val="Compact"/>
@@ -6046,7 +8540,11 @@
           </w:p>
         </w:tc>
         <w:tc>
-          <w:tcPr/>
+          <w:tcPr>
+            <w:tcBorders>
+              <w:bottom w:val="single" w:sz="6" w:space="0" w:color="000000"/>
+            </w:tcBorders>
+          </w:tcPr>
           <w:p>
             <w:pPr>
               <w:pStyle w:val="Compact"/>
@@ -6062,7 +8560,11 @@
           </w:p>
         </w:tc>
         <w:tc>
-          <w:tcPr/>
+          <w:tcPr>
+            <w:tcBorders>
+              <w:bottom w:val="single" w:sz="6" w:space="0" w:color="000000"/>
+            </w:tcBorders>
+          </w:tcPr>
           <w:p>
             <w:pPr>
               <w:pStyle w:val="Compact"/>
@@ -6078,7 +8580,11 @@
           </w:p>
         </w:tc>
         <w:tc>
-          <w:tcPr/>
+          <w:tcPr>
+            <w:tcBorders>
+              <w:bottom w:val="single" w:sz="6" w:space="0" w:color="000000"/>
+            </w:tcBorders>
+          </w:tcPr>
           <w:p>
             <w:pPr>
               <w:pStyle w:val="Compact"/>
@@ -6094,7 +8600,11 @@
           </w:p>
         </w:tc>
         <w:tc>
-          <w:tcPr/>
+          <w:tcPr>
+            <w:tcBorders>
+              <w:bottom w:val="single" w:sz="6" w:space="0" w:color="000000"/>
+            </w:tcBorders>
+          </w:tcPr>
           <w:p>
             <w:pPr>
               <w:pStyle w:val="Compact"/>
@@ -6110,7 +8620,11 @@
           </w:p>
         </w:tc>
         <w:tc>
-          <w:tcPr/>
+          <w:tcPr>
+            <w:tcBorders>
+              <w:bottom w:val="single" w:sz="6" w:space="0" w:color="000000"/>
+            </w:tcBorders>
+          </w:tcPr>
           <w:p>
             <w:pPr>
               <w:pStyle w:val="Compact"/>
@@ -6141,7 +8655,11 @@
           </w:p>
         </w:tc>
         <w:tc>
-          <w:tcPr/>
+          <w:tcPr>
+            <w:tcBorders>
+              <w:bottom w:val="single" w:sz="6" w:space="0" w:color="000000"/>
+            </w:tcBorders>
+          </w:tcPr>
           <w:p>
             <w:pPr>
               <w:pStyle w:val="Compact"/>
@@ -6448,9 +8966,10 @@
         <w:pStyle w:val="Compact"/>
         <w:numPr>
           <w:ilvl w:val="0"/>
-          <w:numId w:val="1007"/>
+          <w:numId w:val="1016"/>
         </w:numPr>
         <w:spacing w:before="120"/>
+        <w:ind w:firstLine="420"/>
       </w:pPr>
       <w:r>
         <w:rPr>
@@ -6482,8 +9001,9 @@
         <w:pStyle w:val="Compact"/>
         <w:numPr>
           <w:ilvl w:val="0"/>
-          <w:numId w:val="1007"/>
+          <w:numId w:val="1016"/>
         </w:numPr>
+        <w:ind w:firstLine="420"/>
       </w:pPr>
       <w:r>
         <w:rPr>
@@ -6520,6 +9040,16 @@
         </w:pict>
       </w:r>
     </w:p>
+    <w:p>
+      <w:pPr>
+        <w:spacing w:before="160" w:after="80"/>
+      </w:pPr>
+      <w:r>
+        <w:pict>
+          <v:rect style="width:0;height:1.5pt" o:hralign="center" o:hrstd="t" o:hr="t"/>
+        </w:pict>
+      </w:r>
+    </w:p>
     <w:bookmarkEnd w:id="39"/>
     <w:bookmarkStart w:id="40" w:name="第17题"/>
     <w:p>
@@ -6549,6 +9079,7 @@
     <w:p>
       <w:pPr>
         <w:pStyle w:val="FirstParagraph"/>
+        <w:ind w:firstLine="420"/>
       </w:pPr>
       <w:r>
         <w:rPr>
@@ -6880,7 +9411,7 @@
         <w:pStyle w:val="Compact"/>
         <w:numPr>
           <w:ilvl w:val="0"/>
-          <w:numId w:val="1008"/>
+          <w:numId w:val="1017"/>
         </w:numPr>
       </w:pPr>
       <w:r>
@@ -6909,11 +9440,20 @@
         </w:rPr>
         <w:t>3</w:t>
       </w:r>
-      <w:r>
-        <w:rPr>
-          <w:rFonts w:ascii="Times New Roman" w:hAnsi="Times New Roman" w:eastAsia="Times New Roman" w:cs="Times New Roman"/>
-        </w:rPr>
-        <w:t xml:space="preserve">　　B. ΔH</w:t>
+    </w:p>
+    <w:p>
+      <w:pPr>
+        <w:pStyle w:val="Compact"/>
+        <w:numPr>
+          <w:ilvl w:val="0"/>
+          <w:numId w:val="1017"/>
+        </w:numPr>
+      </w:pPr>
+      <w:r>
+        <w:rPr>
+          <w:rFonts w:ascii="Times New Roman" w:hAnsi="Times New Roman" w:eastAsia="Times New Roman" w:cs="Times New Roman"/>
+        </w:rPr>
+        <w:t>B. ΔH</w:t>
       </w:r>
       <w:r>
         <w:rPr>
@@ -6935,11 +9475,20 @@
         </w:rPr>
         <w:t>3</w:t>
       </w:r>
-      <w:r>
-        <w:rPr>
-          <w:rFonts w:ascii="Times New Roman" w:hAnsi="Times New Roman" w:eastAsia="Times New Roman" w:cs="Times New Roman"/>
-        </w:rPr>
-        <w:t xml:space="preserve">　　C. ΔH</w:t>
+    </w:p>
+    <w:p>
+      <w:pPr>
+        <w:pStyle w:val="Compact"/>
+        <w:numPr>
+          <w:ilvl w:val="0"/>
+          <w:numId w:val="1017"/>
+        </w:numPr>
+      </w:pPr>
+      <w:r>
+        <w:rPr>
+          <w:rFonts w:ascii="Times New Roman" w:hAnsi="Times New Roman" w:eastAsia="Times New Roman" w:cs="Times New Roman"/>
+        </w:rPr>
+        <w:t>C. ΔH</w:t>
       </w:r>
       <w:r>
         <w:rPr>
@@ -6974,11 +9523,20 @@
         </w:rPr>
         <w:t>1</w:t>
       </w:r>
-      <w:r>
-        <w:rPr>
-          <w:rFonts w:ascii="Times New Roman" w:hAnsi="Times New Roman" w:eastAsia="Times New Roman" w:cs="Times New Roman"/>
-        </w:rPr>
-        <w:t xml:space="preserve">　　D. ΔH</w:t>
+    </w:p>
+    <w:p>
+      <w:pPr>
+        <w:pStyle w:val="Compact"/>
+        <w:numPr>
+          <w:ilvl w:val="0"/>
+          <w:numId w:val="1017"/>
+        </w:numPr>
+      </w:pPr>
+      <w:r>
+        <w:rPr>
+          <w:rFonts w:ascii="Times New Roman" w:hAnsi="Times New Roman" w:eastAsia="Times New Roman" w:cs="Times New Roman"/>
+        </w:rPr>
+        <w:t>D. ΔH</w:t>
       </w:r>
       <w:r>
         <w:rPr>
@@ -7024,6 +9582,16 @@
         </w:pict>
       </w:r>
     </w:p>
+    <w:p>
+      <w:pPr>
+        <w:spacing w:before="160" w:after="80"/>
+      </w:pPr>
+      <w:r>
+        <w:pict>
+          <v:rect style="width:0;height:1.5pt" o:hralign="center" o:hrstd="t" o:hr="t"/>
+        </w:pict>
+      </w:r>
+    </w:p>
     <w:bookmarkEnd w:id="40"/>
     <w:bookmarkStart w:id="41" w:name="第18题"/>
     <w:p>
@@ -7053,6 +9621,7 @@
     <w:p>
       <w:pPr>
         <w:pStyle w:val="FirstParagraph"/>
+        <w:ind w:firstLine="420"/>
       </w:pPr>
       <w:r>
         <w:rPr>
@@ -7187,8 +9756,9 @@
         <w:pStyle w:val="Compact"/>
         <w:numPr>
           <w:ilvl w:val="0"/>
-          <w:numId w:val="1009"/>
+          <w:numId w:val="1018"/>
         </w:numPr>
+        <w:ind w:firstLine="420"/>
       </w:pPr>
       <w:r>
         <w:rPr>
@@ -7245,8 +9815,9 @@
         <w:pStyle w:val="Compact"/>
         <w:numPr>
           <w:ilvl w:val="0"/>
-          <w:numId w:val="1009"/>
+          <w:numId w:val="1018"/>
         </w:numPr>
+        <w:ind w:firstLine="420"/>
       </w:pPr>
       <w:r>
         <w:rPr>
@@ -7302,8 +9873,9 @@
         <w:pStyle w:val="Compact"/>
         <w:numPr>
           <w:ilvl w:val="0"/>
-          <w:numId w:val="1009"/>
+          <w:numId w:val="1018"/>
         </w:numPr>
+        <w:ind w:firstLine="420"/>
       </w:pPr>
       <w:r>
         <w:rPr>
@@ -7368,8 +9940,9 @@
         <w:pStyle w:val="Compact"/>
         <w:numPr>
           <w:ilvl w:val="0"/>
-          <w:numId w:val="1009"/>
+          <w:numId w:val="1018"/>
         </w:numPr>
+        <w:ind w:firstLine="420"/>
       </w:pPr>
       <w:r>
         <w:rPr>
@@ -7394,6 +9967,16 @@
         </w:pict>
       </w:r>
     </w:p>
+    <w:p>
+      <w:pPr>
+        <w:spacing w:before="160" w:after="80"/>
+      </w:pPr>
+      <w:r>
+        <w:pict>
+          <v:rect style="width:0;height:1.5pt" o:hralign="center" o:hrstd="t" o:hr="t"/>
+        </w:pict>
+      </w:r>
+    </w:p>
     <w:bookmarkEnd w:id="41"/>
     <w:bookmarkStart w:id="45" w:name="第19题"/>
     <w:p>
@@ -7423,6 +10006,7 @@
     <w:p>
       <w:pPr>
         <w:pStyle w:val="FirstParagraph"/>
+        <w:ind w:firstLine="420"/>
       </w:pPr>
       <w:r>
         <w:rPr>
@@ -7467,7 +10051,7 @@
         </w:rPr>
         <w:drawing>
           <wp:inline>
-            <wp:extent cx="3600000" cy="711747"/>
+            <wp:extent cx="3600000" cy="620095"/>
             <wp:effectExtent b="0" l="0" r="0" t="0"/>
             <wp:docPr descr="" title="" id="43" name="Picture"/>
             <a:graphic>
@@ -7488,7 +10072,7 @@
                   <pic:spPr bwMode="auto">
                     <a:xfrm>
                       <a:off x="0" y="0"/>
-                      <a:ext cx="3600000" cy="711747"/>
+                      <a:ext cx="3600000" cy="620095"/>
                     </a:xfrm>
                     <a:prstGeom prst="rect">
                       <a:avLst/>
@@ -7517,6 +10101,16 @@
         </w:pict>
       </w:r>
     </w:p>
+    <w:p>
+      <w:pPr>
+        <w:spacing w:before="160" w:after="80"/>
+      </w:pPr>
+      <w:r>
+        <w:pict>
+          <v:rect style="width:0;height:1.5pt" o:hralign="center" o:hrstd="t" o:hr="t"/>
+        </w:pict>
+      </w:r>
+    </w:p>
     <w:bookmarkEnd w:id="45"/>
     <w:bookmarkStart w:id="49" w:name="第20题"/>
     <w:p>
@@ -7546,6 +10140,7 @@
     <w:p>
       <w:pPr>
         <w:pStyle w:val="FirstParagraph"/>
+        <w:ind w:firstLine="420"/>
       </w:pPr>
       <w:r>
         <w:rPr>
@@ -7661,14 +10256,59 @@
         <w:pStyle w:val="Compact"/>
         <w:numPr>
           <w:ilvl w:val="0"/>
-          <w:numId w:val="1010"/>
+          <w:numId w:val="1019"/>
         </w:numPr>
       </w:pPr>
       <w:r>
         <w:rPr>
           <w:rFonts w:ascii="Times New Roman" w:hAnsi="Times New Roman" w:eastAsia="Times New Roman" w:cs="Times New Roman"/>
         </w:rPr>
-        <w:t xml:space="preserve">A. +1.098 V　　B. +0.549 V　　C. −1.54 V　　D. −0.77 V</w:t>
+        <w:t xml:space="preserve">A. +1.098 V</w:t>
+      </w:r>
+    </w:p>
+    <w:p>
+      <w:pPr>
+        <w:pStyle w:val="Compact"/>
+        <w:numPr>
+          <w:ilvl w:val="0"/>
+          <w:numId w:val="1019"/>
+        </w:numPr>
+      </w:pPr>
+      <w:r>
+        <w:rPr>
+          <w:rFonts w:ascii="Times New Roman" w:hAnsi="Times New Roman" w:eastAsia="Times New Roman" w:cs="Times New Roman"/>
+        </w:rPr>
+        <w:t xml:space="preserve">B. +0.549 V</w:t>
+      </w:r>
+    </w:p>
+    <w:p>
+      <w:pPr>
+        <w:pStyle w:val="Compact"/>
+        <w:numPr>
+          <w:ilvl w:val="0"/>
+          <w:numId w:val="1019"/>
+        </w:numPr>
+      </w:pPr>
+      <w:r>
+        <w:rPr>
+          <w:rFonts w:ascii="Times New Roman" w:hAnsi="Times New Roman" w:eastAsia="Times New Roman" w:cs="Times New Roman"/>
+        </w:rPr>
+        <w:t xml:space="preserve">C. −1.54 V</w:t>
+      </w:r>
+    </w:p>
+    <w:p>
+      <w:pPr>
+        <w:pStyle w:val="Compact"/>
+        <w:numPr>
+          <w:ilvl w:val="0"/>
+          <w:numId w:val="1019"/>
+        </w:numPr>
+      </w:pPr>
+      <w:r>
+        <w:rPr>
+          <w:rFonts w:ascii="Times New Roman" w:hAnsi="Times New Roman" w:eastAsia="Times New Roman" w:cs="Times New Roman"/>
+        </w:rPr>
+        <w:t xml:space="preserve">D. −0.77 V</w:t>
       </w:r>
     </w:p>
     <w:p>
@@ -7681,6 +10321,16 @@
         </w:pict>
       </w:r>
     </w:p>
+    <w:p>
+      <w:pPr>
+        <w:spacing w:before="160" w:after="80"/>
+      </w:pPr>
+      <w:r>
+        <w:pict>
+          <v:rect style="width:0;height:1.5pt" o:hralign="center" o:hrstd="t" o:hr="t"/>
+        </w:pict>
+      </w:r>
+    </w:p>
     <w:bookmarkEnd w:id="49"/>
     <w:bookmarkStart w:id="50" w:name="第21题"/>
     <w:p>
@@ -7710,6 +10360,7 @@
     <w:p>
       <w:pPr>
         <w:pStyle w:val="FirstParagraph"/>
+        <w:ind w:firstLine="420"/>
       </w:pPr>
       <w:r>
         <w:rPr>
@@ -7911,8 +10562,9 @@
         <w:pStyle w:val="Compact"/>
         <w:numPr>
           <w:ilvl w:val="0"/>
-          <w:numId w:val="1011"/>
+          <w:numId w:val="1020"/>
         </w:numPr>
+        <w:ind w:firstLine="420"/>
       </w:pPr>
       <w:r>
         <w:rPr>
@@ -8028,8 +10680,9 @@
         <w:pStyle w:val="Compact"/>
         <w:numPr>
           <w:ilvl w:val="0"/>
-          <w:numId w:val="1011"/>
+          <w:numId w:val="1020"/>
         </w:numPr>
+        <w:ind w:firstLine="420"/>
       </w:pPr>
       <w:r>
         <w:rPr>
@@ -8131,8 +10784,9 @@
         <w:pStyle w:val="Compact"/>
         <w:numPr>
           <w:ilvl w:val="0"/>
-          <w:numId w:val="1011"/>
+          <w:numId w:val="1020"/>
         </w:numPr>
+        <w:ind w:firstLine="420"/>
       </w:pPr>
       <w:r>
         <w:rPr>
@@ -8234,8 +10888,9 @@
         <w:pStyle w:val="Compact"/>
         <w:numPr>
           <w:ilvl w:val="0"/>
-          <w:numId w:val="1011"/>
+          <w:numId w:val="1020"/>
         </w:numPr>
+        <w:ind w:firstLine="420"/>
       </w:pPr>
       <w:r>
         <w:rPr>
@@ -8342,6 +10997,16 @@
         </w:pict>
       </w:r>
     </w:p>
+    <w:p>
+      <w:pPr>
+        <w:spacing w:before="160" w:after="80"/>
+      </w:pPr>
+      <w:r>
+        <w:pict>
+          <v:rect style="width:0;height:1.5pt" o:hralign="center" o:hrstd="t" o:hr="t"/>
+        </w:pict>
+      </w:r>
+    </w:p>
     <w:bookmarkEnd w:id="50"/>
     <w:bookmarkStart w:id="51" w:name="第22题"/>
     <w:p>
@@ -8371,6 +11036,7 @@
     <w:p>
       <w:pPr>
         <w:pStyle w:val="FirstParagraph"/>
+        <w:ind w:firstLine="420"/>
       </w:pPr>
       <w:r>
         <w:rPr>
@@ -8478,6 +11144,16 @@
         </w:pict>
       </w:r>
     </w:p>
+    <w:p>
+      <w:pPr>
+        <w:spacing w:before="160" w:after="80"/>
+      </w:pPr>
+      <w:r>
+        <w:pict>
+          <v:rect style="width:0;height:1.5pt" o:hralign="center" o:hrstd="t" o:hr="t"/>
+        </w:pict>
+      </w:r>
+    </w:p>
     <w:bookmarkEnd w:id="51"/>
     <w:bookmarkStart w:id="58" w:name="第23题"/>
     <w:p>
@@ -8507,6 +11183,7 @@
     <w:p>
       <w:pPr>
         <w:pStyle w:val="FirstParagraph"/>
+        <w:ind w:firstLine="420"/>
       </w:pPr>
       <w:r>
         <w:rPr>
@@ -8644,6 +11321,7 @@
     <w:p>
       <w:pPr>
         <w:pStyle w:val="BodyText"/>
+        <w:ind w:firstLine="420"/>
       </w:pPr>
       <w:r>
         <w:rPr>
@@ -9163,6 +11841,7 @@
     <w:p>
       <w:pPr>
         <w:pStyle w:val="BodyText"/>
+        <w:ind w:firstLine="420"/>
       </w:pPr>
       <w:r>
         <w:rPr>
@@ -9394,6 +12073,7 @@
     <w:p>
       <w:pPr>
         <w:pStyle w:val="BodyText"/>
+        <w:ind w:firstLine="420"/>
       </w:pPr>
       <w:r>
         <w:rPr>
@@ -9463,6 +12143,7 @@
     <w:p>
       <w:pPr>
         <w:pStyle w:val="BodyText"/>
+        <w:ind w:firstLine="420"/>
       </w:pPr>
       <w:r>
         <w:rPr>
@@ -9480,6 +12161,7 @@
     <w:p>
       <w:pPr>
         <w:pStyle w:val="BodyText"/>
+        <w:ind w:firstLine="420"/>
       </w:pPr>
       <w:r>
         <w:rPr>
@@ -9502,14 +12184,12 @@
     </w:p>
     <w:p>
       <w:pPr>
-        <w:pStyle w:val="BodyText"/>
-      </w:pPr>
-      <w:r>
-        <w:rPr>
-          <w:rFonts w:ascii="Times New Roman" w:hAnsi="Times New Roman" w:eastAsia="Times New Roman" w:cs="Times New Roman"/>
-        </w:rPr>
-        <w:t xml:space="preserve">8-1 </w:t>
-      </w:r>
+        <w:numPr>
+          <w:ilvl w:val="0"/>
+          <w:numId w:val="1021"/>
+        </w:numPr>
+        <w:ind w:firstLine="420"/>
+      </w:pPr>
       <w:r>
         <w:rPr>
           <w:rFonts w:hint="eastAsia" w:ascii="Times New Roman" w:hAnsi="Times New Roman" w:eastAsia="FangSong" w:cs="Times New Roman"/>
@@ -9537,14 +12217,12 @@
     </w:p>
     <w:p>
       <w:pPr>
-        <w:pStyle w:val="BodyText"/>
-      </w:pPr>
-      <w:r>
-        <w:rPr>
-          <w:rFonts w:ascii="Times New Roman" w:hAnsi="Times New Roman" w:eastAsia="Times New Roman" w:cs="Times New Roman"/>
-        </w:rPr>
-        <w:t xml:space="preserve">8-2 </w:t>
-      </w:r>
+        <w:numPr>
+          <w:ilvl w:val="0"/>
+          <w:numId w:val="1021"/>
+        </w:numPr>
+        <w:ind w:firstLine="420"/>
+      </w:pPr>
       <w:r>
         <w:rPr>
           <w:rFonts w:hint="eastAsia" w:ascii="Times New Roman" w:hAnsi="Times New Roman" w:eastAsia="FangSong" w:cs="Times New Roman"/>
@@ -9584,13 +12262,17 @@
     </w:p>
     <w:p>
       <w:pPr>
-        <w:pStyle w:val="BodyText"/>
-      </w:pPr>
-      <w:r>
-        <w:rPr>
-          <w:rFonts w:ascii="Times New Roman" w:hAnsi="Times New Roman" w:eastAsia="Times New Roman" w:cs="Times New Roman"/>
-        </w:rPr>
-        <w:t xml:space="preserve">8-3 C </w:t>
+        <w:numPr>
+          <w:ilvl w:val="0"/>
+          <w:numId w:val="1021"/>
+        </w:numPr>
+        <w:ind w:firstLine="420"/>
+      </w:pPr>
+      <w:r>
+        <w:rPr>
+          <w:rFonts w:ascii="Times New Roman" w:hAnsi="Times New Roman" w:eastAsia="Times New Roman" w:cs="Times New Roman"/>
+        </w:rPr>
+        <w:t xml:space="preserve">C </w:t>
       </w:r>
       <w:r>
         <w:rPr>
@@ -9627,6 +12309,16 @@
         </w:pict>
       </w:r>
     </w:p>
+    <w:p>
+      <w:pPr>
+        <w:spacing w:before="160" w:after="80"/>
+      </w:pPr>
+      <w:r>
+        <w:pict>
+          <v:rect style="width:0;height:1.5pt" o:hralign="center" o:hrstd="t" o:hr="t"/>
+        </w:pict>
+      </w:r>
+    </w:p>
     <w:bookmarkEnd w:id="58"/>
     <w:bookmarkStart w:id="62" w:name="第24题"/>
     <w:p>
@@ -9656,6 +12348,7 @@
     <w:p>
       <w:pPr>
         <w:pStyle w:val="FirstParagraph"/>
+        <w:ind w:firstLine="420"/>
       </w:pPr>
       <w:r>
         <w:rPr>
@@ -9721,6 +12414,7 @@
     <w:p>
       <w:pPr>
         <w:pStyle w:val="BodyText"/>
+        <w:ind w:firstLine="420"/>
       </w:pPr>
       <w:r>
         <w:rPr>
@@ -9881,6 +12575,7 @@
     <w:p>
       <w:pPr>
         <w:pStyle w:val="BodyText"/>
+        <w:ind w:firstLine="420"/>
       </w:pPr>
       <w:r>
         <w:rPr>
@@ -10197,6 +12892,7 @@
     <w:p>
       <w:pPr>
         <w:pStyle w:val="BodyText"/>
+        <w:ind w:firstLine="420"/>
       </w:pPr>
       <w:r>
         <w:rPr>
@@ -10214,6 +12910,7 @@
     <w:p>
       <w:pPr>
         <w:pStyle w:val="BodyText"/>
+        <w:ind w:firstLine="420"/>
       </w:pPr>
       <w:r>
         <w:rPr>
@@ -10230,14 +12927,12 @@
     </w:p>
     <w:p>
       <w:pPr>
-        <w:pStyle w:val="BodyText"/>
-      </w:pPr>
-      <w:r>
-        <w:rPr>
-          <w:rFonts w:ascii="Times New Roman" w:hAnsi="Times New Roman" w:eastAsia="Times New Roman" w:cs="Times New Roman"/>
-        </w:rPr>
-        <w:t xml:space="preserve">4-1 </w:t>
-      </w:r>
+        <w:numPr>
+          <w:ilvl w:val="0"/>
+          <w:numId w:val="1022"/>
+        </w:numPr>
+        <w:ind w:firstLine="420"/>
+      </w:pPr>
       <w:r>
         <w:rPr>
           <w:rFonts w:hint="eastAsia" w:ascii="Times New Roman" w:hAnsi="Times New Roman" w:eastAsia="FangSong" w:cs="Times New Roman"/>
@@ -10265,14 +12960,12 @@
     </w:p>
     <w:p>
       <w:pPr>
-        <w:pStyle w:val="BodyText"/>
-      </w:pPr>
-      <w:r>
-        <w:rPr>
-          <w:rFonts w:ascii="Times New Roman" w:hAnsi="Times New Roman" w:eastAsia="Times New Roman" w:cs="Times New Roman"/>
-        </w:rPr>
-        <w:t xml:space="preserve">4-2 </w:t>
-      </w:r>
+        <w:numPr>
+          <w:ilvl w:val="0"/>
+          <w:numId w:val="1022"/>
+        </w:numPr>
+        <w:ind w:firstLine="420"/>
+      </w:pPr>
       <w:r>
         <w:rPr>
           <w:rFonts w:hint="eastAsia" w:ascii="Times New Roman" w:hAnsi="Times New Roman" w:eastAsia="FangSong" w:cs="Times New Roman"/>
@@ -10397,14 +13090,12 @@
     </w:p>
     <w:p>
       <w:pPr>
-        <w:pStyle w:val="BodyText"/>
-      </w:pPr>
-      <w:r>
-        <w:rPr>
-          <w:rFonts w:ascii="Times New Roman" w:hAnsi="Times New Roman" w:eastAsia="Times New Roman" w:cs="Times New Roman"/>
-        </w:rPr>
-        <w:t xml:space="preserve">4-3 </w:t>
-      </w:r>
+        <w:numPr>
+          <w:ilvl w:val="0"/>
+          <w:numId w:val="1022"/>
+        </w:numPr>
+        <w:ind w:firstLine="420"/>
+      </w:pPr>
       <w:r>
         <w:rPr>
           <w:rFonts w:hint="eastAsia" w:ascii="Times New Roman" w:hAnsi="Times New Roman" w:eastAsia="FangSong" w:cs="Times New Roman"/>
@@ -10456,14 +13147,12 @@
     </w:p>
     <w:p>
       <w:pPr>
-        <w:pStyle w:val="BodyText"/>
-      </w:pPr>
-      <w:r>
-        <w:rPr>
-          <w:rFonts w:ascii="Times New Roman" w:hAnsi="Times New Roman" w:eastAsia="Times New Roman" w:cs="Times New Roman"/>
-        </w:rPr>
-        <w:t xml:space="preserve">4-4 </w:t>
-      </w:r>
+        <w:numPr>
+          <w:ilvl w:val="0"/>
+          <w:numId w:val="1022"/>
+        </w:numPr>
+        <w:ind w:firstLine="420"/>
+      </w:pPr>
       <w:r>
         <w:rPr>
           <w:rFonts w:hint="eastAsia" w:ascii="Times New Roman" w:hAnsi="Times New Roman" w:eastAsia="FangSong" w:cs="Times New Roman"/>
@@ -10644,6 +13333,16 @@
         </w:pict>
       </w:r>
     </w:p>
+    <w:p>
+      <w:pPr>
+        <w:spacing w:before="160" w:after="80"/>
+      </w:pPr>
+      <w:r>
+        <w:pict>
+          <v:rect style="width:0;height:1.5pt" o:hralign="center" o:hrstd="t" o:hr="t"/>
+        </w:pict>
+      </w:r>
+    </w:p>
     <w:bookmarkEnd w:id="62"/>
     <w:bookmarkStart w:id="63" w:name="第25题"/>
     <w:p>
@@ -10673,6 +13372,7 @@
     <w:p>
       <w:pPr>
         <w:pStyle w:val="FirstParagraph"/>
+        <w:ind w:firstLine="420"/>
       </w:pPr>
       <w:r>
         <w:rPr>
@@ -11521,6 +14221,16 @@
         </w:pict>
       </w:r>
     </w:p>
+    <w:p>
+      <w:pPr>
+        <w:spacing w:before="160" w:after="80"/>
+      </w:pPr>
+      <w:r>
+        <w:pict>
+          <v:rect style="width:0;height:1.5pt" o:hralign="center" o:hrstd="t" o:hr="t"/>
+        </w:pict>
+      </w:r>
+    </w:p>
     <w:bookmarkEnd w:id="63"/>
     <w:bookmarkStart w:id="64" w:name="第26题"/>
     <w:p>
@@ -11550,6 +14260,7 @@
     <w:p>
       <w:pPr>
         <w:pStyle w:val="FirstParagraph"/>
+        <w:ind w:firstLine="420"/>
       </w:pPr>
       <m:oMath>
         <m:oMathPr>
@@ -12129,20 +14840,12 @@
     </w:p>
     <w:p>
       <w:pPr>
-        <w:pStyle w:val="BodyText"/>
-      </w:pPr>
-      <w:r>
-        <w:rPr>
-          <w:rFonts w:ascii="Times New Roman" w:hAnsi="Times New Roman" w:eastAsia="Times New Roman" w:cs="Times New Roman"/>
-        </w:rPr>
-        <w:t xml:space="preserve">7-1</w:t>
-      </w:r>
-      <w:r>
-        <w:rPr>
-          <w:rFonts w:ascii="Times New Roman" w:hAnsi="Times New Roman" w:eastAsia="Times New Roman" w:cs="Times New Roman"/>
-        </w:rPr>
-        <w:t xml:space="preserve"> </w:t>
-      </w:r>
+        <w:numPr>
+          <w:ilvl w:val="0"/>
+          <w:numId w:val="1023"/>
+        </w:numPr>
+        <w:ind w:firstLine="420"/>
+      </w:pPr>
       <m:oMath>
         <m:sSup>
           <m:e>
@@ -12295,14 +14998,12 @@
     </w:p>
     <w:p>
       <w:pPr>
-        <w:pStyle w:val="BodyText"/>
-      </w:pPr>
-      <w:r>
-        <w:rPr>
-          <w:rFonts w:ascii="Times New Roman" w:hAnsi="Times New Roman" w:eastAsia="Times New Roman" w:cs="Times New Roman"/>
-        </w:rPr>
-        <w:t xml:space="preserve">7-2 </w:t>
-      </w:r>
+        <w:numPr>
+          <w:ilvl w:val="0"/>
+          <w:numId w:val="1023"/>
+        </w:numPr>
+        <w:ind w:firstLine="420"/>
+      </w:pPr>
       <w:r>
         <w:rPr>
           <w:rFonts w:hint="eastAsia" w:ascii="Times New Roman" w:hAnsi="Times New Roman" w:eastAsia="Times New Roman" w:cs="Times New Roman"/>
@@ -12370,18 +15071,15 @@
         </w:rPr>
         <w:t xml:space="preserve">。</w:t>
       </w:r>
-      <w:r>
-        <w:rPr>
-          <w:rFonts w:ascii="Times New Roman" w:hAnsi="Times New Roman" w:eastAsia="Times New Roman" w:cs="Times New Roman"/>
-        </w:rPr>
-        <w:t xml:space="preserve"> </w:t>
-      </w:r>
-      <w:r>
-        <w:rPr>
-          <w:rFonts w:ascii="Times New Roman" w:hAnsi="Times New Roman" w:eastAsia="Times New Roman" w:cs="Times New Roman"/>
-        </w:rPr>
-        <w:t xml:space="preserve">7-3 </w:t>
-      </w:r>
+    </w:p>
+    <w:p>
+      <w:pPr>
+        <w:numPr>
+          <w:ilvl w:val="0"/>
+          <w:numId w:val="1023"/>
+        </w:numPr>
+        <w:ind w:firstLine="420"/>
+      </w:pPr>
       <w:r>
         <w:rPr>
           <w:rFonts w:hint="eastAsia" w:ascii="Times New Roman" w:hAnsi="Times New Roman" w:eastAsia="FangSong" w:cs="Times New Roman"/>
@@ -12531,6 +15229,16 @@
           <w:rFonts w:ascii="Times New Roman" w:hAnsi="Times New Roman" w:eastAsia="Times New Roman" w:cs="Times New Roman"/>
         </w:rPr>
         <w:t xml:space="preserve">。</w:t>
+      </w:r>
+    </w:p>
+    <w:p>
+      <w:pPr>
+        <w:spacing w:before="160" w:after="80"/>
+      </w:pPr>
+      <w:r>
+        <w:pict>
+          <v:rect style="width:0;height:1.5pt" o:hralign="center" o:hrstd="t" o:hr="t"/>
+        </w:pict>
       </w:r>
     </w:p>
     <w:p>
@@ -12876,6 +15584,431 @@
       </w:rPr>
     </w:lvl>
   </w:abstractNum>
+  <w:abstractNum w:abstractNumId="99432">
+    <w:nsid w:val="00A99432"/>
+    <w:multiLevelType w:val="multilevel"/>
+    <w:lvl w:ilvl="0">
+      <w:start w:val="2"/>
+      <w:numFmt w:val="decimal"/>
+      <w:lvlText w:val="(%1)"/>
+      <w:lvlJc w:val="left"/>
+      <w:pPr>
+        <w:ind w:left="720" w:hanging="360"/>
+      </w:pPr>
+    </w:lvl>
+    <w:lvl w:ilvl="1">
+      <w:start w:val="2"/>
+      <w:numFmt w:val="decimal"/>
+      <w:lvlText w:val="(%2)"/>
+      <w:lvlJc w:val="left"/>
+      <w:pPr>
+        <w:ind w:left="1440" w:hanging="360"/>
+      </w:pPr>
+    </w:lvl>
+    <w:lvl w:ilvl="2">
+      <w:start w:val="2"/>
+      <w:numFmt w:val="decimal"/>
+      <w:lvlText w:val="(%3)"/>
+      <w:lvlJc w:val="left"/>
+      <w:pPr>
+        <w:ind w:left="2160" w:hanging="360"/>
+      </w:pPr>
+    </w:lvl>
+    <w:lvl w:ilvl="3">
+      <w:start w:val="2"/>
+      <w:numFmt w:val="decimal"/>
+      <w:lvlText w:val="(%4)"/>
+      <w:lvlJc w:val="left"/>
+      <w:pPr>
+        <w:ind w:left="2880" w:hanging="360"/>
+      </w:pPr>
+    </w:lvl>
+    <w:lvl w:ilvl="4">
+      <w:start w:val="2"/>
+      <w:numFmt w:val="decimal"/>
+      <w:lvlText w:val="(%5)"/>
+      <w:lvlJc w:val="left"/>
+      <w:pPr>
+        <w:ind w:left="3600" w:hanging="360"/>
+      </w:pPr>
+    </w:lvl>
+    <w:lvl w:ilvl="5">
+      <w:start w:val="2"/>
+      <w:numFmt w:val="decimal"/>
+      <w:lvlText w:val="(%6)"/>
+      <w:lvlJc w:val="left"/>
+      <w:pPr>
+        <w:ind w:left="4320" w:hanging="360"/>
+      </w:pPr>
+    </w:lvl>
+    <w:lvl w:ilvl="6">
+      <w:start w:val="2"/>
+      <w:numFmt w:val="decimal"/>
+      <w:lvlText w:val="(%7)"/>
+      <w:lvlJc w:val="left"/>
+      <w:pPr>
+        <w:ind w:left="5040" w:hanging="360"/>
+      </w:pPr>
+    </w:lvl>
+    <w:lvl w:ilvl="7">
+      <w:start w:val="2"/>
+      <w:numFmt w:val="decimal"/>
+      <w:lvlText w:val="(%8)"/>
+      <w:lvlJc w:val="left"/>
+      <w:pPr>
+        <w:ind w:left="5760" w:hanging="360"/>
+      </w:pPr>
+    </w:lvl>
+    <w:lvl w:ilvl="8">
+      <w:start w:val="2"/>
+      <w:numFmt w:val="decimal"/>
+      <w:lvlText w:val="(%9)"/>
+      <w:lvlJc w:val="left"/>
+      <w:pPr>
+        <w:ind w:left="6480" w:hanging="360"/>
+      </w:pPr>
+    </w:lvl>
+  </w:abstractNum>
+  <w:abstractNum w:abstractNumId="99433">
+    <w:nsid w:val="00A99433"/>
+    <w:multiLevelType w:val="multilevel"/>
+    <w:lvl w:ilvl="0">
+      <w:start w:val="3"/>
+      <w:numFmt w:val="decimal"/>
+      <w:lvlText w:val="(%1)"/>
+      <w:lvlJc w:val="left"/>
+      <w:pPr>
+        <w:ind w:left="720" w:hanging="360"/>
+      </w:pPr>
+    </w:lvl>
+    <w:lvl w:ilvl="1">
+      <w:start w:val="3"/>
+      <w:numFmt w:val="decimal"/>
+      <w:lvlText w:val="(%2)"/>
+      <w:lvlJc w:val="left"/>
+      <w:pPr>
+        <w:ind w:left="1440" w:hanging="360"/>
+      </w:pPr>
+    </w:lvl>
+    <w:lvl w:ilvl="2">
+      <w:start w:val="3"/>
+      <w:numFmt w:val="decimal"/>
+      <w:lvlText w:val="(%3)"/>
+      <w:lvlJc w:val="left"/>
+      <w:pPr>
+        <w:ind w:left="2160" w:hanging="360"/>
+      </w:pPr>
+    </w:lvl>
+    <w:lvl w:ilvl="3">
+      <w:start w:val="3"/>
+      <w:numFmt w:val="decimal"/>
+      <w:lvlText w:val="(%4)"/>
+      <w:lvlJc w:val="left"/>
+      <w:pPr>
+        <w:ind w:left="2880" w:hanging="360"/>
+      </w:pPr>
+    </w:lvl>
+    <w:lvl w:ilvl="4">
+      <w:start w:val="3"/>
+      <w:numFmt w:val="decimal"/>
+      <w:lvlText w:val="(%5)"/>
+      <w:lvlJc w:val="left"/>
+      <w:pPr>
+        <w:ind w:left="3600" w:hanging="360"/>
+      </w:pPr>
+    </w:lvl>
+    <w:lvl w:ilvl="5">
+      <w:start w:val="3"/>
+      <w:numFmt w:val="decimal"/>
+      <w:lvlText w:val="(%6)"/>
+      <w:lvlJc w:val="left"/>
+      <w:pPr>
+        <w:ind w:left="4320" w:hanging="360"/>
+      </w:pPr>
+    </w:lvl>
+    <w:lvl w:ilvl="6">
+      <w:start w:val="3"/>
+      <w:numFmt w:val="decimal"/>
+      <w:lvlText w:val="(%7)"/>
+      <w:lvlJc w:val="left"/>
+      <w:pPr>
+        <w:ind w:left="5040" w:hanging="360"/>
+      </w:pPr>
+    </w:lvl>
+    <w:lvl w:ilvl="7">
+      <w:start w:val="3"/>
+      <w:numFmt w:val="decimal"/>
+      <w:lvlText w:val="(%8)"/>
+      <w:lvlJc w:val="left"/>
+      <w:pPr>
+        <w:ind w:left="5760" w:hanging="360"/>
+      </w:pPr>
+    </w:lvl>
+    <w:lvl w:ilvl="8">
+      <w:start w:val="3"/>
+      <w:numFmt w:val="decimal"/>
+      <w:lvlText w:val="(%9)"/>
+      <w:lvlJc w:val="left"/>
+      <w:pPr>
+        <w:ind w:left="6480" w:hanging="360"/>
+      </w:pPr>
+    </w:lvl>
+  </w:abstractNum>
+  <w:abstractNum w:abstractNumId="99434">
+    <w:nsid w:val="00A99434"/>
+    <w:multiLevelType w:val="multilevel"/>
+    <w:lvl w:ilvl="0">
+      <w:start w:val="4"/>
+      <w:numFmt w:val="decimal"/>
+      <w:lvlText w:val="(%1)"/>
+      <w:lvlJc w:val="left"/>
+      <w:pPr>
+        <w:ind w:left="720" w:hanging="360"/>
+      </w:pPr>
+    </w:lvl>
+    <w:lvl w:ilvl="1">
+      <w:start w:val="4"/>
+      <w:numFmt w:val="decimal"/>
+      <w:lvlText w:val="(%2)"/>
+      <w:lvlJc w:val="left"/>
+      <w:pPr>
+        <w:ind w:left="1440" w:hanging="360"/>
+      </w:pPr>
+    </w:lvl>
+    <w:lvl w:ilvl="2">
+      <w:start w:val="4"/>
+      <w:numFmt w:val="decimal"/>
+      <w:lvlText w:val="(%3)"/>
+      <w:lvlJc w:val="left"/>
+      <w:pPr>
+        <w:ind w:left="2160" w:hanging="360"/>
+      </w:pPr>
+    </w:lvl>
+    <w:lvl w:ilvl="3">
+      <w:start w:val="4"/>
+      <w:numFmt w:val="decimal"/>
+      <w:lvlText w:val="(%4)"/>
+      <w:lvlJc w:val="left"/>
+      <w:pPr>
+        <w:ind w:left="2880" w:hanging="360"/>
+      </w:pPr>
+    </w:lvl>
+    <w:lvl w:ilvl="4">
+      <w:start w:val="4"/>
+      <w:numFmt w:val="decimal"/>
+      <w:lvlText w:val="(%5)"/>
+      <w:lvlJc w:val="left"/>
+      <w:pPr>
+        <w:ind w:left="3600" w:hanging="360"/>
+      </w:pPr>
+    </w:lvl>
+    <w:lvl w:ilvl="5">
+      <w:start w:val="4"/>
+      <w:numFmt w:val="decimal"/>
+      <w:lvlText w:val="(%6)"/>
+      <w:lvlJc w:val="left"/>
+      <w:pPr>
+        <w:ind w:left="4320" w:hanging="360"/>
+      </w:pPr>
+    </w:lvl>
+    <w:lvl w:ilvl="6">
+      <w:start w:val="4"/>
+      <w:numFmt w:val="decimal"/>
+      <w:lvlText w:val="(%7)"/>
+      <w:lvlJc w:val="left"/>
+      <w:pPr>
+        <w:ind w:left="5040" w:hanging="360"/>
+      </w:pPr>
+    </w:lvl>
+    <w:lvl w:ilvl="7">
+      <w:start w:val="4"/>
+      <w:numFmt w:val="decimal"/>
+      <w:lvlText w:val="(%8)"/>
+      <w:lvlJc w:val="left"/>
+      <w:pPr>
+        <w:ind w:left="5760" w:hanging="360"/>
+      </w:pPr>
+    </w:lvl>
+    <w:lvl w:ilvl="8">
+      <w:start w:val="4"/>
+      <w:numFmt w:val="decimal"/>
+      <w:lvlText w:val="(%9)"/>
+      <w:lvlJc w:val="left"/>
+      <w:pPr>
+        <w:ind w:left="6480" w:hanging="360"/>
+      </w:pPr>
+    </w:lvl>
+  </w:abstractNum>
+  <w:abstractNum w:abstractNumId="99435">
+    <w:nsid w:val="00A99435"/>
+    <w:multiLevelType w:val="multilevel"/>
+    <w:lvl w:ilvl="0">
+      <w:start w:val="5"/>
+      <w:numFmt w:val="decimal"/>
+      <w:lvlText w:val="(%1)"/>
+      <w:lvlJc w:val="left"/>
+      <w:pPr>
+        <w:ind w:left="720" w:hanging="360"/>
+      </w:pPr>
+    </w:lvl>
+    <w:lvl w:ilvl="1">
+      <w:start w:val="5"/>
+      <w:numFmt w:val="decimal"/>
+      <w:lvlText w:val="(%2)"/>
+      <w:lvlJc w:val="left"/>
+      <w:pPr>
+        <w:ind w:left="1440" w:hanging="360"/>
+      </w:pPr>
+    </w:lvl>
+    <w:lvl w:ilvl="2">
+      <w:start w:val="5"/>
+      <w:numFmt w:val="decimal"/>
+      <w:lvlText w:val="(%3)"/>
+      <w:lvlJc w:val="left"/>
+      <w:pPr>
+        <w:ind w:left="2160" w:hanging="360"/>
+      </w:pPr>
+    </w:lvl>
+    <w:lvl w:ilvl="3">
+      <w:start w:val="5"/>
+      <w:numFmt w:val="decimal"/>
+      <w:lvlText w:val="(%4)"/>
+      <w:lvlJc w:val="left"/>
+      <w:pPr>
+        <w:ind w:left="2880" w:hanging="360"/>
+      </w:pPr>
+    </w:lvl>
+    <w:lvl w:ilvl="4">
+      <w:start w:val="5"/>
+      <w:numFmt w:val="decimal"/>
+      <w:lvlText w:val="(%5)"/>
+      <w:lvlJc w:val="left"/>
+      <w:pPr>
+        <w:ind w:left="3600" w:hanging="360"/>
+      </w:pPr>
+    </w:lvl>
+    <w:lvl w:ilvl="5">
+      <w:start w:val="5"/>
+      <w:numFmt w:val="decimal"/>
+      <w:lvlText w:val="(%6)"/>
+      <w:lvlJc w:val="left"/>
+      <w:pPr>
+        <w:ind w:left="4320" w:hanging="360"/>
+      </w:pPr>
+    </w:lvl>
+    <w:lvl w:ilvl="6">
+      <w:start w:val="5"/>
+      <w:numFmt w:val="decimal"/>
+      <w:lvlText w:val="(%7)"/>
+      <w:lvlJc w:val="left"/>
+      <w:pPr>
+        <w:ind w:left="5040" w:hanging="360"/>
+      </w:pPr>
+    </w:lvl>
+    <w:lvl w:ilvl="7">
+      <w:start w:val="5"/>
+      <w:numFmt w:val="decimal"/>
+      <w:lvlText w:val="(%8)"/>
+      <w:lvlJc w:val="left"/>
+      <w:pPr>
+        <w:ind w:left="5760" w:hanging="360"/>
+      </w:pPr>
+    </w:lvl>
+    <w:lvl w:ilvl="8">
+      <w:start w:val="5"/>
+      <w:numFmt w:val="decimal"/>
+      <w:lvlText w:val="(%9)"/>
+      <w:lvlJc w:val="left"/>
+      <w:pPr>
+        <w:ind w:left="6480" w:hanging="360"/>
+      </w:pPr>
+    </w:lvl>
+  </w:abstractNum>
+  <w:abstractNum w:abstractNumId="99431">
+    <w:nsid w:val="00A99431"/>
+    <w:multiLevelType w:val="multilevel"/>
+    <w:lvl w:ilvl="0">
+      <w:start w:val="1"/>
+      <w:numFmt w:val="decimal"/>
+      <w:lvlText w:val="(%1)"/>
+      <w:lvlJc w:val="left"/>
+      <w:pPr>
+        <w:ind w:left="720" w:hanging="360"/>
+      </w:pPr>
+    </w:lvl>
+    <w:lvl w:ilvl="1">
+      <w:start w:val="1"/>
+      <w:numFmt w:val="decimal"/>
+      <w:lvlText w:val="(%2)"/>
+      <w:lvlJc w:val="left"/>
+      <w:pPr>
+        <w:ind w:left="1440" w:hanging="360"/>
+      </w:pPr>
+    </w:lvl>
+    <w:lvl w:ilvl="2">
+      <w:start w:val="1"/>
+      <w:numFmt w:val="decimal"/>
+      <w:lvlText w:val="(%3)"/>
+      <w:lvlJc w:val="left"/>
+      <w:pPr>
+        <w:ind w:left="2160" w:hanging="360"/>
+      </w:pPr>
+    </w:lvl>
+    <w:lvl w:ilvl="3">
+      <w:start w:val="1"/>
+      <w:numFmt w:val="decimal"/>
+      <w:lvlText w:val="(%4)"/>
+      <w:lvlJc w:val="left"/>
+      <w:pPr>
+        <w:ind w:left="2880" w:hanging="360"/>
+      </w:pPr>
+    </w:lvl>
+    <w:lvl w:ilvl="4">
+      <w:start w:val="1"/>
+      <w:numFmt w:val="decimal"/>
+      <w:lvlText w:val="(%5)"/>
+      <w:lvlJc w:val="left"/>
+      <w:pPr>
+        <w:ind w:left="3600" w:hanging="360"/>
+      </w:pPr>
+    </w:lvl>
+    <w:lvl w:ilvl="5">
+      <w:start w:val="1"/>
+      <w:numFmt w:val="decimal"/>
+      <w:lvlText w:val="(%6)"/>
+      <w:lvlJc w:val="left"/>
+      <w:pPr>
+        <w:ind w:left="4320" w:hanging="360"/>
+      </w:pPr>
+    </w:lvl>
+    <w:lvl w:ilvl="6">
+      <w:start w:val="1"/>
+      <w:numFmt w:val="decimal"/>
+      <w:lvlText w:val="(%7)"/>
+      <w:lvlJc w:val="left"/>
+      <w:pPr>
+        <w:ind w:left="5040" w:hanging="360"/>
+      </w:pPr>
+    </w:lvl>
+    <w:lvl w:ilvl="7">
+      <w:start w:val="1"/>
+      <w:numFmt w:val="decimal"/>
+      <w:lvlText w:val="(%8)"/>
+      <w:lvlJc w:val="left"/>
+      <w:pPr>
+        <w:ind w:left="5760" w:hanging="360"/>
+      </w:pPr>
+    </w:lvl>
+    <w:lvl w:ilvl="8">
+      <w:start w:val="1"/>
+      <w:numFmt w:val="decimal"/>
+      <w:lvlText w:val="(%9)"/>
+      <w:lvlJc w:val="left"/>
+      <w:pPr>
+        <w:ind w:left="6480" w:hanging="360"/>
+      </w:pPr>
+    </w:lvl>
+  </w:abstractNum>
   <w:abstractNum w:abstractNumId="99411">
     <w:nsid w:val="00A99411"/>
     <w:multiLevelType w:val="multilevel"/>
@@ -13053,6 +16186,249 @@
     <w:abstractNumId w:val="991"/>
   </w:num>
   <w:num w:numId="1002">
+    <w:abstractNumId w:val="991"/>
+  </w:num>
+  <w:num w:numId="1003">
+    <w:abstractNumId w:val="99432"/>
+    <w:lvlOverride w:ilvl="0">
+      <w:startOverride w:val="2"/>
+    </w:lvlOverride>
+    <w:lvlOverride w:ilvl="1">
+      <w:startOverride w:val="2"/>
+    </w:lvlOverride>
+    <w:lvlOverride w:ilvl="2">
+      <w:startOverride w:val="2"/>
+    </w:lvlOverride>
+    <w:lvlOverride w:ilvl="3">
+      <w:startOverride w:val="2"/>
+    </w:lvlOverride>
+    <w:lvlOverride w:ilvl="4">
+      <w:startOverride w:val="2"/>
+    </w:lvlOverride>
+    <w:lvlOverride w:ilvl="5">
+      <w:startOverride w:val="2"/>
+    </w:lvlOverride>
+    <w:lvlOverride w:ilvl="6">
+      <w:startOverride w:val="2"/>
+    </w:lvlOverride>
+    <w:lvlOverride w:ilvl="7">
+      <w:startOverride w:val="2"/>
+    </w:lvlOverride>
+    <w:lvlOverride w:ilvl="8">
+      <w:startOverride w:val="2"/>
+    </w:lvlOverride>
+  </w:num>
+  <w:num w:numId="1004">
+    <w:abstractNumId w:val="99433"/>
+    <w:lvlOverride w:ilvl="0">
+      <w:startOverride w:val="3"/>
+    </w:lvlOverride>
+    <w:lvlOverride w:ilvl="1">
+      <w:startOverride w:val="3"/>
+    </w:lvlOverride>
+    <w:lvlOverride w:ilvl="2">
+      <w:startOverride w:val="3"/>
+    </w:lvlOverride>
+    <w:lvlOverride w:ilvl="3">
+      <w:startOverride w:val="3"/>
+    </w:lvlOverride>
+    <w:lvlOverride w:ilvl="4">
+      <w:startOverride w:val="3"/>
+    </w:lvlOverride>
+    <w:lvlOverride w:ilvl="5">
+      <w:startOverride w:val="3"/>
+    </w:lvlOverride>
+    <w:lvlOverride w:ilvl="6">
+      <w:startOverride w:val="3"/>
+    </w:lvlOverride>
+    <w:lvlOverride w:ilvl="7">
+      <w:startOverride w:val="3"/>
+    </w:lvlOverride>
+    <w:lvlOverride w:ilvl="8">
+      <w:startOverride w:val="3"/>
+    </w:lvlOverride>
+  </w:num>
+  <w:num w:numId="1005">
+    <w:abstractNumId w:val="99434"/>
+    <w:lvlOverride w:ilvl="0">
+      <w:startOverride w:val="4"/>
+    </w:lvlOverride>
+    <w:lvlOverride w:ilvl="1">
+      <w:startOverride w:val="4"/>
+    </w:lvlOverride>
+    <w:lvlOverride w:ilvl="2">
+      <w:startOverride w:val="4"/>
+    </w:lvlOverride>
+    <w:lvlOverride w:ilvl="3">
+      <w:startOverride w:val="4"/>
+    </w:lvlOverride>
+    <w:lvlOverride w:ilvl="4">
+      <w:startOverride w:val="4"/>
+    </w:lvlOverride>
+    <w:lvlOverride w:ilvl="5">
+      <w:startOverride w:val="4"/>
+    </w:lvlOverride>
+    <w:lvlOverride w:ilvl="6">
+      <w:startOverride w:val="4"/>
+    </w:lvlOverride>
+    <w:lvlOverride w:ilvl="7">
+      <w:startOverride w:val="4"/>
+    </w:lvlOverride>
+    <w:lvlOverride w:ilvl="8">
+      <w:startOverride w:val="4"/>
+    </w:lvlOverride>
+  </w:num>
+  <w:num w:numId="1006">
+    <w:abstractNumId w:val="99435"/>
+    <w:lvlOverride w:ilvl="0">
+      <w:startOverride w:val="5"/>
+    </w:lvlOverride>
+    <w:lvlOverride w:ilvl="1">
+      <w:startOverride w:val="5"/>
+    </w:lvlOverride>
+    <w:lvlOverride w:ilvl="2">
+      <w:startOverride w:val="5"/>
+    </w:lvlOverride>
+    <w:lvlOverride w:ilvl="3">
+      <w:startOverride w:val="5"/>
+    </w:lvlOverride>
+    <w:lvlOverride w:ilvl="4">
+      <w:startOverride w:val="5"/>
+    </w:lvlOverride>
+    <w:lvlOverride w:ilvl="5">
+      <w:startOverride w:val="5"/>
+    </w:lvlOverride>
+    <w:lvlOverride w:ilvl="6">
+      <w:startOverride w:val="5"/>
+    </w:lvlOverride>
+    <w:lvlOverride w:ilvl="7">
+      <w:startOverride w:val="5"/>
+    </w:lvlOverride>
+    <w:lvlOverride w:ilvl="8">
+      <w:startOverride w:val="5"/>
+    </w:lvlOverride>
+  </w:num>
+  <w:num w:numId="1007">
+    <w:abstractNumId w:val="99431"/>
+    <w:lvlOverride w:ilvl="0">
+      <w:startOverride w:val="1"/>
+    </w:lvlOverride>
+    <w:lvlOverride w:ilvl="1">
+      <w:startOverride w:val="1"/>
+    </w:lvlOverride>
+    <w:lvlOverride w:ilvl="2">
+      <w:startOverride w:val="1"/>
+    </w:lvlOverride>
+    <w:lvlOverride w:ilvl="3">
+      <w:startOverride w:val="1"/>
+    </w:lvlOverride>
+    <w:lvlOverride w:ilvl="4">
+      <w:startOverride w:val="1"/>
+    </w:lvlOverride>
+    <w:lvlOverride w:ilvl="5">
+      <w:startOverride w:val="1"/>
+    </w:lvlOverride>
+    <w:lvlOverride w:ilvl="6">
+      <w:startOverride w:val="1"/>
+    </w:lvlOverride>
+    <w:lvlOverride w:ilvl="7">
+      <w:startOverride w:val="1"/>
+    </w:lvlOverride>
+    <w:lvlOverride w:ilvl="8">
+      <w:startOverride w:val="1"/>
+    </w:lvlOverride>
+  </w:num>
+  <w:num w:numId="1008">
+    <w:abstractNumId w:val="99431"/>
+    <w:lvlOverride w:ilvl="0">
+      <w:startOverride w:val="1"/>
+    </w:lvlOverride>
+    <w:lvlOverride w:ilvl="1">
+      <w:startOverride w:val="1"/>
+    </w:lvlOverride>
+    <w:lvlOverride w:ilvl="2">
+      <w:startOverride w:val="1"/>
+    </w:lvlOverride>
+    <w:lvlOverride w:ilvl="3">
+      <w:startOverride w:val="1"/>
+    </w:lvlOverride>
+    <w:lvlOverride w:ilvl="4">
+      <w:startOverride w:val="1"/>
+    </w:lvlOverride>
+    <w:lvlOverride w:ilvl="5">
+      <w:startOverride w:val="1"/>
+    </w:lvlOverride>
+    <w:lvlOverride w:ilvl="6">
+      <w:startOverride w:val="1"/>
+    </w:lvlOverride>
+    <w:lvlOverride w:ilvl="7">
+      <w:startOverride w:val="1"/>
+    </w:lvlOverride>
+    <w:lvlOverride w:ilvl="8">
+      <w:startOverride w:val="1"/>
+    </w:lvlOverride>
+  </w:num>
+  <w:num w:numId="1009">
+    <w:abstractNumId w:val="99431"/>
+    <w:lvlOverride w:ilvl="0">
+      <w:startOverride w:val="1"/>
+    </w:lvlOverride>
+    <w:lvlOverride w:ilvl="1">
+      <w:startOverride w:val="1"/>
+    </w:lvlOverride>
+    <w:lvlOverride w:ilvl="2">
+      <w:startOverride w:val="1"/>
+    </w:lvlOverride>
+    <w:lvlOverride w:ilvl="3">
+      <w:startOverride w:val="1"/>
+    </w:lvlOverride>
+    <w:lvlOverride w:ilvl="4">
+      <w:startOverride w:val="1"/>
+    </w:lvlOverride>
+    <w:lvlOverride w:ilvl="5">
+      <w:startOverride w:val="1"/>
+    </w:lvlOverride>
+    <w:lvlOverride w:ilvl="6">
+      <w:startOverride w:val="1"/>
+    </w:lvlOverride>
+    <w:lvlOverride w:ilvl="7">
+      <w:startOverride w:val="1"/>
+    </w:lvlOverride>
+    <w:lvlOverride w:ilvl="8">
+      <w:startOverride w:val="1"/>
+    </w:lvlOverride>
+  </w:num>
+  <w:num w:numId="1010">
+    <w:abstractNumId w:val="99431"/>
+    <w:lvlOverride w:ilvl="0">
+      <w:startOverride w:val="1"/>
+    </w:lvlOverride>
+    <w:lvlOverride w:ilvl="1">
+      <w:startOverride w:val="1"/>
+    </w:lvlOverride>
+    <w:lvlOverride w:ilvl="2">
+      <w:startOverride w:val="1"/>
+    </w:lvlOverride>
+    <w:lvlOverride w:ilvl="3">
+      <w:startOverride w:val="1"/>
+    </w:lvlOverride>
+    <w:lvlOverride w:ilvl="4">
+      <w:startOverride w:val="1"/>
+    </w:lvlOverride>
+    <w:lvlOverride w:ilvl="5">
+      <w:startOverride w:val="1"/>
+    </w:lvlOverride>
+    <w:lvlOverride w:ilvl="6">
+      <w:startOverride w:val="1"/>
+    </w:lvlOverride>
+    <w:lvlOverride w:ilvl="7">
+      <w:startOverride w:val="1"/>
+    </w:lvlOverride>
+    <w:lvlOverride w:ilvl="8">
+      <w:startOverride w:val="1"/>
+    </w:lvlOverride>
+  </w:num>
+  <w:num w:numId="1011">
     <w:abstractNumId w:val="99411"/>
     <w:lvlOverride w:ilvl="0">
       <w:startOverride w:val="1"/>
@@ -13082,7 +16458,7 @@
       <w:startOverride w:val="1"/>
     </w:lvlOverride>
   </w:num>
-  <w:num w:numId="1003">
+  <w:num w:numId="1012">
     <w:abstractNumId w:val="99411"/>
     <w:lvlOverride w:ilvl="0">
       <w:startOverride w:val="1"/>
@@ -13112,7 +16488,7 @@
       <w:startOverride w:val="1"/>
     </w:lvlOverride>
   </w:num>
-  <w:num w:numId="1004">
+  <w:num w:numId="1013">
     <w:abstractNumId w:val="99411"/>
     <w:lvlOverride w:ilvl="0">
       <w:startOverride w:val="1"/>
@@ -13142,7 +16518,7 @@
       <w:startOverride w:val="1"/>
     </w:lvlOverride>
   </w:num>
-  <w:num w:numId="1005">
+  <w:num w:numId="1014">
     <w:abstractNumId w:val="99413"/>
     <w:lvlOverride w:ilvl="0">
       <w:startOverride w:val="3"/>
@@ -13172,10 +16548,10 @@
       <w:startOverride w:val="3"/>
     </w:lvlOverride>
   </w:num>
-  <w:num w:numId="1006">
+  <w:num w:numId="1015">
     <w:abstractNumId w:val="991"/>
   </w:num>
-  <w:num w:numId="1007">
+  <w:num w:numId="1016">
     <w:abstractNumId w:val="99411"/>
     <w:lvlOverride w:ilvl="0">
       <w:startOverride w:val="1"/>
@@ -13205,17 +16581,107 @@
       <w:startOverride w:val="1"/>
     </w:lvlOverride>
   </w:num>
-  <w:num w:numId="1008">
+  <w:num w:numId="1017">
     <w:abstractNumId w:val="991"/>
   </w:num>
-  <w:num w:numId="1009">
+  <w:num w:numId="1018">
     <w:abstractNumId w:val="991"/>
   </w:num>
-  <w:num w:numId="1010">
+  <w:num w:numId="1019">
     <w:abstractNumId w:val="991"/>
   </w:num>
-  <w:num w:numId="1011">
+  <w:num w:numId="1020">
     <w:abstractNumId w:val="991"/>
+  </w:num>
+  <w:num w:numId="1021">
+    <w:abstractNumId w:val="99431"/>
+    <w:lvlOverride w:ilvl="0">
+      <w:startOverride w:val="1"/>
+    </w:lvlOverride>
+    <w:lvlOverride w:ilvl="1">
+      <w:startOverride w:val="1"/>
+    </w:lvlOverride>
+    <w:lvlOverride w:ilvl="2">
+      <w:startOverride w:val="1"/>
+    </w:lvlOverride>
+    <w:lvlOverride w:ilvl="3">
+      <w:startOverride w:val="1"/>
+    </w:lvlOverride>
+    <w:lvlOverride w:ilvl="4">
+      <w:startOverride w:val="1"/>
+    </w:lvlOverride>
+    <w:lvlOverride w:ilvl="5">
+      <w:startOverride w:val="1"/>
+    </w:lvlOverride>
+    <w:lvlOverride w:ilvl="6">
+      <w:startOverride w:val="1"/>
+    </w:lvlOverride>
+    <w:lvlOverride w:ilvl="7">
+      <w:startOverride w:val="1"/>
+    </w:lvlOverride>
+    <w:lvlOverride w:ilvl="8">
+      <w:startOverride w:val="1"/>
+    </w:lvlOverride>
+  </w:num>
+  <w:num w:numId="1022">
+    <w:abstractNumId w:val="99431"/>
+    <w:lvlOverride w:ilvl="0">
+      <w:startOverride w:val="1"/>
+    </w:lvlOverride>
+    <w:lvlOverride w:ilvl="1">
+      <w:startOverride w:val="1"/>
+    </w:lvlOverride>
+    <w:lvlOverride w:ilvl="2">
+      <w:startOverride w:val="1"/>
+    </w:lvlOverride>
+    <w:lvlOverride w:ilvl="3">
+      <w:startOverride w:val="1"/>
+    </w:lvlOverride>
+    <w:lvlOverride w:ilvl="4">
+      <w:startOverride w:val="1"/>
+    </w:lvlOverride>
+    <w:lvlOverride w:ilvl="5">
+      <w:startOverride w:val="1"/>
+    </w:lvlOverride>
+    <w:lvlOverride w:ilvl="6">
+      <w:startOverride w:val="1"/>
+    </w:lvlOverride>
+    <w:lvlOverride w:ilvl="7">
+      <w:startOverride w:val="1"/>
+    </w:lvlOverride>
+    <w:lvlOverride w:ilvl="8">
+      <w:startOverride w:val="1"/>
+    </w:lvlOverride>
+  </w:num>
+  <w:num w:numId="1023">
+    <w:abstractNumId w:val="99431"/>
+    <w:lvlOverride w:ilvl="0">
+      <w:startOverride w:val="1"/>
+    </w:lvlOverride>
+    <w:lvlOverride w:ilvl="1">
+      <w:startOverride w:val="1"/>
+    </w:lvlOverride>
+    <w:lvlOverride w:ilvl="2">
+      <w:startOverride w:val="1"/>
+    </w:lvlOverride>
+    <w:lvlOverride w:ilvl="3">
+      <w:startOverride w:val="1"/>
+    </w:lvlOverride>
+    <w:lvlOverride w:ilvl="4">
+      <w:startOverride w:val="1"/>
+    </w:lvlOverride>
+    <w:lvlOverride w:ilvl="5">
+      <w:startOverride w:val="1"/>
+    </w:lvlOverride>
+    <w:lvlOverride w:ilvl="6">
+      <w:startOverride w:val="1"/>
+    </w:lvlOverride>
+    <w:lvlOverride w:ilvl="7">
+      <w:startOverride w:val="1"/>
+    </w:lvlOverride>
+    <w:lvlOverride w:ilvl="8">
+      <w:startOverride w:val="1"/>
+    </w:lvlOverride>
   </w:num>
 </w:numbering>
 </file>

--- a/00-首页/题组Word/第一轮·综合套卷/第一轮综合卷10（学生版-打印版）.docx
+++ b/00-首页/题组Word/第一轮·综合套卷/第一轮综合卷10（学生版-打印版）.docx
@@ -660,16 +660,6 @@
         </w:pict>
       </w:r>
     </w:p>
-    <w:p>
-      <w:pPr>
-        <w:spacing w:before="160" w:after="80"/>
-      </w:pPr>
-      <w:r>
-        <w:pict>
-          <v:rect style="width:0;height:1.5pt" o:hralign="center" o:hrstd="t" o:hr="t"/>
-        </w:pict>
-      </w:r>
-    </w:p>
     <w:bookmarkEnd w:id="9"/>
     <w:bookmarkStart w:id="10" w:name="第2题"/>
     <w:p>
@@ -838,16 +828,6 @@
           <w:rFonts w:hint="eastAsia" w:ascii="Times New Roman" w:hAnsi="Times New Roman" w:eastAsia="FangSong" w:cs="Times New Roman"/>
         </w:rPr>
         <w:t>离子半径大</w:t>
-      </w:r>
-    </w:p>
-    <w:p>
-      <w:pPr>
-        <w:spacing w:before="160" w:after="80"/>
-      </w:pPr>
-      <w:r>
-        <w:pict>
-          <v:rect style="width:0;height:1.5pt" o:hralign="center" o:hrstd="t" o:hr="t"/>
-        </w:pict>
       </w:r>
     </w:p>
     <w:p>
@@ -1044,16 +1024,6 @@
         </w:pict>
       </w:r>
     </w:p>
-    <w:p>
-      <w:pPr>
-        <w:spacing w:before="160" w:after="80"/>
-      </w:pPr>
-      <w:r>
-        <w:pict>
-          <v:rect style="width:0;height:1.5pt" o:hralign="center" o:hrstd="t" o:hr="t"/>
-        </w:pict>
-      </w:r>
-    </w:p>
     <w:bookmarkEnd w:id="11"/>
     <w:bookmarkStart w:id="12" w:name="第4题"/>
     <w:p>
@@ -1180,16 +1150,6 @@
           <w:rFonts w:ascii="Times New Roman" w:hAnsi="Times New Roman" w:eastAsia="Times New Roman" w:cs="Times New Roman"/>
         </w:rPr>
         <w:t xml:space="preserve">- D. A-X-A</w:t>
-      </w:r>
-    </w:p>
-    <w:p>
-      <w:pPr>
-        <w:spacing w:before="160" w:after="80"/>
-      </w:pPr>
-      <w:r>
-        <w:pict>
-          <v:rect style="width:0;height:1.5pt" o:hralign="center" o:hrstd="t" o:hr="t"/>
-        </w:pict>
       </w:r>
     </w:p>
     <w:p>
@@ -1478,16 +1438,6 @@
         </w:pict>
       </w:r>
     </w:p>
-    <w:p>
-      <w:pPr>
-        <w:spacing w:before="160" w:after="80"/>
-      </w:pPr>
-      <w:r>
-        <w:pict>
-          <v:rect style="width:0;height:1.5pt" o:hralign="center" o:hrstd="t" o:hr="t"/>
-        </w:pict>
-      </w:r>
-    </w:p>
     <w:bookmarkEnd w:id="13"/>
     <w:bookmarkStart w:id="14" w:name="第6题"/>
     <w:p>
@@ -1965,16 +1915,6 @@
           <w:rFonts w:ascii="Times New Roman" w:hAnsi="Times New Roman" w:eastAsia="Times New Roman" w:cs="Times New Roman"/>
         </w:rPr>
         <w:t xml:space="preserve"> ____。</w:t>
-      </w:r>
-    </w:p>
-    <w:p>
-      <w:pPr>
-        <w:spacing w:before="160" w:after="80"/>
-      </w:pPr>
-      <w:r>
-        <w:pict>
-          <v:rect style="width:0;height:1.5pt" o:hralign="center" o:hrstd="t" o:hr="t"/>
-        </w:pict>
       </w:r>
     </w:p>
     <w:p>
@@ -2561,16 +2501,6 @@
           <w:rFonts w:hint="eastAsia" w:ascii="Times New Roman" w:hAnsi="Times New Roman" w:eastAsia="Times New Roman" w:cs="Times New Roman"/>
         </w:rPr>
         <w:t>。</w:t>
-      </w:r>
-    </w:p>
-    <w:p>
-      <w:pPr>
-        <w:spacing w:before="160" w:after="80"/>
-      </w:pPr>
-      <w:r>
-        <w:pict>
-          <v:rect style="width:0;height:1.5pt" o:hralign="center" o:hrstd="t" o:hr="t"/>
-        </w:pict>
       </w:r>
     </w:p>
     <w:p>
@@ -2907,16 +2837,6 @@
           <w:rFonts w:hint="eastAsia" w:ascii="Times New Roman" w:hAnsi="Times New Roman" w:eastAsia="Times New Roman" w:cs="Times New Roman"/>
         </w:rPr>
         <w:t>。)</w:t>
-      </w:r>
-    </w:p>
-    <w:p>
-      <w:pPr>
-        <w:spacing w:before="160" w:after="80"/>
-      </w:pPr>
-      <w:r>
-        <w:pict>
-          <v:rect style="width:0;height:1.5pt" o:hralign="center" o:hrstd="t" o:hr="t"/>
-        </w:pict>
       </w:r>
     </w:p>
     <w:p>
@@ -5733,16 +5653,6 @@
         </w:pict>
       </w:r>
     </w:p>
-    <w:p>
-      <w:pPr>
-        <w:spacing w:before="160" w:after="80"/>
-      </w:pPr>
-      <w:r>
-        <w:pict>
-          <v:rect style="width:0;height:1.5pt" o:hralign="center" o:hrstd="t" o:hr="t"/>
-        </w:pict>
-      </w:r>
-    </w:p>
     <w:bookmarkEnd w:id="28"/>
     <w:bookmarkStart w:id="32" w:name="第12题"/>
     <w:p>
@@ -7050,16 +6960,6 @@
         </w:pict>
       </w:r>
     </w:p>
-    <w:p>
-      <w:pPr>
-        <w:spacing w:before="160" w:after="80"/>
-      </w:pPr>
-      <w:r>
-        <w:pict>
-          <v:rect style="width:0;height:1.5pt" o:hralign="center" o:hrstd="t" o:hr="t"/>
-        </w:pict>
-      </w:r>
-    </w:p>
     <w:bookmarkEnd w:id="33"/>
     <w:bookmarkStart w:id="37" w:name="第14题"/>
     <w:p>
@@ -7664,16 +7564,6 @@
         </w:pict>
       </w:r>
     </w:p>
-    <w:p>
-      <w:pPr>
-        <w:spacing w:before="160" w:after="80"/>
-      </w:pPr>
-      <w:r>
-        <w:pict>
-          <v:rect style="width:0;height:1.5pt" o:hralign="center" o:hrstd="t" o:hr="t"/>
-        </w:pict>
-      </w:r>
-    </w:p>
     <w:bookmarkEnd w:id="37"/>
     <w:bookmarkStart w:id="38" w:name="第15题"/>
     <w:p>
@@ -8049,16 +7939,6 @@
           <w:rFonts w:hint="eastAsia" w:ascii="Times New Roman" w:hAnsi="Times New Roman" w:eastAsia="Times New Roman" w:cs="Times New Roman"/>
         </w:rPr>
         <w:t>。</w:t>
-      </w:r>
-    </w:p>
-    <w:p>
-      <w:pPr>
-        <w:spacing w:before="160" w:after="80"/>
-      </w:pPr>
-      <w:r>
-        <w:pict>
-          <v:rect style="width:0;height:1.5pt" o:hralign="center" o:hrstd="t" o:hr="t"/>
-        </w:pict>
       </w:r>
     </w:p>
     <w:p>
@@ -9040,16 +8920,6 @@
         </w:pict>
       </w:r>
     </w:p>
-    <w:p>
-      <w:pPr>
-        <w:spacing w:before="160" w:after="80"/>
-      </w:pPr>
-      <w:r>
-        <w:pict>
-          <v:rect style="width:0;height:1.5pt" o:hralign="center" o:hrstd="t" o:hr="t"/>
-        </w:pict>
-      </w:r>
-    </w:p>
     <w:bookmarkEnd w:id="39"/>
     <w:bookmarkStart w:id="40" w:name="第17题"/>
     <w:p>
@@ -9570,16 +9440,6 @@
           <w:vertAlign w:val="subscript"/>
         </w:rPr>
         <w:t>3</w:t>
-      </w:r>
-    </w:p>
-    <w:p>
-      <w:pPr>
-        <w:spacing w:before="160" w:after="80"/>
-      </w:pPr>
-      <w:r>
-        <w:pict>
-          <v:rect style="width:0;height:1.5pt" o:hralign="center" o:hrstd="t" o:hr="t"/>
-        </w:pict>
       </w:r>
     </w:p>
     <w:p>
@@ -9955,16 +9815,6 @@
           <w:rFonts w:hint="eastAsia" w:ascii="Times New Roman" w:hAnsi="Times New Roman" w:eastAsia="FangSong" w:cs="Times New Roman"/>
         </w:rPr>
         <w:t xml:space="preserve">以上三者都是</w:t>
-      </w:r>
-    </w:p>
-    <w:p>
-      <w:pPr>
-        <w:spacing w:before="160" w:after="80"/>
-      </w:pPr>
-      <w:r>
-        <w:pict>
-          <v:rect style="width:0;height:1.5pt" o:hralign="center" o:hrstd="t" o:hr="t"/>
-        </w:pict>
       </w:r>
     </w:p>
     <w:p>
@@ -10101,16 +9951,6 @@
         </w:pict>
       </w:r>
     </w:p>
-    <w:p>
-      <w:pPr>
-        <w:spacing w:before="160" w:after="80"/>
-      </w:pPr>
-      <w:r>
-        <w:pict>
-          <v:rect style="width:0;height:1.5pt" o:hralign="center" o:hrstd="t" o:hr="t"/>
-        </w:pict>
-      </w:r>
-    </w:p>
     <w:bookmarkEnd w:id="45"/>
     <w:bookmarkStart w:id="49" w:name="第20题"/>
     <w:p>
@@ -10321,16 +10161,6 @@
         </w:pict>
       </w:r>
     </w:p>
-    <w:p>
-      <w:pPr>
-        <w:spacing w:before="160" w:after="80"/>
-      </w:pPr>
-      <w:r>
-        <w:pict>
-          <v:rect style="width:0;height:1.5pt" o:hralign="center" o:hrstd="t" o:hr="t"/>
-        </w:pict>
-      </w:r>
-    </w:p>
     <w:bookmarkEnd w:id="49"/>
     <w:bookmarkStart w:id="50" w:name="第21题"/>
     <w:p>
@@ -10997,16 +10827,6 @@
         </w:pict>
       </w:r>
     </w:p>
-    <w:p>
-      <w:pPr>
-        <w:spacing w:before="160" w:after="80"/>
-      </w:pPr>
-      <w:r>
-        <w:pict>
-          <v:rect style="width:0;height:1.5pt" o:hralign="center" o:hrstd="t" o:hr="t"/>
-        </w:pict>
-      </w:r>
-    </w:p>
     <w:bookmarkEnd w:id="50"/>
     <w:bookmarkStart w:id="51" w:name="第22题"/>
     <w:p>
@@ -11132,16 +10952,6 @@
           <w:rFonts w:hint="eastAsia" w:ascii="Times New Roman" w:hAnsi="Times New Roman" w:eastAsia="Times New Roman" w:cs="Times New Roman"/>
         </w:rPr>
         <w:t>。</w:t>
-      </w:r>
-    </w:p>
-    <w:p>
-      <w:pPr>
-        <w:spacing w:before="160" w:after="80"/>
-      </w:pPr>
-      <w:r>
-        <w:pict>
-          <v:rect style="width:0;height:1.5pt" o:hralign="center" o:hrstd="t" o:hr="t"/>
-        </w:pict>
       </w:r>
     </w:p>
     <w:p>
@@ -12309,16 +12119,6 @@
         </w:pict>
       </w:r>
     </w:p>
-    <w:p>
-      <w:pPr>
-        <w:spacing w:before="160" w:after="80"/>
-      </w:pPr>
-      <w:r>
-        <w:pict>
-          <v:rect style="width:0;height:1.5pt" o:hralign="center" o:hrstd="t" o:hr="t"/>
-        </w:pict>
-      </w:r>
-    </w:p>
     <w:bookmarkEnd w:id="58"/>
     <w:bookmarkStart w:id="62" w:name="第24题"/>
     <w:p>
@@ -13333,16 +13133,6 @@
         </w:pict>
       </w:r>
     </w:p>
-    <w:p>
-      <w:pPr>
-        <w:spacing w:before="160" w:after="80"/>
-      </w:pPr>
-      <w:r>
-        <w:pict>
-          <v:rect style="width:0;height:1.5pt" o:hralign="center" o:hrstd="t" o:hr="t"/>
-        </w:pict>
-      </w:r>
-    </w:p>
     <w:bookmarkEnd w:id="62"/>
     <w:bookmarkStart w:id="63" w:name="第25题"/>
     <w:p>
@@ -14221,16 +14011,6 @@
         </w:pict>
       </w:r>
     </w:p>
-    <w:p>
-      <w:pPr>
-        <w:spacing w:before="160" w:after="80"/>
-      </w:pPr>
-      <w:r>
-        <w:pict>
-          <v:rect style="width:0;height:1.5pt" o:hralign="center" o:hrstd="t" o:hr="t"/>
-        </w:pict>
-      </w:r>
-    </w:p>
     <w:bookmarkEnd w:id="63"/>
     <w:bookmarkStart w:id="64" w:name="第26题"/>
     <w:p>
@@ -15229,16 +15009,6 @@
           <w:rFonts w:ascii="Times New Roman" w:hAnsi="Times New Roman" w:eastAsia="Times New Roman" w:cs="Times New Roman"/>
         </w:rPr>
         <w:t xml:space="preserve">。</w:t>
-      </w:r>
-    </w:p>
-    <w:p>
-      <w:pPr>
-        <w:spacing w:before="160" w:after="80"/>
-      </w:pPr>
-      <w:r>
-        <w:pict>
-          <v:rect style="width:0;height:1.5pt" o:hralign="center" o:hrstd="t" o:hr="t"/>
-        </w:pict>
       </w:r>
     </w:p>
     <w:p>

--- a/00-首页/题组Word/第一轮·综合套卷/第一轮综合卷10（学生版-打印版）.docx
+++ b/00-首页/题组Word/第一轮·综合套卷/第一轮综合卷10（学生版-打印版）.docx
@@ -2,7 +2,7 @@
 <file path=word/document.xml><?xml version="1.0" encoding="utf-8"?>
 <w:document xmlns:w="http://schemas.openxmlformats.org/wordprocessingml/2006/main" xmlns:m="http://schemas.openxmlformats.org/officeDocument/2006/math" xmlns:r="http://schemas.openxmlformats.org/officeDocument/2006/relationships" xmlns:o="urn:schemas-microsoft-com:office:office" xmlns:v="urn:schemas-microsoft-com:vml" xmlns:w10="urn:schemas-microsoft-com:office:word" xmlns:a="http://schemas.openxmlformats.org/drawingml/2006/main" xmlns:pic="http://schemas.openxmlformats.org/drawingml/2006/picture" xmlns:wp="http://schemas.openxmlformats.org/drawingml/2006/wordprocessingDrawing">
   <w:body>
-    <w:bookmarkStart w:id="66" w:name="第一轮综合练习-第10卷"/>
+    <w:bookmarkStart w:id="63" w:name="第一轮综合练习-第10卷"/>
     <w:p>
       <w:pPr>
         <w:pStyle w:val="Heading1"/>
@@ -105,7 +105,7 @@
         </w:pict>
       </w:r>
     </w:p>
-    <w:bookmarkStart w:id="65" w:name="题目"/>
+    <w:bookmarkStart w:id="62" w:name="题目"/>
     <w:p>
       <w:pPr>
         <w:pStyle w:val="Heading2"/>
@@ -6961,7 +6961,7 @@
       </w:r>
     </w:p>
     <w:bookmarkEnd w:id="33"/>
-    <w:bookmarkStart w:id="37" w:name="第14题"/>
+    <w:bookmarkStart w:id="34" w:name="第14题"/>
     <w:p>
       <w:pPr>
         <w:pStyle w:val="Heading3"/>
@@ -7504,58 +7504,6 @@
     </w:p>
     <w:p>
       <w:pPr>
-        <w:pStyle w:val="BodyText"/>
-        <w:spacing w:before="160" w:after="80"/>
-        <w:jc w:val="center"/>
-      </w:pPr>
-      <w:r>
-        <w:rPr>
-          <w:rFonts w:ascii="Times New Roman" w:hAnsi="Times New Roman" w:eastAsia="Times New Roman" w:cs="Times New Roman"/>
-        </w:rPr>
-        <w:drawing>
-          <wp:inline>
-            <wp:extent cx="3600000" cy="2308332"/>
-            <wp:effectExtent b="0" l="0" r="0" t="0"/>
-            <wp:docPr descr="" title="" id="35" name="Picture"/>
-            <a:graphic>
-              <a:graphicData uri="http://schemas.openxmlformats.org/drawingml/2006/picture">
-                <pic:pic>
-                  <pic:nvPicPr>
-                    <pic:cNvPr descr="7937fa3a4ad6d5d9124ba067bca2710abd9c4ab591c0e70741f298f0452bda78.png" id="36" name="Picture"/>
-                    <pic:cNvPicPr>
-                      <a:picLocks noChangeArrowheads="1" noChangeAspect="1"/>
-                    </pic:cNvPicPr>
-                  </pic:nvPicPr>
-                  <pic:blipFill>
-                    <a:blip r:embed="rId34"/>
-                    <a:stretch>
-                      <a:fillRect/>
-                    </a:stretch>
-                  </pic:blipFill>
-                  <pic:spPr bwMode="auto">
-                    <a:xfrm>
-                      <a:off x="0" y="0"/>
-                      <a:ext cx="3600000" cy="2308332"/>
-                    </a:xfrm>
-                    <a:prstGeom prst="rect">
-                      <a:avLst/>
-                    </a:prstGeom>
-                    <a:noFill/>
-                    <a:ln w="9525">
-                      <a:noFill/>
-                      <a:headEnd/>
-                      <a:tailEnd/>
-                    </a:ln>
-                  </pic:spPr>
-                </pic:pic>
-              </a:graphicData>
-            </a:graphic>
-          </wp:inline>
-        </w:drawing>
-      </w:r>
-    </w:p>
-    <w:p>
-      <w:pPr>
         <w:spacing w:before="160" w:after="80"/>
       </w:pPr>
       <w:r>
@@ -7564,8 +7512,8 @@
         </w:pict>
       </w:r>
     </w:p>
-    <w:bookmarkEnd w:id="37"/>
-    <w:bookmarkStart w:id="38" w:name="第15题"/>
+    <w:bookmarkEnd w:id="34"/>
+    <w:bookmarkStart w:id="35" w:name="第15题"/>
     <w:p>
       <w:pPr>
         <w:pStyle w:val="Heading3"/>
@@ -7951,8 +7899,8 @@
         </w:pict>
       </w:r>
     </w:p>
-    <w:bookmarkEnd w:id="38"/>
-    <w:bookmarkStart w:id="39" w:name="第16题"/>
+    <w:bookmarkEnd w:id="35"/>
+    <w:bookmarkStart w:id="36" w:name="第16题"/>
     <w:p>
       <w:pPr>
         <w:pStyle w:val="Heading3"/>
@@ -8920,8 +8868,8 @@
         </w:pict>
       </w:r>
     </w:p>
-    <w:bookmarkEnd w:id="39"/>
-    <w:bookmarkStart w:id="40" w:name="第17题"/>
+    <w:bookmarkEnd w:id="36"/>
+    <w:bookmarkStart w:id="37" w:name="第17题"/>
     <w:p>
       <w:pPr>
         <w:pStyle w:val="Heading3"/>
@@ -9452,8 +9400,8 @@
         </w:pict>
       </w:r>
     </w:p>
-    <w:bookmarkEnd w:id="40"/>
-    <w:bookmarkStart w:id="41" w:name="第18题"/>
+    <w:bookmarkEnd w:id="37"/>
+    <w:bookmarkStart w:id="38" w:name="第18题"/>
     <w:p>
       <w:pPr>
         <w:pStyle w:val="Heading3"/>
@@ -9827,8 +9775,8 @@
         </w:pict>
       </w:r>
     </w:p>
-    <w:bookmarkEnd w:id="41"/>
-    <w:bookmarkStart w:id="45" w:name="第19题"/>
+    <w:bookmarkEnd w:id="38"/>
+    <w:bookmarkStart w:id="42" w:name="第19题"/>
     <w:p>
       <w:pPr>
         <w:pStyle w:val="Heading3"/>
@@ -9903,18 +9851,18 @@
           <wp:inline>
             <wp:extent cx="3600000" cy="620095"/>
             <wp:effectExtent b="0" l="0" r="0" t="0"/>
-            <wp:docPr descr="" title="" id="43" name="Picture"/>
+            <wp:docPr descr="" title="" id="40" name="Picture"/>
             <a:graphic>
               <a:graphicData uri="http://schemas.openxmlformats.org/drawingml/2006/picture">
                 <pic:pic>
                   <pic:nvPicPr>
-                    <pic:cNvPr descr="d8bf4fdb2df7f2e4.png" id="44" name="Picture"/>
+                    <pic:cNvPr descr="d8bf4fdb2df7f2e4.png" id="41" name="Picture"/>
                     <pic:cNvPicPr>
                       <a:picLocks noChangeArrowheads="1" noChangeAspect="1"/>
                     </pic:cNvPicPr>
                   </pic:nvPicPr>
                   <pic:blipFill>
-                    <a:blip r:embed="rId42"/>
+                    <a:blip r:embed="rId39"/>
                     <a:stretch>
                       <a:fillRect/>
                     </a:stretch>
@@ -9951,8 +9899,8 @@
         </w:pict>
       </w:r>
     </w:p>
-    <w:bookmarkEnd w:id="45"/>
-    <w:bookmarkStart w:id="49" w:name="第20题"/>
+    <w:bookmarkEnd w:id="42"/>
+    <w:bookmarkStart w:id="46" w:name="第20题"/>
     <w:p>
       <w:pPr>
         <w:pStyle w:val="Heading3"/>
@@ -10053,18 +10001,18 @@
           <wp:inline>
             <wp:extent cx="3600000" cy="485800"/>
             <wp:effectExtent b="0" l="0" r="0" t="0"/>
-            <wp:docPr descr="" title="" id="47" name="Picture"/>
+            <wp:docPr descr="" title="" id="44" name="Picture"/>
             <a:graphic>
               <a:graphicData uri="http://schemas.openxmlformats.org/drawingml/2006/picture">
                 <pic:pic>
                   <pic:nvPicPr>
-                    <pic:cNvPr descr="aaafca704bbc0068.png" id="48" name="Picture"/>
+                    <pic:cNvPr descr="aaafca704bbc0068.png" id="45" name="Picture"/>
                     <pic:cNvPicPr>
                       <a:picLocks noChangeArrowheads="1" noChangeAspect="1"/>
                     </pic:cNvPicPr>
                   </pic:nvPicPr>
                   <pic:blipFill>
-                    <a:blip r:embed="rId46"/>
+                    <a:blip r:embed="rId43"/>
                     <a:stretch>
                       <a:fillRect/>
                     </a:stretch>
@@ -10161,8 +10109,8 @@
         </w:pict>
       </w:r>
     </w:p>
-    <w:bookmarkEnd w:id="49"/>
-    <w:bookmarkStart w:id="50" w:name="第21题"/>
+    <w:bookmarkEnd w:id="46"/>
+    <w:bookmarkStart w:id="47" w:name="第21题"/>
     <w:p>
       <w:pPr>
         <w:pStyle w:val="Heading3"/>
@@ -10827,8 +10775,8 @@
         </w:pict>
       </w:r>
     </w:p>
-    <w:bookmarkEnd w:id="50"/>
-    <w:bookmarkStart w:id="51" w:name="第22题"/>
+    <w:bookmarkEnd w:id="47"/>
+    <w:bookmarkStart w:id="48" w:name="第22题"/>
     <w:p>
       <w:pPr>
         <w:pStyle w:val="Heading3"/>
@@ -10964,8 +10912,8 @@
         </w:pict>
       </w:r>
     </w:p>
-    <w:bookmarkEnd w:id="51"/>
-    <w:bookmarkStart w:id="58" w:name="第23题"/>
+    <w:bookmarkEnd w:id="48"/>
+    <w:bookmarkStart w:id="55" w:name="第23题"/>
     <w:p>
       <w:pPr>
         <w:pStyle w:val="Heading3"/>
@@ -11842,18 +11790,18 @@
           <wp:inline>
             <wp:extent cx="3600000" cy="2728922"/>
             <wp:effectExtent b="0" l="0" r="0" t="0"/>
-            <wp:docPr descr="" title="" id="53" name="Picture"/>
+            <wp:docPr descr="" title="" id="50" name="Picture"/>
             <a:graphic>
               <a:graphicData uri="http://schemas.openxmlformats.org/drawingml/2006/picture">
                 <pic:pic>
                   <pic:nvPicPr>
-                    <pic:cNvPr descr="952661dee8099e39bf04f9c9debe66a7b2ec97d8f9565a5f6e0575f1d156db58.jpg" id="54" name="Picture"/>
+                    <pic:cNvPr descr="952661dee8099e39bf04f9c9debe66a7b2ec97d8f9565a5f6e0575f1d156db58.jpg" id="51" name="Picture"/>
                     <pic:cNvPicPr>
                       <a:picLocks noChangeArrowheads="1" noChangeAspect="1"/>
                     </pic:cNvPicPr>
                   </pic:nvPicPr>
                   <pic:blipFill>
-                    <a:blip r:embed="rId52"/>
+                    <a:blip r:embed="rId49"/>
                     <a:stretch>
                       <a:fillRect/>
                     </a:stretch>
@@ -11912,18 +11860,18 @@
           <wp:inline>
             <wp:extent cx="3600000" cy="2524507"/>
             <wp:effectExtent b="0" l="0" r="0" t="0"/>
-            <wp:docPr descr="" title="" id="56" name="Picture"/>
+            <wp:docPr descr="" title="" id="53" name="Picture"/>
             <a:graphic>
               <a:graphicData uri="http://schemas.openxmlformats.org/drawingml/2006/picture">
                 <pic:pic>
                   <pic:nvPicPr>
-                    <pic:cNvPr descr="8db15456f4d8aa0963323da38ea247dd3c097e3123975177969c68d653bdb4d4.jpg" id="57" name="Picture"/>
+                    <pic:cNvPr descr="8db15456f4d8aa0963323da38ea247dd3c097e3123975177969c68d653bdb4d4.jpg" id="54" name="Picture"/>
                     <pic:cNvPicPr>
                       <a:picLocks noChangeArrowheads="1" noChangeAspect="1"/>
                     </pic:cNvPicPr>
                   </pic:nvPicPr>
                   <pic:blipFill>
-                    <a:blip r:embed="rId55"/>
+                    <a:blip r:embed="rId52"/>
                     <a:stretch>
                       <a:fillRect/>
                     </a:stretch>
@@ -12119,8 +12067,8 @@
         </w:pict>
       </w:r>
     </w:p>
-    <w:bookmarkEnd w:id="58"/>
-    <w:bookmarkStart w:id="62" w:name="第24题"/>
+    <w:bookmarkEnd w:id="55"/>
+    <w:bookmarkStart w:id="59" w:name="第24题"/>
     <w:p>
       <w:pPr>
         <w:pStyle w:val="Heading3"/>
@@ -12615,18 +12563,18 @@
           <wp:inline>
             <wp:extent cx="3240000" cy="2849424"/>
             <wp:effectExtent b="0" l="0" r="0" t="0"/>
-            <wp:docPr descr="" title="" id="60" name="Picture"/>
+            <wp:docPr descr="" title="" id="57" name="Picture"/>
             <a:graphic>
               <a:graphicData uri="http://schemas.openxmlformats.org/drawingml/2006/picture">
                 <pic:pic>
                   <pic:nvPicPr>
-                    <pic:cNvPr descr="600e9b2af7e5c23f6010455332addc3451707ba636ce5ea67a7c804b4152f7d1.jpg" id="61" name="Picture"/>
+                    <pic:cNvPr descr="600e9b2af7e5c23f6010455332addc3451707ba636ce5ea67a7c804b4152f7d1.jpg" id="58" name="Picture"/>
                     <pic:cNvPicPr>
                       <a:picLocks noChangeArrowheads="1" noChangeAspect="1"/>
                     </pic:cNvPicPr>
                   </pic:nvPicPr>
                   <pic:blipFill>
-                    <a:blip r:embed="rId59"/>
+                    <a:blip r:embed="rId56"/>
                     <a:stretch>
                       <a:fillRect/>
                     </a:stretch>
@@ -13133,8 +13081,8 @@
         </w:pict>
       </w:r>
     </w:p>
-    <w:bookmarkEnd w:id="62"/>
-    <w:bookmarkStart w:id="63" w:name="第25题"/>
+    <w:bookmarkEnd w:id="59"/>
+    <w:bookmarkStart w:id="60" w:name="第25题"/>
     <w:p>
       <w:pPr>
         <w:pStyle w:val="Heading3"/>
@@ -14011,8 +13959,8 @@
         </w:pict>
       </w:r>
     </w:p>
-    <w:bookmarkEnd w:id="63"/>
-    <w:bookmarkStart w:id="64" w:name="第26题"/>
+    <w:bookmarkEnd w:id="60"/>
+    <w:bookmarkStart w:id="61" w:name="第26题"/>
     <w:p>
       <w:pPr>
         <w:pStyle w:val="Heading3"/>
@@ -15021,9 +14969,9 @@
         </w:pict>
       </w:r>
     </w:p>
-    <w:bookmarkEnd w:id="64"/>
-    <w:bookmarkEnd w:id="65"/>
-    <w:bookmarkEnd w:id="66"/>
+    <w:bookmarkEnd w:id="61"/>
+    <w:bookmarkEnd w:id="62"/>
+    <w:bookmarkEnd w:id="63"/>
     <w:sectPr>
       <w:footerReference w:type="default" r:id="rId9"/>
       <w:headerReference w:type="default" r:id="rId10"/>
